--- a/LLM Support for Human Understandable Explanations.docx
+++ b/LLM Support for Human Understandable Explanations.docx
@@ -83,7 +83,7 @@
           <w:r>
             <w:fldChar w:fldCharType="separate"/>
           </w:r>
-          <w:hyperlink w:anchor="_Toc197953311" w:history="1">
+          <w:hyperlink w:anchor="_Toc197953511" w:history="1">
             <w:r>
               <w:rPr>
                 <w:rStyle w:val="Hyperlink"/>
@@ -111,7 +111,7 @@
                 <w:noProof/>
                 <w:webHidden/>
               </w:rPr>
-              <w:instrText xml:space="preserve"> PAGEREF _Toc197953311 \h </w:instrText>
+              <w:instrText xml:space="preserve"> PAGEREF _Toc197953511 \h </w:instrText>
             </w:r>
             <w:r>
               <w:rPr>
@@ -157,7 +157,7 @@
               <w14:ligatures w14:val="standardContextual"/>
             </w:rPr>
           </w:pPr>
-          <w:hyperlink w:anchor="_Toc197953312" w:history="1">
+          <w:hyperlink w:anchor="_Toc197953512" w:history="1">
             <w:r>
               <w:rPr>
                 <w:rStyle w:val="Hyperlink"/>
@@ -185,7 +185,7 @@
                 <w:noProof/>
                 <w:webHidden/>
               </w:rPr>
-              <w:instrText xml:space="preserve"> PAGEREF _Toc197953312 \h </w:instrText>
+              <w:instrText xml:space="preserve"> PAGEREF _Toc197953512 \h </w:instrText>
             </w:r>
             <w:r>
               <w:rPr>
@@ -231,7 +231,7 @@
               <w14:ligatures w14:val="standardContextual"/>
             </w:rPr>
           </w:pPr>
-          <w:hyperlink w:anchor="_Toc197953313" w:history="1">
+          <w:hyperlink w:anchor="_Toc197953513" w:history="1">
             <w:r>
               <w:rPr>
                 <w:rStyle w:val="Hyperlink"/>
@@ -259,7 +259,7 @@
                 <w:noProof/>
                 <w:webHidden/>
               </w:rPr>
-              <w:instrText xml:space="preserve"> PAGEREF _Toc197953313 \h </w:instrText>
+              <w:instrText xml:space="preserve"> PAGEREF _Toc197953513 \h </w:instrText>
             </w:r>
             <w:r>
               <w:rPr>
@@ -279,7 +279,7 @@
                 <w:noProof/>
                 <w:webHidden/>
               </w:rPr>
-              <w:t>2</w:t>
+              <w:t>3</w:t>
             </w:r>
             <w:r>
               <w:rPr>
@@ -305,7 +305,7 @@
               <w14:ligatures w14:val="standardContextual"/>
             </w:rPr>
           </w:pPr>
-          <w:hyperlink w:anchor="_Toc197953314" w:history="1">
+          <w:hyperlink w:anchor="_Toc197953514" w:history="1">
             <w:r>
               <w:rPr>
                 <w:rStyle w:val="Hyperlink"/>
@@ -333,7 +333,7 @@
                 <w:noProof/>
                 <w:webHidden/>
               </w:rPr>
-              <w:instrText xml:space="preserve"> PAGEREF _Toc197953314 \h </w:instrText>
+              <w:instrText xml:space="preserve"> PAGEREF _Toc197953514 \h </w:instrText>
             </w:r>
             <w:r>
               <w:rPr>
@@ -353,7 +353,7 @@
                 <w:noProof/>
                 <w:webHidden/>
               </w:rPr>
-              <w:t>4</w:t>
+              <w:t>15</w:t>
             </w:r>
             <w:r>
               <w:rPr>
@@ -379,7 +379,7 @@
               <w14:ligatures w14:val="standardContextual"/>
             </w:rPr>
           </w:pPr>
-          <w:hyperlink w:anchor="_Toc197953315" w:history="1">
+          <w:hyperlink w:anchor="_Toc197953515" w:history="1">
             <w:r>
               <w:rPr>
                 <w:rStyle w:val="Hyperlink"/>
@@ -407,7 +407,7 @@
                 <w:noProof/>
                 <w:webHidden/>
               </w:rPr>
-              <w:instrText xml:space="preserve"> PAGEREF _Toc197953315 \h </w:instrText>
+              <w:instrText xml:space="preserve"> PAGEREF _Toc197953515 \h </w:instrText>
             </w:r>
             <w:r>
               <w:rPr>
@@ -427,7 +427,7 @@
                 <w:noProof/>
                 <w:webHidden/>
               </w:rPr>
-              <w:t>4</w:t>
+              <w:t>15</w:t>
             </w:r>
             <w:r>
               <w:rPr>
@@ -453,7 +453,7 @@
               <w14:ligatures w14:val="standardContextual"/>
             </w:rPr>
           </w:pPr>
-          <w:hyperlink w:anchor="_Toc197953316" w:history="1">
+          <w:hyperlink w:anchor="_Toc197953516" w:history="1">
             <w:r>
               <w:rPr>
                 <w:rStyle w:val="Hyperlink"/>
@@ -481,7 +481,7 @@
                 <w:noProof/>
                 <w:webHidden/>
               </w:rPr>
-              <w:instrText xml:space="preserve"> PAGEREF _Toc197953316 \h </w:instrText>
+              <w:instrText xml:space="preserve"> PAGEREF _Toc197953516 \h </w:instrText>
             </w:r>
             <w:r>
               <w:rPr>
@@ -501,7 +501,7 @@
                 <w:noProof/>
                 <w:webHidden/>
               </w:rPr>
-              <w:t>5</w:t>
+              <w:t>16</w:t>
             </w:r>
             <w:r>
               <w:rPr>
@@ -527,7 +527,7 @@
               <w14:ligatures w14:val="standardContextual"/>
             </w:rPr>
           </w:pPr>
-          <w:hyperlink w:anchor="_Toc197953317" w:history="1">
+          <w:hyperlink w:anchor="_Toc197953517" w:history="1">
             <w:r>
               <w:rPr>
                 <w:rStyle w:val="Hyperlink"/>
@@ -555,7 +555,7 @@
                 <w:noProof/>
                 <w:webHidden/>
               </w:rPr>
-              <w:instrText xml:space="preserve"> PAGEREF _Toc197953317 \h </w:instrText>
+              <w:instrText xml:space="preserve"> PAGEREF _Toc197953517 \h </w:instrText>
             </w:r>
             <w:r>
               <w:rPr>
@@ -575,7 +575,7 @@
                 <w:noProof/>
                 <w:webHidden/>
               </w:rPr>
-              <w:t>11</w:t>
+              <w:t>22</w:t>
             </w:r>
             <w:r>
               <w:rPr>
@@ -601,7 +601,7 @@
               <w14:ligatures w14:val="standardContextual"/>
             </w:rPr>
           </w:pPr>
-          <w:hyperlink w:anchor="_Toc197953318" w:history="1">
+          <w:hyperlink w:anchor="_Toc197953518" w:history="1">
             <w:r>
               <w:rPr>
                 <w:rStyle w:val="Hyperlink"/>
@@ -629,7 +629,7 @@
                 <w:noProof/>
                 <w:webHidden/>
               </w:rPr>
-              <w:instrText xml:space="preserve"> PAGEREF _Toc197953318 \h </w:instrText>
+              <w:instrText xml:space="preserve"> PAGEREF _Toc197953518 \h </w:instrText>
             </w:r>
             <w:r>
               <w:rPr>
@@ -649,7 +649,7 @@
                 <w:noProof/>
                 <w:webHidden/>
               </w:rPr>
-              <w:t>11</w:t>
+              <w:t>22</w:t>
             </w:r>
             <w:r>
               <w:rPr>
@@ -675,7 +675,7 @@
               <w14:ligatures w14:val="standardContextual"/>
             </w:rPr>
           </w:pPr>
-          <w:hyperlink w:anchor="_Toc197953319" w:history="1">
+          <w:hyperlink w:anchor="_Toc197953519" w:history="1">
             <w:r>
               <w:rPr>
                 <w:rStyle w:val="Hyperlink"/>
@@ -703,7 +703,7 @@
                 <w:noProof/>
                 <w:webHidden/>
               </w:rPr>
-              <w:instrText xml:space="preserve"> PAGEREF _Toc197953319 \h </w:instrText>
+              <w:instrText xml:space="preserve"> PAGEREF _Toc197953519 \h </w:instrText>
             </w:r>
             <w:r>
               <w:rPr>
@@ -723,7 +723,7 @@
                 <w:noProof/>
                 <w:webHidden/>
               </w:rPr>
-              <w:t>12</w:t>
+              <w:t>23</w:t>
             </w:r>
             <w:r>
               <w:rPr>
@@ -792,7 +792,7 @@
           <w:szCs w:val="24"/>
         </w:rPr>
       </w:pPr>
-      <w:bookmarkStart w:id="0" w:name="_Toc197953311"/>
+      <w:bookmarkStart w:id="0" w:name="_Toc197953511"/>
       <w:r>
         <w:rPr>
           <w:rFonts w:ascii="Google Sans Text" w:eastAsia="Google Sans Text" w:hAnsi="Google Sans Text" w:cs="Google Sans Text"/>
@@ -814,7 +814,7 @@
           <w:szCs w:val="24"/>
         </w:rPr>
       </w:pPr>
-      <w:bookmarkStart w:id="1" w:name="_Toc197953312"/>
+      <w:bookmarkStart w:id="1" w:name="_Toc197953512"/>
       <w:r>
         <w:rPr>
           <w:rFonts w:ascii="Google Sans Text" w:eastAsia="Google Sans Text" w:hAnsi="Google Sans Text" w:cs="Google Sans Text"/>
@@ -1288,7 +1288,7 @@
           <w:szCs w:val="24"/>
         </w:rPr>
       </w:pPr>
-      <w:bookmarkStart w:id="2" w:name="_Toc197953313"/>
+      <w:bookmarkStart w:id="2" w:name="_Toc197953513"/>
       <w:r>
         <w:rPr>
           <w:rFonts w:ascii="Google Sans Text" w:eastAsia="Google Sans Text" w:hAnsi="Google Sans Text" w:cs="Google Sans Text"/>
@@ -1306,25 +1306,7 @@
           <w:sz w:val="24"/>
           <w:szCs w:val="24"/>
         </w:rPr>
-        <w:t xml:space="preserve"> – </w:t>
-      </w:r>
-      <w:r>
-        <w:rPr>
-          <w:rFonts w:ascii="Google Sans Text" w:eastAsia="Google Sans Text" w:hAnsi="Google Sans Text" w:cs="Google Sans Text"/>
-          <w:color w:val="1B1C1D"/>
-          <w:sz w:val="24"/>
-          <w:szCs w:val="24"/>
-        </w:rPr>
-        <w:t xml:space="preserve">Host </w:t>
-      </w:r>
-      <w:r>
-        <w:rPr>
-          <w:rFonts w:ascii="Google Sans Text" w:eastAsia="Google Sans Text" w:hAnsi="Google Sans Text" w:cs="Google Sans Text"/>
-          <w:color w:val="1B1C1D"/>
-          <w:sz w:val="24"/>
-          <w:szCs w:val="24"/>
-        </w:rPr>
-        <w:t>Anomaly</w:t>
+        <w:t xml:space="preserve"> – Host Anomaly</w:t>
       </w:r>
       <w:bookmarkEnd w:id="2"/>
       <w:r>
@@ -1357,6 +1339,7 @@
       <w:r>
         <w:rPr>
           <w:rFonts w:ascii="Google Sans Text" w:eastAsia="Google Sans Text" w:hAnsi="Google Sans Text" w:cs="Google Sans Text"/>
+          <w:noProof/>
           <w:color w:val="1B1C1D"/>
           <w:sz w:val="24"/>
           <w:szCs w:val="24"/>
@@ -1414,6 +1397,8079 @@
           <w:sz w:val="24"/>
           <w:szCs w:val="24"/>
         </w:rPr>
+        <w:t xml:space="preserve">I would like to analyse the anomaly logs from </w:t>
+      </w:r>
+      <w:proofErr w:type="spellStart"/>
+      <w:r>
+        <w:rPr>
+          <w:rFonts w:ascii="Google Sans Text" w:eastAsia="Google Sans Text" w:hAnsi="Google Sans Text" w:cs="Google Sans Text"/>
+          <w:color w:val="1B1C1D"/>
+          <w:sz w:val="24"/>
+          <w:szCs w:val="24"/>
+        </w:rPr>
+        <w:t>Wazuh</w:t>
+      </w:r>
+      <w:proofErr w:type="spellEnd"/>
+      <w:r>
+        <w:rPr>
+          <w:rFonts w:ascii="Google Sans Text" w:eastAsia="Google Sans Text" w:hAnsi="Google Sans Text" w:cs="Google Sans Text"/>
+          <w:color w:val="1B1C1D"/>
+          <w:sz w:val="24"/>
+          <w:szCs w:val="24"/>
+        </w:rPr>
+        <w:t xml:space="preserve"> systems. Here is a summary of the anomaly logs on 9 May 2025. Could you please help to summarise the information, so that I could know what has happened during the 9 May 2025. Please give me a general overview of work happened. Then, please give me a summary of events based on time range that may be suspicious events happening. Time 2025-05-09 14:00 </w:t>
+      </w:r>
+    </w:p>
+    <w:p>
+      <w:pPr>
+        <w:rPr>
+          <w:rFonts w:ascii="Google Sans Text" w:eastAsia="Google Sans Text" w:hAnsi="Google Sans Text" w:cs="Google Sans Text"/>
+          <w:color w:val="1B1C1D"/>
+          <w:sz w:val="24"/>
+          <w:szCs w:val="24"/>
+        </w:rPr>
+      </w:pPr>
+      <w:r>
+        <w:rPr>
+          <w:rFonts w:ascii="Google Sans Text" w:eastAsia="Google Sans Text" w:hAnsi="Google Sans Text" w:cs="Google Sans Text"/>
+          <w:color w:val="1B1C1D"/>
+          <w:sz w:val="24"/>
+          <w:szCs w:val="24"/>
+        </w:rPr>
+        <w:t xml:space="preserve">Anomaly Score: 6 </w:t>
+      </w:r>
+    </w:p>
+    <w:p>
+      <w:pPr>
+        <w:rPr>
+          <w:rFonts w:ascii="Google Sans Text" w:eastAsia="Google Sans Text" w:hAnsi="Google Sans Text" w:cs="Google Sans Text"/>
+          <w:color w:val="1B1C1D"/>
+          <w:sz w:val="24"/>
+          <w:szCs w:val="24"/>
+        </w:rPr>
+      </w:pPr>
+      <w:r>
+        <w:rPr>
+          <w:rFonts w:ascii="Google Sans Text" w:eastAsia="Google Sans Text" w:hAnsi="Google Sans Text" w:cs="Google Sans Text"/>
+          <w:color w:val="1B1C1D"/>
+          <w:sz w:val="24"/>
+          <w:szCs w:val="24"/>
+        </w:rPr>
+        <w:t xml:space="preserve">Explanation: Suspicious logon process (user32 or </w:t>
+      </w:r>
+      <w:proofErr w:type="spellStart"/>
+      <w:r>
+        <w:rPr>
+          <w:rFonts w:ascii="Google Sans Text" w:eastAsia="Google Sans Text" w:hAnsi="Google Sans Text" w:cs="Google Sans Text"/>
+          <w:color w:val="1B1C1D"/>
+          <w:sz w:val="24"/>
+          <w:szCs w:val="24"/>
+        </w:rPr>
+        <w:t>NtLmSsp</w:t>
+      </w:r>
+      <w:proofErr w:type="spellEnd"/>
+      <w:r>
+        <w:rPr>
+          <w:rFonts w:ascii="Google Sans Text" w:eastAsia="Google Sans Text" w:hAnsi="Google Sans Text" w:cs="Google Sans Text"/>
+          <w:color w:val="1B1C1D"/>
+          <w:sz w:val="24"/>
+          <w:szCs w:val="24"/>
+        </w:rPr>
+        <w:t xml:space="preserve">); Special privileges assigned to logon [T1484] </w:t>
+      </w:r>
+    </w:p>
+    <w:p>
+      <w:pPr>
+        <w:rPr>
+          <w:rFonts w:ascii="Google Sans Text" w:eastAsia="Google Sans Text" w:hAnsi="Google Sans Text" w:cs="Google Sans Text"/>
+          <w:color w:val="1B1C1D"/>
+          <w:sz w:val="24"/>
+          <w:szCs w:val="24"/>
+        </w:rPr>
+      </w:pPr>
+      <w:r>
+        <w:rPr>
+          <w:rFonts w:ascii="Google Sans Text" w:eastAsia="Google Sans Text" w:hAnsi="Google Sans Text" w:cs="Google Sans Text"/>
+          <w:color w:val="1B1C1D"/>
+          <w:sz w:val="24"/>
+          <w:szCs w:val="24"/>
+        </w:rPr>
+        <w:t xml:space="preserve">------------------------------------------------------------ </w:t>
+      </w:r>
+    </w:p>
+    <w:p>
+      <w:pPr>
+        <w:rPr>
+          <w:rFonts w:ascii="Google Sans Text" w:eastAsia="Google Sans Text" w:hAnsi="Google Sans Text" w:cs="Google Sans Text"/>
+          <w:color w:val="1B1C1D"/>
+          <w:sz w:val="24"/>
+          <w:szCs w:val="24"/>
+        </w:rPr>
+      </w:pPr>
+      <w:r>
+        <w:rPr>
+          <w:rFonts w:ascii="Google Sans Text" w:eastAsia="Google Sans Text" w:hAnsi="Google Sans Text" w:cs="Google Sans Text"/>
+          <w:color w:val="1B1C1D"/>
+          <w:sz w:val="24"/>
+          <w:szCs w:val="24"/>
+        </w:rPr>
+        <w:t xml:space="preserve">Time 2025-05-09 14:04 </w:t>
+      </w:r>
+    </w:p>
+    <w:p>
+      <w:pPr>
+        <w:rPr>
+          <w:rFonts w:ascii="Google Sans Text" w:eastAsia="Google Sans Text" w:hAnsi="Google Sans Text" w:cs="Google Sans Text"/>
+          <w:color w:val="1B1C1D"/>
+          <w:sz w:val="24"/>
+          <w:szCs w:val="24"/>
+        </w:rPr>
+      </w:pPr>
+      <w:r>
+        <w:rPr>
+          <w:rFonts w:ascii="Google Sans Text" w:eastAsia="Google Sans Text" w:hAnsi="Google Sans Text" w:cs="Google Sans Text"/>
+          <w:color w:val="1B1C1D"/>
+          <w:sz w:val="24"/>
+          <w:szCs w:val="24"/>
+        </w:rPr>
+        <w:t xml:space="preserve">Anomaly Score: 12 </w:t>
+      </w:r>
+    </w:p>
+    <w:p>
+      <w:pPr>
+        <w:rPr>
+          <w:rFonts w:ascii="Google Sans Text" w:eastAsia="Google Sans Text" w:hAnsi="Google Sans Text" w:cs="Google Sans Text"/>
+          <w:color w:val="1B1C1D"/>
+          <w:sz w:val="24"/>
+          <w:szCs w:val="24"/>
+        </w:rPr>
+      </w:pPr>
+      <w:r>
+        <w:rPr>
+          <w:rFonts w:ascii="Google Sans Text" w:eastAsia="Google Sans Text" w:hAnsi="Google Sans Text" w:cs="Google Sans Text"/>
+          <w:color w:val="1B1C1D"/>
+          <w:sz w:val="24"/>
+          <w:szCs w:val="24"/>
+        </w:rPr>
+        <w:t xml:space="preserve">Explanation: </w:t>
+      </w:r>
+      <w:proofErr w:type="spellStart"/>
+      <w:r>
+        <w:rPr>
+          <w:rFonts w:ascii="Google Sans Text" w:eastAsia="Google Sans Text" w:hAnsi="Google Sans Text" w:cs="Google Sans Text"/>
+          <w:color w:val="1B1C1D"/>
+          <w:sz w:val="24"/>
+          <w:szCs w:val="24"/>
+        </w:rPr>
+        <w:t>cmd</w:t>
+      </w:r>
+      <w:proofErr w:type="spellEnd"/>
+      <w:r>
+        <w:rPr>
+          <w:rFonts w:ascii="Google Sans Text" w:eastAsia="Google Sans Text" w:hAnsi="Google Sans Text" w:cs="Google Sans Text"/>
+          <w:color w:val="1B1C1D"/>
+          <w:sz w:val="24"/>
+          <w:szCs w:val="24"/>
+        </w:rPr>
+        <w:t xml:space="preserve"> prompt started by suspicious process [T1059.003] </w:t>
+      </w:r>
+    </w:p>
+    <w:p>
+      <w:pPr>
+        <w:rPr>
+          <w:rFonts w:ascii="Google Sans Text" w:eastAsia="Google Sans Text" w:hAnsi="Google Sans Text" w:cs="Google Sans Text"/>
+          <w:color w:val="1B1C1D"/>
+          <w:sz w:val="24"/>
+          <w:szCs w:val="24"/>
+        </w:rPr>
+      </w:pPr>
+      <w:r>
+        <w:rPr>
+          <w:rFonts w:ascii="Google Sans Text" w:eastAsia="Google Sans Text" w:hAnsi="Google Sans Text" w:cs="Google Sans Text"/>
+          <w:color w:val="1B1C1D"/>
+          <w:sz w:val="24"/>
+          <w:szCs w:val="24"/>
+        </w:rPr>
+        <w:t xml:space="preserve">------------------------------------------------------------ </w:t>
+      </w:r>
+    </w:p>
+    <w:p>
+      <w:pPr>
+        <w:rPr>
+          <w:rFonts w:ascii="Google Sans Text" w:eastAsia="Google Sans Text" w:hAnsi="Google Sans Text" w:cs="Google Sans Text"/>
+          <w:color w:val="1B1C1D"/>
+          <w:sz w:val="24"/>
+          <w:szCs w:val="24"/>
+        </w:rPr>
+      </w:pPr>
+      <w:r>
+        <w:rPr>
+          <w:rFonts w:ascii="Google Sans Text" w:eastAsia="Google Sans Text" w:hAnsi="Google Sans Text" w:cs="Google Sans Text"/>
+          <w:color w:val="1B1C1D"/>
+          <w:sz w:val="24"/>
+          <w:szCs w:val="24"/>
+        </w:rPr>
+        <w:t xml:space="preserve">Time 2025-05-09 14:12 </w:t>
+      </w:r>
+    </w:p>
+    <w:p>
+      <w:pPr>
+        <w:rPr>
+          <w:rFonts w:ascii="Google Sans Text" w:eastAsia="Google Sans Text" w:hAnsi="Google Sans Text" w:cs="Google Sans Text"/>
+          <w:color w:val="1B1C1D"/>
+          <w:sz w:val="24"/>
+          <w:szCs w:val="24"/>
+        </w:rPr>
+      </w:pPr>
+      <w:r>
+        <w:rPr>
+          <w:rFonts w:ascii="Google Sans Text" w:eastAsia="Google Sans Text" w:hAnsi="Google Sans Text" w:cs="Google Sans Text"/>
+          <w:color w:val="1B1C1D"/>
+          <w:sz w:val="24"/>
+          <w:szCs w:val="24"/>
+        </w:rPr>
+        <w:t xml:space="preserve">Anomaly Score: 4 </w:t>
+      </w:r>
+    </w:p>
+    <w:p>
+      <w:pPr>
+        <w:rPr>
+          <w:rFonts w:ascii="Google Sans Text" w:eastAsia="Google Sans Text" w:hAnsi="Google Sans Text" w:cs="Google Sans Text"/>
+          <w:color w:val="1B1C1D"/>
+          <w:sz w:val="24"/>
+          <w:szCs w:val="24"/>
+        </w:rPr>
+      </w:pPr>
+      <w:r>
+        <w:rPr>
+          <w:rFonts w:ascii="Google Sans Text" w:eastAsia="Google Sans Text" w:hAnsi="Google Sans Text" w:cs="Google Sans Text"/>
+          <w:color w:val="1B1C1D"/>
+          <w:sz w:val="24"/>
+          <w:szCs w:val="24"/>
+        </w:rPr>
+        <w:t xml:space="preserve">Explanation: </w:t>
+      </w:r>
+      <w:proofErr w:type="spellStart"/>
+      <w:r>
+        <w:rPr>
+          <w:rFonts w:ascii="Google Sans Text" w:eastAsia="Google Sans Text" w:hAnsi="Google Sans Text" w:cs="Google Sans Text"/>
+          <w:color w:val="1B1C1D"/>
+          <w:sz w:val="24"/>
+          <w:szCs w:val="24"/>
+        </w:rPr>
+        <w:t>Wazuh</w:t>
+      </w:r>
+      <w:proofErr w:type="spellEnd"/>
+      <w:r>
+        <w:rPr>
+          <w:rFonts w:ascii="Google Sans Text" w:eastAsia="Google Sans Text" w:hAnsi="Google Sans Text" w:cs="Google Sans Text"/>
+          <w:color w:val="1B1C1D"/>
+          <w:sz w:val="24"/>
+          <w:szCs w:val="24"/>
+        </w:rPr>
+        <w:t xml:space="preserve"> rule level 7 or above (medium/high severity) </w:t>
+      </w:r>
+    </w:p>
+    <w:p>
+      <w:pPr>
+        <w:rPr>
+          <w:rFonts w:ascii="Google Sans Text" w:eastAsia="Google Sans Text" w:hAnsi="Google Sans Text" w:cs="Google Sans Text"/>
+          <w:color w:val="1B1C1D"/>
+          <w:sz w:val="24"/>
+          <w:szCs w:val="24"/>
+        </w:rPr>
+      </w:pPr>
+      <w:r>
+        <w:rPr>
+          <w:rFonts w:ascii="Google Sans Text" w:eastAsia="Google Sans Text" w:hAnsi="Google Sans Text" w:cs="Google Sans Text"/>
+          <w:color w:val="1B1C1D"/>
+          <w:sz w:val="24"/>
+          <w:szCs w:val="24"/>
+        </w:rPr>
+        <w:t xml:space="preserve">------------------------------------------------------------ </w:t>
+      </w:r>
+    </w:p>
+    <w:p>
+      <w:pPr>
+        <w:rPr>
+          <w:rFonts w:ascii="Google Sans Text" w:eastAsia="Google Sans Text" w:hAnsi="Google Sans Text" w:cs="Google Sans Text"/>
+          <w:color w:val="1B1C1D"/>
+          <w:sz w:val="24"/>
+          <w:szCs w:val="24"/>
+        </w:rPr>
+      </w:pPr>
+      <w:r>
+        <w:rPr>
+          <w:rFonts w:ascii="Google Sans Text" w:eastAsia="Google Sans Text" w:hAnsi="Google Sans Text" w:cs="Google Sans Text"/>
+          <w:color w:val="1B1C1D"/>
+          <w:sz w:val="24"/>
+          <w:szCs w:val="24"/>
+        </w:rPr>
+        <w:t xml:space="preserve">Time 2025-05-09 14:13 </w:t>
+      </w:r>
+    </w:p>
+    <w:p>
+      <w:pPr>
+        <w:rPr>
+          <w:rFonts w:ascii="Google Sans Text" w:eastAsia="Google Sans Text" w:hAnsi="Google Sans Text" w:cs="Google Sans Text"/>
+          <w:color w:val="1B1C1D"/>
+          <w:sz w:val="24"/>
+          <w:szCs w:val="24"/>
+        </w:rPr>
+      </w:pPr>
+      <w:r>
+        <w:rPr>
+          <w:rFonts w:ascii="Google Sans Text" w:eastAsia="Google Sans Text" w:hAnsi="Google Sans Text" w:cs="Google Sans Text"/>
+          <w:color w:val="1B1C1D"/>
+          <w:sz w:val="24"/>
+          <w:szCs w:val="24"/>
+        </w:rPr>
+        <w:t xml:space="preserve">Anomaly Score: 2 </w:t>
+      </w:r>
+    </w:p>
+    <w:p>
+      <w:pPr>
+        <w:rPr>
+          <w:rFonts w:ascii="Google Sans Text" w:eastAsia="Google Sans Text" w:hAnsi="Google Sans Text" w:cs="Google Sans Text"/>
+          <w:color w:val="1B1C1D"/>
+          <w:sz w:val="24"/>
+          <w:szCs w:val="24"/>
+        </w:rPr>
+      </w:pPr>
+      <w:r>
+        <w:rPr>
+          <w:rFonts w:ascii="Google Sans Text" w:eastAsia="Google Sans Text" w:hAnsi="Google Sans Text" w:cs="Google Sans Text"/>
+          <w:color w:val="1B1C1D"/>
+          <w:sz w:val="24"/>
+          <w:szCs w:val="24"/>
+        </w:rPr>
+        <w:t xml:space="preserve">Explanation: </w:t>
+      </w:r>
+      <w:proofErr w:type="spellStart"/>
+      <w:r>
+        <w:rPr>
+          <w:rFonts w:ascii="Google Sans Text" w:eastAsia="Google Sans Text" w:hAnsi="Google Sans Text" w:cs="Google Sans Text"/>
+          <w:color w:val="1B1C1D"/>
+          <w:sz w:val="24"/>
+          <w:szCs w:val="24"/>
+        </w:rPr>
+        <w:t>Wazuh</w:t>
+      </w:r>
+      <w:proofErr w:type="spellEnd"/>
+      <w:r>
+        <w:rPr>
+          <w:rFonts w:ascii="Google Sans Text" w:eastAsia="Google Sans Text" w:hAnsi="Google Sans Text" w:cs="Google Sans Text"/>
+          <w:color w:val="1B1C1D"/>
+          <w:sz w:val="24"/>
+          <w:szCs w:val="24"/>
+        </w:rPr>
+        <w:t xml:space="preserve"> rule level 7 or above (medium/high severity) </w:t>
+      </w:r>
+    </w:p>
+    <w:p>
+      <w:pPr>
+        <w:rPr>
+          <w:rFonts w:ascii="Google Sans Text" w:eastAsia="Google Sans Text" w:hAnsi="Google Sans Text" w:cs="Google Sans Text"/>
+          <w:color w:val="1B1C1D"/>
+          <w:sz w:val="24"/>
+          <w:szCs w:val="24"/>
+        </w:rPr>
+      </w:pPr>
+      <w:r>
+        <w:rPr>
+          <w:rFonts w:ascii="Google Sans Text" w:eastAsia="Google Sans Text" w:hAnsi="Google Sans Text" w:cs="Google Sans Text"/>
+          <w:color w:val="1B1C1D"/>
+          <w:sz w:val="24"/>
+          <w:szCs w:val="24"/>
+        </w:rPr>
+        <w:t xml:space="preserve">------------------------------------------------------------ </w:t>
+      </w:r>
+    </w:p>
+    <w:p>
+      <w:pPr>
+        <w:rPr>
+          <w:rFonts w:ascii="Google Sans Text" w:eastAsia="Google Sans Text" w:hAnsi="Google Sans Text" w:cs="Google Sans Text"/>
+          <w:color w:val="1B1C1D"/>
+          <w:sz w:val="24"/>
+          <w:szCs w:val="24"/>
+        </w:rPr>
+      </w:pPr>
+      <w:r>
+        <w:rPr>
+          <w:rFonts w:ascii="Google Sans Text" w:eastAsia="Google Sans Text" w:hAnsi="Google Sans Text" w:cs="Google Sans Text"/>
+          <w:color w:val="1B1C1D"/>
+          <w:sz w:val="24"/>
+          <w:szCs w:val="24"/>
+        </w:rPr>
+        <w:lastRenderedPageBreak/>
+        <w:t xml:space="preserve">Time 2025-05-09 14:28 </w:t>
+      </w:r>
+    </w:p>
+    <w:p>
+      <w:pPr>
+        <w:rPr>
+          <w:rFonts w:ascii="Google Sans Text" w:eastAsia="Google Sans Text" w:hAnsi="Google Sans Text" w:cs="Google Sans Text"/>
+          <w:color w:val="1B1C1D"/>
+          <w:sz w:val="24"/>
+          <w:szCs w:val="24"/>
+        </w:rPr>
+      </w:pPr>
+      <w:r>
+        <w:rPr>
+          <w:rFonts w:ascii="Google Sans Text" w:eastAsia="Google Sans Text" w:hAnsi="Google Sans Text" w:cs="Google Sans Text"/>
+          <w:color w:val="1B1C1D"/>
+          <w:sz w:val="24"/>
+          <w:szCs w:val="24"/>
+        </w:rPr>
+        <w:t xml:space="preserve">Anomaly Score: 12 </w:t>
+      </w:r>
+    </w:p>
+    <w:p>
+      <w:pPr>
+        <w:rPr>
+          <w:rFonts w:ascii="Google Sans Text" w:eastAsia="Google Sans Text" w:hAnsi="Google Sans Text" w:cs="Google Sans Text"/>
+          <w:color w:val="1B1C1D"/>
+          <w:sz w:val="24"/>
+          <w:szCs w:val="24"/>
+        </w:rPr>
+      </w:pPr>
+      <w:r>
+        <w:rPr>
+          <w:rFonts w:ascii="Google Sans Text" w:eastAsia="Google Sans Text" w:hAnsi="Google Sans Text" w:cs="Google Sans Text"/>
+          <w:color w:val="1B1C1D"/>
+          <w:sz w:val="24"/>
+          <w:szCs w:val="24"/>
+        </w:rPr>
+        <w:t xml:space="preserve">Explanation: PowerShell deletes files [T1070.004]; </w:t>
+      </w:r>
+      <w:proofErr w:type="spellStart"/>
+      <w:r>
+        <w:rPr>
+          <w:rFonts w:ascii="Google Sans Text" w:eastAsia="Google Sans Text" w:hAnsi="Google Sans Text" w:cs="Google Sans Text"/>
+          <w:color w:val="1B1C1D"/>
+          <w:sz w:val="24"/>
+          <w:szCs w:val="24"/>
+        </w:rPr>
+        <w:t>Wazuh</w:t>
+      </w:r>
+      <w:proofErr w:type="spellEnd"/>
+      <w:r>
+        <w:rPr>
+          <w:rFonts w:ascii="Google Sans Text" w:eastAsia="Google Sans Text" w:hAnsi="Google Sans Text" w:cs="Google Sans Text"/>
+          <w:color w:val="1B1C1D"/>
+          <w:sz w:val="24"/>
+          <w:szCs w:val="24"/>
+        </w:rPr>
+        <w:t xml:space="preserve"> rule level 7 or above (medium/high severity) </w:t>
+      </w:r>
+    </w:p>
+    <w:p>
+      <w:pPr>
+        <w:rPr>
+          <w:rFonts w:ascii="Google Sans Text" w:eastAsia="Google Sans Text" w:hAnsi="Google Sans Text" w:cs="Google Sans Text"/>
+          <w:color w:val="1B1C1D"/>
+          <w:sz w:val="24"/>
+          <w:szCs w:val="24"/>
+        </w:rPr>
+      </w:pPr>
+      <w:r>
+        <w:rPr>
+          <w:rFonts w:ascii="Google Sans Text" w:eastAsia="Google Sans Text" w:hAnsi="Google Sans Text" w:cs="Google Sans Text"/>
+          <w:color w:val="1B1C1D"/>
+          <w:sz w:val="24"/>
+          <w:szCs w:val="24"/>
+        </w:rPr>
+        <w:t xml:space="preserve">------------------------------------------------------------ </w:t>
+      </w:r>
+    </w:p>
+    <w:p>
+      <w:pPr>
+        <w:rPr>
+          <w:rFonts w:ascii="Google Sans Text" w:eastAsia="Google Sans Text" w:hAnsi="Google Sans Text" w:cs="Google Sans Text"/>
+          <w:color w:val="1B1C1D"/>
+          <w:sz w:val="24"/>
+          <w:szCs w:val="24"/>
+        </w:rPr>
+      </w:pPr>
+      <w:r>
+        <w:rPr>
+          <w:rFonts w:ascii="Google Sans Text" w:eastAsia="Google Sans Text" w:hAnsi="Google Sans Text" w:cs="Google Sans Text"/>
+          <w:color w:val="1B1C1D"/>
+          <w:sz w:val="24"/>
+          <w:szCs w:val="24"/>
+        </w:rPr>
+        <w:t xml:space="preserve">Time 2025-05-09 14:29 </w:t>
+      </w:r>
+    </w:p>
+    <w:p>
+      <w:pPr>
+        <w:rPr>
+          <w:rFonts w:ascii="Google Sans Text" w:eastAsia="Google Sans Text" w:hAnsi="Google Sans Text" w:cs="Google Sans Text"/>
+          <w:color w:val="1B1C1D"/>
+          <w:sz w:val="24"/>
+          <w:szCs w:val="24"/>
+        </w:rPr>
+      </w:pPr>
+      <w:r>
+        <w:rPr>
+          <w:rFonts w:ascii="Google Sans Text" w:eastAsia="Google Sans Text" w:hAnsi="Google Sans Text" w:cs="Google Sans Text"/>
+          <w:color w:val="1B1C1D"/>
+          <w:sz w:val="24"/>
+          <w:szCs w:val="24"/>
+        </w:rPr>
+        <w:t xml:space="preserve">Anomaly Score: 14 </w:t>
+      </w:r>
+    </w:p>
+    <w:p>
+      <w:pPr>
+        <w:rPr>
+          <w:rFonts w:ascii="Google Sans Text" w:eastAsia="Google Sans Text" w:hAnsi="Google Sans Text" w:cs="Google Sans Text"/>
+          <w:color w:val="1B1C1D"/>
+          <w:sz w:val="24"/>
+          <w:szCs w:val="24"/>
+        </w:rPr>
+      </w:pPr>
+      <w:r>
+        <w:rPr>
+          <w:rFonts w:ascii="Google Sans Text" w:eastAsia="Google Sans Text" w:hAnsi="Google Sans Text" w:cs="Google Sans Text"/>
+          <w:color w:val="1B1C1D"/>
+          <w:sz w:val="24"/>
+          <w:szCs w:val="24"/>
+        </w:rPr>
+        <w:t xml:space="preserve">Explanation: PowerShell deletes files [T1070.004]; </w:t>
+      </w:r>
+      <w:proofErr w:type="spellStart"/>
+      <w:r>
+        <w:rPr>
+          <w:rFonts w:ascii="Google Sans Text" w:eastAsia="Google Sans Text" w:hAnsi="Google Sans Text" w:cs="Google Sans Text"/>
+          <w:color w:val="1B1C1D"/>
+          <w:sz w:val="24"/>
+          <w:szCs w:val="24"/>
+        </w:rPr>
+        <w:t>Wazuh</w:t>
+      </w:r>
+      <w:proofErr w:type="spellEnd"/>
+      <w:r>
+        <w:rPr>
+          <w:rFonts w:ascii="Google Sans Text" w:eastAsia="Google Sans Text" w:hAnsi="Google Sans Text" w:cs="Google Sans Text"/>
+          <w:color w:val="1B1C1D"/>
+          <w:sz w:val="24"/>
+          <w:szCs w:val="24"/>
+        </w:rPr>
+        <w:t xml:space="preserve"> rule level 7 or above (medium/high severity) </w:t>
+      </w:r>
+    </w:p>
+    <w:p>
+      <w:pPr>
+        <w:rPr>
+          <w:rFonts w:ascii="Google Sans Text" w:eastAsia="Google Sans Text" w:hAnsi="Google Sans Text" w:cs="Google Sans Text"/>
+          <w:color w:val="1B1C1D"/>
+          <w:sz w:val="24"/>
+          <w:szCs w:val="24"/>
+        </w:rPr>
+      </w:pPr>
+      <w:r>
+        <w:rPr>
+          <w:rFonts w:ascii="Google Sans Text" w:eastAsia="Google Sans Text" w:hAnsi="Google Sans Text" w:cs="Google Sans Text"/>
+          <w:color w:val="1B1C1D"/>
+          <w:sz w:val="24"/>
+          <w:szCs w:val="24"/>
+        </w:rPr>
+        <w:t xml:space="preserve">------------------------------------------------------------ </w:t>
+      </w:r>
+    </w:p>
+    <w:p>
+      <w:pPr>
+        <w:rPr>
+          <w:rFonts w:ascii="Google Sans Text" w:eastAsia="Google Sans Text" w:hAnsi="Google Sans Text" w:cs="Google Sans Text"/>
+          <w:color w:val="1B1C1D"/>
+          <w:sz w:val="24"/>
+          <w:szCs w:val="24"/>
+        </w:rPr>
+      </w:pPr>
+      <w:r>
+        <w:rPr>
+          <w:rFonts w:ascii="Google Sans Text" w:eastAsia="Google Sans Text" w:hAnsi="Google Sans Text" w:cs="Google Sans Text"/>
+          <w:color w:val="1B1C1D"/>
+          <w:sz w:val="24"/>
+          <w:szCs w:val="24"/>
+        </w:rPr>
+        <w:t xml:space="preserve">Time 2025-05-09 14:31 </w:t>
+      </w:r>
+    </w:p>
+    <w:p>
+      <w:pPr>
+        <w:rPr>
+          <w:rFonts w:ascii="Google Sans Text" w:eastAsia="Google Sans Text" w:hAnsi="Google Sans Text" w:cs="Google Sans Text"/>
+          <w:color w:val="1B1C1D"/>
+          <w:sz w:val="24"/>
+          <w:szCs w:val="24"/>
+        </w:rPr>
+      </w:pPr>
+      <w:r>
+        <w:rPr>
+          <w:rFonts w:ascii="Google Sans Text" w:eastAsia="Google Sans Text" w:hAnsi="Google Sans Text" w:cs="Google Sans Text"/>
+          <w:color w:val="1B1C1D"/>
+          <w:sz w:val="24"/>
+          <w:szCs w:val="24"/>
+        </w:rPr>
+        <w:t xml:space="preserve">Anomaly Score: 2 </w:t>
+      </w:r>
+    </w:p>
+    <w:p>
+      <w:pPr>
+        <w:rPr>
+          <w:rFonts w:ascii="Google Sans Text" w:eastAsia="Google Sans Text" w:hAnsi="Google Sans Text" w:cs="Google Sans Text"/>
+          <w:color w:val="1B1C1D"/>
+          <w:sz w:val="24"/>
+          <w:szCs w:val="24"/>
+        </w:rPr>
+      </w:pPr>
+      <w:r>
+        <w:rPr>
+          <w:rFonts w:ascii="Google Sans Text" w:eastAsia="Google Sans Text" w:hAnsi="Google Sans Text" w:cs="Google Sans Text"/>
+          <w:color w:val="1B1C1D"/>
+          <w:sz w:val="24"/>
+          <w:szCs w:val="24"/>
+        </w:rPr>
+        <w:t xml:space="preserve">Explanation: Suspicious PowerShell script (4104) </w:t>
+      </w:r>
+    </w:p>
+    <w:p>
+      <w:pPr>
+        <w:rPr>
+          <w:rFonts w:ascii="Google Sans Text" w:eastAsia="Google Sans Text" w:hAnsi="Google Sans Text" w:cs="Google Sans Text"/>
+          <w:color w:val="1B1C1D"/>
+          <w:sz w:val="24"/>
+          <w:szCs w:val="24"/>
+        </w:rPr>
+      </w:pPr>
+      <w:r>
+        <w:rPr>
+          <w:rFonts w:ascii="Google Sans Text" w:eastAsia="Google Sans Text" w:hAnsi="Google Sans Text" w:cs="Google Sans Text"/>
+          <w:color w:val="1B1C1D"/>
+          <w:sz w:val="24"/>
+          <w:szCs w:val="24"/>
+        </w:rPr>
+        <w:t xml:space="preserve">------------------------------------------------------------ </w:t>
+      </w:r>
+    </w:p>
+    <w:p>
+      <w:pPr>
+        <w:rPr>
+          <w:rFonts w:ascii="Google Sans Text" w:eastAsia="Google Sans Text" w:hAnsi="Google Sans Text" w:cs="Google Sans Text"/>
+          <w:color w:val="1B1C1D"/>
+          <w:sz w:val="24"/>
+          <w:szCs w:val="24"/>
+        </w:rPr>
+      </w:pPr>
+      <w:r>
+        <w:rPr>
+          <w:rFonts w:ascii="Google Sans Text" w:eastAsia="Google Sans Text" w:hAnsi="Google Sans Text" w:cs="Google Sans Text"/>
+          <w:color w:val="1B1C1D"/>
+          <w:sz w:val="24"/>
+          <w:szCs w:val="24"/>
+        </w:rPr>
+        <w:t xml:space="preserve">Time 2025-05-09 14:58 </w:t>
+      </w:r>
+    </w:p>
+    <w:p>
+      <w:pPr>
+        <w:rPr>
+          <w:rFonts w:ascii="Google Sans Text" w:eastAsia="Google Sans Text" w:hAnsi="Google Sans Text" w:cs="Google Sans Text"/>
+          <w:color w:val="1B1C1D"/>
+          <w:sz w:val="24"/>
+          <w:szCs w:val="24"/>
+        </w:rPr>
+      </w:pPr>
+      <w:r>
+        <w:rPr>
+          <w:rFonts w:ascii="Google Sans Text" w:eastAsia="Google Sans Text" w:hAnsi="Google Sans Text" w:cs="Google Sans Text"/>
+          <w:color w:val="1B1C1D"/>
+          <w:sz w:val="24"/>
+          <w:szCs w:val="24"/>
+        </w:rPr>
+        <w:t xml:space="preserve">Anomaly Score: 2 </w:t>
+      </w:r>
+    </w:p>
+    <w:p>
+      <w:pPr>
+        <w:rPr>
+          <w:rFonts w:ascii="Google Sans Text" w:eastAsia="Google Sans Text" w:hAnsi="Google Sans Text" w:cs="Google Sans Text"/>
+          <w:color w:val="1B1C1D"/>
+          <w:sz w:val="24"/>
+          <w:szCs w:val="24"/>
+        </w:rPr>
+      </w:pPr>
+      <w:r>
+        <w:rPr>
+          <w:rFonts w:ascii="Google Sans Text" w:eastAsia="Google Sans Text" w:hAnsi="Google Sans Text" w:cs="Google Sans Text"/>
+          <w:color w:val="1B1C1D"/>
+          <w:sz w:val="24"/>
+          <w:szCs w:val="24"/>
+        </w:rPr>
+        <w:t xml:space="preserve">Explanation: </w:t>
+      </w:r>
+      <w:proofErr w:type="spellStart"/>
+      <w:r>
+        <w:rPr>
+          <w:rFonts w:ascii="Google Sans Text" w:eastAsia="Google Sans Text" w:hAnsi="Google Sans Text" w:cs="Google Sans Text"/>
+          <w:color w:val="1B1C1D"/>
+          <w:sz w:val="24"/>
+          <w:szCs w:val="24"/>
+        </w:rPr>
+        <w:t>Wazuh</w:t>
+      </w:r>
+      <w:proofErr w:type="spellEnd"/>
+      <w:r>
+        <w:rPr>
+          <w:rFonts w:ascii="Google Sans Text" w:eastAsia="Google Sans Text" w:hAnsi="Google Sans Text" w:cs="Google Sans Text"/>
+          <w:color w:val="1B1C1D"/>
+          <w:sz w:val="24"/>
+          <w:szCs w:val="24"/>
+        </w:rPr>
+        <w:t xml:space="preserve"> rule level 7 or above (medium/high severity) </w:t>
+      </w:r>
+    </w:p>
+    <w:p>
+      <w:pPr>
+        <w:rPr>
+          <w:rFonts w:ascii="Google Sans Text" w:eastAsia="Google Sans Text" w:hAnsi="Google Sans Text" w:cs="Google Sans Text"/>
+          <w:color w:val="1B1C1D"/>
+          <w:sz w:val="24"/>
+          <w:szCs w:val="24"/>
+        </w:rPr>
+      </w:pPr>
+      <w:r>
+        <w:rPr>
+          <w:rFonts w:ascii="Google Sans Text" w:eastAsia="Google Sans Text" w:hAnsi="Google Sans Text" w:cs="Google Sans Text"/>
+          <w:color w:val="1B1C1D"/>
+          <w:sz w:val="24"/>
+          <w:szCs w:val="24"/>
+        </w:rPr>
+        <w:t xml:space="preserve">------------------------------------------------------------ </w:t>
+      </w:r>
+    </w:p>
+    <w:p>
+      <w:pPr>
+        <w:rPr>
+          <w:rFonts w:ascii="Google Sans Text" w:eastAsia="Google Sans Text" w:hAnsi="Google Sans Text" w:cs="Google Sans Text"/>
+          <w:color w:val="1B1C1D"/>
+          <w:sz w:val="24"/>
+          <w:szCs w:val="24"/>
+        </w:rPr>
+      </w:pPr>
+      <w:r>
+        <w:rPr>
+          <w:rFonts w:ascii="Google Sans Text" w:eastAsia="Google Sans Text" w:hAnsi="Google Sans Text" w:cs="Google Sans Text"/>
+          <w:color w:val="1B1C1D"/>
+          <w:sz w:val="24"/>
+          <w:szCs w:val="24"/>
+        </w:rPr>
+        <w:t xml:space="preserve">Time 2025-05-09 15:00 </w:t>
+      </w:r>
+    </w:p>
+    <w:p>
+      <w:pPr>
+        <w:rPr>
+          <w:rFonts w:ascii="Google Sans Text" w:eastAsia="Google Sans Text" w:hAnsi="Google Sans Text" w:cs="Google Sans Text"/>
+          <w:color w:val="1B1C1D"/>
+          <w:sz w:val="24"/>
+          <w:szCs w:val="24"/>
+        </w:rPr>
+      </w:pPr>
+      <w:r>
+        <w:rPr>
+          <w:rFonts w:ascii="Google Sans Text" w:eastAsia="Google Sans Text" w:hAnsi="Google Sans Text" w:cs="Google Sans Text"/>
+          <w:color w:val="1B1C1D"/>
+          <w:sz w:val="24"/>
+          <w:szCs w:val="24"/>
+        </w:rPr>
+        <w:t xml:space="preserve">Anomaly Score: 2 </w:t>
+      </w:r>
+    </w:p>
+    <w:p>
+      <w:pPr>
+        <w:rPr>
+          <w:rFonts w:ascii="Google Sans Text" w:eastAsia="Google Sans Text" w:hAnsi="Google Sans Text" w:cs="Google Sans Text"/>
+          <w:color w:val="1B1C1D"/>
+          <w:sz w:val="24"/>
+          <w:szCs w:val="24"/>
+        </w:rPr>
+      </w:pPr>
+      <w:r>
+        <w:rPr>
+          <w:rFonts w:ascii="Google Sans Text" w:eastAsia="Google Sans Text" w:hAnsi="Google Sans Text" w:cs="Google Sans Text"/>
+          <w:color w:val="1B1C1D"/>
+          <w:sz w:val="24"/>
+          <w:szCs w:val="24"/>
+        </w:rPr>
+        <w:t xml:space="preserve">Explanation: </w:t>
+      </w:r>
+      <w:proofErr w:type="spellStart"/>
+      <w:r>
+        <w:rPr>
+          <w:rFonts w:ascii="Google Sans Text" w:eastAsia="Google Sans Text" w:hAnsi="Google Sans Text" w:cs="Google Sans Text"/>
+          <w:color w:val="1B1C1D"/>
+          <w:sz w:val="24"/>
+          <w:szCs w:val="24"/>
+        </w:rPr>
+        <w:t>Wazuh</w:t>
+      </w:r>
+      <w:proofErr w:type="spellEnd"/>
+      <w:r>
+        <w:rPr>
+          <w:rFonts w:ascii="Google Sans Text" w:eastAsia="Google Sans Text" w:hAnsi="Google Sans Text" w:cs="Google Sans Text"/>
+          <w:color w:val="1B1C1D"/>
+          <w:sz w:val="24"/>
+          <w:szCs w:val="24"/>
+        </w:rPr>
+        <w:t xml:space="preserve"> rule level 7 or above (medium/high severity) </w:t>
+      </w:r>
+    </w:p>
+    <w:p>
+      <w:pPr>
+        <w:rPr>
+          <w:rFonts w:ascii="Google Sans Text" w:eastAsia="Google Sans Text" w:hAnsi="Google Sans Text" w:cs="Google Sans Text"/>
+          <w:color w:val="1B1C1D"/>
+          <w:sz w:val="24"/>
+          <w:szCs w:val="24"/>
+        </w:rPr>
+      </w:pPr>
+      <w:r>
+        <w:rPr>
+          <w:rFonts w:ascii="Google Sans Text" w:eastAsia="Google Sans Text" w:hAnsi="Google Sans Text" w:cs="Google Sans Text"/>
+          <w:color w:val="1B1C1D"/>
+          <w:sz w:val="24"/>
+          <w:szCs w:val="24"/>
+        </w:rPr>
+        <w:t xml:space="preserve">------------------------------------------------------------ </w:t>
+      </w:r>
+    </w:p>
+    <w:p>
+      <w:pPr>
+        <w:rPr>
+          <w:rFonts w:ascii="Google Sans Text" w:eastAsia="Google Sans Text" w:hAnsi="Google Sans Text" w:cs="Google Sans Text"/>
+          <w:color w:val="1B1C1D"/>
+          <w:sz w:val="24"/>
+          <w:szCs w:val="24"/>
+        </w:rPr>
+      </w:pPr>
+      <w:r>
+        <w:rPr>
+          <w:rFonts w:ascii="Google Sans Text" w:eastAsia="Google Sans Text" w:hAnsi="Google Sans Text" w:cs="Google Sans Text"/>
+          <w:color w:val="1B1C1D"/>
+          <w:sz w:val="24"/>
+          <w:szCs w:val="24"/>
+        </w:rPr>
+        <w:t xml:space="preserve">Time 2025-05-09 15:05 </w:t>
+      </w:r>
+    </w:p>
+    <w:p>
+      <w:pPr>
+        <w:rPr>
+          <w:rFonts w:ascii="Google Sans Text" w:eastAsia="Google Sans Text" w:hAnsi="Google Sans Text" w:cs="Google Sans Text"/>
+          <w:color w:val="1B1C1D"/>
+          <w:sz w:val="24"/>
+          <w:szCs w:val="24"/>
+        </w:rPr>
+      </w:pPr>
+      <w:r>
+        <w:rPr>
+          <w:rFonts w:ascii="Google Sans Text" w:eastAsia="Google Sans Text" w:hAnsi="Google Sans Text" w:cs="Google Sans Text"/>
+          <w:color w:val="1B1C1D"/>
+          <w:sz w:val="24"/>
+          <w:szCs w:val="24"/>
+        </w:rPr>
+        <w:t xml:space="preserve">Anomaly Score: 4 </w:t>
+      </w:r>
+    </w:p>
+    <w:p>
+      <w:pPr>
+        <w:rPr>
+          <w:rFonts w:ascii="Google Sans Text" w:eastAsia="Google Sans Text" w:hAnsi="Google Sans Text" w:cs="Google Sans Text"/>
+          <w:color w:val="1B1C1D"/>
+          <w:sz w:val="24"/>
+          <w:szCs w:val="24"/>
+        </w:rPr>
+      </w:pPr>
+      <w:r>
+        <w:rPr>
+          <w:rFonts w:ascii="Google Sans Text" w:eastAsia="Google Sans Text" w:hAnsi="Google Sans Text" w:cs="Google Sans Text"/>
+          <w:color w:val="1B1C1D"/>
+          <w:sz w:val="24"/>
+          <w:szCs w:val="24"/>
+        </w:rPr>
+        <w:t xml:space="preserve">Explanation: </w:t>
+      </w:r>
+      <w:proofErr w:type="spellStart"/>
+      <w:r>
+        <w:rPr>
+          <w:rFonts w:ascii="Google Sans Text" w:eastAsia="Google Sans Text" w:hAnsi="Google Sans Text" w:cs="Google Sans Text"/>
+          <w:color w:val="1B1C1D"/>
+          <w:sz w:val="24"/>
+          <w:szCs w:val="24"/>
+        </w:rPr>
+        <w:t>cmd</w:t>
+      </w:r>
+      <w:proofErr w:type="spellEnd"/>
+      <w:r>
+        <w:rPr>
+          <w:rFonts w:ascii="Google Sans Text" w:eastAsia="Google Sans Text" w:hAnsi="Google Sans Text" w:cs="Google Sans Text"/>
+          <w:color w:val="1B1C1D"/>
+          <w:sz w:val="24"/>
+          <w:szCs w:val="24"/>
+        </w:rPr>
+        <w:t xml:space="preserve"> prompt started by suspicious process [T1059.003] </w:t>
+      </w:r>
+    </w:p>
+    <w:p>
+      <w:pPr>
+        <w:rPr>
+          <w:rFonts w:ascii="Google Sans Text" w:eastAsia="Google Sans Text" w:hAnsi="Google Sans Text" w:cs="Google Sans Text"/>
+          <w:color w:val="1B1C1D"/>
+          <w:sz w:val="24"/>
+          <w:szCs w:val="24"/>
+        </w:rPr>
+      </w:pPr>
+      <w:r>
+        <w:rPr>
+          <w:rFonts w:ascii="Google Sans Text" w:eastAsia="Google Sans Text" w:hAnsi="Google Sans Text" w:cs="Google Sans Text"/>
+          <w:color w:val="1B1C1D"/>
+          <w:sz w:val="24"/>
+          <w:szCs w:val="24"/>
+        </w:rPr>
+        <w:t xml:space="preserve">------------------------------------------------------------ </w:t>
+      </w:r>
+    </w:p>
+    <w:p>
+      <w:pPr>
+        <w:rPr>
+          <w:rFonts w:ascii="Google Sans Text" w:eastAsia="Google Sans Text" w:hAnsi="Google Sans Text" w:cs="Google Sans Text"/>
+          <w:color w:val="1B1C1D"/>
+          <w:sz w:val="24"/>
+          <w:szCs w:val="24"/>
+        </w:rPr>
+      </w:pPr>
+      <w:r>
+        <w:rPr>
+          <w:rFonts w:ascii="Google Sans Text" w:eastAsia="Google Sans Text" w:hAnsi="Google Sans Text" w:cs="Google Sans Text"/>
+          <w:color w:val="1B1C1D"/>
+          <w:sz w:val="24"/>
+          <w:szCs w:val="24"/>
+        </w:rPr>
+        <w:t xml:space="preserve">Time 2025-05-09 15:07 </w:t>
+      </w:r>
+    </w:p>
+    <w:p>
+      <w:pPr>
+        <w:rPr>
+          <w:rFonts w:ascii="Google Sans Text" w:eastAsia="Google Sans Text" w:hAnsi="Google Sans Text" w:cs="Google Sans Text"/>
+          <w:color w:val="1B1C1D"/>
+          <w:sz w:val="24"/>
+          <w:szCs w:val="24"/>
+        </w:rPr>
+      </w:pPr>
+      <w:r>
+        <w:rPr>
+          <w:rFonts w:ascii="Google Sans Text" w:eastAsia="Google Sans Text" w:hAnsi="Google Sans Text" w:cs="Google Sans Text"/>
+          <w:color w:val="1B1C1D"/>
+          <w:sz w:val="24"/>
+          <w:szCs w:val="24"/>
+        </w:rPr>
+        <w:t xml:space="preserve">Anomaly Score: 12 </w:t>
+      </w:r>
+    </w:p>
+    <w:p>
+      <w:pPr>
+        <w:rPr>
+          <w:rFonts w:ascii="Google Sans Text" w:eastAsia="Google Sans Text" w:hAnsi="Google Sans Text" w:cs="Google Sans Text"/>
+          <w:color w:val="1B1C1D"/>
+          <w:sz w:val="24"/>
+          <w:szCs w:val="24"/>
+        </w:rPr>
+      </w:pPr>
+      <w:r>
+        <w:rPr>
+          <w:rFonts w:ascii="Google Sans Text" w:eastAsia="Google Sans Text" w:hAnsi="Google Sans Text" w:cs="Google Sans Text"/>
+          <w:color w:val="1B1C1D"/>
+          <w:sz w:val="24"/>
+          <w:szCs w:val="24"/>
+        </w:rPr>
+        <w:t xml:space="preserve">Explanation: NTLM logon (potential relay attack); Suspicious logon process (user32 or </w:t>
+      </w:r>
+      <w:proofErr w:type="spellStart"/>
+      <w:r>
+        <w:rPr>
+          <w:rFonts w:ascii="Google Sans Text" w:eastAsia="Google Sans Text" w:hAnsi="Google Sans Text" w:cs="Google Sans Text"/>
+          <w:color w:val="1B1C1D"/>
+          <w:sz w:val="24"/>
+          <w:szCs w:val="24"/>
+        </w:rPr>
+        <w:t>NtLmSsp</w:t>
+      </w:r>
+      <w:proofErr w:type="spellEnd"/>
+      <w:r>
+        <w:rPr>
+          <w:rFonts w:ascii="Google Sans Text" w:eastAsia="Google Sans Text" w:hAnsi="Google Sans Text" w:cs="Google Sans Text"/>
+          <w:color w:val="1B1C1D"/>
+          <w:sz w:val="24"/>
+          <w:szCs w:val="24"/>
+        </w:rPr>
+        <w:t xml:space="preserve">); NTLM pass-the-hash login [T1550.002] </w:t>
+      </w:r>
+    </w:p>
+    <w:p>
+      <w:pPr>
+        <w:rPr>
+          <w:rFonts w:ascii="Google Sans Text" w:eastAsia="Google Sans Text" w:hAnsi="Google Sans Text" w:cs="Google Sans Text"/>
+          <w:color w:val="1B1C1D"/>
+          <w:sz w:val="24"/>
+          <w:szCs w:val="24"/>
+        </w:rPr>
+      </w:pPr>
+      <w:r>
+        <w:rPr>
+          <w:rFonts w:ascii="Google Sans Text" w:eastAsia="Google Sans Text" w:hAnsi="Google Sans Text" w:cs="Google Sans Text"/>
+          <w:color w:val="1B1C1D"/>
+          <w:sz w:val="24"/>
+          <w:szCs w:val="24"/>
+        </w:rPr>
+        <w:t xml:space="preserve">------------------------------------------------------------ </w:t>
+      </w:r>
+    </w:p>
+    <w:p>
+      <w:pPr>
+        <w:rPr>
+          <w:rFonts w:ascii="Google Sans Text" w:eastAsia="Google Sans Text" w:hAnsi="Google Sans Text" w:cs="Google Sans Text"/>
+          <w:color w:val="1B1C1D"/>
+          <w:sz w:val="24"/>
+          <w:szCs w:val="24"/>
+        </w:rPr>
+      </w:pPr>
+      <w:r>
+        <w:rPr>
+          <w:rFonts w:ascii="Google Sans Text" w:eastAsia="Google Sans Text" w:hAnsi="Google Sans Text" w:cs="Google Sans Text"/>
+          <w:color w:val="1B1C1D"/>
+          <w:sz w:val="24"/>
+          <w:szCs w:val="24"/>
+        </w:rPr>
+        <w:t xml:space="preserve">Time 2025-05-09 15:09 </w:t>
+      </w:r>
+    </w:p>
+    <w:p>
+      <w:pPr>
+        <w:rPr>
+          <w:rFonts w:ascii="Google Sans Text" w:eastAsia="Google Sans Text" w:hAnsi="Google Sans Text" w:cs="Google Sans Text"/>
+          <w:color w:val="1B1C1D"/>
+          <w:sz w:val="24"/>
+          <w:szCs w:val="24"/>
+        </w:rPr>
+      </w:pPr>
+      <w:r>
+        <w:rPr>
+          <w:rFonts w:ascii="Google Sans Text" w:eastAsia="Google Sans Text" w:hAnsi="Google Sans Text" w:cs="Google Sans Text"/>
+          <w:color w:val="1B1C1D"/>
+          <w:sz w:val="24"/>
+          <w:szCs w:val="24"/>
+        </w:rPr>
+        <w:t xml:space="preserve">Anomaly Score: 10 </w:t>
+      </w:r>
+    </w:p>
+    <w:p>
+      <w:pPr>
+        <w:rPr>
+          <w:rFonts w:ascii="Google Sans Text" w:eastAsia="Google Sans Text" w:hAnsi="Google Sans Text" w:cs="Google Sans Text"/>
+          <w:color w:val="1B1C1D"/>
+          <w:sz w:val="24"/>
+          <w:szCs w:val="24"/>
+        </w:rPr>
+      </w:pPr>
+      <w:r>
+        <w:rPr>
+          <w:rFonts w:ascii="Google Sans Text" w:eastAsia="Google Sans Text" w:hAnsi="Google Sans Text" w:cs="Google Sans Text"/>
+          <w:color w:val="1B1C1D"/>
+          <w:sz w:val="24"/>
+          <w:szCs w:val="24"/>
+        </w:rPr>
+        <w:t xml:space="preserve">Explanation: NTLM logon (potential relay attack); Suspicious logon process (user32 or </w:t>
+      </w:r>
+      <w:proofErr w:type="spellStart"/>
+      <w:r>
+        <w:rPr>
+          <w:rFonts w:ascii="Google Sans Text" w:eastAsia="Google Sans Text" w:hAnsi="Google Sans Text" w:cs="Google Sans Text"/>
+          <w:color w:val="1B1C1D"/>
+          <w:sz w:val="24"/>
+          <w:szCs w:val="24"/>
+        </w:rPr>
+        <w:t>NtLmSsp</w:t>
+      </w:r>
+      <w:proofErr w:type="spellEnd"/>
+      <w:r>
+        <w:rPr>
+          <w:rFonts w:ascii="Google Sans Text" w:eastAsia="Google Sans Text" w:hAnsi="Google Sans Text" w:cs="Google Sans Text"/>
+          <w:color w:val="1B1C1D"/>
+          <w:sz w:val="24"/>
+          <w:szCs w:val="24"/>
+        </w:rPr>
+        <w:t xml:space="preserve">); NTLM pass-the-hash login [T1550.002] </w:t>
+      </w:r>
+    </w:p>
+    <w:p>
+      <w:pPr>
+        <w:rPr>
+          <w:rFonts w:ascii="Google Sans Text" w:eastAsia="Google Sans Text" w:hAnsi="Google Sans Text" w:cs="Google Sans Text"/>
+          <w:color w:val="1B1C1D"/>
+          <w:sz w:val="24"/>
+          <w:szCs w:val="24"/>
+        </w:rPr>
+      </w:pPr>
+      <w:r>
+        <w:rPr>
+          <w:rFonts w:ascii="Google Sans Text" w:eastAsia="Google Sans Text" w:hAnsi="Google Sans Text" w:cs="Google Sans Text"/>
+          <w:color w:val="1B1C1D"/>
+          <w:sz w:val="24"/>
+          <w:szCs w:val="24"/>
+        </w:rPr>
+        <w:t xml:space="preserve">------------------------------------------------------------ </w:t>
+      </w:r>
+    </w:p>
+    <w:p>
+      <w:pPr>
+        <w:rPr>
+          <w:rFonts w:ascii="Google Sans Text" w:eastAsia="Google Sans Text" w:hAnsi="Google Sans Text" w:cs="Google Sans Text"/>
+          <w:color w:val="1B1C1D"/>
+          <w:sz w:val="24"/>
+          <w:szCs w:val="24"/>
+        </w:rPr>
+      </w:pPr>
+      <w:r>
+        <w:rPr>
+          <w:rFonts w:ascii="Google Sans Text" w:eastAsia="Google Sans Text" w:hAnsi="Google Sans Text" w:cs="Google Sans Text"/>
+          <w:color w:val="1B1C1D"/>
+          <w:sz w:val="24"/>
+          <w:szCs w:val="24"/>
+        </w:rPr>
+        <w:t xml:space="preserve">Time 2025-05-09 15:10 </w:t>
+      </w:r>
+    </w:p>
+    <w:p>
+      <w:pPr>
+        <w:rPr>
+          <w:rFonts w:ascii="Google Sans Text" w:eastAsia="Google Sans Text" w:hAnsi="Google Sans Text" w:cs="Google Sans Text"/>
+          <w:color w:val="1B1C1D"/>
+          <w:sz w:val="24"/>
+          <w:szCs w:val="24"/>
+        </w:rPr>
+      </w:pPr>
+      <w:r>
+        <w:rPr>
+          <w:rFonts w:ascii="Google Sans Text" w:eastAsia="Google Sans Text" w:hAnsi="Google Sans Text" w:cs="Google Sans Text"/>
+          <w:color w:val="1B1C1D"/>
+          <w:sz w:val="24"/>
+          <w:szCs w:val="24"/>
+        </w:rPr>
+        <w:t xml:space="preserve">Anomaly Score: 22 </w:t>
+      </w:r>
+    </w:p>
+    <w:p>
+      <w:pPr>
+        <w:rPr>
+          <w:rFonts w:ascii="Google Sans Text" w:eastAsia="Google Sans Text" w:hAnsi="Google Sans Text" w:cs="Google Sans Text"/>
+          <w:color w:val="1B1C1D"/>
+          <w:sz w:val="24"/>
+          <w:szCs w:val="24"/>
+        </w:rPr>
+      </w:pPr>
+      <w:r>
+        <w:rPr>
+          <w:rFonts w:ascii="Google Sans Text" w:eastAsia="Google Sans Text" w:hAnsi="Google Sans Text" w:cs="Google Sans Text"/>
+          <w:color w:val="1B1C1D"/>
+          <w:sz w:val="24"/>
+          <w:szCs w:val="24"/>
+        </w:rPr>
+        <w:t xml:space="preserve">Explanation: NTLM logon (potential relay attack); Suspicious logon process (user32 or </w:t>
+      </w:r>
+      <w:proofErr w:type="spellStart"/>
+      <w:r>
+        <w:rPr>
+          <w:rFonts w:ascii="Google Sans Text" w:eastAsia="Google Sans Text" w:hAnsi="Google Sans Text" w:cs="Google Sans Text"/>
+          <w:color w:val="1B1C1D"/>
+          <w:sz w:val="24"/>
+          <w:szCs w:val="24"/>
+        </w:rPr>
+        <w:t>NtLmSsp</w:t>
+      </w:r>
+      <w:proofErr w:type="spellEnd"/>
+      <w:r>
+        <w:rPr>
+          <w:rFonts w:ascii="Google Sans Text" w:eastAsia="Google Sans Text" w:hAnsi="Google Sans Text" w:cs="Google Sans Text"/>
+          <w:color w:val="1B1C1D"/>
+          <w:sz w:val="24"/>
+          <w:szCs w:val="24"/>
+        </w:rPr>
+        <w:t xml:space="preserve">); Special privileges assigned to logon [T1484]; NTLM pass-the-hash login [T1550.002] </w:t>
+      </w:r>
+    </w:p>
+    <w:p>
+      <w:pPr>
+        <w:rPr>
+          <w:rFonts w:ascii="Google Sans Text" w:eastAsia="Google Sans Text" w:hAnsi="Google Sans Text" w:cs="Google Sans Text"/>
+          <w:color w:val="1B1C1D"/>
+          <w:sz w:val="24"/>
+          <w:szCs w:val="24"/>
+        </w:rPr>
+      </w:pPr>
+      <w:r>
+        <w:rPr>
+          <w:rFonts w:ascii="Google Sans Text" w:eastAsia="Google Sans Text" w:hAnsi="Google Sans Text" w:cs="Google Sans Text"/>
+          <w:color w:val="1B1C1D"/>
+          <w:sz w:val="24"/>
+          <w:szCs w:val="24"/>
+        </w:rPr>
+        <w:t xml:space="preserve">------------------------------------------------------------ </w:t>
+      </w:r>
+    </w:p>
+    <w:p>
+      <w:pPr>
+        <w:rPr>
+          <w:rFonts w:ascii="Google Sans Text" w:eastAsia="Google Sans Text" w:hAnsi="Google Sans Text" w:cs="Google Sans Text"/>
+          <w:color w:val="1B1C1D"/>
+          <w:sz w:val="24"/>
+          <w:szCs w:val="24"/>
+        </w:rPr>
+      </w:pPr>
+      <w:r>
+        <w:rPr>
+          <w:rFonts w:ascii="Google Sans Text" w:eastAsia="Google Sans Text" w:hAnsi="Google Sans Text" w:cs="Google Sans Text"/>
+          <w:color w:val="1B1C1D"/>
+          <w:sz w:val="24"/>
+          <w:szCs w:val="24"/>
+        </w:rPr>
+        <w:t xml:space="preserve">Time 2025-05-09 15:11 </w:t>
+      </w:r>
+    </w:p>
+    <w:p>
+      <w:pPr>
+        <w:rPr>
+          <w:rFonts w:ascii="Google Sans Text" w:eastAsia="Google Sans Text" w:hAnsi="Google Sans Text" w:cs="Google Sans Text"/>
+          <w:color w:val="1B1C1D"/>
+          <w:sz w:val="24"/>
+          <w:szCs w:val="24"/>
+        </w:rPr>
+      </w:pPr>
+      <w:r>
+        <w:rPr>
+          <w:rFonts w:ascii="Google Sans Text" w:eastAsia="Google Sans Text" w:hAnsi="Google Sans Text" w:cs="Google Sans Text"/>
+          <w:color w:val="1B1C1D"/>
+          <w:sz w:val="24"/>
+          <w:szCs w:val="24"/>
+        </w:rPr>
+        <w:lastRenderedPageBreak/>
+        <w:t xml:space="preserve">Anomaly Score: 22 </w:t>
+      </w:r>
+    </w:p>
+    <w:p>
+      <w:pPr>
+        <w:rPr>
+          <w:rFonts w:ascii="Google Sans Text" w:eastAsia="Google Sans Text" w:hAnsi="Google Sans Text" w:cs="Google Sans Text"/>
+          <w:color w:val="1B1C1D"/>
+          <w:sz w:val="24"/>
+          <w:szCs w:val="24"/>
+        </w:rPr>
+      </w:pPr>
+      <w:r>
+        <w:rPr>
+          <w:rFonts w:ascii="Google Sans Text" w:eastAsia="Google Sans Text" w:hAnsi="Google Sans Text" w:cs="Google Sans Text"/>
+          <w:color w:val="1B1C1D"/>
+          <w:sz w:val="24"/>
+          <w:szCs w:val="24"/>
+        </w:rPr>
+        <w:t xml:space="preserve">Explanation: NTLM logon (potential relay attack); Suspicious logon process (user32 or </w:t>
+      </w:r>
+      <w:proofErr w:type="spellStart"/>
+      <w:r>
+        <w:rPr>
+          <w:rFonts w:ascii="Google Sans Text" w:eastAsia="Google Sans Text" w:hAnsi="Google Sans Text" w:cs="Google Sans Text"/>
+          <w:color w:val="1B1C1D"/>
+          <w:sz w:val="24"/>
+          <w:szCs w:val="24"/>
+        </w:rPr>
+        <w:t>NtLmSsp</w:t>
+      </w:r>
+      <w:proofErr w:type="spellEnd"/>
+      <w:r>
+        <w:rPr>
+          <w:rFonts w:ascii="Google Sans Text" w:eastAsia="Google Sans Text" w:hAnsi="Google Sans Text" w:cs="Google Sans Text"/>
+          <w:color w:val="1B1C1D"/>
+          <w:sz w:val="24"/>
+          <w:szCs w:val="24"/>
+        </w:rPr>
+        <w:t xml:space="preserve">); Special privileges assigned to logon [T1484]; NTLM pass-the-hash login [T1550.002] </w:t>
+      </w:r>
+    </w:p>
+    <w:p>
+      <w:pPr>
+        <w:rPr>
+          <w:rFonts w:ascii="Google Sans Text" w:eastAsia="Google Sans Text" w:hAnsi="Google Sans Text" w:cs="Google Sans Text"/>
+          <w:color w:val="1B1C1D"/>
+          <w:sz w:val="24"/>
+          <w:szCs w:val="24"/>
+        </w:rPr>
+      </w:pPr>
+      <w:r>
+        <w:rPr>
+          <w:rFonts w:ascii="Google Sans Text" w:eastAsia="Google Sans Text" w:hAnsi="Google Sans Text" w:cs="Google Sans Text"/>
+          <w:color w:val="1B1C1D"/>
+          <w:sz w:val="24"/>
+          <w:szCs w:val="24"/>
+        </w:rPr>
+        <w:t xml:space="preserve">------------------------------------------------------------ </w:t>
+      </w:r>
+    </w:p>
+    <w:p>
+      <w:pPr>
+        <w:rPr>
+          <w:rFonts w:ascii="Google Sans Text" w:eastAsia="Google Sans Text" w:hAnsi="Google Sans Text" w:cs="Google Sans Text"/>
+          <w:color w:val="1B1C1D"/>
+          <w:sz w:val="24"/>
+          <w:szCs w:val="24"/>
+        </w:rPr>
+      </w:pPr>
+      <w:r>
+        <w:rPr>
+          <w:rFonts w:ascii="Google Sans Text" w:eastAsia="Google Sans Text" w:hAnsi="Google Sans Text" w:cs="Google Sans Text"/>
+          <w:color w:val="1B1C1D"/>
+          <w:sz w:val="24"/>
+          <w:szCs w:val="24"/>
+        </w:rPr>
+        <w:t xml:space="preserve">Time 2025-05-09 15:12 </w:t>
+      </w:r>
+    </w:p>
+    <w:p>
+      <w:pPr>
+        <w:rPr>
+          <w:rFonts w:ascii="Google Sans Text" w:eastAsia="Google Sans Text" w:hAnsi="Google Sans Text" w:cs="Google Sans Text"/>
+          <w:color w:val="1B1C1D"/>
+          <w:sz w:val="24"/>
+          <w:szCs w:val="24"/>
+        </w:rPr>
+      </w:pPr>
+      <w:r>
+        <w:rPr>
+          <w:rFonts w:ascii="Google Sans Text" w:eastAsia="Google Sans Text" w:hAnsi="Google Sans Text" w:cs="Google Sans Text"/>
+          <w:color w:val="1B1C1D"/>
+          <w:sz w:val="24"/>
+          <w:szCs w:val="24"/>
+        </w:rPr>
+        <w:t xml:space="preserve">Anomaly Score: 28 </w:t>
+      </w:r>
+    </w:p>
+    <w:p>
+      <w:pPr>
+        <w:rPr>
+          <w:rFonts w:ascii="Google Sans Text" w:eastAsia="Google Sans Text" w:hAnsi="Google Sans Text" w:cs="Google Sans Text"/>
+          <w:color w:val="1B1C1D"/>
+          <w:sz w:val="24"/>
+          <w:szCs w:val="24"/>
+        </w:rPr>
+      </w:pPr>
+      <w:r>
+        <w:rPr>
+          <w:rFonts w:ascii="Google Sans Text" w:eastAsia="Google Sans Text" w:hAnsi="Google Sans Text" w:cs="Google Sans Text"/>
+          <w:color w:val="1B1C1D"/>
+          <w:sz w:val="24"/>
+          <w:szCs w:val="24"/>
+        </w:rPr>
+        <w:t xml:space="preserve">Explanation: NTLM logon (potential relay attack); Suspicious logon process (user32 or </w:t>
+      </w:r>
+      <w:proofErr w:type="spellStart"/>
+      <w:r>
+        <w:rPr>
+          <w:rFonts w:ascii="Google Sans Text" w:eastAsia="Google Sans Text" w:hAnsi="Google Sans Text" w:cs="Google Sans Text"/>
+          <w:color w:val="1B1C1D"/>
+          <w:sz w:val="24"/>
+          <w:szCs w:val="24"/>
+        </w:rPr>
+        <w:t>NtLmSsp</w:t>
+      </w:r>
+      <w:proofErr w:type="spellEnd"/>
+      <w:r>
+        <w:rPr>
+          <w:rFonts w:ascii="Google Sans Text" w:eastAsia="Google Sans Text" w:hAnsi="Google Sans Text" w:cs="Google Sans Text"/>
+          <w:color w:val="1B1C1D"/>
+          <w:sz w:val="24"/>
+          <w:szCs w:val="24"/>
+        </w:rPr>
+        <w:t xml:space="preserve">); Special privileges assigned to logon [T1484]; NTLM pass-the-hash login [T1550.002] </w:t>
+      </w:r>
+    </w:p>
+    <w:p>
+      <w:pPr>
+        <w:rPr>
+          <w:rFonts w:ascii="Google Sans Text" w:eastAsia="Google Sans Text" w:hAnsi="Google Sans Text" w:cs="Google Sans Text"/>
+          <w:color w:val="1B1C1D"/>
+          <w:sz w:val="24"/>
+          <w:szCs w:val="24"/>
+        </w:rPr>
+      </w:pPr>
+      <w:r>
+        <w:rPr>
+          <w:rFonts w:ascii="Google Sans Text" w:eastAsia="Google Sans Text" w:hAnsi="Google Sans Text" w:cs="Google Sans Text"/>
+          <w:color w:val="1B1C1D"/>
+          <w:sz w:val="24"/>
+          <w:szCs w:val="24"/>
+        </w:rPr>
+        <w:t xml:space="preserve">------------------------------------------------------------ </w:t>
+      </w:r>
+    </w:p>
+    <w:p>
+      <w:pPr>
+        <w:rPr>
+          <w:rFonts w:ascii="Google Sans Text" w:eastAsia="Google Sans Text" w:hAnsi="Google Sans Text" w:cs="Google Sans Text"/>
+          <w:color w:val="1B1C1D"/>
+          <w:sz w:val="24"/>
+          <w:szCs w:val="24"/>
+        </w:rPr>
+      </w:pPr>
+      <w:r>
+        <w:rPr>
+          <w:rFonts w:ascii="Google Sans Text" w:eastAsia="Google Sans Text" w:hAnsi="Google Sans Text" w:cs="Google Sans Text"/>
+          <w:color w:val="1B1C1D"/>
+          <w:sz w:val="24"/>
+          <w:szCs w:val="24"/>
+        </w:rPr>
+        <w:t xml:space="preserve">Time 2025-05-09 15:13 </w:t>
+      </w:r>
+    </w:p>
+    <w:p>
+      <w:pPr>
+        <w:rPr>
+          <w:rFonts w:ascii="Google Sans Text" w:eastAsia="Google Sans Text" w:hAnsi="Google Sans Text" w:cs="Google Sans Text"/>
+          <w:color w:val="1B1C1D"/>
+          <w:sz w:val="24"/>
+          <w:szCs w:val="24"/>
+        </w:rPr>
+      </w:pPr>
+      <w:r>
+        <w:rPr>
+          <w:rFonts w:ascii="Google Sans Text" w:eastAsia="Google Sans Text" w:hAnsi="Google Sans Text" w:cs="Google Sans Text"/>
+          <w:color w:val="1B1C1D"/>
+          <w:sz w:val="24"/>
+          <w:szCs w:val="24"/>
+        </w:rPr>
+        <w:t xml:space="preserve">Anomaly Score: 20 </w:t>
+      </w:r>
+    </w:p>
+    <w:p>
+      <w:pPr>
+        <w:rPr>
+          <w:rFonts w:ascii="Google Sans Text" w:eastAsia="Google Sans Text" w:hAnsi="Google Sans Text" w:cs="Google Sans Text"/>
+          <w:color w:val="1B1C1D"/>
+          <w:sz w:val="24"/>
+          <w:szCs w:val="24"/>
+        </w:rPr>
+      </w:pPr>
+      <w:r>
+        <w:rPr>
+          <w:rFonts w:ascii="Google Sans Text" w:eastAsia="Google Sans Text" w:hAnsi="Google Sans Text" w:cs="Google Sans Text"/>
+          <w:color w:val="1B1C1D"/>
+          <w:sz w:val="24"/>
+          <w:szCs w:val="24"/>
+        </w:rPr>
+        <w:t xml:space="preserve">Explanation: NTLM logon (potential relay attack); Suspicious logon process (user32 or </w:t>
+      </w:r>
+      <w:proofErr w:type="spellStart"/>
+      <w:r>
+        <w:rPr>
+          <w:rFonts w:ascii="Google Sans Text" w:eastAsia="Google Sans Text" w:hAnsi="Google Sans Text" w:cs="Google Sans Text"/>
+          <w:color w:val="1B1C1D"/>
+          <w:sz w:val="24"/>
+          <w:szCs w:val="24"/>
+        </w:rPr>
+        <w:t>NtLmSsp</w:t>
+      </w:r>
+      <w:proofErr w:type="spellEnd"/>
+      <w:r>
+        <w:rPr>
+          <w:rFonts w:ascii="Google Sans Text" w:eastAsia="Google Sans Text" w:hAnsi="Google Sans Text" w:cs="Google Sans Text"/>
+          <w:color w:val="1B1C1D"/>
+          <w:sz w:val="24"/>
+          <w:szCs w:val="24"/>
+        </w:rPr>
+        <w:t xml:space="preserve">); Special privileges assigned to logon [T1484]; NTLM pass-the-hash login [T1550.002] </w:t>
+      </w:r>
+    </w:p>
+    <w:p>
+      <w:pPr>
+        <w:rPr>
+          <w:rFonts w:ascii="Google Sans Text" w:eastAsia="Google Sans Text" w:hAnsi="Google Sans Text" w:cs="Google Sans Text"/>
+          <w:color w:val="1B1C1D"/>
+          <w:sz w:val="24"/>
+          <w:szCs w:val="24"/>
+        </w:rPr>
+      </w:pPr>
+      <w:r>
+        <w:rPr>
+          <w:rFonts w:ascii="Google Sans Text" w:eastAsia="Google Sans Text" w:hAnsi="Google Sans Text" w:cs="Google Sans Text"/>
+          <w:color w:val="1B1C1D"/>
+          <w:sz w:val="24"/>
+          <w:szCs w:val="24"/>
+        </w:rPr>
+        <w:t xml:space="preserve">------------------------------------------------------------ </w:t>
+      </w:r>
+    </w:p>
+    <w:p>
+      <w:pPr>
+        <w:rPr>
+          <w:rFonts w:ascii="Google Sans Text" w:eastAsia="Google Sans Text" w:hAnsi="Google Sans Text" w:cs="Google Sans Text"/>
+          <w:color w:val="1B1C1D"/>
+          <w:sz w:val="24"/>
+          <w:szCs w:val="24"/>
+        </w:rPr>
+      </w:pPr>
+      <w:r>
+        <w:rPr>
+          <w:rFonts w:ascii="Google Sans Text" w:eastAsia="Google Sans Text" w:hAnsi="Google Sans Text" w:cs="Google Sans Text"/>
+          <w:color w:val="1B1C1D"/>
+          <w:sz w:val="24"/>
+          <w:szCs w:val="24"/>
+        </w:rPr>
+        <w:t xml:space="preserve">Time 2025-05-09 15:14 </w:t>
+      </w:r>
+    </w:p>
+    <w:p>
+      <w:pPr>
+        <w:rPr>
+          <w:rFonts w:ascii="Google Sans Text" w:eastAsia="Google Sans Text" w:hAnsi="Google Sans Text" w:cs="Google Sans Text"/>
+          <w:color w:val="1B1C1D"/>
+          <w:sz w:val="24"/>
+          <w:szCs w:val="24"/>
+        </w:rPr>
+      </w:pPr>
+      <w:r>
+        <w:rPr>
+          <w:rFonts w:ascii="Google Sans Text" w:eastAsia="Google Sans Text" w:hAnsi="Google Sans Text" w:cs="Google Sans Text"/>
+          <w:color w:val="1B1C1D"/>
+          <w:sz w:val="24"/>
+          <w:szCs w:val="24"/>
+        </w:rPr>
+        <w:t xml:space="preserve">Anomaly Score: 20 </w:t>
+      </w:r>
+    </w:p>
+    <w:p>
+      <w:pPr>
+        <w:rPr>
+          <w:rFonts w:ascii="Google Sans Text" w:eastAsia="Google Sans Text" w:hAnsi="Google Sans Text" w:cs="Google Sans Text"/>
+          <w:color w:val="1B1C1D"/>
+          <w:sz w:val="24"/>
+          <w:szCs w:val="24"/>
+        </w:rPr>
+      </w:pPr>
+      <w:r>
+        <w:rPr>
+          <w:rFonts w:ascii="Google Sans Text" w:eastAsia="Google Sans Text" w:hAnsi="Google Sans Text" w:cs="Google Sans Text"/>
+          <w:color w:val="1B1C1D"/>
+          <w:sz w:val="24"/>
+          <w:szCs w:val="24"/>
+        </w:rPr>
+        <w:t xml:space="preserve">Explanation: NTLM logon (potential relay attack); Suspicious logon process (user32 or </w:t>
+      </w:r>
+      <w:proofErr w:type="spellStart"/>
+      <w:r>
+        <w:rPr>
+          <w:rFonts w:ascii="Google Sans Text" w:eastAsia="Google Sans Text" w:hAnsi="Google Sans Text" w:cs="Google Sans Text"/>
+          <w:color w:val="1B1C1D"/>
+          <w:sz w:val="24"/>
+          <w:szCs w:val="24"/>
+        </w:rPr>
+        <w:t>NtLmSsp</w:t>
+      </w:r>
+      <w:proofErr w:type="spellEnd"/>
+      <w:r>
+        <w:rPr>
+          <w:rFonts w:ascii="Google Sans Text" w:eastAsia="Google Sans Text" w:hAnsi="Google Sans Text" w:cs="Google Sans Text"/>
+          <w:color w:val="1B1C1D"/>
+          <w:sz w:val="24"/>
+          <w:szCs w:val="24"/>
+        </w:rPr>
+        <w:t xml:space="preserve">); Special privileges assigned to logon [T1484]; NTLM pass-the-hash login [T1550.002]; Windows Defender detected Win32 threat; Defender found potentially unwanted software; </w:t>
+      </w:r>
+      <w:proofErr w:type="spellStart"/>
+      <w:r>
+        <w:rPr>
+          <w:rFonts w:ascii="Google Sans Text" w:eastAsia="Google Sans Text" w:hAnsi="Google Sans Text" w:cs="Google Sans Text"/>
+          <w:color w:val="1B1C1D"/>
+          <w:sz w:val="24"/>
+          <w:szCs w:val="24"/>
+        </w:rPr>
+        <w:t>Wazuh</w:t>
+      </w:r>
+      <w:proofErr w:type="spellEnd"/>
+      <w:r>
+        <w:rPr>
+          <w:rFonts w:ascii="Google Sans Text" w:eastAsia="Google Sans Text" w:hAnsi="Google Sans Text" w:cs="Google Sans Text"/>
+          <w:color w:val="1B1C1D"/>
+          <w:sz w:val="24"/>
+          <w:szCs w:val="24"/>
+        </w:rPr>
+        <w:t xml:space="preserve"> rule level 7 or above (medium/high severity) </w:t>
+      </w:r>
+    </w:p>
+    <w:p>
+      <w:pPr>
+        <w:rPr>
+          <w:rFonts w:ascii="Google Sans Text" w:eastAsia="Google Sans Text" w:hAnsi="Google Sans Text" w:cs="Google Sans Text"/>
+          <w:color w:val="1B1C1D"/>
+          <w:sz w:val="24"/>
+          <w:szCs w:val="24"/>
+        </w:rPr>
+      </w:pPr>
+      <w:r>
+        <w:rPr>
+          <w:rFonts w:ascii="Google Sans Text" w:eastAsia="Google Sans Text" w:hAnsi="Google Sans Text" w:cs="Google Sans Text"/>
+          <w:color w:val="1B1C1D"/>
+          <w:sz w:val="24"/>
+          <w:szCs w:val="24"/>
+        </w:rPr>
+        <w:t xml:space="preserve">------------------------------------------------------------ </w:t>
+      </w:r>
+    </w:p>
+    <w:p>
+      <w:pPr>
+        <w:rPr>
+          <w:rFonts w:ascii="Google Sans Text" w:eastAsia="Google Sans Text" w:hAnsi="Google Sans Text" w:cs="Google Sans Text"/>
+          <w:color w:val="1B1C1D"/>
+          <w:sz w:val="24"/>
+          <w:szCs w:val="24"/>
+        </w:rPr>
+      </w:pPr>
+      <w:r>
+        <w:rPr>
+          <w:rFonts w:ascii="Google Sans Text" w:eastAsia="Google Sans Text" w:hAnsi="Google Sans Text" w:cs="Google Sans Text"/>
+          <w:color w:val="1B1C1D"/>
+          <w:sz w:val="24"/>
+          <w:szCs w:val="24"/>
+        </w:rPr>
+        <w:t xml:space="preserve">Time 2025-05-09 15:15 </w:t>
+      </w:r>
+    </w:p>
+    <w:p>
+      <w:pPr>
+        <w:rPr>
+          <w:rFonts w:ascii="Google Sans Text" w:eastAsia="Google Sans Text" w:hAnsi="Google Sans Text" w:cs="Google Sans Text"/>
+          <w:color w:val="1B1C1D"/>
+          <w:sz w:val="24"/>
+          <w:szCs w:val="24"/>
+        </w:rPr>
+      </w:pPr>
+      <w:r>
+        <w:rPr>
+          <w:rFonts w:ascii="Google Sans Text" w:eastAsia="Google Sans Text" w:hAnsi="Google Sans Text" w:cs="Google Sans Text"/>
+          <w:color w:val="1B1C1D"/>
+          <w:sz w:val="24"/>
+          <w:szCs w:val="24"/>
+        </w:rPr>
+        <w:t xml:space="preserve">Anomaly Score: 18 </w:t>
+      </w:r>
+    </w:p>
+    <w:p>
+      <w:pPr>
+        <w:rPr>
+          <w:rFonts w:ascii="Google Sans Text" w:eastAsia="Google Sans Text" w:hAnsi="Google Sans Text" w:cs="Google Sans Text"/>
+          <w:color w:val="1B1C1D"/>
+          <w:sz w:val="24"/>
+          <w:szCs w:val="24"/>
+        </w:rPr>
+      </w:pPr>
+      <w:r>
+        <w:rPr>
+          <w:rFonts w:ascii="Google Sans Text" w:eastAsia="Google Sans Text" w:hAnsi="Google Sans Text" w:cs="Google Sans Text"/>
+          <w:color w:val="1B1C1D"/>
+          <w:sz w:val="24"/>
+          <w:szCs w:val="24"/>
+        </w:rPr>
+        <w:t xml:space="preserve">Explanation: NTLM logon (potential relay attack); Suspicious logon process (user32 or </w:t>
+      </w:r>
+      <w:proofErr w:type="spellStart"/>
+      <w:r>
+        <w:rPr>
+          <w:rFonts w:ascii="Google Sans Text" w:eastAsia="Google Sans Text" w:hAnsi="Google Sans Text" w:cs="Google Sans Text"/>
+          <w:color w:val="1B1C1D"/>
+          <w:sz w:val="24"/>
+          <w:szCs w:val="24"/>
+        </w:rPr>
+        <w:t>NtLmSsp</w:t>
+      </w:r>
+      <w:proofErr w:type="spellEnd"/>
+      <w:r>
+        <w:rPr>
+          <w:rFonts w:ascii="Google Sans Text" w:eastAsia="Google Sans Text" w:hAnsi="Google Sans Text" w:cs="Google Sans Text"/>
+          <w:color w:val="1B1C1D"/>
+          <w:sz w:val="24"/>
+          <w:szCs w:val="24"/>
+        </w:rPr>
+        <w:t xml:space="preserve">); Special privileges assigned to logon [T1484]; NTLM pass-the-hash login [T1550.002]; Windows Defender detected Win32 threat; Defender blocked unwanted software </w:t>
+      </w:r>
+    </w:p>
+    <w:p>
+      <w:pPr>
+        <w:rPr>
+          <w:rFonts w:ascii="Google Sans Text" w:eastAsia="Google Sans Text" w:hAnsi="Google Sans Text" w:cs="Google Sans Text"/>
+          <w:color w:val="1B1C1D"/>
+          <w:sz w:val="24"/>
+          <w:szCs w:val="24"/>
+        </w:rPr>
+      </w:pPr>
+      <w:r>
+        <w:rPr>
+          <w:rFonts w:ascii="Google Sans Text" w:eastAsia="Google Sans Text" w:hAnsi="Google Sans Text" w:cs="Google Sans Text"/>
+          <w:color w:val="1B1C1D"/>
+          <w:sz w:val="24"/>
+          <w:szCs w:val="24"/>
+        </w:rPr>
+        <w:t xml:space="preserve">------------------------------------------------------------ </w:t>
+      </w:r>
+    </w:p>
+    <w:p>
+      <w:pPr>
+        <w:rPr>
+          <w:rFonts w:ascii="Google Sans Text" w:eastAsia="Google Sans Text" w:hAnsi="Google Sans Text" w:cs="Google Sans Text"/>
+          <w:color w:val="1B1C1D"/>
+          <w:sz w:val="24"/>
+          <w:szCs w:val="24"/>
+        </w:rPr>
+      </w:pPr>
+      <w:r>
+        <w:rPr>
+          <w:rFonts w:ascii="Google Sans Text" w:eastAsia="Google Sans Text" w:hAnsi="Google Sans Text" w:cs="Google Sans Text"/>
+          <w:color w:val="1B1C1D"/>
+          <w:sz w:val="24"/>
+          <w:szCs w:val="24"/>
+        </w:rPr>
+        <w:t xml:space="preserve">Time 2025-05-09 15:16 </w:t>
+      </w:r>
+    </w:p>
+    <w:p>
+      <w:pPr>
+        <w:rPr>
+          <w:rFonts w:ascii="Google Sans Text" w:eastAsia="Google Sans Text" w:hAnsi="Google Sans Text" w:cs="Google Sans Text"/>
+          <w:color w:val="1B1C1D"/>
+          <w:sz w:val="24"/>
+          <w:szCs w:val="24"/>
+        </w:rPr>
+      </w:pPr>
+      <w:r>
+        <w:rPr>
+          <w:rFonts w:ascii="Google Sans Text" w:eastAsia="Google Sans Text" w:hAnsi="Google Sans Text" w:cs="Google Sans Text"/>
+          <w:color w:val="1B1C1D"/>
+          <w:sz w:val="24"/>
+          <w:szCs w:val="24"/>
+        </w:rPr>
+        <w:t xml:space="preserve">Anomaly Score: 6 </w:t>
+      </w:r>
+    </w:p>
+    <w:p>
+      <w:pPr>
+        <w:rPr>
+          <w:rFonts w:ascii="Google Sans Text" w:eastAsia="Google Sans Text" w:hAnsi="Google Sans Text" w:cs="Google Sans Text"/>
+          <w:color w:val="1B1C1D"/>
+          <w:sz w:val="24"/>
+          <w:szCs w:val="24"/>
+        </w:rPr>
+      </w:pPr>
+      <w:r>
+        <w:rPr>
+          <w:rFonts w:ascii="Google Sans Text" w:eastAsia="Google Sans Text" w:hAnsi="Google Sans Text" w:cs="Google Sans Text"/>
+          <w:color w:val="1B1C1D"/>
+          <w:sz w:val="24"/>
+          <w:szCs w:val="24"/>
+        </w:rPr>
+        <w:t xml:space="preserve">Explanation: Windows Defender detected Win32 threat; Defender found potentially unwanted software; </w:t>
+      </w:r>
+      <w:proofErr w:type="spellStart"/>
+      <w:r>
+        <w:rPr>
+          <w:rFonts w:ascii="Google Sans Text" w:eastAsia="Google Sans Text" w:hAnsi="Google Sans Text" w:cs="Google Sans Text"/>
+          <w:color w:val="1B1C1D"/>
+          <w:sz w:val="24"/>
+          <w:szCs w:val="24"/>
+        </w:rPr>
+        <w:t>Wazuh</w:t>
+      </w:r>
+      <w:proofErr w:type="spellEnd"/>
+      <w:r>
+        <w:rPr>
+          <w:rFonts w:ascii="Google Sans Text" w:eastAsia="Google Sans Text" w:hAnsi="Google Sans Text" w:cs="Google Sans Text"/>
+          <w:color w:val="1B1C1D"/>
+          <w:sz w:val="24"/>
+          <w:szCs w:val="24"/>
+        </w:rPr>
+        <w:t xml:space="preserve"> rule level 7 or above (medium/high severity) </w:t>
+      </w:r>
+    </w:p>
+    <w:p>
+      <w:pPr>
+        <w:rPr>
+          <w:rFonts w:ascii="Google Sans Text" w:eastAsia="Google Sans Text" w:hAnsi="Google Sans Text" w:cs="Google Sans Text"/>
+          <w:color w:val="1B1C1D"/>
+          <w:sz w:val="24"/>
+          <w:szCs w:val="24"/>
+        </w:rPr>
+      </w:pPr>
+      <w:r>
+        <w:rPr>
+          <w:rFonts w:ascii="Google Sans Text" w:eastAsia="Google Sans Text" w:hAnsi="Google Sans Text" w:cs="Google Sans Text"/>
+          <w:color w:val="1B1C1D"/>
+          <w:sz w:val="24"/>
+          <w:szCs w:val="24"/>
+        </w:rPr>
+        <w:t xml:space="preserve">------------------------------------------------------------ </w:t>
+      </w:r>
+    </w:p>
+    <w:p>
+      <w:pPr>
+        <w:rPr>
+          <w:rFonts w:ascii="Google Sans Text" w:eastAsia="Google Sans Text" w:hAnsi="Google Sans Text" w:cs="Google Sans Text"/>
+          <w:color w:val="1B1C1D"/>
+          <w:sz w:val="24"/>
+          <w:szCs w:val="24"/>
+        </w:rPr>
+      </w:pPr>
+      <w:r>
+        <w:rPr>
+          <w:rFonts w:ascii="Google Sans Text" w:eastAsia="Google Sans Text" w:hAnsi="Google Sans Text" w:cs="Google Sans Text"/>
+          <w:color w:val="1B1C1D"/>
+          <w:sz w:val="24"/>
+          <w:szCs w:val="24"/>
+        </w:rPr>
+        <w:t xml:space="preserve">Time 2025-05-09 15:17 </w:t>
+      </w:r>
+    </w:p>
+    <w:p>
+      <w:pPr>
+        <w:rPr>
+          <w:rFonts w:ascii="Google Sans Text" w:eastAsia="Google Sans Text" w:hAnsi="Google Sans Text" w:cs="Google Sans Text"/>
+          <w:color w:val="1B1C1D"/>
+          <w:sz w:val="24"/>
+          <w:szCs w:val="24"/>
+        </w:rPr>
+      </w:pPr>
+      <w:r>
+        <w:rPr>
+          <w:rFonts w:ascii="Google Sans Text" w:eastAsia="Google Sans Text" w:hAnsi="Google Sans Text" w:cs="Google Sans Text"/>
+          <w:color w:val="1B1C1D"/>
+          <w:sz w:val="24"/>
+          <w:szCs w:val="24"/>
+        </w:rPr>
+        <w:t xml:space="preserve">Anomaly Score: 24 </w:t>
+      </w:r>
+    </w:p>
+    <w:p>
+      <w:pPr>
+        <w:rPr>
+          <w:rFonts w:ascii="Google Sans Text" w:eastAsia="Google Sans Text" w:hAnsi="Google Sans Text" w:cs="Google Sans Text"/>
+          <w:color w:val="1B1C1D"/>
+          <w:sz w:val="24"/>
+          <w:szCs w:val="24"/>
+        </w:rPr>
+      </w:pPr>
+      <w:r>
+        <w:rPr>
+          <w:rFonts w:ascii="Google Sans Text" w:eastAsia="Google Sans Text" w:hAnsi="Google Sans Text" w:cs="Google Sans Text"/>
+          <w:color w:val="1B1C1D"/>
+          <w:sz w:val="24"/>
+          <w:szCs w:val="24"/>
+        </w:rPr>
+        <w:t xml:space="preserve">Explanation: NTLM logon (potential relay attack); Suspicious logon process (user32 or </w:t>
+      </w:r>
+      <w:proofErr w:type="spellStart"/>
+      <w:r>
+        <w:rPr>
+          <w:rFonts w:ascii="Google Sans Text" w:eastAsia="Google Sans Text" w:hAnsi="Google Sans Text" w:cs="Google Sans Text"/>
+          <w:color w:val="1B1C1D"/>
+          <w:sz w:val="24"/>
+          <w:szCs w:val="24"/>
+        </w:rPr>
+        <w:t>NtLmSsp</w:t>
+      </w:r>
+      <w:proofErr w:type="spellEnd"/>
+      <w:r>
+        <w:rPr>
+          <w:rFonts w:ascii="Google Sans Text" w:eastAsia="Google Sans Text" w:hAnsi="Google Sans Text" w:cs="Google Sans Text"/>
+          <w:color w:val="1B1C1D"/>
+          <w:sz w:val="24"/>
+          <w:szCs w:val="24"/>
+        </w:rPr>
+        <w:t xml:space="preserve">); NTLM pass-the-hash login [T1550.002]; Windows Defender detected Win32 threat; Defender blocked unwanted software </w:t>
+      </w:r>
+    </w:p>
+    <w:p>
+      <w:pPr>
+        <w:rPr>
+          <w:rFonts w:ascii="Google Sans Text" w:eastAsia="Google Sans Text" w:hAnsi="Google Sans Text" w:cs="Google Sans Text"/>
+          <w:color w:val="1B1C1D"/>
+          <w:sz w:val="24"/>
+          <w:szCs w:val="24"/>
+        </w:rPr>
+      </w:pPr>
+      <w:r>
+        <w:rPr>
+          <w:rFonts w:ascii="Google Sans Text" w:eastAsia="Google Sans Text" w:hAnsi="Google Sans Text" w:cs="Google Sans Text"/>
+          <w:color w:val="1B1C1D"/>
+          <w:sz w:val="24"/>
+          <w:szCs w:val="24"/>
+        </w:rPr>
+        <w:t xml:space="preserve">------------------------------------------------------------ </w:t>
+      </w:r>
+    </w:p>
+    <w:p>
+      <w:pPr>
+        <w:rPr>
+          <w:rFonts w:ascii="Google Sans Text" w:eastAsia="Google Sans Text" w:hAnsi="Google Sans Text" w:cs="Google Sans Text"/>
+          <w:color w:val="1B1C1D"/>
+          <w:sz w:val="24"/>
+          <w:szCs w:val="24"/>
+        </w:rPr>
+      </w:pPr>
+      <w:r>
+        <w:rPr>
+          <w:rFonts w:ascii="Google Sans Text" w:eastAsia="Google Sans Text" w:hAnsi="Google Sans Text" w:cs="Google Sans Text"/>
+          <w:color w:val="1B1C1D"/>
+          <w:sz w:val="24"/>
+          <w:szCs w:val="24"/>
+        </w:rPr>
+        <w:t xml:space="preserve">Time 2025-05-09 15:18 </w:t>
+      </w:r>
+    </w:p>
+    <w:p>
+      <w:pPr>
+        <w:rPr>
+          <w:rFonts w:ascii="Google Sans Text" w:eastAsia="Google Sans Text" w:hAnsi="Google Sans Text" w:cs="Google Sans Text"/>
+          <w:color w:val="1B1C1D"/>
+          <w:sz w:val="24"/>
+          <w:szCs w:val="24"/>
+        </w:rPr>
+      </w:pPr>
+      <w:r>
+        <w:rPr>
+          <w:rFonts w:ascii="Google Sans Text" w:eastAsia="Google Sans Text" w:hAnsi="Google Sans Text" w:cs="Google Sans Text"/>
+          <w:color w:val="1B1C1D"/>
+          <w:sz w:val="24"/>
+          <w:szCs w:val="24"/>
+        </w:rPr>
+        <w:lastRenderedPageBreak/>
+        <w:t xml:space="preserve">Anomaly Score: 12 </w:t>
+      </w:r>
+    </w:p>
+    <w:p>
+      <w:pPr>
+        <w:rPr>
+          <w:rFonts w:ascii="Google Sans Text" w:eastAsia="Google Sans Text" w:hAnsi="Google Sans Text" w:cs="Google Sans Text"/>
+          <w:color w:val="1B1C1D"/>
+          <w:sz w:val="24"/>
+          <w:szCs w:val="24"/>
+        </w:rPr>
+      </w:pPr>
+      <w:r>
+        <w:rPr>
+          <w:rFonts w:ascii="Google Sans Text" w:eastAsia="Google Sans Text" w:hAnsi="Google Sans Text" w:cs="Google Sans Text"/>
+          <w:color w:val="1B1C1D"/>
+          <w:sz w:val="24"/>
+          <w:szCs w:val="24"/>
+        </w:rPr>
+        <w:t xml:space="preserve">Explanation: NTLM logon (potential relay attack); Suspicious logon process (user32 or </w:t>
+      </w:r>
+      <w:proofErr w:type="spellStart"/>
+      <w:r>
+        <w:rPr>
+          <w:rFonts w:ascii="Google Sans Text" w:eastAsia="Google Sans Text" w:hAnsi="Google Sans Text" w:cs="Google Sans Text"/>
+          <w:color w:val="1B1C1D"/>
+          <w:sz w:val="24"/>
+          <w:szCs w:val="24"/>
+        </w:rPr>
+        <w:t>NtLmSsp</w:t>
+      </w:r>
+      <w:proofErr w:type="spellEnd"/>
+      <w:r>
+        <w:rPr>
+          <w:rFonts w:ascii="Google Sans Text" w:eastAsia="Google Sans Text" w:hAnsi="Google Sans Text" w:cs="Google Sans Text"/>
+          <w:color w:val="1B1C1D"/>
+          <w:sz w:val="24"/>
+          <w:szCs w:val="24"/>
+        </w:rPr>
+        <w:t xml:space="preserve">); NTLM pass-the-hash login [T1550.002] </w:t>
+      </w:r>
+    </w:p>
+    <w:p>
+      <w:pPr>
+        <w:rPr>
+          <w:rFonts w:ascii="Google Sans Text" w:eastAsia="Google Sans Text" w:hAnsi="Google Sans Text" w:cs="Google Sans Text"/>
+          <w:color w:val="1B1C1D"/>
+          <w:sz w:val="24"/>
+          <w:szCs w:val="24"/>
+        </w:rPr>
+      </w:pPr>
+      <w:r>
+        <w:rPr>
+          <w:rFonts w:ascii="Google Sans Text" w:eastAsia="Google Sans Text" w:hAnsi="Google Sans Text" w:cs="Google Sans Text"/>
+          <w:color w:val="1B1C1D"/>
+          <w:sz w:val="24"/>
+          <w:szCs w:val="24"/>
+        </w:rPr>
+        <w:t xml:space="preserve">------------------------------------------------------------ </w:t>
+      </w:r>
+    </w:p>
+    <w:p>
+      <w:pPr>
+        <w:rPr>
+          <w:rFonts w:ascii="Google Sans Text" w:eastAsia="Google Sans Text" w:hAnsi="Google Sans Text" w:cs="Google Sans Text"/>
+          <w:color w:val="1B1C1D"/>
+          <w:sz w:val="24"/>
+          <w:szCs w:val="24"/>
+        </w:rPr>
+      </w:pPr>
+      <w:r>
+        <w:rPr>
+          <w:rFonts w:ascii="Google Sans Text" w:eastAsia="Google Sans Text" w:hAnsi="Google Sans Text" w:cs="Google Sans Text"/>
+          <w:color w:val="1B1C1D"/>
+          <w:sz w:val="24"/>
+          <w:szCs w:val="24"/>
+        </w:rPr>
+        <w:t xml:space="preserve">Time 2025-05-09 15:19 </w:t>
+      </w:r>
+    </w:p>
+    <w:p>
+      <w:pPr>
+        <w:rPr>
+          <w:rFonts w:ascii="Google Sans Text" w:eastAsia="Google Sans Text" w:hAnsi="Google Sans Text" w:cs="Google Sans Text"/>
+          <w:color w:val="1B1C1D"/>
+          <w:sz w:val="24"/>
+          <w:szCs w:val="24"/>
+        </w:rPr>
+      </w:pPr>
+      <w:r>
+        <w:rPr>
+          <w:rFonts w:ascii="Google Sans Text" w:eastAsia="Google Sans Text" w:hAnsi="Google Sans Text" w:cs="Google Sans Text"/>
+          <w:color w:val="1B1C1D"/>
+          <w:sz w:val="24"/>
+          <w:szCs w:val="24"/>
+        </w:rPr>
+        <w:t xml:space="preserve">Anomaly Score: 14 </w:t>
+      </w:r>
+    </w:p>
+    <w:p>
+      <w:pPr>
+        <w:rPr>
+          <w:rFonts w:ascii="Google Sans Text" w:eastAsia="Google Sans Text" w:hAnsi="Google Sans Text" w:cs="Google Sans Text"/>
+          <w:color w:val="1B1C1D"/>
+          <w:sz w:val="24"/>
+          <w:szCs w:val="24"/>
+        </w:rPr>
+      </w:pPr>
+      <w:r>
+        <w:rPr>
+          <w:rFonts w:ascii="Google Sans Text" w:eastAsia="Google Sans Text" w:hAnsi="Google Sans Text" w:cs="Google Sans Text"/>
+          <w:color w:val="1B1C1D"/>
+          <w:sz w:val="24"/>
+          <w:szCs w:val="24"/>
+        </w:rPr>
+        <w:t xml:space="preserve">Explanation: NTLM logon (potential relay attack); Suspicious logon process (user32 or </w:t>
+      </w:r>
+      <w:proofErr w:type="spellStart"/>
+      <w:r>
+        <w:rPr>
+          <w:rFonts w:ascii="Google Sans Text" w:eastAsia="Google Sans Text" w:hAnsi="Google Sans Text" w:cs="Google Sans Text"/>
+          <w:color w:val="1B1C1D"/>
+          <w:sz w:val="24"/>
+          <w:szCs w:val="24"/>
+        </w:rPr>
+        <w:t>NtLmSsp</w:t>
+      </w:r>
+      <w:proofErr w:type="spellEnd"/>
+      <w:r>
+        <w:rPr>
+          <w:rFonts w:ascii="Google Sans Text" w:eastAsia="Google Sans Text" w:hAnsi="Google Sans Text" w:cs="Google Sans Text"/>
+          <w:color w:val="1B1C1D"/>
+          <w:sz w:val="24"/>
+          <w:szCs w:val="24"/>
+        </w:rPr>
+        <w:t xml:space="preserve">); Special privileges assigned to logon [T1484]; NTLM pass-the-hash login [T1550.002] </w:t>
+      </w:r>
+    </w:p>
+    <w:p>
+      <w:pPr>
+        <w:rPr>
+          <w:rFonts w:ascii="Google Sans Text" w:eastAsia="Google Sans Text" w:hAnsi="Google Sans Text" w:cs="Google Sans Text"/>
+          <w:color w:val="1B1C1D"/>
+          <w:sz w:val="24"/>
+          <w:szCs w:val="24"/>
+        </w:rPr>
+      </w:pPr>
+      <w:r>
+        <w:rPr>
+          <w:rFonts w:ascii="Google Sans Text" w:eastAsia="Google Sans Text" w:hAnsi="Google Sans Text" w:cs="Google Sans Text"/>
+          <w:color w:val="1B1C1D"/>
+          <w:sz w:val="24"/>
+          <w:szCs w:val="24"/>
+        </w:rPr>
+        <w:t xml:space="preserve">------------------------------------------------------------ </w:t>
+      </w:r>
+    </w:p>
+    <w:p>
+      <w:pPr>
+        <w:rPr>
+          <w:rFonts w:ascii="Google Sans Text" w:eastAsia="Google Sans Text" w:hAnsi="Google Sans Text" w:cs="Google Sans Text"/>
+          <w:color w:val="1B1C1D"/>
+          <w:sz w:val="24"/>
+          <w:szCs w:val="24"/>
+        </w:rPr>
+      </w:pPr>
+      <w:r>
+        <w:rPr>
+          <w:rFonts w:ascii="Google Sans Text" w:eastAsia="Google Sans Text" w:hAnsi="Google Sans Text" w:cs="Google Sans Text"/>
+          <w:color w:val="1B1C1D"/>
+          <w:sz w:val="24"/>
+          <w:szCs w:val="24"/>
+        </w:rPr>
+        <w:t xml:space="preserve">Time 2025-05-09 15:21 </w:t>
+      </w:r>
+    </w:p>
+    <w:p>
+      <w:pPr>
+        <w:rPr>
+          <w:rFonts w:ascii="Google Sans Text" w:eastAsia="Google Sans Text" w:hAnsi="Google Sans Text" w:cs="Google Sans Text"/>
+          <w:color w:val="1B1C1D"/>
+          <w:sz w:val="24"/>
+          <w:szCs w:val="24"/>
+        </w:rPr>
+      </w:pPr>
+      <w:r>
+        <w:rPr>
+          <w:rFonts w:ascii="Google Sans Text" w:eastAsia="Google Sans Text" w:hAnsi="Google Sans Text" w:cs="Google Sans Text"/>
+          <w:color w:val="1B1C1D"/>
+          <w:sz w:val="24"/>
+          <w:szCs w:val="24"/>
+        </w:rPr>
+        <w:t xml:space="preserve">Anomaly Score: 14 </w:t>
+      </w:r>
+    </w:p>
+    <w:p>
+      <w:pPr>
+        <w:rPr>
+          <w:rFonts w:ascii="Google Sans Text" w:eastAsia="Google Sans Text" w:hAnsi="Google Sans Text" w:cs="Google Sans Text"/>
+          <w:color w:val="1B1C1D"/>
+          <w:sz w:val="24"/>
+          <w:szCs w:val="24"/>
+        </w:rPr>
+      </w:pPr>
+      <w:r>
+        <w:rPr>
+          <w:rFonts w:ascii="Google Sans Text" w:eastAsia="Google Sans Text" w:hAnsi="Google Sans Text" w:cs="Google Sans Text"/>
+          <w:color w:val="1B1C1D"/>
+          <w:sz w:val="24"/>
+          <w:szCs w:val="24"/>
+        </w:rPr>
+        <w:t xml:space="preserve">Explanation: NTLM logon (potential relay attack); Suspicious logon process (user32 or </w:t>
+      </w:r>
+      <w:proofErr w:type="spellStart"/>
+      <w:r>
+        <w:rPr>
+          <w:rFonts w:ascii="Google Sans Text" w:eastAsia="Google Sans Text" w:hAnsi="Google Sans Text" w:cs="Google Sans Text"/>
+          <w:color w:val="1B1C1D"/>
+          <w:sz w:val="24"/>
+          <w:szCs w:val="24"/>
+        </w:rPr>
+        <w:t>NtLmSsp</w:t>
+      </w:r>
+      <w:proofErr w:type="spellEnd"/>
+      <w:r>
+        <w:rPr>
+          <w:rFonts w:ascii="Google Sans Text" w:eastAsia="Google Sans Text" w:hAnsi="Google Sans Text" w:cs="Google Sans Text"/>
+          <w:color w:val="1B1C1D"/>
+          <w:sz w:val="24"/>
+          <w:szCs w:val="24"/>
+        </w:rPr>
+        <w:t xml:space="preserve">); Special privileges assigned to logon [T1484]; NTLM pass-the-hash login [T1550.002] </w:t>
+      </w:r>
+    </w:p>
+    <w:p>
+      <w:pPr>
+        <w:rPr>
+          <w:rFonts w:ascii="Google Sans Text" w:eastAsia="Google Sans Text" w:hAnsi="Google Sans Text" w:cs="Google Sans Text"/>
+          <w:color w:val="1B1C1D"/>
+          <w:sz w:val="24"/>
+          <w:szCs w:val="24"/>
+        </w:rPr>
+      </w:pPr>
+      <w:r>
+        <w:rPr>
+          <w:rFonts w:ascii="Google Sans Text" w:eastAsia="Google Sans Text" w:hAnsi="Google Sans Text" w:cs="Google Sans Text"/>
+          <w:color w:val="1B1C1D"/>
+          <w:sz w:val="24"/>
+          <w:szCs w:val="24"/>
+        </w:rPr>
+        <w:t xml:space="preserve">------------------------------------------------------------ </w:t>
+      </w:r>
+    </w:p>
+    <w:p>
+      <w:pPr>
+        <w:rPr>
+          <w:rFonts w:ascii="Google Sans Text" w:eastAsia="Google Sans Text" w:hAnsi="Google Sans Text" w:cs="Google Sans Text"/>
+          <w:color w:val="1B1C1D"/>
+          <w:sz w:val="24"/>
+          <w:szCs w:val="24"/>
+        </w:rPr>
+      </w:pPr>
+      <w:r>
+        <w:rPr>
+          <w:rFonts w:ascii="Google Sans Text" w:eastAsia="Google Sans Text" w:hAnsi="Google Sans Text" w:cs="Google Sans Text"/>
+          <w:color w:val="1B1C1D"/>
+          <w:sz w:val="24"/>
+          <w:szCs w:val="24"/>
+        </w:rPr>
+        <w:t xml:space="preserve">Time 2025-05-09 15:24 </w:t>
+      </w:r>
+    </w:p>
+    <w:p>
+      <w:pPr>
+        <w:rPr>
+          <w:rFonts w:ascii="Google Sans Text" w:eastAsia="Google Sans Text" w:hAnsi="Google Sans Text" w:cs="Google Sans Text"/>
+          <w:color w:val="1B1C1D"/>
+          <w:sz w:val="24"/>
+          <w:szCs w:val="24"/>
+        </w:rPr>
+      </w:pPr>
+      <w:r>
+        <w:rPr>
+          <w:rFonts w:ascii="Google Sans Text" w:eastAsia="Google Sans Text" w:hAnsi="Google Sans Text" w:cs="Google Sans Text"/>
+          <w:color w:val="1B1C1D"/>
+          <w:sz w:val="24"/>
+          <w:szCs w:val="24"/>
+        </w:rPr>
+        <w:t xml:space="preserve">Anomaly Score: 12 </w:t>
+      </w:r>
+    </w:p>
+    <w:p>
+      <w:pPr>
+        <w:rPr>
+          <w:rFonts w:ascii="Google Sans Text" w:eastAsia="Google Sans Text" w:hAnsi="Google Sans Text" w:cs="Google Sans Text"/>
+          <w:color w:val="1B1C1D"/>
+          <w:sz w:val="24"/>
+          <w:szCs w:val="24"/>
+        </w:rPr>
+      </w:pPr>
+      <w:r>
+        <w:rPr>
+          <w:rFonts w:ascii="Google Sans Text" w:eastAsia="Google Sans Text" w:hAnsi="Google Sans Text" w:cs="Google Sans Text"/>
+          <w:color w:val="1B1C1D"/>
+          <w:sz w:val="24"/>
+          <w:szCs w:val="24"/>
+        </w:rPr>
+        <w:t xml:space="preserve">Explanation: NTLM logon (potential relay attack); Suspicious logon process (user32 or </w:t>
+      </w:r>
+      <w:proofErr w:type="spellStart"/>
+      <w:r>
+        <w:rPr>
+          <w:rFonts w:ascii="Google Sans Text" w:eastAsia="Google Sans Text" w:hAnsi="Google Sans Text" w:cs="Google Sans Text"/>
+          <w:color w:val="1B1C1D"/>
+          <w:sz w:val="24"/>
+          <w:szCs w:val="24"/>
+        </w:rPr>
+        <w:t>NtLmSsp</w:t>
+      </w:r>
+      <w:proofErr w:type="spellEnd"/>
+      <w:r>
+        <w:rPr>
+          <w:rFonts w:ascii="Google Sans Text" w:eastAsia="Google Sans Text" w:hAnsi="Google Sans Text" w:cs="Google Sans Text"/>
+          <w:color w:val="1B1C1D"/>
+          <w:sz w:val="24"/>
+          <w:szCs w:val="24"/>
+        </w:rPr>
+        <w:t xml:space="preserve">); Special privileges assigned to logon [T1484]; NTLM pass-the-hash login [T1550.002]; Binary in malware-prone directory [T1105]; </w:t>
+      </w:r>
+      <w:proofErr w:type="spellStart"/>
+      <w:r>
+        <w:rPr>
+          <w:rFonts w:ascii="Google Sans Text" w:eastAsia="Google Sans Text" w:hAnsi="Google Sans Text" w:cs="Google Sans Text"/>
+          <w:color w:val="1B1C1D"/>
+          <w:sz w:val="24"/>
+          <w:szCs w:val="24"/>
+        </w:rPr>
+        <w:t>Wazuh</w:t>
+      </w:r>
+      <w:proofErr w:type="spellEnd"/>
+      <w:r>
+        <w:rPr>
+          <w:rFonts w:ascii="Google Sans Text" w:eastAsia="Google Sans Text" w:hAnsi="Google Sans Text" w:cs="Google Sans Text"/>
+          <w:color w:val="1B1C1D"/>
+          <w:sz w:val="24"/>
+          <w:szCs w:val="24"/>
+        </w:rPr>
+        <w:t xml:space="preserve"> rule level 7 or above (medium/high severity) </w:t>
+      </w:r>
+    </w:p>
+    <w:p>
+      <w:pPr>
+        <w:rPr>
+          <w:rFonts w:ascii="Google Sans Text" w:eastAsia="Google Sans Text" w:hAnsi="Google Sans Text" w:cs="Google Sans Text"/>
+          <w:color w:val="1B1C1D"/>
+          <w:sz w:val="24"/>
+          <w:szCs w:val="24"/>
+        </w:rPr>
+      </w:pPr>
+      <w:r>
+        <w:rPr>
+          <w:rFonts w:ascii="Google Sans Text" w:eastAsia="Google Sans Text" w:hAnsi="Google Sans Text" w:cs="Google Sans Text"/>
+          <w:color w:val="1B1C1D"/>
+          <w:sz w:val="24"/>
+          <w:szCs w:val="24"/>
+        </w:rPr>
+        <w:t xml:space="preserve">------------------------------------------------------------ </w:t>
+      </w:r>
+    </w:p>
+    <w:p>
+      <w:pPr>
+        <w:rPr>
+          <w:rFonts w:ascii="Google Sans Text" w:eastAsia="Google Sans Text" w:hAnsi="Google Sans Text" w:cs="Google Sans Text"/>
+          <w:color w:val="1B1C1D"/>
+          <w:sz w:val="24"/>
+          <w:szCs w:val="24"/>
+        </w:rPr>
+      </w:pPr>
+      <w:r>
+        <w:rPr>
+          <w:rFonts w:ascii="Google Sans Text" w:eastAsia="Google Sans Text" w:hAnsi="Google Sans Text" w:cs="Google Sans Text"/>
+          <w:color w:val="1B1C1D"/>
+          <w:sz w:val="24"/>
+          <w:szCs w:val="24"/>
+        </w:rPr>
+        <w:t xml:space="preserve">Time 2025-05-09 15:25 </w:t>
+      </w:r>
+    </w:p>
+    <w:p>
+      <w:pPr>
+        <w:rPr>
+          <w:rFonts w:ascii="Google Sans Text" w:eastAsia="Google Sans Text" w:hAnsi="Google Sans Text" w:cs="Google Sans Text"/>
+          <w:color w:val="1B1C1D"/>
+          <w:sz w:val="24"/>
+          <w:szCs w:val="24"/>
+        </w:rPr>
+      </w:pPr>
+      <w:r>
+        <w:rPr>
+          <w:rFonts w:ascii="Google Sans Text" w:eastAsia="Google Sans Text" w:hAnsi="Google Sans Text" w:cs="Google Sans Text"/>
+          <w:color w:val="1B1C1D"/>
+          <w:sz w:val="24"/>
+          <w:szCs w:val="24"/>
+        </w:rPr>
+        <w:t xml:space="preserve">Anomaly Score: 16 </w:t>
+      </w:r>
+    </w:p>
+    <w:p>
+      <w:pPr>
+        <w:rPr>
+          <w:rFonts w:ascii="Google Sans Text" w:eastAsia="Google Sans Text" w:hAnsi="Google Sans Text" w:cs="Google Sans Text"/>
+          <w:color w:val="1B1C1D"/>
+          <w:sz w:val="24"/>
+          <w:szCs w:val="24"/>
+        </w:rPr>
+      </w:pPr>
+      <w:r>
+        <w:rPr>
+          <w:rFonts w:ascii="Google Sans Text" w:eastAsia="Google Sans Text" w:hAnsi="Google Sans Text" w:cs="Google Sans Text"/>
+          <w:color w:val="1B1C1D"/>
+          <w:sz w:val="24"/>
+          <w:szCs w:val="24"/>
+        </w:rPr>
+        <w:t xml:space="preserve">Explanation: NTLM logon (potential relay attack); Suspicious logon process (user32 or </w:t>
+      </w:r>
+      <w:proofErr w:type="spellStart"/>
+      <w:r>
+        <w:rPr>
+          <w:rFonts w:ascii="Google Sans Text" w:eastAsia="Google Sans Text" w:hAnsi="Google Sans Text" w:cs="Google Sans Text"/>
+          <w:color w:val="1B1C1D"/>
+          <w:sz w:val="24"/>
+          <w:szCs w:val="24"/>
+        </w:rPr>
+        <w:t>NtLmSsp</w:t>
+      </w:r>
+      <w:proofErr w:type="spellEnd"/>
+      <w:r>
+        <w:rPr>
+          <w:rFonts w:ascii="Google Sans Text" w:eastAsia="Google Sans Text" w:hAnsi="Google Sans Text" w:cs="Google Sans Text"/>
+          <w:color w:val="1B1C1D"/>
+          <w:sz w:val="24"/>
+          <w:szCs w:val="24"/>
+        </w:rPr>
+        <w:t xml:space="preserve">); Special privileges assigned to logon [T1484]; NTLM pass-the-hash login [T1550.002] </w:t>
+      </w:r>
+    </w:p>
+    <w:p>
+      <w:pPr>
+        <w:rPr>
+          <w:rFonts w:ascii="Google Sans Text" w:eastAsia="Google Sans Text" w:hAnsi="Google Sans Text" w:cs="Google Sans Text"/>
+          <w:color w:val="1B1C1D"/>
+          <w:sz w:val="24"/>
+          <w:szCs w:val="24"/>
+        </w:rPr>
+      </w:pPr>
+      <w:r>
+        <w:rPr>
+          <w:rFonts w:ascii="Google Sans Text" w:eastAsia="Google Sans Text" w:hAnsi="Google Sans Text" w:cs="Google Sans Text"/>
+          <w:color w:val="1B1C1D"/>
+          <w:sz w:val="24"/>
+          <w:szCs w:val="24"/>
+        </w:rPr>
+        <w:t xml:space="preserve">------------------------------------------------------------ </w:t>
+      </w:r>
+    </w:p>
+    <w:p>
+      <w:pPr>
+        <w:rPr>
+          <w:rFonts w:ascii="Google Sans Text" w:eastAsia="Google Sans Text" w:hAnsi="Google Sans Text" w:cs="Google Sans Text"/>
+          <w:color w:val="1B1C1D"/>
+          <w:sz w:val="24"/>
+          <w:szCs w:val="24"/>
+        </w:rPr>
+      </w:pPr>
+      <w:r>
+        <w:rPr>
+          <w:rFonts w:ascii="Google Sans Text" w:eastAsia="Google Sans Text" w:hAnsi="Google Sans Text" w:cs="Google Sans Text"/>
+          <w:color w:val="1B1C1D"/>
+          <w:sz w:val="24"/>
+          <w:szCs w:val="24"/>
+        </w:rPr>
+        <w:t xml:space="preserve">Time 2025-05-09 15:26 </w:t>
+      </w:r>
+    </w:p>
+    <w:p>
+      <w:pPr>
+        <w:rPr>
+          <w:rFonts w:ascii="Google Sans Text" w:eastAsia="Google Sans Text" w:hAnsi="Google Sans Text" w:cs="Google Sans Text"/>
+          <w:color w:val="1B1C1D"/>
+          <w:sz w:val="24"/>
+          <w:szCs w:val="24"/>
+        </w:rPr>
+      </w:pPr>
+      <w:r>
+        <w:rPr>
+          <w:rFonts w:ascii="Google Sans Text" w:eastAsia="Google Sans Text" w:hAnsi="Google Sans Text" w:cs="Google Sans Text"/>
+          <w:color w:val="1B1C1D"/>
+          <w:sz w:val="24"/>
+          <w:szCs w:val="24"/>
+        </w:rPr>
+        <w:t xml:space="preserve">Anomaly Score: 12 </w:t>
+      </w:r>
+    </w:p>
+    <w:p>
+      <w:pPr>
+        <w:rPr>
+          <w:rFonts w:ascii="Google Sans Text" w:eastAsia="Google Sans Text" w:hAnsi="Google Sans Text" w:cs="Google Sans Text"/>
+          <w:color w:val="1B1C1D"/>
+          <w:sz w:val="24"/>
+          <w:szCs w:val="24"/>
+        </w:rPr>
+      </w:pPr>
+      <w:r>
+        <w:rPr>
+          <w:rFonts w:ascii="Google Sans Text" w:eastAsia="Google Sans Text" w:hAnsi="Google Sans Text" w:cs="Google Sans Text"/>
+          <w:color w:val="1B1C1D"/>
+          <w:sz w:val="24"/>
+          <w:szCs w:val="24"/>
+        </w:rPr>
+        <w:t xml:space="preserve">Explanation: NTLM logon (potential relay attack); Suspicious logon process (user32 or </w:t>
+      </w:r>
+      <w:proofErr w:type="spellStart"/>
+      <w:r>
+        <w:rPr>
+          <w:rFonts w:ascii="Google Sans Text" w:eastAsia="Google Sans Text" w:hAnsi="Google Sans Text" w:cs="Google Sans Text"/>
+          <w:color w:val="1B1C1D"/>
+          <w:sz w:val="24"/>
+          <w:szCs w:val="24"/>
+        </w:rPr>
+        <w:t>NtLmSsp</w:t>
+      </w:r>
+      <w:proofErr w:type="spellEnd"/>
+      <w:r>
+        <w:rPr>
+          <w:rFonts w:ascii="Google Sans Text" w:eastAsia="Google Sans Text" w:hAnsi="Google Sans Text" w:cs="Google Sans Text"/>
+          <w:color w:val="1B1C1D"/>
+          <w:sz w:val="24"/>
+          <w:szCs w:val="24"/>
+        </w:rPr>
+        <w:t xml:space="preserve">); Special privileges assigned to logon [T1484]; NTLM pass-the-hash login [T1550.002]; Suspicious PowerShell script (4104); PowerShell process discovery [T1057] </w:t>
+      </w:r>
+    </w:p>
+    <w:p>
+      <w:pPr>
+        <w:rPr>
+          <w:rFonts w:ascii="Google Sans Text" w:eastAsia="Google Sans Text" w:hAnsi="Google Sans Text" w:cs="Google Sans Text"/>
+          <w:color w:val="1B1C1D"/>
+          <w:sz w:val="24"/>
+          <w:szCs w:val="24"/>
+        </w:rPr>
+      </w:pPr>
+      <w:r>
+        <w:rPr>
+          <w:rFonts w:ascii="Google Sans Text" w:eastAsia="Google Sans Text" w:hAnsi="Google Sans Text" w:cs="Google Sans Text"/>
+          <w:color w:val="1B1C1D"/>
+          <w:sz w:val="24"/>
+          <w:szCs w:val="24"/>
+        </w:rPr>
+        <w:t xml:space="preserve">------------------------------------------------------------ </w:t>
+      </w:r>
+    </w:p>
+    <w:p>
+      <w:pPr>
+        <w:rPr>
+          <w:rFonts w:ascii="Google Sans Text" w:eastAsia="Google Sans Text" w:hAnsi="Google Sans Text" w:cs="Google Sans Text"/>
+          <w:color w:val="1B1C1D"/>
+          <w:sz w:val="24"/>
+          <w:szCs w:val="24"/>
+        </w:rPr>
+      </w:pPr>
+      <w:r>
+        <w:rPr>
+          <w:rFonts w:ascii="Google Sans Text" w:eastAsia="Google Sans Text" w:hAnsi="Google Sans Text" w:cs="Google Sans Text"/>
+          <w:color w:val="1B1C1D"/>
+          <w:sz w:val="24"/>
+          <w:szCs w:val="24"/>
+        </w:rPr>
+        <w:t xml:space="preserve">Time 2025-05-09 15:27 </w:t>
+      </w:r>
+    </w:p>
+    <w:p>
+      <w:pPr>
+        <w:rPr>
+          <w:rFonts w:ascii="Google Sans Text" w:eastAsia="Google Sans Text" w:hAnsi="Google Sans Text" w:cs="Google Sans Text"/>
+          <w:color w:val="1B1C1D"/>
+          <w:sz w:val="24"/>
+          <w:szCs w:val="24"/>
+        </w:rPr>
+      </w:pPr>
+      <w:r>
+        <w:rPr>
+          <w:rFonts w:ascii="Google Sans Text" w:eastAsia="Google Sans Text" w:hAnsi="Google Sans Text" w:cs="Google Sans Text"/>
+          <w:color w:val="1B1C1D"/>
+          <w:sz w:val="24"/>
+          <w:szCs w:val="24"/>
+        </w:rPr>
+        <w:t xml:space="preserve">Anomaly Score: 16 </w:t>
+      </w:r>
+    </w:p>
+    <w:p>
+      <w:pPr>
+        <w:rPr>
+          <w:rFonts w:ascii="Google Sans Text" w:eastAsia="Google Sans Text" w:hAnsi="Google Sans Text" w:cs="Google Sans Text"/>
+          <w:color w:val="1B1C1D"/>
+          <w:sz w:val="24"/>
+          <w:szCs w:val="24"/>
+        </w:rPr>
+      </w:pPr>
+      <w:r>
+        <w:rPr>
+          <w:rFonts w:ascii="Google Sans Text" w:eastAsia="Google Sans Text" w:hAnsi="Google Sans Text" w:cs="Google Sans Text"/>
+          <w:color w:val="1B1C1D"/>
+          <w:sz w:val="24"/>
+          <w:szCs w:val="24"/>
+        </w:rPr>
+        <w:t xml:space="preserve">Explanation: NTLM logon (potential relay attack); Suspicious logon process (user32 or </w:t>
+      </w:r>
+      <w:proofErr w:type="spellStart"/>
+      <w:r>
+        <w:rPr>
+          <w:rFonts w:ascii="Google Sans Text" w:eastAsia="Google Sans Text" w:hAnsi="Google Sans Text" w:cs="Google Sans Text"/>
+          <w:color w:val="1B1C1D"/>
+          <w:sz w:val="24"/>
+          <w:szCs w:val="24"/>
+        </w:rPr>
+        <w:t>NtLmSsp</w:t>
+      </w:r>
+      <w:proofErr w:type="spellEnd"/>
+      <w:r>
+        <w:rPr>
+          <w:rFonts w:ascii="Google Sans Text" w:eastAsia="Google Sans Text" w:hAnsi="Google Sans Text" w:cs="Google Sans Text"/>
+          <w:color w:val="1B1C1D"/>
+          <w:sz w:val="24"/>
+          <w:szCs w:val="24"/>
+        </w:rPr>
+        <w:t xml:space="preserve">); Special privileges assigned to logon [T1484]; NTLM pass-the-hash login [T1550.002] </w:t>
+      </w:r>
+    </w:p>
+    <w:p>
+      <w:pPr>
+        <w:rPr>
+          <w:rFonts w:ascii="Google Sans Text" w:eastAsia="Google Sans Text" w:hAnsi="Google Sans Text" w:cs="Google Sans Text"/>
+          <w:color w:val="1B1C1D"/>
+          <w:sz w:val="24"/>
+          <w:szCs w:val="24"/>
+        </w:rPr>
+      </w:pPr>
+      <w:r>
+        <w:rPr>
+          <w:rFonts w:ascii="Google Sans Text" w:eastAsia="Google Sans Text" w:hAnsi="Google Sans Text" w:cs="Google Sans Text"/>
+          <w:color w:val="1B1C1D"/>
+          <w:sz w:val="24"/>
+          <w:szCs w:val="24"/>
+        </w:rPr>
+        <w:t xml:space="preserve">------------------------------------------------------------ </w:t>
+      </w:r>
+    </w:p>
+    <w:p>
+      <w:pPr>
+        <w:rPr>
+          <w:rFonts w:ascii="Google Sans Text" w:eastAsia="Google Sans Text" w:hAnsi="Google Sans Text" w:cs="Google Sans Text"/>
+          <w:color w:val="1B1C1D"/>
+          <w:sz w:val="24"/>
+          <w:szCs w:val="24"/>
+        </w:rPr>
+      </w:pPr>
+      <w:r>
+        <w:rPr>
+          <w:rFonts w:ascii="Google Sans Text" w:eastAsia="Google Sans Text" w:hAnsi="Google Sans Text" w:cs="Google Sans Text"/>
+          <w:color w:val="1B1C1D"/>
+          <w:sz w:val="24"/>
+          <w:szCs w:val="24"/>
+        </w:rPr>
+        <w:t xml:space="preserve">Time 2025-05-09 15:29 </w:t>
+      </w:r>
+    </w:p>
+    <w:p>
+      <w:pPr>
+        <w:rPr>
+          <w:rFonts w:ascii="Google Sans Text" w:eastAsia="Google Sans Text" w:hAnsi="Google Sans Text" w:cs="Google Sans Text"/>
+          <w:color w:val="1B1C1D"/>
+          <w:sz w:val="24"/>
+          <w:szCs w:val="24"/>
+        </w:rPr>
+      </w:pPr>
+      <w:r>
+        <w:rPr>
+          <w:rFonts w:ascii="Google Sans Text" w:eastAsia="Google Sans Text" w:hAnsi="Google Sans Text" w:cs="Google Sans Text"/>
+          <w:color w:val="1B1C1D"/>
+          <w:sz w:val="24"/>
+          <w:szCs w:val="24"/>
+        </w:rPr>
+        <w:lastRenderedPageBreak/>
+        <w:t xml:space="preserve">Anomaly Score: 20 </w:t>
+      </w:r>
+    </w:p>
+    <w:p>
+      <w:pPr>
+        <w:rPr>
+          <w:rFonts w:ascii="Google Sans Text" w:eastAsia="Google Sans Text" w:hAnsi="Google Sans Text" w:cs="Google Sans Text"/>
+          <w:color w:val="1B1C1D"/>
+          <w:sz w:val="24"/>
+          <w:szCs w:val="24"/>
+        </w:rPr>
+      </w:pPr>
+      <w:r>
+        <w:rPr>
+          <w:rFonts w:ascii="Google Sans Text" w:eastAsia="Google Sans Text" w:hAnsi="Google Sans Text" w:cs="Google Sans Text"/>
+          <w:color w:val="1B1C1D"/>
+          <w:sz w:val="24"/>
+          <w:szCs w:val="24"/>
+        </w:rPr>
+        <w:t xml:space="preserve">Explanation: NTLM logon (potential relay attack); Suspicious logon process (user32 or </w:t>
+      </w:r>
+      <w:proofErr w:type="spellStart"/>
+      <w:r>
+        <w:rPr>
+          <w:rFonts w:ascii="Google Sans Text" w:eastAsia="Google Sans Text" w:hAnsi="Google Sans Text" w:cs="Google Sans Text"/>
+          <w:color w:val="1B1C1D"/>
+          <w:sz w:val="24"/>
+          <w:szCs w:val="24"/>
+        </w:rPr>
+        <w:t>NtLmSsp</w:t>
+      </w:r>
+      <w:proofErr w:type="spellEnd"/>
+      <w:r>
+        <w:rPr>
+          <w:rFonts w:ascii="Google Sans Text" w:eastAsia="Google Sans Text" w:hAnsi="Google Sans Text" w:cs="Google Sans Text"/>
+          <w:color w:val="1B1C1D"/>
+          <w:sz w:val="24"/>
+          <w:szCs w:val="24"/>
+        </w:rPr>
+        <w:t xml:space="preserve">); Special privileges assigned to logon [T1484]; NTLM pass-the-hash login [T1550.002]; Windows Defender detected Win32 threat; Defender found potentially unwanted software; </w:t>
+      </w:r>
+      <w:proofErr w:type="spellStart"/>
+      <w:r>
+        <w:rPr>
+          <w:rFonts w:ascii="Google Sans Text" w:eastAsia="Google Sans Text" w:hAnsi="Google Sans Text" w:cs="Google Sans Text"/>
+          <w:color w:val="1B1C1D"/>
+          <w:sz w:val="24"/>
+          <w:szCs w:val="24"/>
+        </w:rPr>
+        <w:t>Wazuh</w:t>
+      </w:r>
+      <w:proofErr w:type="spellEnd"/>
+      <w:r>
+        <w:rPr>
+          <w:rFonts w:ascii="Google Sans Text" w:eastAsia="Google Sans Text" w:hAnsi="Google Sans Text" w:cs="Google Sans Text"/>
+          <w:color w:val="1B1C1D"/>
+          <w:sz w:val="24"/>
+          <w:szCs w:val="24"/>
+        </w:rPr>
+        <w:t xml:space="preserve"> rule level 7 or above (medium/high severity) </w:t>
+      </w:r>
+    </w:p>
+    <w:p>
+      <w:pPr>
+        <w:rPr>
+          <w:rFonts w:ascii="Google Sans Text" w:eastAsia="Google Sans Text" w:hAnsi="Google Sans Text" w:cs="Google Sans Text"/>
+          <w:color w:val="1B1C1D"/>
+          <w:sz w:val="24"/>
+          <w:szCs w:val="24"/>
+        </w:rPr>
+      </w:pPr>
+      <w:r>
+        <w:rPr>
+          <w:rFonts w:ascii="Google Sans Text" w:eastAsia="Google Sans Text" w:hAnsi="Google Sans Text" w:cs="Google Sans Text"/>
+          <w:color w:val="1B1C1D"/>
+          <w:sz w:val="24"/>
+          <w:szCs w:val="24"/>
+        </w:rPr>
+        <w:t xml:space="preserve">------------------------------------------------------------ </w:t>
+      </w:r>
+    </w:p>
+    <w:p>
+      <w:pPr>
+        <w:rPr>
+          <w:rFonts w:ascii="Google Sans Text" w:eastAsia="Google Sans Text" w:hAnsi="Google Sans Text" w:cs="Google Sans Text"/>
+          <w:color w:val="1B1C1D"/>
+          <w:sz w:val="24"/>
+          <w:szCs w:val="24"/>
+        </w:rPr>
+      </w:pPr>
+      <w:r>
+        <w:rPr>
+          <w:rFonts w:ascii="Google Sans Text" w:eastAsia="Google Sans Text" w:hAnsi="Google Sans Text" w:cs="Google Sans Text"/>
+          <w:color w:val="1B1C1D"/>
+          <w:sz w:val="24"/>
+          <w:szCs w:val="24"/>
+        </w:rPr>
+        <w:t xml:space="preserve">Time 2025-05-09 15:30 </w:t>
+      </w:r>
+    </w:p>
+    <w:p>
+      <w:pPr>
+        <w:rPr>
+          <w:rFonts w:ascii="Google Sans Text" w:eastAsia="Google Sans Text" w:hAnsi="Google Sans Text" w:cs="Google Sans Text"/>
+          <w:color w:val="1B1C1D"/>
+          <w:sz w:val="24"/>
+          <w:szCs w:val="24"/>
+        </w:rPr>
+      </w:pPr>
+      <w:r>
+        <w:rPr>
+          <w:rFonts w:ascii="Google Sans Text" w:eastAsia="Google Sans Text" w:hAnsi="Google Sans Text" w:cs="Google Sans Text"/>
+          <w:color w:val="1B1C1D"/>
+          <w:sz w:val="24"/>
+          <w:szCs w:val="24"/>
+        </w:rPr>
+        <w:t xml:space="preserve">Anomaly Score: 22 </w:t>
+      </w:r>
+    </w:p>
+    <w:p>
+      <w:pPr>
+        <w:rPr>
+          <w:rFonts w:ascii="Google Sans Text" w:eastAsia="Google Sans Text" w:hAnsi="Google Sans Text" w:cs="Google Sans Text"/>
+          <w:color w:val="1B1C1D"/>
+          <w:sz w:val="24"/>
+          <w:szCs w:val="24"/>
+        </w:rPr>
+      </w:pPr>
+      <w:r>
+        <w:rPr>
+          <w:rFonts w:ascii="Google Sans Text" w:eastAsia="Google Sans Text" w:hAnsi="Google Sans Text" w:cs="Google Sans Text"/>
+          <w:color w:val="1B1C1D"/>
+          <w:sz w:val="24"/>
+          <w:szCs w:val="24"/>
+        </w:rPr>
+        <w:t xml:space="preserve">Explanation: NTLM logon (potential relay attack); Suspicious logon process (user32 or </w:t>
+      </w:r>
+      <w:proofErr w:type="spellStart"/>
+      <w:r>
+        <w:rPr>
+          <w:rFonts w:ascii="Google Sans Text" w:eastAsia="Google Sans Text" w:hAnsi="Google Sans Text" w:cs="Google Sans Text"/>
+          <w:color w:val="1B1C1D"/>
+          <w:sz w:val="24"/>
+          <w:szCs w:val="24"/>
+        </w:rPr>
+        <w:t>NtLmSsp</w:t>
+      </w:r>
+      <w:proofErr w:type="spellEnd"/>
+      <w:r>
+        <w:rPr>
+          <w:rFonts w:ascii="Google Sans Text" w:eastAsia="Google Sans Text" w:hAnsi="Google Sans Text" w:cs="Google Sans Text"/>
+          <w:color w:val="1B1C1D"/>
+          <w:sz w:val="24"/>
+          <w:szCs w:val="24"/>
+        </w:rPr>
+        <w:t xml:space="preserve">); Special privileges assigned to logon [T1484]; NTLM pass-the-hash login [T1550.002]; </w:t>
+      </w:r>
+      <w:proofErr w:type="spellStart"/>
+      <w:r>
+        <w:rPr>
+          <w:rFonts w:ascii="Google Sans Text" w:eastAsia="Google Sans Text" w:hAnsi="Google Sans Text" w:cs="Google Sans Text"/>
+          <w:color w:val="1B1C1D"/>
+          <w:sz w:val="24"/>
+          <w:szCs w:val="24"/>
+        </w:rPr>
+        <w:t>Webrequest</w:t>
+      </w:r>
+      <w:proofErr w:type="spellEnd"/>
+      <w:r>
+        <w:rPr>
+          <w:rFonts w:ascii="Google Sans Text" w:eastAsia="Google Sans Text" w:hAnsi="Google Sans Text" w:cs="Google Sans Text"/>
+          <w:color w:val="1B1C1D"/>
+          <w:sz w:val="24"/>
+          <w:szCs w:val="24"/>
+        </w:rPr>
+        <w:t xml:space="preserve"> download cradle [T1059.001]; Windows Defender detected Win32 threat; Defender blocked unwanted software </w:t>
+      </w:r>
+    </w:p>
+    <w:p>
+      <w:pPr>
+        <w:rPr>
+          <w:rFonts w:ascii="Google Sans Text" w:eastAsia="Google Sans Text" w:hAnsi="Google Sans Text" w:cs="Google Sans Text"/>
+          <w:color w:val="1B1C1D"/>
+          <w:sz w:val="24"/>
+          <w:szCs w:val="24"/>
+        </w:rPr>
+      </w:pPr>
+      <w:r>
+        <w:rPr>
+          <w:rFonts w:ascii="Google Sans Text" w:eastAsia="Google Sans Text" w:hAnsi="Google Sans Text" w:cs="Google Sans Text"/>
+          <w:color w:val="1B1C1D"/>
+          <w:sz w:val="24"/>
+          <w:szCs w:val="24"/>
+        </w:rPr>
+        <w:t xml:space="preserve">------------------------------------------------------------ </w:t>
+      </w:r>
+    </w:p>
+    <w:p>
+      <w:pPr>
+        <w:rPr>
+          <w:rFonts w:ascii="Google Sans Text" w:eastAsia="Google Sans Text" w:hAnsi="Google Sans Text" w:cs="Google Sans Text"/>
+          <w:color w:val="1B1C1D"/>
+          <w:sz w:val="24"/>
+          <w:szCs w:val="24"/>
+        </w:rPr>
+      </w:pPr>
+      <w:r>
+        <w:rPr>
+          <w:rFonts w:ascii="Google Sans Text" w:eastAsia="Google Sans Text" w:hAnsi="Google Sans Text" w:cs="Google Sans Text"/>
+          <w:color w:val="1B1C1D"/>
+          <w:sz w:val="24"/>
+          <w:szCs w:val="24"/>
+        </w:rPr>
+        <w:t xml:space="preserve">Time 2025-05-09 15:31 </w:t>
+      </w:r>
+    </w:p>
+    <w:p>
+      <w:pPr>
+        <w:rPr>
+          <w:rFonts w:ascii="Google Sans Text" w:eastAsia="Google Sans Text" w:hAnsi="Google Sans Text" w:cs="Google Sans Text"/>
+          <w:color w:val="1B1C1D"/>
+          <w:sz w:val="24"/>
+          <w:szCs w:val="24"/>
+        </w:rPr>
+      </w:pPr>
+      <w:r>
+        <w:rPr>
+          <w:rFonts w:ascii="Google Sans Text" w:eastAsia="Google Sans Text" w:hAnsi="Google Sans Text" w:cs="Google Sans Text"/>
+          <w:color w:val="1B1C1D"/>
+          <w:sz w:val="24"/>
+          <w:szCs w:val="24"/>
+        </w:rPr>
+        <w:t xml:space="preserve">Anomaly Score: 118 </w:t>
+      </w:r>
+    </w:p>
+    <w:p>
+      <w:pPr>
+        <w:rPr>
+          <w:rFonts w:ascii="Google Sans Text" w:eastAsia="Google Sans Text" w:hAnsi="Google Sans Text" w:cs="Google Sans Text"/>
+          <w:color w:val="1B1C1D"/>
+          <w:sz w:val="24"/>
+          <w:szCs w:val="24"/>
+        </w:rPr>
+      </w:pPr>
+      <w:r>
+        <w:rPr>
+          <w:rFonts w:ascii="Google Sans Text" w:eastAsia="Google Sans Text" w:hAnsi="Google Sans Text" w:cs="Google Sans Text"/>
+          <w:color w:val="1B1C1D"/>
+          <w:sz w:val="24"/>
+          <w:szCs w:val="24"/>
+        </w:rPr>
+        <w:t xml:space="preserve">Explanation: NTLM logon (potential relay attack); Suspicious logon process (user32 or </w:t>
+      </w:r>
+      <w:proofErr w:type="spellStart"/>
+      <w:r>
+        <w:rPr>
+          <w:rFonts w:ascii="Google Sans Text" w:eastAsia="Google Sans Text" w:hAnsi="Google Sans Text" w:cs="Google Sans Text"/>
+          <w:color w:val="1B1C1D"/>
+          <w:sz w:val="24"/>
+          <w:szCs w:val="24"/>
+        </w:rPr>
+        <w:t>NtLmSsp</w:t>
+      </w:r>
+      <w:proofErr w:type="spellEnd"/>
+      <w:r>
+        <w:rPr>
+          <w:rFonts w:ascii="Google Sans Text" w:eastAsia="Google Sans Text" w:hAnsi="Google Sans Text" w:cs="Google Sans Text"/>
+          <w:color w:val="1B1C1D"/>
+          <w:sz w:val="24"/>
+          <w:szCs w:val="24"/>
+        </w:rPr>
+        <w:t xml:space="preserve">); Special privileges assigned to logon [T1484]; NTLM pass-the-hash login [T1550.002]; Suspicious PowerShell script (4104); PowerShell Expand-Archive run [T1105]; </w:t>
+      </w:r>
+      <w:proofErr w:type="spellStart"/>
+      <w:r>
+        <w:rPr>
+          <w:rFonts w:ascii="Google Sans Text" w:eastAsia="Google Sans Text" w:hAnsi="Google Sans Text" w:cs="Google Sans Text"/>
+          <w:color w:val="1B1C1D"/>
+          <w:sz w:val="24"/>
+          <w:szCs w:val="24"/>
+        </w:rPr>
+        <w:t>Webrequest</w:t>
+      </w:r>
+      <w:proofErr w:type="spellEnd"/>
+      <w:r>
+        <w:rPr>
+          <w:rFonts w:ascii="Google Sans Text" w:eastAsia="Google Sans Text" w:hAnsi="Google Sans Text" w:cs="Google Sans Text"/>
+          <w:color w:val="1B1C1D"/>
+          <w:sz w:val="24"/>
+          <w:szCs w:val="24"/>
+        </w:rPr>
+        <w:t xml:space="preserve"> download cradle [T1059.001]; Binary dropped in Users\Public; </w:t>
+      </w:r>
+      <w:proofErr w:type="spellStart"/>
+      <w:r>
+        <w:rPr>
+          <w:rFonts w:ascii="Google Sans Text" w:eastAsia="Google Sans Text" w:hAnsi="Google Sans Text" w:cs="Google Sans Text"/>
+          <w:color w:val="1B1C1D"/>
+          <w:sz w:val="24"/>
+          <w:szCs w:val="24"/>
+        </w:rPr>
+        <w:t>Wazuh</w:t>
+      </w:r>
+      <w:proofErr w:type="spellEnd"/>
+      <w:r>
+        <w:rPr>
+          <w:rFonts w:ascii="Google Sans Text" w:eastAsia="Google Sans Text" w:hAnsi="Google Sans Text" w:cs="Google Sans Text"/>
+          <w:color w:val="1B1C1D"/>
+          <w:sz w:val="24"/>
+          <w:szCs w:val="24"/>
+        </w:rPr>
+        <w:t xml:space="preserve"> rule level 7 or above (medium/high severity) </w:t>
+      </w:r>
+    </w:p>
+    <w:p>
+      <w:pPr>
+        <w:rPr>
+          <w:rFonts w:ascii="Google Sans Text" w:eastAsia="Google Sans Text" w:hAnsi="Google Sans Text" w:cs="Google Sans Text"/>
+          <w:color w:val="1B1C1D"/>
+          <w:sz w:val="24"/>
+          <w:szCs w:val="24"/>
+        </w:rPr>
+      </w:pPr>
+      <w:r>
+        <w:rPr>
+          <w:rFonts w:ascii="Google Sans Text" w:eastAsia="Google Sans Text" w:hAnsi="Google Sans Text" w:cs="Google Sans Text"/>
+          <w:color w:val="1B1C1D"/>
+          <w:sz w:val="24"/>
+          <w:szCs w:val="24"/>
+        </w:rPr>
+        <w:t xml:space="preserve">------------------------------------------------------------ </w:t>
+      </w:r>
+    </w:p>
+    <w:p>
+      <w:pPr>
+        <w:rPr>
+          <w:rFonts w:ascii="Google Sans Text" w:eastAsia="Google Sans Text" w:hAnsi="Google Sans Text" w:cs="Google Sans Text"/>
+          <w:color w:val="1B1C1D"/>
+          <w:sz w:val="24"/>
+          <w:szCs w:val="24"/>
+        </w:rPr>
+      </w:pPr>
+      <w:r>
+        <w:rPr>
+          <w:rFonts w:ascii="Google Sans Text" w:eastAsia="Google Sans Text" w:hAnsi="Google Sans Text" w:cs="Google Sans Text"/>
+          <w:color w:val="1B1C1D"/>
+          <w:sz w:val="24"/>
+          <w:szCs w:val="24"/>
+        </w:rPr>
+        <w:t xml:space="preserve">Time 2025-05-09 15:33 </w:t>
+      </w:r>
+    </w:p>
+    <w:p>
+      <w:pPr>
+        <w:rPr>
+          <w:rFonts w:ascii="Google Sans Text" w:eastAsia="Google Sans Text" w:hAnsi="Google Sans Text" w:cs="Google Sans Text"/>
+          <w:color w:val="1B1C1D"/>
+          <w:sz w:val="24"/>
+          <w:szCs w:val="24"/>
+        </w:rPr>
+      </w:pPr>
+      <w:r>
+        <w:rPr>
+          <w:rFonts w:ascii="Google Sans Text" w:eastAsia="Google Sans Text" w:hAnsi="Google Sans Text" w:cs="Google Sans Text"/>
+          <w:color w:val="1B1C1D"/>
+          <w:sz w:val="24"/>
+          <w:szCs w:val="24"/>
+        </w:rPr>
+        <w:t xml:space="preserve">Anomaly Score: 8 </w:t>
+      </w:r>
+    </w:p>
+    <w:p>
+      <w:pPr>
+        <w:rPr>
+          <w:rFonts w:ascii="Google Sans Text" w:eastAsia="Google Sans Text" w:hAnsi="Google Sans Text" w:cs="Google Sans Text"/>
+          <w:color w:val="1B1C1D"/>
+          <w:sz w:val="24"/>
+          <w:szCs w:val="24"/>
+        </w:rPr>
+      </w:pPr>
+      <w:r>
+        <w:rPr>
+          <w:rFonts w:ascii="Google Sans Text" w:eastAsia="Google Sans Text" w:hAnsi="Google Sans Text" w:cs="Google Sans Text"/>
+          <w:color w:val="1B1C1D"/>
+          <w:sz w:val="24"/>
+          <w:szCs w:val="24"/>
+        </w:rPr>
+        <w:t xml:space="preserve">Explanation: NTLM logon (potential relay attack); Suspicious logon process (user32 or </w:t>
+      </w:r>
+      <w:proofErr w:type="spellStart"/>
+      <w:r>
+        <w:rPr>
+          <w:rFonts w:ascii="Google Sans Text" w:eastAsia="Google Sans Text" w:hAnsi="Google Sans Text" w:cs="Google Sans Text"/>
+          <w:color w:val="1B1C1D"/>
+          <w:sz w:val="24"/>
+          <w:szCs w:val="24"/>
+        </w:rPr>
+        <w:t>NtLmSsp</w:t>
+      </w:r>
+      <w:proofErr w:type="spellEnd"/>
+      <w:r>
+        <w:rPr>
+          <w:rFonts w:ascii="Google Sans Text" w:eastAsia="Google Sans Text" w:hAnsi="Google Sans Text" w:cs="Google Sans Text"/>
+          <w:color w:val="1B1C1D"/>
+          <w:sz w:val="24"/>
+          <w:szCs w:val="24"/>
+        </w:rPr>
+        <w:t xml:space="preserve">); Special privileges assigned to logon [T1484]; NTLM pass-the-hash login [T1550.002] </w:t>
+      </w:r>
+    </w:p>
+    <w:p>
+      <w:pPr>
+        <w:rPr>
+          <w:rFonts w:ascii="Google Sans Text" w:eastAsia="Google Sans Text" w:hAnsi="Google Sans Text" w:cs="Google Sans Text"/>
+          <w:color w:val="1B1C1D"/>
+          <w:sz w:val="24"/>
+          <w:szCs w:val="24"/>
+        </w:rPr>
+      </w:pPr>
+      <w:r>
+        <w:rPr>
+          <w:rFonts w:ascii="Google Sans Text" w:eastAsia="Google Sans Text" w:hAnsi="Google Sans Text" w:cs="Google Sans Text"/>
+          <w:color w:val="1B1C1D"/>
+          <w:sz w:val="24"/>
+          <w:szCs w:val="24"/>
+        </w:rPr>
+        <w:t xml:space="preserve">------------------------------------------------------------ </w:t>
+      </w:r>
+    </w:p>
+    <w:p>
+      <w:pPr>
+        <w:rPr>
+          <w:rFonts w:ascii="Google Sans Text" w:eastAsia="Google Sans Text" w:hAnsi="Google Sans Text" w:cs="Google Sans Text"/>
+          <w:color w:val="1B1C1D"/>
+          <w:sz w:val="24"/>
+          <w:szCs w:val="24"/>
+        </w:rPr>
+      </w:pPr>
+      <w:r>
+        <w:rPr>
+          <w:rFonts w:ascii="Google Sans Text" w:eastAsia="Google Sans Text" w:hAnsi="Google Sans Text" w:cs="Google Sans Text"/>
+          <w:color w:val="1B1C1D"/>
+          <w:sz w:val="24"/>
+          <w:szCs w:val="24"/>
+        </w:rPr>
+        <w:t xml:space="preserve">Time 2025-05-09 15:35 </w:t>
+      </w:r>
+    </w:p>
+    <w:p>
+      <w:pPr>
+        <w:rPr>
+          <w:rFonts w:ascii="Google Sans Text" w:eastAsia="Google Sans Text" w:hAnsi="Google Sans Text" w:cs="Google Sans Text"/>
+          <w:color w:val="1B1C1D"/>
+          <w:sz w:val="24"/>
+          <w:szCs w:val="24"/>
+        </w:rPr>
+      </w:pPr>
+      <w:r>
+        <w:rPr>
+          <w:rFonts w:ascii="Google Sans Text" w:eastAsia="Google Sans Text" w:hAnsi="Google Sans Text" w:cs="Google Sans Text"/>
+          <w:color w:val="1B1C1D"/>
+          <w:sz w:val="24"/>
+          <w:szCs w:val="24"/>
+        </w:rPr>
+        <w:t xml:space="preserve">Anomaly Score: 52 </w:t>
+      </w:r>
+    </w:p>
+    <w:p>
+      <w:pPr>
+        <w:rPr>
+          <w:rFonts w:ascii="Google Sans Text" w:eastAsia="Google Sans Text" w:hAnsi="Google Sans Text" w:cs="Google Sans Text"/>
+          <w:color w:val="1B1C1D"/>
+          <w:sz w:val="24"/>
+          <w:szCs w:val="24"/>
+        </w:rPr>
+      </w:pPr>
+      <w:r>
+        <w:rPr>
+          <w:rFonts w:ascii="Google Sans Text" w:eastAsia="Google Sans Text" w:hAnsi="Google Sans Text" w:cs="Google Sans Text"/>
+          <w:color w:val="1B1C1D"/>
+          <w:sz w:val="24"/>
+          <w:szCs w:val="24"/>
+        </w:rPr>
+        <w:t xml:space="preserve">Explanation: NTLM logon (potential relay attack); Suspicious logon process (user32 or </w:t>
+      </w:r>
+      <w:proofErr w:type="spellStart"/>
+      <w:r>
+        <w:rPr>
+          <w:rFonts w:ascii="Google Sans Text" w:eastAsia="Google Sans Text" w:hAnsi="Google Sans Text" w:cs="Google Sans Text"/>
+          <w:color w:val="1B1C1D"/>
+          <w:sz w:val="24"/>
+          <w:szCs w:val="24"/>
+        </w:rPr>
+        <w:t>NtLmSsp</w:t>
+      </w:r>
+      <w:proofErr w:type="spellEnd"/>
+      <w:r>
+        <w:rPr>
+          <w:rFonts w:ascii="Google Sans Text" w:eastAsia="Google Sans Text" w:hAnsi="Google Sans Text" w:cs="Google Sans Text"/>
+          <w:color w:val="1B1C1D"/>
+          <w:sz w:val="24"/>
+          <w:szCs w:val="24"/>
+        </w:rPr>
+        <w:t xml:space="preserve">); Special privileges assigned to logon [T1484]; NTLM pass-the-hash login [T1550.002]; cmd.exe launched by unusual parent process; Suspicious Windows </w:t>
+      </w:r>
+      <w:proofErr w:type="spellStart"/>
+      <w:r>
+        <w:rPr>
+          <w:rFonts w:ascii="Google Sans Text" w:eastAsia="Google Sans Text" w:hAnsi="Google Sans Text" w:cs="Google Sans Text"/>
+          <w:color w:val="1B1C1D"/>
+          <w:sz w:val="24"/>
+          <w:szCs w:val="24"/>
+        </w:rPr>
+        <w:t>cmd</w:t>
+      </w:r>
+      <w:proofErr w:type="spellEnd"/>
+      <w:r>
+        <w:rPr>
+          <w:rFonts w:ascii="Google Sans Text" w:eastAsia="Google Sans Text" w:hAnsi="Google Sans Text" w:cs="Google Sans Text"/>
+          <w:color w:val="1B1C1D"/>
+          <w:sz w:val="24"/>
+          <w:szCs w:val="24"/>
+        </w:rPr>
+        <w:t xml:space="preserve"> shell exec [T1087/T1059.003] </w:t>
+      </w:r>
+    </w:p>
+    <w:p>
+      <w:pPr>
+        <w:rPr>
+          <w:rFonts w:ascii="Google Sans Text" w:eastAsia="Google Sans Text" w:hAnsi="Google Sans Text" w:cs="Google Sans Text"/>
+          <w:color w:val="1B1C1D"/>
+          <w:sz w:val="24"/>
+          <w:szCs w:val="24"/>
+        </w:rPr>
+      </w:pPr>
+      <w:r>
+        <w:rPr>
+          <w:rFonts w:ascii="Google Sans Text" w:eastAsia="Google Sans Text" w:hAnsi="Google Sans Text" w:cs="Google Sans Text"/>
+          <w:color w:val="1B1C1D"/>
+          <w:sz w:val="24"/>
+          <w:szCs w:val="24"/>
+        </w:rPr>
+        <w:t xml:space="preserve">------------------------------------------------------------ </w:t>
+      </w:r>
+    </w:p>
+    <w:p>
+      <w:pPr>
+        <w:rPr>
+          <w:rFonts w:ascii="Google Sans Text" w:eastAsia="Google Sans Text" w:hAnsi="Google Sans Text" w:cs="Google Sans Text"/>
+          <w:color w:val="1B1C1D"/>
+          <w:sz w:val="24"/>
+          <w:szCs w:val="24"/>
+        </w:rPr>
+      </w:pPr>
+      <w:r>
+        <w:rPr>
+          <w:rFonts w:ascii="Google Sans Text" w:eastAsia="Google Sans Text" w:hAnsi="Google Sans Text" w:cs="Google Sans Text"/>
+          <w:color w:val="1B1C1D"/>
+          <w:sz w:val="24"/>
+          <w:szCs w:val="24"/>
+        </w:rPr>
+        <w:t xml:space="preserve">Time 2025-05-09 15:36 </w:t>
+      </w:r>
+    </w:p>
+    <w:p>
+      <w:pPr>
+        <w:rPr>
+          <w:rFonts w:ascii="Google Sans Text" w:eastAsia="Google Sans Text" w:hAnsi="Google Sans Text" w:cs="Google Sans Text"/>
+          <w:color w:val="1B1C1D"/>
+          <w:sz w:val="24"/>
+          <w:szCs w:val="24"/>
+        </w:rPr>
+      </w:pPr>
+      <w:r>
+        <w:rPr>
+          <w:rFonts w:ascii="Google Sans Text" w:eastAsia="Google Sans Text" w:hAnsi="Google Sans Text" w:cs="Google Sans Text"/>
+          <w:color w:val="1B1C1D"/>
+          <w:sz w:val="24"/>
+          <w:szCs w:val="24"/>
+        </w:rPr>
+        <w:t xml:space="preserve">Anomaly Score: 4 </w:t>
+      </w:r>
+    </w:p>
+    <w:p>
+      <w:pPr>
+        <w:rPr>
+          <w:rFonts w:ascii="Google Sans Text" w:eastAsia="Google Sans Text" w:hAnsi="Google Sans Text" w:cs="Google Sans Text"/>
+          <w:color w:val="1B1C1D"/>
+          <w:sz w:val="24"/>
+          <w:szCs w:val="24"/>
+        </w:rPr>
+      </w:pPr>
+      <w:r>
+        <w:rPr>
+          <w:rFonts w:ascii="Google Sans Text" w:eastAsia="Google Sans Text" w:hAnsi="Google Sans Text" w:cs="Google Sans Text"/>
+          <w:color w:val="1B1C1D"/>
+          <w:sz w:val="24"/>
+          <w:szCs w:val="24"/>
+        </w:rPr>
+        <w:t xml:space="preserve">Explanation: cmd.exe launched by unusual parent process; Suspicious Windows </w:t>
+      </w:r>
+      <w:proofErr w:type="spellStart"/>
+      <w:r>
+        <w:rPr>
+          <w:rFonts w:ascii="Google Sans Text" w:eastAsia="Google Sans Text" w:hAnsi="Google Sans Text" w:cs="Google Sans Text"/>
+          <w:color w:val="1B1C1D"/>
+          <w:sz w:val="24"/>
+          <w:szCs w:val="24"/>
+        </w:rPr>
+        <w:t>cmd</w:t>
+      </w:r>
+      <w:proofErr w:type="spellEnd"/>
+      <w:r>
+        <w:rPr>
+          <w:rFonts w:ascii="Google Sans Text" w:eastAsia="Google Sans Text" w:hAnsi="Google Sans Text" w:cs="Google Sans Text"/>
+          <w:color w:val="1B1C1D"/>
+          <w:sz w:val="24"/>
+          <w:szCs w:val="24"/>
+        </w:rPr>
+        <w:t xml:space="preserve"> shell exec [T1087/T1059.003] </w:t>
+      </w:r>
+    </w:p>
+    <w:p>
+      <w:pPr>
+        <w:rPr>
+          <w:rFonts w:ascii="Google Sans Text" w:eastAsia="Google Sans Text" w:hAnsi="Google Sans Text" w:cs="Google Sans Text"/>
+          <w:color w:val="1B1C1D"/>
+          <w:sz w:val="24"/>
+          <w:szCs w:val="24"/>
+        </w:rPr>
+      </w:pPr>
+      <w:r>
+        <w:rPr>
+          <w:rFonts w:ascii="Google Sans Text" w:eastAsia="Google Sans Text" w:hAnsi="Google Sans Text" w:cs="Google Sans Text"/>
+          <w:color w:val="1B1C1D"/>
+          <w:sz w:val="24"/>
+          <w:szCs w:val="24"/>
+        </w:rPr>
+        <w:t xml:space="preserve">------------------------------------------------------------ </w:t>
+      </w:r>
+    </w:p>
+    <w:p>
+      <w:pPr>
+        <w:rPr>
+          <w:rFonts w:ascii="Google Sans Text" w:eastAsia="Google Sans Text" w:hAnsi="Google Sans Text" w:cs="Google Sans Text"/>
+          <w:color w:val="1B1C1D"/>
+          <w:sz w:val="24"/>
+          <w:szCs w:val="24"/>
+        </w:rPr>
+      </w:pPr>
+      <w:r>
+        <w:rPr>
+          <w:rFonts w:ascii="Google Sans Text" w:eastAsia="Google Sans Text" w:hAnsi="Google Sans Text" w:cs="Google Sans Text"/>
+          <w:color w:val="1B1C1D"/>
+          <w:sz w:val="24"/>
+          <w:szCs w:val="24"/>
+        </w:rPr>
+        <w:t xml:space="preserve">Time 2025-05-09 15:41 </w:t>
+      </w:r>
+    </w:p>
+    <w:p>
+      <w:pPr>
+        <w:rPr>
+          <w:rFonts w:ascii="Google Sans Text" w:eastAsia="Google Sans Text" w:hAnsi="Google Sans Text" w:cs="Google Sans Text"/>
+          <w:color w:val="1B1C1D"/>
+          <w:sz w:val="24"/>
+          <w:szCs w:val="24"/>
+        </w:rPr>
+      </w:pPr>
+      <w:r>
+        <w:rPr>
+          <w:rFonts w:ascii="Google Sans Text" w:eastAsia="Google Sans Text" w:hAnsi="Google Sans Text" w:cs="Google Sans Text"/>
+          <w:color w:val="1B1C1D"/>
+          <w:sz w:val="24"/>
+          <w:szCs w:val="24"/>
+        </w:rPr>
+        <w:t xml:space="preserve">Anomaly Score: 18 </w:t>
+      </w:r>
+    </w:p>
+    <w:p>
+      <w:pPr>
+        <w:rPr>
+          <w:rFonts w:ascii="Google Sans Text" w:eastAsia="Google Sans Text" w:hAnsi="Google Sans Text" w:cs="Google Sans Text"/>
+          <w:color w:val="1B1C1D"/>
+          <w:sz w:val="24"/>
+          <w:szCs w:val="24"/>
+        </w:rPr>
+      </w:pPr>
+      <w:r>
+        <w:rPr>
+          <w:rFonts w:ascii="Google Sans Text" w:eastAsia="Google Sans Text" w:hAnsi="Google Sans Text" w:cs="Google Sans Text"/>
+          <w:color w:val="1B1C1D"/>
+          <w:sz w:val="24"/>
+          <w:szCs w:val="24"/>
+        </w:rPr>
+        <w:t xml:space="preserve">Explanation: NTLM logon (potential relay attack); Suspicious logon process (user32 or </w:t>
+      </w:r>
+      <w:proofErr w:type="spellStart"/>
+      <w:r>
+        <w:rPr>
+          <w:rFonts w:ascii="Google Sans Text" w:eastAsia="Google Sans Text" w:hAnsi="Google Sans Text" w:cs="Google Sans Text"/>
+          <w:color w:val="1B1C1D"/>
+          <w:sz w:val="24"/>
+          <w:szCs w:val="24"/>
+        </w:rPr>
+        <w:t>NtLmSsp</w:t>
+      </w:r>
+      <w:proofErr w:type="spellEnd"/>
+      <w:r>
+        <w:rPr>
+          <w:rFonts w:ascii="Google Sans Text" w:eastAsia="Google Sans Text" w:hAnsi="Google Sans Text" w:cs="Google Sans Text"/>
+          <w:color w:val="1B1C1D"/>
+          <w:sz w:val="24"/>
+          <w:szCs w:val="24"/>
+        </w:rPr>
+        <w:t xml:space="preserve">); Special privileges assigned to logon [T1484]; NTLM pass-the-hash login </w:t>
+      </w:r>
+      <w:r>
+        <w:rPr>
+          <w:rFonts w:ascii="Google Sans Text" w:eastAsia="Google Sans Text" w:hAnsi="Google Sans Text" w:cs="Google Sans Text"/>
+          <w:color w:val="1B1C1D"/>
+          <w:sz w:val="24"/>
+          <w:szCs w:val="24"/>
+        </w:rPr>
+        <w:lastRenderedPageBreak/>
+        <w:t xml:space="preserve">[T1550.002]; Suspicious PowerShell script (4104); PowerShell queries env variables [T1082]; Windows installer reconfigured product </w:t>
+      </w:r>
+    </w:p>
+    <w:p>
+      <w:pPr>
+        <w:rPr>
+          <w:rFonts w:ascii="Google Sans Text" w:eastAsia="Google Sans Text" w:hAnsi="Google Sans Text" w:cs="Google Sans Text"/>
+          <w:color w:val="1B1C1D"/>
+          <w:sz w:val="24"/>
+          <w:szCs w:val="24"/>
+        </w:rPr>
+      </w:pPr>
+      <w:r>
+        <w:rPr>
+          <w:rFonts w:ascii="Google Sans Text" w:eastAsia="Google Sans Text" w:hAnsi="Google Sans Text" w:cs="Google Sans Text"/>
+          <w:color w:val="1B1C1D"/>
+          <w:sz w:val="24"/>
+          <w:szCs w:val="24"/>
+        </w:rPr>
+        <w:t xml:space="preserve">------------------------------------------------------------ </w:t>
+      </w:r>
+    </w:p>
+    <w:p>
+      <w:pPr>
+        <w:rPr>
+          <w:rFonts w:ascii="Google Sans Text" w:eastAsia="Google Sans Text" w:hAnsi="Google Sans Text" w:cs="Google Sans Text"/>
+          <w:color w:val="1B1C1D"/>
+          <w:sz w:val="24"/>
+          <w:szCs w:val="24"/>
+        </w:rPr>
+      </w:pPr>
+      <w:r>
+        <w:rPr>
+          <w:rFonts w:ascii="Google Sans Text" w:eastAsia="Google Sans Text" w:hAnsi="Google Sans Text" w:cs="Google Sans Text"/>
+          <w:color w:val="1B1C1D"/>
+          <w:sz w:val="24"/>
+          <w:szCs w:val="24"/>
+        </w:rPr>
+        <w:t xml:space="preserve">Time 2025-05-09 15:42 </w:t>
+      </w:r>
+    </w:p>
+    <w:p>
+      <w:pPr>
+        <w:rPr>
+          <w:rFonts w:ascii="Google Sans Text" w:eastAsia="Google Sans Text" w:hAnsi="Google Sans Text" w:cs="Google Sans Text"/>
+          <w:color w:val="1B1C1D"/>
+          <w:sz w:val="24"/>
+          <w:szCs w:val="24"/>
+        </w:rPr>
+      </w:pPr>
+      <w:r>
+        <w:rPr>
+          <w:rFonts w:ascii="Google Sans Text" w:eastAsia="Google Sans Text" w:hAnsi="Google Sans Text" w:cs="Google Sans Text"/>
+          <w:color w:val="1B1C1D"/>
+          <w:sz w:val="24"/>
+          <w:szCs w:val="24"/>
+        </w:rPr>
+        <w:t xml:space="preserve">Anomaly Score: 12 </w:t>
+      </w:r>
+    </w:p>
+    <w:p>
+      <w:pPr>
+        <w:rPr>
+          <w:rFonts w:ascii="Google Sans Text" w:eastAsia="Google Sans Text" w:hAnsi="Google Sans Text" w:cs="Google Sans Text"/>
+          <w:color w:val="1B1C1D"/>
+          <w:sz w:val="24"/>
+          <w:szCs w:val="24"/>
+        </w:rPr>
+      </w:pPr>
+      <w:r>
+        <w:rPr>
+          <w:rFonts w:ascii="Google Sans Text" w:eastAsia="Google Sans Text" w:hAnsi="Google Sans Text" w:cs="Google Sans Text"/>
+          <w:color w:val="1B1C1D"/>
+          <w:sz w:val="24"/>
+          <w:szCs w:val="24"/>
+        </w:rPr>
+        <w:t xml:space="preserve">Explanation: NTLM logon (potential relay attack); Suspicious logon process (user32 or </w:t>
+      </w:r>
+      <w:proofErr w:type="spellStart"/>
+      <w:r>
+        <w:rPr>
+          <w:rFonts w:ascii="Google Sans Text" w:eastAsia="Google Sans Text" w:hAnsi="Google Sans Text" w:cs="Google Sans Text"/>
+          <w:color w:val="1B1C1D"/>
+          <w:sz w:val="24"/>
+          <w:szCs w:val="24"/>
+        </w:rPr>
+        <w:t>NtLmSsp</w:t>
+      </w:r>
+      <w:proofErr w:type="spellEnd"/>
+      <w:r>
+        <w:rPr>
+          <w:rFonts w:ascii="Google Sans Text" w:eastAsia="Google Sans Text" w:hAnsi="Google Sans Text" w:cs="Google Sans Text"/>
+          <w:color w:val="1B1C1D"/>
+          <w:sz w:val="24"/>
+          <w:szCs w:val="24"/>
+        </w:rPr>
+        <w:t xml:space="preserve">); Special privileges assigned to logon [T1484]; NTLM pass-the-hash login [T1550.002]; Suspicious PowerShell script (4104); PowerShell queries env variables [T1082] </w:t>
+      </w:r>
+    </w:p>
+    <w:p>
+      <w:pPr>
+        <w:rPr>
+          <w:rFonts w:ascii="Google Sans Text" w:eastAsia="Google Sans Text" w:hAnsi="Google Sans Text" w:cs="Google Sans Text"/>
+          <w:color w:val="1B1C1D"/>
+          <w:sz w:val="24"/>
+          <w:szCs w:val="24"/>
+        </w:rPr>
+      </w:pPr>
+      <w:r>
+        <w:rPr>
+          <w:rFonts w:ascii="Google Sans Text" w:eastAsia="Google Sans Text" w:hAnsi="Google Sans Text" w:cs="Google Sans Text"/>
+          <w:color w:val="1B1C1D"/>
+          <w:sz w:val="24"/>
+          <w:szCs w:val="24"/>
+        </w:rPr>
+        <w:t xml:space="preserve">------------------------------------------------------------ </w:t>
+      </w:r>
+    </w:p>
+    <w:p>
+      <w:pPr>
+        <w:rPr>
+          <w:rFonts w:ascii="Google Sans Text" w:eastAsia="Google Sans Text" w:hAnsi="Google Sans Text" w:cs="Google Sans Text"/>
+          <w:color w:val="1B1C1D"/>
+          <w:sz w:val="24"/>
+          <w:szCs w:val="24"/>
+        </w:rPr>
+      </w:pPr>
+      <w:r>
+        <w:rPr>
+          <w:rFonts w:ascii="Google Sans Text" w:eastAsia="Google Sans Text" w:hAnsi="Google Sans Text" w:cs="Google Sans Text"/>
+          <w:color w:val="1B1C1D"/>
+          <w:sz w:val="24"/>
+          <w:szCs w:val="24"/>
+        </w:rPr>
+        <w:t xml:space="preserve">Time 2025-05-09 15:44 </w:t>
+      </w:r>
+    </w:p>
+    <w:p>
+      <w:pPr>
+        <w:rPr>
+          <w:rFonts w:ascii="Google Sans Text" w:eastAsia="Google Sans Text" w:hAnsi="Google Sans Text" w:cs="Google Sans Text"/>
+          <w:color w:val="1B1C1D"/>
+          <w:sz w:val="24"/>
+          <w:szCs w:val="24"/>
+        </w:rPr>
+      </w:pPr>
+      <w:r>
+        <w:rPr>
+          <w:rFonts w:ascii="Google Sans Text" w:eastAsia="Google Sans Text" w:hAnsi="Google Sans Text" w:cs="Google Sans Text"/>
+          <w:color w:val="1B1C1D"/>
+          <w:sz w:val="24"/>
+          <w:szCs w:val="24"/>
+        </w:rPr>
+        <w:t xml:space="preserve">Anomaly Score: 24 </w:t>
+      </w:r>
+    </w:p>
+    <w:p>
+      <w:pPr>
+        <w:rPr>
+          <w:rFonts w:ascii="Google Sans Text" w:eastAsia="Google Sans Text" w:hAnsi="Google Sans Text" w:cs="Google Sans Text"/>
+          <w:color w:val="1B1C1D"/>
+          <w:sz w:val="24"/>
+          <w:szCs w:val="24"/>
+        </w:rPr>
+      </w:pPr>
+      <w:r>
+        <w:rPr>
+          <w:rFonts w:ascii="Google Sans Text" w:eastAsia="Google Sans Text" w:hAnsi="Google Sans Text" w:cs="Google Sans Text"/>
+          <w:color w:val="1B1C1D"/>
+          <w:sz w:val="24"/>
+          <w:szCs w:val="24"/>
+        </w:rPr>
+        <w:t xml:space="preserve">Explanation: NTLM logon (potential relay attack); Suspicious logon process (user32 or </w:t>
+      </w:r>
+      <w:proofErr w:type="spellStart"/>
+      <w:r>
+        <w:rPr>
+          <w:rFonts w:ascii="Google Sans Text" w:eastAsia="Google Sans Text" w:hAnsi="Google Sans Text" w:cs="Google Sans Text"/>
+          <w:color w:val="1B1C1D"/>
+          <w:sz w:val="24"/>
+          <w:szCs w:val="24"/>
+        </w:rPr>
+        <w:t>NtLmSsp</w:t>
+      </w:r>
+      <w:proofErr w:type="spellEnd"/>
+      <w:r>
+        <w:rPr>
+          <w:rFonts w:ascii="Google Sans Text" w:eastAsia="Google Sans Text" w:hAnsi="Google Sans Text" w:cs="Google Sans Text"/>
+          <w:color w:val="1B1C1D"/>
+          <w:sz w:val="24"/>
+          <w:szCs w:val="24"/>
+        </w:rPr>
+        <w:t xml:space="preserve">); Special privileges assigned to logon [T1484]; NTLM pass-the-hash login [T1550.002]; Suspicious PowerShell script (4104); PowerShell queries env variables [T1082] </w:t>
+      </w:r>
+    </w:p>
+    <w:p>
+      <w:pPr>
+        <w:rPr>
+          <w:rFonts w:ascii="Google Sans Text" w:eastAsia="Google Sans Text" w:hAnsi="Google Sans Text" w:cs="Google Sans Text"/>
+          <w:color w:val="1B1C1D"/>
+          <w:sz w:val="24"/>
+          <w:szCs w:val="24"/>
+        </w:rPr>
+      </w:pPr>
+      <w:r>
+        <w:rPr>
+          <w:rFonts w:ascii="Google Sans Text" w:eastAsia="Google Sans Text" w:hAnsi="Google Sans Text" w:cs="Google Sans Text"/>
+          <w:color w:val="1B1C1D"/>
+          <w:sz w:val="24"/>
+          <w:szCs w:val="24"/>
+        </w:rPr>
+        <w:t xml:space="preserve">------------------------------------------------------------ </w:t>
+      </w:r>
+    </w:p>
+    <w:p>
+      <w:pPr>
+        <w:rPr>
+          <w:rFonts w:ascii="Google Sans Text" w:eastAsia="Google Sans Text" w:hAnsi="Google Sans Text" w:cs="Google Sans Text"/>
+          <w:color w:val="1B1C1D"/>
+          <w:sz w:val="24"/>
+          <w:szCs w:val="24"/>
+        </w:rPr>
+      </w:pPr>
+      <w:r>
+        <w:rPr>
+          <w:rFonts w:ascii="Google Sans Text" w:eastAsia="Google Sans Text" w:hAnsi="Google Sans Text" w:cs="Google Sans Text"/>
+          <w:color w:val="1B1C1D"/>
+          <w:sz w:val="24"/>
+          <w:szCs w:val="24"/>
+        </w:rPr>
+        <w:t xml:space="preserve">Time 2025-05-09 15:45 </w:t>
+      </w:r>
+    </w:p>
+    <w:p>
+      <w:pPr>
+        <w:rPr>
+          <w:rFonts w:ascii="Google Sans Text" w:eastAsia="Google Sans Text" w:hAnsi="Google Sans Text" w:cs="Google Sans Text"/>
+          <w:color w:val="1B1C1D"/>
+          <w:sz w:val="24"/>
+          <w:szCs w:val="24"/>
+        </w:rPr>
+      </w:pPr>
+      <w:r>
+        <w:rPr>
+          <w:rFonts w:ascii="Google Sans Text" w:eastAsia="Google Sans Text" w:hAnsi="Google Sans Text" w:cs="Google Sans Text"/>
+          <w:color w:val="1B1C1D"/>
+          <w:sz w:val="24"/>
+          <w:szCs w:val="24"/>
+        </w:rPr>
+        <w:t xml:space="preserve">Anomaly Score: 10 </w:t>
+      </w:r>
+    </w:p>
+    <w:p>
+      <w:pPr>
+        <w:rPr>
+          <w:rFonts w:ascii="Google Sans Text" w:eastAsia="Google Sans Text" w:hAnsi="Google Sans Text" w:cs="Google Sans Text"/>
+          <w:color w:val="1B1C1D"/>
+          <w:sz w:val="24"/>
+          <w:szCs w:val="24"/>
+        </w:rPr>
+      </w:pPr>
+      <w:r>
+        <w:rPr>
+          <w:rFonts w:ascii="Google Sans Text" w:eastAsia="Google Sans Text" w:hAnsi="Google Sans Text" w:cs="Google Sans Text"/>
+          <w:color w:val="1B1C1D"/>
+          <w:sz w:val="24"/>
+          <w:szCs w:val="24"/>
+        </w:rPr>
+        <w:t xml:space="preserve">Explanation: NTLM logon (potential relay attack); Suspicious logon process (user32 or </w:t>
+      </w:r>
+      <w:proofErr w:type="spellStart"/>
+      <w:r>
+        <w:rPr>
+          <w:rFonts w:ascii="Google Sans Text" w:eastAsia="Google Sans Text" w:hAnsi="Google Sans Text" w:cs="Google Sans Text"/>
+          <w:color w:val="1B1C1D"/>
+          <w:sz w:val="24"/>
+          <w:szCs w:val="24"/>
+        </w:rPr>
+        <w:t>NtLmSsp</w:t>
+      </w:r>
+      <w:proofErr w:type="spellEnd"/>
+      <w:r>
+        <w:rPr>
+          <w:rFonts w:ascii="Google Sans Text" w:eastAsia="Google Sans Text" w:hAnsi="Google Sans Text" w:cs="Google Sans Text"/>
+          <w:color w:val="1B1C1D"/>
+          <w:sz w:val="24"/>
+          <w:szCs w:val="24"/>
+        </w:rPr>
+        <w:t xml:space="preserve">); Special privileges assigned to logon [T1484]; Remote net.exe run via </w:t>
+      </w:r>
+      <w:proofErr w:type="spellStart"/>
+      <w:r>
+        <w:rPr>
+          <w:rFonts w:ascii="Google Sans Text" w:eastAsia="Google Sans Text" w:hAnsi="Google Sans Text" w:cs="Google Sans Text"/>
+          <w:color w:val="1B1C1D"/>
+          <w:sz w:val="24"/>
+          <w:szCs w:val="24"/>
+        </w:rPr>
+        <w:t>wsmprovhost</w:t>
+      </w:r>
+      <w:proofErr w:type="spellEnd"/>
+      <w:r>
+        <w:rPr>
+          <w:rFonts w:ascii="Google Sans Text" w:eastAsia="Google Sans Text" w:hAnsi="Google Sans Text" w:cs="Google Sans Text"/>
+          <w:color w:val="1B1C1D"/>
+          <w:sz w:val="24"/>
+          <w:szCs w:val="24"/>
+        </w:rPr>
+        <w:t xml:space="preserve"> [T1567]; NTLM pass-the-hash login [T1550.002] </w:t>
+      </w:r>
+    </w:p>
+    <w:p>
+      <w:pPr>
+        <w:rPr>
+          <w:rFonts w:ascii="Google Sans Text" w:eastAsia="Google Sans Text" w:hAnsi="Google Sans Text" w:cs="Google Sans Text"/>
+          <w:color w:val="1B1C1D"/>
+          <w:sz w:val="24"/>
+          <w:szCs w:val="24"/>
+        </w:rPr>
+      </w:pPr>
+      <w:r>
+        <w:rPr>
+          <w:rFonts w:ascii="Google Sans Text" w:eastAsia="Google Sans Text" w:hAnsi="Google Sans Text" w:cs="Google Sans Text"/>
+          <w:color w:val="1B1C1D"/>
+          <w:sz w:val="24"/>
+          <w:szCs w:val="24"/>
+        </w:rPr>
+        <w:t xml:space="preserve">------------------------------------------------------------ </w:t>
+      </w:r>
+    </w:p>
+    <w:p>
+      <w:pPr>
+        <w:rPr>
+          <w:rFonts w:ascii="Google Sans Text" w:eastAsia="Google Sans Text" w:hAnsi="Google Sans Text" w:cs="Google Sans Text"/>
+          <w:color w:val="1B1C1D"/>
+          <w:sz w:val="24"/>
+          <w:szCs w:val="24"/>
+        </w:rPr>
+      </w:pPr>
+      <w:r>
+        <w:rPr>
+          <w:rFonts w:ascii="Google Sans Text" w:eastAsia="Google Sans Text" w:hAnsi="Google Sans Text" w:cs="Google Sans Text"/>
+          <w:color w:val="1B1C1D"/>
+          <w:sz w:val="24"/>
+          <w:szCs w:val="24"/>
+        </w:rPr>
+        <w:t xml:space="preserve">Time 2025-05-09 15:46 </w:t>
+      </w:r>
+    </w:p>
+    <w:p>
+      <w:pPr>
+        <w:rPr>
+          <w:rFonts w:ascii="Google Sans Text" w:eastAsia="Google Sans Text" w:hAnsi="Google Sans Text" w:cs="Google Sans Text"/>
+          <w:color w:val="1B1C1D"/>
+          <w:sz w:val="24"/>
+          <w:szCs w:val="24"/>
+        </w:rPr>
+      </w:pPr>
+      <w:r>
+        <w:rPr>
+          <w:rFonts w:ascii="Google Sans Text" w:eastAsia="Google Sans Text" w:hAnsi="Google Sans Text" w:cs="Google Sans Text"/>
+          <w:color w:val="1B1C1D"/>
+          <w:sz w:val="24"/>
+          <w:szCs w:val="24"/>
+        </w:rPr>
+        <w:t xml:space="preserve">Anomaly Score: 12 </w:t>
+      </w:r>
+    </w:p>
+    <w:p>
+      <w:pPr>
+        <w:rPr>
+          <w:rFonts w:ascii="Google Sans Text" w:eastAsia="Google Sans Text" w:hAnsi="Google Sans Text" w:cs="Google Sans Text"/>
+          <w:color w:val="1B1C1D"/>
+          <w:sz w:val="24"/>
+          <w:szCs w:val="24"/>
+        </w:rPr>
+      </w:pPr>
+      <w:r>
+        <w:rPr>
+          <w:rFonts w:ascii="Google Sans Text" w:eastAsia="Google Sans Text" w:hAnsi="Google Sans Text" w:cs="Google Sans Text"/>
+          <w:color w:val="1B1C1D"/>
+          <w:sz w:val="24"/>
+          <w:szCs w:val="24"/>
+        </w:rPr>
+        <w:t xml:space="preserve">Explanation: NTLM logon (potential relay attack); Suspicious logon process (user32 or </w:t>
+      </w:r>
+      <w:proofErr w:type="spellStart"/>
+      <w:r>
+        <w:rPr>
+          <w:rFonts w:ascii="Google Sans Text" w:eastAsia="Google Sans Text" w:hAnsi="Google Sans Text" w:cs="Google Sans Text"/>
+          <w:color w:val="1B1C1D"/>
+          <w:sz w:val="24"/>
+          <w:szCs w:val="24"/>
+        </w:rPr>
+        <w:t>NtLmSsp</w:t>
+      </w:r>
+      <w:proofErr w:type="spellEnd"/>
+      <w:r>
+        <w:rPr>
+          <w:rFonts w:ascii="Google Sans Text" w:eastAsia="Google Sans Text" w:hAnsi="Google Sans Text" w:cs="Google Sans Text"/>
+          <w:color w:val="1B1C1D"/>
+          <w:sz w:val="24"/>
+          <w:szCs w:val="24"/>
+        </w:rPr>
+        <w:t xml:space="preserve">); Special privileges assigned to logon [T1484]; NTLM pass-the-hash login [T1550.002]; Suspicious PowerShell script (4104); PowerShell queries env variables [T1082] </w:t>
+      </w:r>
+    </w:p>
+    <w:p>
+      <w:pPr>
+        <w:rPr>
+          <w:rFonts w:ascii="Google Sans Text" w:eastAsia="Google Sans Text" w:hAnsi="Google Sans Text" w:cs="Google Sans Text"/>
+          <w:color w:val="1B1C1D"/>
+          <w:sz w:val="24"/>
+          <w:szCs w:val="24"/>
+        </w:rPr>
+      </w:pPr>
+      <w:r>
+        <w:rPr>
+          <w:rFonts w:ascii="Google Sans Text" w:eastAsia="Google Sans Text" w:hAnsi="Google Sans Text" w:cs="Google Sans Text"/>
+          <w:color w:val="1B1C1D"/>
+          <w:sz w:val="24"/>
+          <w:szCs w:val="24"/>
+        </w:rPr>
+        <w:t xml:space="preserve">------------------------------------------------------------ </w:t>
+      </w:r>
+    </w:p>
+    <w:p>
+      <w:pPr>
+        <w:rPr>
+          <w:rFonts w:ascii="Google Sans Text" w:eastAsia="Google Sans Text" w:hAnsi="Google Sans Text" w:cs="Google Sans Text"/>
+          <w:color w:val="1B1C1D"/>
+          <w:sz w:val="24"/>
+          <w:szCs w:val="24"/>
+        </w:rPr>
+      </w:pPr>
+      <w:r>
+        <w:rPr>
+          <w:rFonts w:ascii="Google Sans Text" w:eastAsia="Google Sans Text" w:hAnsi="Google Sans Text" w:cs="Google Sans Text"/>
+          <w:color w:val="1B1C1D"/>
+          <w:sz w:val="24"/>
+          <w:szCs w:val="24"/>
+        </w:rPr>
+        <w:t xml:space="preserve">Time 2025-05-09 15:47 </w:t>
+      </w:r>
+    </w:p>
+    <w:p>
+      <w:pPr>
+        <w:rPr>
+          <w:rFonts w:ascii="Google Sans Text" w:eastAsia="Google Sans Text" w:hAnsi="Google Sans Text" w:cs="Google Sans Text"/>
+          <w:color w:val="1B1C1D"/>
+          <w:sz w:val="24"/>
+          <w:szCs w:val="24"/>
+        </w:rPr>
+      </w:pPr>
+      <w:r>
+        <w:rPr>
+          <w:rFonts w:ascii="Google Sans Text" w:eastAsia="Google Sans Text" w:hAnsi="Google Sans Text" w:cs="Google Sans Text"/>
+          <w:color w:val="1B1C1D"/>
+          <w:sz w:val="24"/>
+          <w:szCs w:val="24"/>
+        </w:rPr>
+        <w:t xml:space="preserve">Anomaly Score: 38 </w:t>
+      </w:r>
+    </w:p>
+    <w:p>
+      <w:pPr>
+        <w:rPr>
+          <w:rFonts w:ascii="Google Sans Text" w:eastAsia="Google Sans Text" w:hAnsi="Google Sans Text" w:cs="Google Sans Text"/>
+          <w:color w:val="1B1C1D"/>
+          <w:sz w:val="24"/>
+          <w:szCs w:val="24"/>
+        </w:rPr>
+      </w:pPr>
+      <w:r>
+        <w:rPr>
+          <w:rFonts w:ascii="Google Sans Text" w:eastAsia="Google Sans Text" w:hAnsi="Google Sans Text" w:cs="Google Sans Text"/>
+          <w:color w:val="1B1C1D"/>
+          <w:sz w:val="24"/>
+          <w:szCs w:val="24"/>
+        </w:rPr>
+        <w:t xml:space="preserve">Explanation: NTLM logon (potential relay attack); Suspicious logon process (user32 or </w:t>
+      </w:r>
+      <w:proofErr w:type="spellStart"/>
+      <w:r>
+        <w:rPr>
+          <w:rFonts w:ascii="Google Sans Text" w:eastAsia="Google Sans Text" w:hAnsi="Google Sans Text" w:cs="Google Sans Text"/>
+          <w:color w:val="1B1C1D"/>
+          <w:sz w:val="24"/>
+          <w:szCs w:val="24"/>
+        </w:rPr>
+        <w:t>NtLmSsp</w:t>
+      </w:r>
+      <w:proofErr w:type="spellEnd"/>
+      <w:r>
+        <w:rPr>
+          <w:rFonts w:ascii="Google Sans Text" w:eastAsia="Google Sans Text" w:hAnsi="Google Sans Text" w:cs="Google Sans Text"/>
+          <w:color w:val="1B1C1D"/>
+          <w:sz w:val="24"/>
+          <w:szCs w:val="24"/>
+        </w:rPr>
+        <w:t xml:space="preserve">); Special privileges assigned to logon [T1484]; Remote net.exe run via </w:t>
+      </w:r>
+      <w:proofErr w:type="spellStart"/>
+      <w:r>
+        <w:rPr>
+          <w:rFonts w:ascii="Google Sans Text" w:eastAsia="Google Sans Text" w:hAnsi="Google Sans Text" w:cs="Google Sans Text"/>
+          <w:color w:val="1B1C1D"/>
+          <w:sz w:val="24"/>
+          <w:szCs w:val="24"/>
+        </w:rPr>
+        <w:t>wsmprovhost</w:t>
+      </w:r>
+      <w:proofErr w:type="spellEnd"/>
+      <w:r>
+        <w:rPr>
+          <w:rFonts w:ascii="Google Sans Text" w:eastAsia="Google Sans Text" w:hAnsi="Google Sans Text" w:cs="Google Sans Text"/>
+          <w:color w:val="1B1C1D"/>
+          <w:sz w:val="24"/>
+          <w:szCs w:val="24"/>
+        </w:rPr>
+        <w:t xml:space="preserve"> [T1567]; NTLM pass-the-hash login [T1550.002]; Suspicious PowerShell script (4104); PowerShell queries env variables [T1082] </w:t>
+      </w:r>
+    </w:p>
+    <w:p>
+      <w:pPr>
+        <w:rPr>
+          <w:rFonts w:ascii="Google Sans Text" w:eastAsia="Google Sans Text" w:hAnsi="Google Sans Text" w:cs="Google Sans Text"/>
+          <w:color w:val="1B1C1D"/>
+          <w:sz w:val="24"/>
+          <w:szCs w:val="24"/>
+        </w:rPr>
+      </w:pPr>
+      <w:r>
+        <w:rPr>
+          <w:rFonts w:ascii="Google Sans Text" w:eastAsia="Google Sans Text" w:hAnsi="Google Sans Text" w:cs="Google Sans Text"/>
+          <w:color w:val="1B1C1D"/>
+          <w:sz w:val="24"/>
+          <w:szCs w:val="24"/>
+        </w:rPr>
+        <w:t xml:space="preserve">------------------------------------------------------------ </w:t>
+      </w:r>
+    </w:p>
+    <w:p>
+      <w:pPr>
+        <w:rPr>
+          <w:rFonts w:ascii="Google Sans Text" w:eastAsia="Google Sans Text" w:hAnsi="Google Sans Text" w:cs="Google Sans Text"/>
+          <w:color w:val="1B1C1D"/>
+          <w:sz w:val="24"/>
+          <w:szCs w:val="24"/>
+        </w:rPr>
+      </w:pPr>
+      <w:r>
+        <w:rPr>
+          <w:rFonts w:ascii="Google Sans Text" w:eastAsia="Google Sans Text" w:hAnsi="Google Sans Text" w:cs="Google Sans Text"/>
+          <w:color w:val="1B1C1D"/>
+          <w:sz w:val="24"/>
+          <w:szCs w:val="24"/>
+        </w:rPr>
+        <w:t xml:space="preserve">Time 2025-05-09 15:52 </w:t>
+      </w:r>
+    </w:p>
+    <w:p>
+      <w:pPr>
+        <w:rPr>
+          <w:rFonts w:ascii="Google Sans Text" w:eastAsia="Google Sans Text" w:hAnsi="Google Sans Text" w:cs="Google Sans Text"/>
+          <w:color w:val="1B1C1D"/>
+          <w:sz w:val="24"/>
+          <w:szCs w:val="24"/>
+        </w:rPr>
+      </w:pPr>
+      <w:r>
+        <w:rPr>
+          <w:rFonts w:ascii="Google Sans Text" w:eastAsia="Google Sans Text" w:hAnsi="Google Sans Text" w:cs="Google Sans Text"/>
+          <w:color w:val="1B1C1D"/>
+          <w:sz w:val="24"/>
+          <w:szCs w:val="24"/>
+        </w:rPr>
+        <w:t xml:space="preserve">Anomaly Score: 8 </w:t>
+      </w:r>
+    </w:p>
+    <w:p>
+      <w:pPr>
+        <w:rPr>
+          <w:rFonts w:ascii="Google Sans Text" w:eastAsia="Google Sans Text" w:hAnsi="Google Sans Text" w:cs="Google Sans Text"/>
+          <w:color w:val="1B1C1D"/>
+          <w:sz w:val="24"/>
+          <w:szCs w:val="24"/>
+        </w:rPr>
+      </w:pPr>
+      <w:r>
+        <w:rPr>
+          <w:rFonts w:ascii="Google Sans Text" w:eastAsia="Google Sans Text" w:hAnsi="Google Sans Text" w:cs="Google Sans Text"/>
+          <w:color w:val="1B1C1D"/>
+          <w:sz w:val="24"/>
+          <w:szCs w:val="24"/>
+        </w:rPr>
+        <w:t xml:space="preserve">Explanation: NTLM logon (potential relay attack); Suspicious logon process (user32 or </w:t>
+      </w:r>
+      <w:proofErr w:type="spellStart"/>
+      <w:r>
+        <w:rPr>
+          <w:rFonts w:ascii="Google Sans Text" w:eastAsia="Google Sans Text" w:hAnsi="Google Sans Text" w:cs="Google Sans Text"/>
+          <w:color w:val="1B1C1D"/>
+          <w:sz w:val="24"/>
+          <w:szCs w:val="24"/>
+        </w:rPr>
+        <w:t>NtLmSsp</w:t>
+      </w:r>
+      <w:proofErr w:type="spellEnd"/>
+      <w:r>
+        <w:rPr>
+          <w:rFonts w:ascii="Google Sans Text" w:eastAsia="Google Sans Text" w:hAnsi="Google Sans Text" w:cs="Google Sans Text"/>
+          <w:color w:val="1B1C1D"/>
+          <w:sz w:val="24"/>
+          <w:szCs w:val="24"/>
+        </w:rPr>
+        <w:t xml:space="preserve">); Special privileges assigned to logon [T1484]; NTLM pass-the-hash login [T1550.002] </w:t>
+      </w:r>
+    </w:p>
+    <w:p>
+      <w:pPr>
+        <w:rPr>
+          <w:rFonts w:ascii="Google Sans Text" w:eastAsia="Google Sans Text" w:hAnsi="Google Sans Text" w:cs="Google Sans Text"/>
+          <w:color w:val="1B1C1D"/>
+          <w:sz w:val="24"/>
+          <w:szCs w:val="24"/>
+        </w:rPr>
+      </w:pPr>
+      <w:r>
+        <w:rPr>
+          <w:rFonts w:ascii="Google Sans Text" w:eastAsia="Google Sans Text" w:hAnsi="Google Sans Text" w:cs="Google Sans Text"/>
+          <w:color w:val="1B1C1D"/>
+          <w:sz w:val="24"/>
+          <w:szCs w:val="24"/>
+        </w:rPr>
+        <w:t xml:space="preserve">------------------------------------------------------------ </w:t>
+      </w:r>
+    </w:p>
+    <w:p>
+      <w:pPr>
+        <w:rPr>
+          <w:rFonts w:ascii="Google Sans Text" w:eastAsia="Google Sans Text" w:hAnsi="Google Sans Text" w:cs="Google Sans Text"/>
+          <w:color w:val="1B1C1D"/>
+          <w:sz w:val="24"/>
+          <w:szCs w:val="24"/>
+        </w:rPr>
+      </w:pPr>
+      <w:r>
+        <w:rPr>
+          <w:rFonts w:ascii="Google Sans Text" w:eastAsia="Google Sans Text" w:hAnsi="Google Sans Text" w:cs="Google Sans Text"/>
+          <w:color w:val="1B1C1D"/>
+          <w:sz w:val="24"/>
+          <w:szCs w:val="24"/>
+        </w:rPr>
+        <w:lastRenderedPageBreak/>
+        <w:t xml:space="preserve">Time 2025-05-09 15:58 </w:t>
+      </w:r>
+    </w:p>
+    <w:p>
+      <w:pPr>
+        <w:rPr>
+          <w:rFonts w:ascii="Google Sans Text" w:eastAsia="Google Sans Text" w:hAnsi="Google Sans Text" w:cs="Google Sans Text"/>
+          <w:color w:val="1B1C1D"/>
+          <w:sz w:val="24"/>
+          <w:szCs w:val="24"/>
+        </w:rPr>
+      </w:pPr>
+      <w:r>
+        <w:rPr>
+          <w:rFonts w:ascii="Google Sans Text" w:eastAsia="Google Sans Text" w:hAnsi="Google Sans Text" w:cs="Google Sans Text"/>
+          <w:color w:val="1B1C1D"/>
+          <w:sz w:val="24"/>
+          <w:szCs w:val="24"/>
+        </w:rPr>
+        <w:t xml:space="preserve">Anomaly Score: 40 </w:t>
+      </w:r>
+    </w:p>
+    <w:p>
+      <w:pPr>
+        <w:rPr>
+          <w:rFonts w:ascii="Google Sans Text" w:eastAsia="Google Sans Text" w:hAnsi="Google Sans Text" w:cs="Google Sans Text"/>
+          <w:color w:val="1B1C1D"/>
+          <w:sz w:val="24"/>
+          <w:szCs w:val="24"/>
+        </w:rPr>
+      </w:pPr>
+      <w:r>
+        <w:rPr>
+          <w:rFonts w:ascii="Google Sans Text" w:eastAsia="Google Sans Text" w:hAnsi="Google Sans Text" w:cs="Google Sans Text"/>
+          <w:color w:val="1B1C1D"/>
+          <w:sz w:val="24"/>
+          <w:szCs w:val="24"/>
+        </w:rPr>
+        <w:t xml:space="preserve">Explanation: NTLM logon (potential relay attack); Suspicious logon process (user32 or </w:t>
+      </w:r>
+      <w:proofErr w:type="spellStart"/>
+      <w:r>
+        <w:rPr>
+          <w:rFonts w:ascii="Google Sans Text" w:eastAsia="Google Sans Text" w:hAnsi="Google Sans Text" w:cs="Google Sans Text"/>
+          <w:color w:val="1B1C1D"/>
+          <w:sz w:val="24"/>
+          <w:szCs w:val="24"/>
+        </w:rPr>
+        <w:t>NtLmSsp</w:t>
+      </w:r>
+      <w:proofErr w:type="spellEnd"/>
+      <w:r>
+        <w:rPr>
+          <w:rFonts w:ascii="Google Sans Text" w:eastAsia="Google Sans Text" w:hAnsi="Google Sans Text" w:cs="Google Sans Text"/>
+          <w:color w:val="1B1C1D"/>
+          <w:sz w:val="24"/>
+          <w:szCs w:val="24"/>
+        </w:rPr>
+        <w:t xml:space="preserve">); Non-network/service logon detected; Special privileges assigned to logon [T1484]; RDP connection detected [T1021.001]; NTLM or RDP remote logon [T1550.002 / T1078.002]; </w:t>
+      </w:r>
+      <w:proofErr w:type="spellStart"/>
+      <w:r>
+        <w:rPr>
+          <w:rFonts w:ascii="Google Sans Text" w:eastAsia="Google Sans Text" w:hAnsi="Google Sans Text" w:cs="Google Sans Text"/>
+          <w:color w:val="1B1C1D"/>
+          <w:sz w:val="24"/>
+          <w:szCs w:val="24"/>
+        </w:rPr>
+        <w:t>Wazuh</w:t>
+      </w:r>
+      <w:proofErr w:type="spellEnd"/>
+      <w:r>
+        <w:rPr>
+          <w:rFonts w:ascii="Google Sans Text" w:eastAsia="Google Sans Text" w:hAnsi="Google Sans Text" w:cs="Google Sans Text"/>
+          <w:color w:val="1B1C1D"/>
+          <w:sz w:val="24"/>
+          <w:szCs w:val="24"/>
+        </w:rPr>
+        <w:t xml:space="preserve"> rule level 7 or above (medium/high severity) </w:t>
+      </w:r>
+    </w:p>
+    <w:p>
+      <w:pPr>
+        <w:rPr>
+          <w:rFonts w:ascii="Google Sans Text" w:eastAsia="Google Sans Text" w:hAnsi="Google Sans Text" w:cs="Google Sans Text"/>
+          <w:color w:val="1B1C1D"/>
+          <w:sz w:val="24"/>
+          <w:szCs w:val="24"/>
+        </w:rPr>
+      </w:pPr>
+      <w:r>
+        <w:rPr>
+          <w:rFonts w:ascii="Google Sans Text" w:eastAsia="Google Sans Text" w:hAnsi="Google Sans Text" w:cs="Google Sans Text"/>
+          <w:color w:val="1B1C1D"/>
+          <w:sz w:val="24"/>
+          <w:szCs w:val="24"/>
+        </w:rPr>
+        <w:t xml:space="preserve">------------------------------------------------------------ </w:t>
+      </w:r>
+    </w:p>
+    <w:p>
+      <w:pPr>
+        <w:rPr>
+          <w:rFonts w:ascii="Google Sans Text" w:eastAsia="Google Sans Text" w:hAnsi="Google Sans Text" w:cs="Google Sans Text"/>
+          <w:color w:val="1B1C1D"/>
+          <w:sz w:val="24"/>
+          <w:szCs w:val="24"/>
+        </w:rPr>
+      </w:pPr>
+      <w:r>
+        <w:rPr>
+          <w:rFonts w:ascii="Google Sans Text" w:eastAsia="Google Sans Text" w:hAnsi="Google Sans Text" w:cs="Google Sans Text"/>
+          <w:color w:val="1B1C1D"/>
+          <w:sz w:val="24"/>
+          <w:szCs w:val="24"/>
+        </w:rPr>
+        <w:t xml:space="preserve">Time 2025-05-09 16:00 </w:t>
+      </w:r>
+    </w:p>
+    <w:p>
+      <w:pPr>
+        <w:rPr>
+          <w:rFonts w:ascii="Google Sans Text" w:eastAsia="Google Sans Text" w:hAnsi="Google Sans Text" w:cs="Google Sans Text"/>
+          <w:color w:val="1B1C1D"/>
+          <w:sz w:val="24"/>
+          <w:szCs w:val="24"/>
+        </w:rPr>
+      </w:pPr>
+      <w:r>
+        <w:rPr>
+          <w:rFonts w:ascii="Google Sans Text" w:eastAsia="Google Sans Text" w:hAnsi="Google Sans Text" w:cs="Google Sans Text"/>
+          <w:color w:val="1B1C1D"/>
+          <w:sz w:val="24"/>
+          <w:szCs w:val="24"/>
+        </w:rPr>
+        <w:t xml:space="preserve">Anomaly Score: 2 </w:t>
+      </w:r>
+    </w:p>
+    <w:p>
+      <w:pPr>
+        <w:rPr>
+          <w:rFonts w:ascii="Google Sans Text" w:eastAsia="Google Sans Text" w:hAnsi="Google Sans Text" w:cs="Google Sans Text"/>
+          <w:color w:val="1B1C1D"/>
+          <w:sz w:val="24"/>
+          <w:szCs w:val="24"/>
+        </w:rPr>
+      </w:pPr>
+      <w:r>
+        <w:rPr>
+          <w:rFonts w:ascii="Google Sans Text" w:eastAsia="Google Sans Text" w:hAnsi="Google Sans Text" w:cs="Google Sans Text"/>
+          <w:color w:val="1B1C1D"/>
+          <w:sz w:val="24"/>
+          <w:szCs w:val="24"/>
+        </w:rPr>
+        <w:t xml:space="preserve">Explanation: </w:t>
+      </w:r>
+      <w:proofErr w:type="spellStart"/>
+      <w:r>
+        <w:rPr>
+          <w:rFonts w:ascii="Google Sans Text" w:eastAsia="Google Sans Text" w:hAnsi="Google Sans Text" w:cs="Google Sans Text"/>
+          <w:color w:val="1B1C1D"/>
+          <w:sz w:val="24"/>
+          <w:szCs w:val="24"/>
+        </w:rPr>
+        <w:t>Wazuh</w:t>
+      </w:r>
+      <w:proofErr w:type="spellEnd"/>
+      <w:r>
+        <w:rPr>
+          <w:rFonts w:ascii="Google Sans Text" w:eastAsia="Google Sans Text" w:hAnsi="Google Sans Text" w:cs="Google Sans Text"/>
+          <w:color w:val="1B1C1D"/>
+          <w:sz w:val="24"/>
+          <w:szCs w:val="24"/>
+        </w:rPr>
+        <w:t xml:space="preserve"> rule level 7 or above (medium/high severity) </w:t>
+      </w:r>
+    </w:p>
+    <w:p>
+      <w:pPr>
+        <w:rPr>
+          <w:rFonts w:ascii="Google Sans Text" w:eastAsia="Google Sans Text" w:hAnsi="Google Sans Text" w:cs="Google Sans Text"/>
+          <w:color w:val="1B1C1D"/>
+          <w:sz w:val="24"/>
+          <w:szCs w:val="24"/>
+        </w:rPr>
+      </w:pPr>
+      <w:r>
+        <w:rPr>
+          <w:rFonts w:ascii="Google Sans Text" w:eastAsia="Google Sans Text" w:hAnsi="Google Sans Text" w:cs="Google Sans Text"/>
+          <w:color w:val="1B1C1D"/>
+          <w:sz w:val="24"/>
+          <w:szCs w:val="24"/>
+        </w:rPr>
+        <w:t xml:space="preserve">------------------------------------------------------------ </w:t>
+      </w:r>
+    </w:p>
+    <w:p>
+      <w:pPr>
+        <w:rPr>
+          <w:rFonts w:ascii="Google Sans Text" w:eastAsia="Google Sans Text" w:hAnsi="Google Sans Text" w:cs="Google Sans Text"/>
+          <w:color w:val="1B1C1D"/>
+          <w:sz w:val="24"/>
+          <w:szCs w:val="24"/>
+        </w:rPr>
+      </w:pPr>
+      <w:r>
+        <w:rPr>
+          <w:rFonts w:ascii="Google Sans Text" w:eastAsia="Google Sans Text" w:hAnsi="Google Sans Text" w:cs="Google Sans Text"/>
+          <w:color w:val="1B1C1D"/>
+          <w:sz w:val="24"/>
+          <w:szCs w:val="24"/>
+        </w:rPr>
+        <w:t xml:space="preserve">Time 2025-05-09 16:05 </w:t>
+      </w:r>
+    </w:p>
+    <w:p>
+      <w:pPr>
+        <w:rPr>
+          <w:rFonts w:ascii="Google Sans Text" w:eastAsia="Google Sans Text" w:hAnsi="Google Sans Text" w:cs="Google Sans Text"/>
+          <w:color w:val="1B1C1D"/>
+          <w:sz w:val="24"/>
+          <w:szCs w:val="24"/>
+        </w:rPr>
+      </w:pPr>
+      <w:r>
+        <w:rPr>
+          <w:rFonts w:ascii="Google Sans Text" w:eastAsia="Google Sans Text" w:hAnsi="Google Sans Text" w:cs="Google Sans Text"/>
+          <w:color w:val="1B1C1D"/>
+          <w:sz w:val="24"/>
+          <w:szCs w:val="24"/>
+        </w:rPr>
+        <w:t xml:space="preserve">Anomaly Score: 4 </w:t>
+      </w:r>
+    </w:p>
+    <w:p>
+      <w:pPr>
+        <w:rPr>
+          <w:rFonts w:ascii="Google Sans Text" w:eastAsia="Google Sans Text" w:hAnsi="Google Sans Text" w:cs="Google Sans Text"/>
+          <w:color w:val="1B1C1D"/>
+          <w:sz w:val="24"/>
+          <w:szCs w:val="24"/>
+        </w:rPr>
+      </w:pPr>
+      <w:r>
+        <w:rPr>
+          <w:rFonts w:ascii="Google Sans Text" w:eastAsia="Google Sans Text" w:hAnsi="Google Sans Text" w:cs="Google Sans Text"/>
+          <w:color w:val="1B1C1D"/>
+          <w:sz w:val="24"/>
+          <w:szCs w:val="24"/>
+        </w:rPr>
+        <w:t xml:space="preserve">Explanation: </w:t>
+      </w:r>
+      <w:proofErr w:type="spellStart"/>
+      <w:r>
+        <w:rPr>
+          <w:rFonts w:ascii="Google Sans Text" w:eastAsia="Google Sans Text" w:hAnsi="Google Sans Text" w:cs="Google Sans Text"/>
+          <w:color w:val="1B1C1D"/>
+          <w:sz w:val="24"/>
+          <w:szCs w:val="24"/>
+        </w:rPr>
+        <w:t>cmd</w:t>
+      </w:r>
+      <w:proofErr w:type="spellEnd"/>
+      <w:r>
+        <w:rPr>
+          <w:rFonts w:ascii="Google Sans Text" w:eastAsia="Google Sans Text" w:hAnsi="Google Sans Text" w:cs="Google Sans Text"/>
+          <w:color w:val="1B1C1D"/>
+          <w:sz w:val="24"/>
+          <w:szCs w:val="24"/>
+        </w:rPr>
+        <w:t xml:space="preserve"> prompt started by suspicious process [T1059.003] </w:t>
+      </w:r>
+    </w:p>
+    <w:p>
+      <w:pPr>
+        <w:rPr>
+          <w:rFonts w:ascii="Google Sans Text" w:eastAsia="Google Sans Text" w:hAnsi="Google Sans Text" w:cs="Google Sans Text"/>
+          <w:color w:val="1B1C1D"/>
+          <w:sz w:val="24"/>
+          <w:szCs w:val="24"/>
+        </w:rPr>
+      </w:pPr>
+      <w:r>
+        <w:rPr>
+          <w:rFonts w:ascii="Google Sans Text" w:eastAsia="Google Sans Text" w:hAnsi="Google Sans Text" w:cs="Google Sans Text"/>
+          <w:color w:val="1B1C1D"/>
+          <w:sz w:val="24"/>
+          <w:szCs w:val="24"/>
+        </w:rPr>
+        <w:t xml:space="preserve">------------------------------------------------------------ </w:t>
+      </w:r>
+    </w:p>
+    <w:p>
+      <w:pPr>
+        <w:rPr>
+          <w:rFonts w:ascii="Google Sans Text" w:eastAsia="Google Sans Text" w:hAnsi="Google Sans Text" w:cs="Google Sans Text"/>
+          <w:color w:val="1B1C1D"/>
+          <w:sz w:val="24"/>
+          <w:szCs w:val="24"/>
+        </w:rPr>
+      </w:pPr>
+      <w:r>
+        <w:rPr>
+          <w:rFonts w:ascii="Google Sans Text" w:eastAsia="Google Sans Text" w:hAnsi="Google Sans Text" w:cs="Google Sans Text"/>
+          <w:color w:val="1B1C1D"/>
+          <w:sz w:val="24"/>
+          <w:szCs w:val="24"/>
+        </w:rPr>
+        <w:t xml:space="preserve">Time 2025-05-09 16:15 </w:t>
+      </w:r>
+    </w:p>
+    <w:p>
+      <w:pPr>
+        <w:rPr>
+          <w:rFonts w:ascii="Google Sans Text" w:eastAsia="Google Sans Text" w:hAnsi="Google Sans Text" w:cs="Google Sans Text"/>
+          <w:color w:val="1B1C1D"/>
+          <w:sz w:val="24"/>
+          <w:szCs w:val="24"/>
+        </w:rPr>
+      </w:pPr>
+      <w:r>
+        <w:rPr>
+          <w:rFonts w:ascii="Google Sans Text" w:eastAsia="Google Sans Text" w:hAnsi="Google Sans Text" w:cs="Google Sans Text"/>
+          <w:color w:val="1B1C1D"/>
+          <w:sz w:val="24"/>
+          <w:szCs w:val="24"/>
+        </w:rPr>
+        <w:t xml:space="preserve">Anomaly Score: 12 </w:t>
+      </w:r>
+    </w:p>
+    <w:p>
+      <w:pPr>
+        <w:rPr>
+          <w:rFonts w:ascii="Google Sans Text" w:eastAsia="Google Sans Text" w:hAnsi="Google Sans Text" w:cs="Google Sans Text"/>
+          <w:color w:val="1B1C1D"/>
+          <w:sz w:val="24"/>
+          <w:szCs w:val="24"/>
+        </w:rPr>
+      </w:pPr>
+      <w:r>
+        <w:rPr>
+          <w:rFonts w:ascii="Google Sans Text" w:eastAsia="Google Sans Text" w:hAnsi="Google Sans Text" w:cs="Google Sans Text"/>
+          <w:color w:val="1B1C1D"/>
+          <w:sz w:val="24"/>
+          <w:szCs w:val="24"/>
+        </w:rPr>
+        <w:t xml:space="preserve">Explanation: NTLM logon (potential relay attack); Suspicious logon process (user32 or </w:t>
+      </w:r>
+      <w:proofErr w:type="spellStart"/>
+      <w:r>
+        <w:rPr>
+          <w:rFonts w:ascii="Google Sans Text" w:eastAsia="Google Sans Text" w:hAnsi="Google Sans Text" w:cs="Google Sans Text"/>
+          <w:color w:val="1B1C1D"/>
+          <w:sz w:val="24"/>
+          <w:szCs w:val="24"/>
+        </w:rPr>
+        <w:t>NtLmSsp</w:t>
+      </w:r>
+      <w:proofErr w:type="spellEnd"/>
+      <w:r>
+        <w:rPr>
+          <w:rFonts w:ascii="Google Sans Text" w:eastAsia="Google Sans Text" w:hAnsi="Google Sans Text" w:cs="Google Sans Text"/>
+          <w:color w:val="1B1C1D"/>
+          <w:sz w:val="24"/>
+          <w:szCs w:val="24"/>
+        </w:rPr>
+        <w:t xml:space="preserve">); Special privileges assigned to logon [T1484]; NTLM pass-the-hash login [T1550.002]; Binary in malware-prone directory [T1105]; </w:t>
+      </w:r>
+      <w:proofErr w:type="spellStart"/>
+      <w:r>
+        <w:rPr>
+          <w:rFonts w:ascii="Google Sans Text" w:eastAsia="Google Sans Text" w:hAnsi="Google Sans Text" w:cs="Google Sans Text"/>
+          <w:color w:val="1B1C1D"/>
+          <w:sz w:val="24"/>
+          <w:szCs w:val="24"/>
+        </w:rPr>
+        <w:t>Wazuh</w:t>
+      </w:r>
+      <w:proofErr w:type="spellEnd"/>
+      <w:r>
+        <w:rPr>
+          <w:rFonts w:ascii="Google Sans Text" w:eastAsia="Google Sans Text" w:hAnsi="Google Sans Text" w:cs="Google Sans Text"/>
+          <w:color w:val="1B1C1D"/>
+          <w:sz w:val="24"/>
+          <w:szCs w:val="24"/>
+        </w:rPr>
+        <w:t xml:space="preserve"> rule level 7 or above (medium/high severity) </w:t>
+      </w:r>
+    </w:p>
+    <w:p>
+      <w:pPr>
+        <w:rPr>
+          <w:rFonts w:ascii="Google Sans Text" w:eastAsia="Google Sans Text" w:hAnsi="Google Sans Text" w:cs="Google Sans Text"/>
+          <w:color w:val="1B1C1D"/>
+          <w:sz w:val="24"/>
+          <w:szCs w:val="24"/>
+        </w:rPr>
+      </w:pPr>
+      <w:r>
+        <w:rPr>
+          <w:rFonts w:ascii="Google Sans Text" w:eastAsia="Google Sans Text" w:hAnsi="Google Sans Text" w:cs="Google Sans Text"/>
+          <w:color w:val="1B1C1D"/>
+          <w:sz w:val="24"/>
+          <w:szCs w:val="24"/>
+        </w:rPr>
+        <w:t xml:space="preserve">------------------------------------------------------------ </w:t>
+      </w:r>
+    </w:p>
+    <w:p>
+      <w:pPr>
+        <w:rPr>
+          <w:rFonts w:ascii="Google Sans Text" w:eastAsia="Google Sans Text" w:hAnsi="Google Sans Text" w:cs="Google Sans Text"/>
+          <w:color w:val="1B1C1D"/>
+          <w:sz w:val="24"/>
+          <w:szCs w:val="24"/>
+        </w:rPr>
+      </w:pPr>
+      <w:r>
+        <w:rPr>
+          <w:rFonts w:ascii="Google Sans Text" w:eastAsia="Google Sans Text" w:hAnsi="Google Sans Text" w:cs="Google Sans Text"/>
+          <w:color w:val="1B1C1D"/>
+          <w:sz w:val="24"/>
+          <w:szCs w:val="24"/>
+        </w:rPr>
+        <w:t xml:space="preserve">Time 2025-05-09 16:16 </w:t>
+      </w:r>
+    </w:p>
+    <w:p>
+      <w:pPr>
+        <w:rPr>
+          <w:rFonts w:ascii="Google Sans Text" w:eastAsia="Google Sans Text" w:hAnsi="Google Sans Text" w:cs="Google Sans Text"/>
+          <w:color w:val="1B1C1D"/>
+          <w:sz w:val="24"/>
+          <w:szCs w:val="24"/>
+        </w:rPr>
+      </w:pPr>
+      <w:r>
+        <w:rPr>
+          <w:rFonts w:ascii="Google Sans Text" w:eastAsia="Google Sans Text" w:hAnsi="Google Sans Text" w:cs="Google Sans Text"/>
+          <w:color w:val="1B1C1D"/>
+          <w:sz w:val="24"/>
+          <w:szCs w:val="24"/>
+        </w:rPr>
+        <w:t xml:space="preserve">Anomaly Score: 126 </w:t>
+      </w:r>
+    </w:p>
+    <w:p>
+      <w:pPr>
+        <w:rPr>
+          <w:rFonts w:ascii="Google Sans Text" w:eastAsia="Google Sans Text" w:hAnsi="Google Sans Text" w:cs="Google Sans Text"/>
+          <w:color w:val="1B1C1D"/>
+          <w:sz w:val="24"/>
+          <w:szCs w:val="24"/>
+        </w:rPr>
+      </w:pPr>
+      <w:r>
+        <w:rPr>
+          <w:rFonts w:ascii="Google Sans Text" w:eastAsia="Google Sans Text" w:hAnsi="Google Sans Text" w:cs="Google Sans Text"/>
+          <w:color w:val="1B1C1D"/>
+          <w:sz w:val="24"/>
+          <w:szCs w:val="24"/>
+        </w:rPr>
+        <w:t xml:space="preserve">Explanation: NTLM logon (potential relay attack); Suspicious logon process (user32 or </w:t>
+      </w:r>
+      <w:proofErr w:type="spellStart"/>
+      <w:r>
+        <w:rPr>
+          <w:rFonts w:ascii="Google Sans Text" w:eastAsia="Google Sans Text" w:hAnsi="Google Sans Text" w:cs="Google Sans Text"/>
+          <w:color w:val="1B1C1D"/>
+          <w:sz w:val="24"/>
+          <w:szCs w:val="24"/>
+        </w:rPr>
+        <w:t>NtLmSsp</w:t>
+      </w:r>
+      <w:proofErr w:type="spellEnd"/>
+      <w:r>
+        <w:rPr>
+          <w:rFonts w:ascii="Google Sans Text" w:eastAsia="Google Sans Text" w:hAnsi="Google Sans Text" w:cs="Google Sans Text"/>
+          <w:color w:val="1B1C1D"/>
+          <w:sz w:val="24"/>
+          <w:szCs w:val="24"/>
+        </w:rPr>
+        <w:t xml:space="preserve">); Special privileges assigned to logon [T1484]; NTLM pass-the-hash login [T1550.002]; Suspicious PowerShell script (4104); PowerShell Expand-Archive run [T1105]; </w:t>
+      </w:r>
+      <w:proofErr w:type="spellStart"/>
+      <w:r>
+        <w:rPr>
+          <w:rFonts w:ascii="Google Sans Text" w:eastAsia="Google Sans Text" w:hAnsi="Google Sans Text" w:cs="Google Sans Text"/>
+          <w:color w:val="1B1C1D"/>
+          <w:sz w:val="24"/>
+          <w:szCs w:val="24"/>
+        </w:rPr>
+        <w:t>Webrequest</w:t>
+      </w:r>
+      <w:proofErr w:type="spellEnd"/>
+      <w:r>
+        <w:rPr>
+          <w:rFonts w:ascii="Google Sans Text" w:eastAsia="Google Sans Text" w:hAnsi="Google Sans Text" w:cs="Google Sans Text"/>
+          <w:color w:val="1B1C1D"/>
+          <w:sz w:val="24"/>
+          <w:szCs w:val="24"/>
+        </w:rPr>
+        <w:t xml:space="preserve"> download cradle [T1059.001]; Binary dropped in Users\Public; </w:t>
+      </w:r>
+      <w:proofErr w:type="spellStart"/>
+      <w:r>
+        <w:rPr>
+          <w:rFonts w:ascii="Google Sans Text" w:eastAsia="Google Sans Text" w:hAnsi="Google Sans Text" w:cs="Google Sans Text"/>
+          <w:color w:val="1B1C1D"/>
+          <w:sz w:val="24"/>
+          <w:szCs w:val="24"/>
+        </w:rPr>
+        <w:t>Wazuh</w:t>
+      </w:r>
+      <w:proofErr w:type="spellEnd"/>
+      <w:r>
+        <w:rPr>
+          <w:rFonts w:ascii="Google Sans Text" w:eastAsia="Google Sans Text" w:hAnsi="Google Sans Text" w:cs="Google Sans Text"/>
+          <w:color w:val="1B1C1D"/>
+          <w:sz w:val="24"/>
+          <w:szCs w:val="24"/>
+        </w:rPr>
+        <w:t xml:space="preserve"> rule level 7 or above (medium/high severity) </w:t>
+      </w:r>
+    </w:p>
+    <w:p>
+      <w:pPr>
+        <w:rPr>
+          <w:rFonts w:ascii="Google Sans Text" w:eastAsia="Google Sans Text" w:hAnsi="Google Sans Text" w:cs="Google Sans Text"/>
+          <w:color w:val="1B1C1D"/>
+          <w:sz w:val="24"/>
+          <w:szCs w:val="24"/>
+        </w:rPr>
+      </w:pPr>
+      <w:r>
+        <w:rPr>
+          <w:rFonts w:ascii="Google Sans Text" w:eastAsia="Google Sans Text" w:hAnsi="Google Sans Text" w:cs="Google Sans Text"/>
+          <w:color w:val="1B1C1D"/>
+          <w:sz w:val="24"/>
+          <w:szCs w:val="24"/>
+        </w:rPr>
+        <w:t xml:space="preserve">------------------------------------------------------------ </w:t>
+      </w:r>
+    </w:p>
+    <w:p>
+      <w:pPr>
+        <w:rPr>
+          <w:rFonts w:ascii="Google Sans Text" w:eastAsia="Google Sans Text" w:hAnsi="Google Sans Text" w:cs="Google Sans Text"/>
+          <w:color w:val="1B1C1D"/>
+          <w:sz w:val="24"/>
+          <w:szCs w:val="24"/>
+        </w:rPr>
+      </w:pPr>
+      <w:r>
+        <w:rPr>
+          <w:rFonts w:ascii="Google Sans Text" w:eastAsia="Google Sans Text" w:hAnsi="Google Sans Text" w:cs="Google Sans Text"/>
+          <w:color w:val="1B1C1D"/>
+          <w:sz w:val="24"/>
+          <w:szCs w:val="24"/>
+        </w:rPr>
+        <w:t xml:space="preserve">Time 2025-05-09 16:17 </w:t>
+      </w:r>
+    </w:p>
+    <w:p>
+      <w:pPr>
+        <w:rPr>
+          <w:rFonts w:ascii="Google Sans Text" w:eastAsia="Google Sans Text" w:hAnsi="Google Sans Text" w:cs="Google Sans Text"/>
+          <w:color w:val="1B1C1D"/>
+          <w:sz w:val="24"/>
+          <w:szCs w:val="24"/>
+        </w:rPr>
+      </w:pPr>
+      <w:r>
+        <w:rPr>
+          <w:rFonts w:ascii="Google Sans Text" w:eastAsia="Google Sans Text" w:hAnsi="Google Sans Text" w:cs="Google Sans Text"/>
+          <w:color w:val="1B1C1D"/>
+          <w:sz w:val="24"/>
+          <w:szCs w:val="24"/>
+        </w:rPr>
+        <w:t xml:space="preserve">Anomaly Score: 60 </w:t>
+      </w:r>
+    </w:p>
+    <w:p>
+      <w:pPr>
+        <w:rPr>
+          <w:rFonts w:ascii="Google Sans Text" w:eastAsia="Google Sans Text" w:hAnsi="Google Sans Text" w:cs="Google Sans Text"/>
+          <w:color w:val="1B1C1D"/>
+          <w:sz w:val="24"/>
+          <w:szCs w:val="24"/>
+        </w:rPr>
+      </w:pPr>
+      <w:r>
+        <w:rPr>
+          <w:rFonts w:ascii="Google Sans Text" w:eastAsia="Google Sans Text" w:hAnsi="Google Sans Text" w:cs="Google Sans Text"/>
+          <w:color w:val="1B1C1D"/>
+          <w:sz w:val="24"/>
+          <w:szCs w:val="24"/>
+        </w:rPr>
+        <w:t>Explanation: NTLM logon (potential relay attack); Suspicious RPC (</w:t>
+      </w:r>
+      <w:proofErr w:type="spellStart"/>
+      <w:r>
+        <w:rPr>
+          <w:rFonts w:ascii="Google Sans Text" w:eastAsia="Google Sans Text" w:hAnsi="Google Sans Text" w:cs="Google Sans Text"/>
+          <w:color w:val="1B1C1D"/>
+          <w:sz w:val="24"/>
+          <w:szCs w:val="24"/>
+        </w:rPr>
+        <w:t>epmap</w:t>
+      </w:r>
+      <w:proofErr w:type="spellEnd"/>
+      <w:r>
+        <w:rPr>
+          <w:rFonts w:ascii="Google Sans Text" w:eastAsia="Google Sans Text" w:hAnsi="Google Sans Text" w:cs="Google Sans Text"/>
+          <w:color w:val="1B1C1D"/>
+          <w:sz w:val="24"/>
+          <w:szCs w:val="24"/>
+        </w:rPr>
+        <w:t xml:space="preserve">) connection; Suspicious logon process (user32 or </w:t>
+      </w:r>
+      <w:proofErr w:type="spellStart"/>
+      <w:r>
+        <w:rPr>
+          <w:rFonts w:ascii="Google Sans Text" w:eastAsia="Google Sans Text" w:hAnsi="Google Sans Text" w:cs="Google Sans Text"/>
+          <w:color w:val="1B1C1D"/>
+          <w:sz w:val="24"/>
+          <w:szCs w:val="24"/>
+        </w:rPr>
+        <w:t>NtLmSsp</w:t>
+      </w:r>
+      <w:proofErr w:type="spellEnd"/>
+      <w:r>
+        <w:rPr>
+          <w:rFonts w:ascii="Google Sans Text" w:eastAsia="Google Sans Text" w:hAnsi="Google Sans Text" w:cs="Google Sans Text"/>
+          <w:color w:val="1B1C1D"/>
+          <w:sz w:val="24"/>
+          <w:szCs w:val="24"/>
+        </w:rPr>
+        <w:t xml:space="preserve">); Service logon from non-standard account; Special privileges assigned to logon [T1484]; Remote net.exe run via </w:t>
+      </w:r>
+      <w:proofErr w:type="spellStart"/>
+      <w:r>
+        <w:rPr>
+          <w:rFonts w:ascii="Google Sans Text" w:eastAsia="Google Sans Text" w:hAnsi="Google Sans Text" w:cs="Google Sans Text"/>
+          <w:color w:val="1B1C1D"/>
+          <w:sz w:val="24"/>
+          <w:szCs w:val="24"/>
+        </w:rPr>
+        <w:t>wsmprovhost</w:t>
+      </w:r>
+      <w:proofErr w:type="spellEnd"/>
+      <w:r>
+        <w:rPr>
+          <w:rFonts w:ascii="Google Sans Text" w:eastAsia="Google Sans Text" w:hAnsi="Google Sans Text" w:cs="Google Sans Text"/>
+          <w:color w:val="1B1C1D"/>
+          <w:sz w:val="24"/>
+          <w:szCs w:val="24"/>
+        </w:rPr>
+        <w:t xml:space="preserve"> [T1567]; Suspicious access to admin shares [T1021.002]; NTLM pass-the-hash login [T1550.002]; NTLM or RDP remote logon [T1550.002 / T1078.002]; </w:t>
+      </w:r>
+      <w:proofErr w:type="spellStart"/>
+      <w:r>
+        <w:rPr>
+          <w:rFonts w:ascii="Google Sans Text" w:eastAsia="Google Sans Text" w:hAnsi="Google Sans Text" w:cs="Google Sans Text"/>
+          <w:color w:val="1B1C1D"/>
+          <w:sz w:val="24"/>
+          <w:szCs w:val="24"/>
+        </w:rPr>
+        <w:t>cmd</w:t>
+      </w:r>
+      <w:proofErr w:type="spellEnd"/>
+      <w:r>
+        <w:rPr>
+          <w:rFonts w:ascii="Google Sans Text" w:eastAsia="Google Sans Text" w:hAnsi="Google Sans Text" w:cs="Google Sans Text"/>
+          <w:color w:val="1B1C1D"/>
+          <w:sz w:val="24"/>
+          <w:szCs w:val="24"/>
+        </w:rPr>
+        <w:t xml:space="preserve"> prompt started by suspicious process [T1059.003]; Binary dropped in Windows root [T1570]; New suspicious Windows service [T1021.002]; </w:t>
+      </w:r>
+      <w:proofErr w:type="spellStart"/>
+      <w:r>
+        <w:rPr>
+          <w:rFonts w:ascii="Google Sans Text" w:eastAsia="Google Sans Text" w:hAnsi="Google Sans Text" w:cs="Google Sans Text"/>
+          <w:color w:val="1B1C1D"/>
+          <w:sz w:val="24"/>
+          <w:szCs w:val="24"/>
+        </w:rPr>
+        <w:t>Wazuh</w:t>
+      </w:r>
+      <w:proofErr w:type="spellEnd"/>
+      <w:r>
+        <w:rPr>
+          <w:rFonts w:ascii="Google Sans Text" w:eastAsia="Google Sans Text" w:hAnsi="Google Sans Text" w:cs="Google Sans Text"/>
+          <w:color w:val="1B1C1D"/>
+          <w:sz w:val="24"/>
+          <w:szCs w:val="24"/>
+        </w:rPr>
+        <w:t xml:space="preserve"> rule level 7 or above (medium/high severity) </w:t>
+      </w:r>
+    </w:p>
+    <w:p>
+      <w:pPr>
+        <w:rPr>
+          <w:rFonts w:ascii="Google Sans Text" w:eastAsia="Google Sans Text" w:hAnsi="Google Sans Text" w:cs="Google Sans Text"/>
+          <w:color w:val="1B1C1D"/>
+          <w:sz w:val="24"/>
+          <w:szCs w:val="24"/>
+        </w:rPr>
+      </w:pPr>
+      <w:r>
+        <w:rPr>
+          <w:rFonts w:ascii="Google Sans Text" w:eastAsia="Google Sans Text" w:hAnsi="Google Sans Text" w:cs="Google Sans Text"/>
+          <w:color w:val="1B1C1D"/>
+          <w:sz w:val="24"/>
+          <w:szCs w:val="24"/>
+        </w:rPr>
+        <w:t xml:space="preserve">------------------------------------------------------------ </w:t>
+      </w:r>
+    </w:p>
+    <w:p>
+      <w:pPr>
+        <w:rPr>
+          <w:rFonts w:ascii="Google Sans Text" w:eastAsia="Google Sans Text" w:hAnsi="Google Sans Text" w:cs="Google Sans Text"/>
+          <w:color w:val="1B1C1D"/>
+          <w:sz w:val="24"/>
+          <w:szCs w:val="24"/>
+        </w:rPr>
+      </w:pPr>
+      <w:r>
+        <w:rPr>
+          <w:rFonts w:ascii="Google Sans Text" w:eastAsia="Google Sans Text" w:hAnsi="Google Sans Text" w:cs="Google Sans Text"/>
+          <w:color w:val="1B1C1D"/>
+          <w:sz w:val="24"/>
+          <w:szCs w:val="24"/>
+        </w:rPr>
+        <w:t xml:space="preserve">Time 2025-05-09 16:18 </w:t>
+      </w:r>
+    </w:p>
+    <w:p>
+      <w:pPr>
+        <w:rPr>
+          <w:rFonts w:ascii="Google Sans Text" w:eastAsia="Google Sans Text" w:hAnsi="Google Sans Text" w:cs="Google Sans Text"/>
+          <w:color w:val="1B1C1D"/>
+          <w:sz w:val="24"/>
+          <w:szCs w:val="24"/>
+        </w:rPr>
+      </w:pPr>
+      <w:r>
+        <w:rPr>
+          <w:rFonts w:ascii="Google Sans Text" w:eastAsia="Google Sans Text" w:hAnsi="Google Sans Text" w:cs="Google Sans Text"/>
+          <w:color w:val="1B1C1D"/>
+          <w:sz w:val="24"/>
+          <w:szCs w:val="24"/>
+        </w:rPr>
+        <w:t xml:space="preserve">Anomaly Score: 52 </w:t>
+      </w:r>
+    </w:p>
+    <w:p>
+      <w:pPr>
+        <w:rPr>
+          <w:rFonts w:ascii="Google Sans Text" w:eastAsia="Google Sans Text" w:hAnsi="Google Sans Text" w:cs="Google Sans Text"/>
+          <w:color w:val="1B1C1D"/>
+          <w:sz w:val="24"/>
+          <w:szCs w:val="24"/>
+        </w:rPr>
+      </w:pPr>
+      <w:r>
+        <w:rPr>
+          <w:rFonts w:ascii="Google Sans Text" w:eastAsia="Google Sans Text" w:hAnsi="Google Sans Text" w:cs="Google Sans Text"/>
+          <w:color w:val="1B1C1D"/>
+          <w:sz w:val="24"/>
+          <w:szCs w:val="24"/>
+        </w:rPr>
+        <w:lastRenderedPageBreak/>
+        <w:t>Explanation: NTLM logon (potential relay attack); Suspicious RPC (</w:t>
+      </w:r>
+      <w:proofErr w:type="spellStart"/>
+      <w:r>
+        <w:rPr>
+          <w:rFonts w:ascii="Google Sans Text" w:eastAsia="Google Sans Text" w:hAnsi="Google Sans Text" w:cs="Google Sans Text"/>
+          <w:color w:val="1B1C1D"/>
+          <w:sz w:val="24"/>
+          <w:szCs w:val="24"/>
+        </w:rPr>
+        <w:t>epmap</w:t>
+      </w:r>
+      <w:proofErr w:type="spellEnd"/>
+      <w:r>
+        <w:rPr>
+          <w:rFonts w:ascii="Google Sans Text" w:eastAsia="Google Sans Text" w:hAnsi="Google Sans Text" w:cs="Google Sans Text"/>
+          <w:color w:val="1B1C1D"/>
+          <w:sz w:val="24"/>
+          <w:szCs w:val="24"/>
+        </w:rPr>
+        <w:t xml:space="preserve">) connection; Suspicious logon process (user32 or </w:t>
+      </w:r>
+      <w:proofErr w:type="spellStart"/>
+      <w:r>
+        <w:rPr>
+          <w:rFonts w:ascii="Google Sans Text" w:eastAsia="Google Sans Text" w:hAnsi="Google Sans Text" w:cs="Google Sans Text"/>
+          <w:color w:val="1B1C1D"/>
+          <w:sz w:val="24"/>
+          <w:szCs w:val="24"/>
+        </w:rPr>
+        <w:t>NtLmSsp</w:t>
+      </w:r>
+      <w:proofErr w:type="spellEnd"/>
+      <w:r>
+        <w:rPr>
+          <w:rFonts w:ascii="Google Sans Text" w:eastAsia="Google Sans Text" w:hAnsi="Google Sans Text" w:cs="Google Sans Text"/>
+          <w:color w:val="1B1C1D"/>
+          <w:sz w:val="24"/>
+          <w:szCs w:val="24"/>
+        </w:rPr>
+        <w:t xml:space="preserve">); Service logon from non-standard account; Special privileges assigned to logon [T1484]; Suspicious access to admin shares [T1021.002]; NTLM pass-the-hash login [T1550.002]; NTLM or RDP remote logon [T1550.002 / T1078.002]; cmd.exe launched by unusual parent process; Suspicious Windows </w:t>
+      </w:r>
+      <w:proofErr w:type="spellStart"/>
+      <w:r>
+        <w:rPr>
+          <w:rFonts w:ascii="Google Sans Text" w:eastAsia="Google Sans Text" w:hAnsi="Google Sans Text" w:cs="Google Sans Text"/>
+          <w:color w:val="1B1C1D"/>
+          <w:sz w:val="24"/>
+          <w:szCs w:val="24"/>
+        </w:rPr>
+        <w:t>cmd</w:t>
+      </w:r>
+      <w:proofErr w:type="spellEnd"/>
+      <w:r>
+        <w:rPr>
+          <w:rFonts w:ascii="Google Sans Text" w:eastAsia="Google Sans Text" w:hAnsi="Google Sans Text" w:cs="Google Sans Text"/>
+          <w:color w:val="1B1C1D"/>
+          <w:sz w:val="24"/>
+          <w:szCs w:val="24"/>
+        </w:rPr>
+        <w:t xml:space="preserve"> shell exec [T1087/T1059.003]; </w:t>
+      </w:r>
+      <w:proofErr w:type="spellStart"/>
+      <w:r>
+        <w:rPr>
+          <w:rFonts w:ascii="Google Sans Text" w:eastAsia="Google Sans Text" w:hAnsi="Google Sans Text" w:cs="Google Sans Text"/>
+          <w:color w:val="1B1C1D"/>
+          <w:sz w:val="24"/>
+          <w:szCs w:val="24"/>
+        </w:rPr>
+        <w:t>cmd</w:t>
+      </w:r>
+      <w:proofErr w:type="spellEnd"/>
+      <w:r>
+        <w:rPr>
+          <w:rFonts w:ascii="Google Sans Text" w:eastAsia="Google Sans Text" w:hAnsi="Google Sans Text" w:cs="Google Sans Text"/>
+          <w:color w:val="1B1C1D"/>
+          <w:sz w:val="24"/>
+          <w:szCs w:val="24"/>
+        </w:rPr>
+        <w:t xml:space="preserve"> prompt started by suspicious process [T1059.003]; Binary dropped in Windows root [T1570]; New suspicious Windows service [T1021.002]; </w:t>
+      </w:r>
+      <w:proofErr w:type="spellStart"/>
+      <w:r>
+        <w:rPr>
+          <w:rFonts w:ascii="Google Sans Text" w:eastAsia="Google Sans Text" w:hAnsi="Google Sans Text" w:cs="Google Sans Text"/>
+          <w:color w:val="1B1C1D"/>
+          <w:sz w:val="24"/>
+          <w:szCs w:val="24"/>
+        </w:rPr>
+        <w:t>Wazuh</w:t>
+      </w:r>
+      <w:proofErr w:type="spellEnd"/>
+      <w:r>
+        <w:rPr>
+          <w:rFonts w:ascii="Google Sans Text" w:eastAsia="Google Sans Text" w:hAnsi="Google Sans Text" w:cs="Google Sans Text"/>
+          <w:color w:val="1B1C1D"/>
+          <w:sz w:val="24"/>
+          <w:szCs w:val="24"/>
+        </w:rPr>
+        <w:t xml:space="preserve"> rule level 7 or above (medium/high severity) </w:t>
+      </w:r>
+    </w:p>
+    <w:p>
+      <w:pPr>
+        <w:rPr>
+          <w:rFonts w:ascii="Google Sans Text" w:eastAsia="Google Sans Text" w:hAnsi="Google Sans Text" w:cs="Google Sans Text"/>
+          <w:color w:val="1B1C1D"/>
+          <w:sz w:val="24"/>
+          <w:szCs w:val="24"/>
+        </w:rPr>
+      </w:pPr>
+      <w:r>
+        <w:rPr>
+          <w:rFonts w:ascii="Google Sans Text" w:eastAsia="Google Sans Text" w:hAnsi="Google Sans Text" w:cs="Google Sans Text"/>
+          <w:color w:val="1B1C1D"/>
+          <w:sz w:val="24"/>
+          <w:szCs w:val="24"/>
+        </w:rPr>
+        <w:t xml:space="preserve">------------------------------------------------------------ </w:t>
+      </w:r>
+    </w:p>
+    <w:p>
+      <w:pPr>
+        <w:rPr>
+          <w:rFonts w:ascii="Google Sans Text" w:eastAsia="Google Sans Text" w:hAnsi="Google Sans Text" w:cs="Google Sans Text"/>
+          <w:color w:val="1B1C1D"/>
+          <w:sz w:val="24"/>
+          <w:szCs w:val="24"/>
+        </w:rPr>
+      </w:pPr>
+      <w:r>
+        <w:rPr>
+          <w:rFonts w:ascii="Google Sans Text" w:eastAsia="Google Sans Text" w:hAnsi="Google Sans Text" w:cs="Google Sans Text"/>
+          <w:color w:val="1B1C1D"/>
+          <w:sz w:val="24"/>
+          <w:szCs w:val="24"/>
+        </w:rPr>
+        <w:t xml:space="preserve">Time 2025-05-09 16:19 </w:t>
+      </w:r>
+    </w:p>
+    <w:p>
+      <w:pPr>
+        <w:rPr>
+          <w:rFonts w:ascii="Google Sans Text" w:eastAsia="Google Sans Text" w:hAnsi="Google Sans Text" w:cs="Google Sans Text"/>
+          <w:color w:val="1B1C1D"/>
+          <w:sz w:val="24"/>
+          <w:szCs w:val="24"/>
+        </w:rPr>
+      </w:pPr>
+      <w:r>
+        <w:rPr>
+          <w:rFonts w:ascii="Google Sans Text" w:eastAsia="Google Sans Text" w:hAnsi="Google Sans Text" w:cs="Google Sans Text"/>
+          <w:color w:val="1B1C1D"/>
+          <w:sz w:val="24"/>
+          <w:szCs w:val="24"/>
+        </w:rPr>
+        <w:t xml:space="preserve">Anomaly Score: 30 </w:t>
+      </w:r>
+    </w:p>
+    <w:p>
+      <w:pPr>
+        <w:rPr>
+          <w:rFonts w:ascii="Google Sans Text" w:eastAsia="Google Sans Text" w:hAnsi="Google Sans Text" w:cs="Google Sans Text"/>
+          <w:color w:val="1B1C1D"/>
+          <w:sz w:val="24"/>
+          <w:szCs w:val="24"/>
+        </w:rPr>
+      </w:pPr>
+      <w:r>
+        <w:rPr>
+          <w:rFonts w:ascii="Google Sans Text" w:eastAsia="Google Sans Text" w:hAnsi="Google Sans Text" w:cs="Google Sans Text"/>
+          <w:color w:val="1B1C1D"/>
+          <w:sz w:val="24"/>
+          <w:szCs w:val="24"/>
+        </w:rPr>
+        <w:t>Explanation: NTLM logon (potential relay attack); Suspicious RPC (</w:t>
+      </w:r>
+      <w:proofErr w:type="spellStart"/>
+      <w:r>
+        <w:rPr>
+          <w:rFonts w:ascii="Google Sans Text" w:eastAsia="Google Sans Text" w:hAnsi="Google Sans Text" w:cs="Google Sans Text"/>
+          <w:color w:val="1B1C1D"/>
+          <w:sz w:val="24"/>
+          <w:szCs w:val="24"/>
+        </w:rPr>
+        <w:t>epmap</w:t>
+      </w:r>
+      <w:proofErr w:type="spellEnd"/>
+      <w:r>
+        <w:rPr>
+          <w:rFonts w:ascii="Google Sans Text" w:eastAsia="Google Sans Text" w:hAnsi="Google Sans Text" w:cs="Google Sans Text"/>
+          <w:color w:val="1B1C1D"/>
+          <w:sz w:val="24"/>
+          <w:szCs w:val="24"/>
+        </w:rPr>
+        <w:t xml:space="preserve">) connection; Suspicious logon process (user32 or </w:t>
+      </w:r>
+      <w:proofErr w:type="spellStart"/>
+      <w:r>
+        <w:rPr>
+          <w:rFonts w:ascii="Google Sans Text" w:eastAsia="Google Sans Text" w:hAnsi="Google Sans Text" w:cs="Google Sans Text"/>
+          <w:color w:val="1B1C1D"/>
+          <w:sz w:val="24"/>
+          <w:szCs w:val="24"/>
+        </w:rPr>
+        <w:t>NtLmSsp</w:t>
+      </w:r>
+      <w:proofErr w:type="spellEnd"/>
+      <w:r>
+        <w:rPr>
+          <w:rFonts w:ascii="Google Sans Text" w:eastAsia="Google Sans Text" w:hAnsi="Google Sans Text" w:cs="Google Sans Text"/>
+          <w:color w:val="1B1C1D"/>
+          <w:sz w:val="24"/>
+          <w:szCs w:val="24"/>
+        </w:rPr>
+        <w:t xml:space="preserve">); Service logon from non-standard account; Special privileges assigned to logon [T1484]; Suspicious access to admin shares [T1021.002]; NTLM pass-the-hash login [T1550.002]; NTLM or RDP remote logon [T1550.002 / T1078.002]; </w:t>
+      </w:r>
+      <w:proofErr w:type="spellStart"/>
+      <w:r>
+        <w:rPr>
+          <w:rFonts w:ascii="Google Sans Text" w:eastAsia="Google Sans Text" w:hAnsi="Google Sans Text" w:cs="Google Sans Text"/>
+          <w:color w:val="1B1C1D"/>
+          <w:sz w:val="24"/>
+          <w:szCs w:val="24"/>
+        </w:rPr>
+        <w:t>cmd</w:t>
+      </w:r>
+      <w:proofErr w:type="spellEnd"/>
+      <w:r>
+        <w:rPr>
+          <w:rFonts w:ascii="Google Sans Text" w:eastAsia="Google Sans Text" w:hAnsi="Google Sans Text" w:cs="Google Sans Text"/>
+          <w:color w:val="1B1C1D"/>
+          <w:sz w:val="24"/>
+          <w:szCs w:val="24"/>
+        </w:rPr>
+        <w:t xml:space="preserve"> prompt started by suspicious process [T1059.003]; Binary dropped in Windows root [T1570]; New suspicious Windows service [T1021.002]; </w:t>
+      </w:r>
+      <w:proofErr w:type="spellStart"/>
+      <w:r>
+        <w:rPr>
+          <w:rFonts w:ascii="Google Sans Text" w:eastAsia="Google Sans Text" w:hAnsi="Google Sans Text" w:cs="Google Sans Text"/>
+          <w:color w:val="1B1C1D"/>
+          <w:sz w:val="24"/>
+          <w:szCs w:val="24"/>
+        </w:rPr>
+        <w:t>Wazuh</w:t>
+      </w:r>
+      <w:proofErr w:type="spellEnd"/>
+      <w:r>
+        <w:rPr>
+          <w:rFonts w:ascii="Google Sans Text" w:eastAsia="Google Sans Text" w:hAnsi="Google Sans Text" w:cs="Google Sans Text"/>
+          <w:color w:val="1B1C1D"/>
+          <w:sz w:val="24"/>
+          <w:szCs w:val="24"/>
+        </w:rPr>
+        <w:t xml:space="preserve"> rule level 7 or above (medium/high severity) </w:t>
+      </w:r>
+    </w:p>
+    <w:p>
+      <w:pPr>
+        <w:rPr>
+          <w:rFonts w:ascii="Google Sans Text" w:eastAsia="Google Sans Text" w:hAnsi="Google Sans Text" w:cs="Google Sans Text"/>
+          <w:color w:val="1B1C1D"/>
+          <w:sz w:val="24"/>
+          <w:szCs w:val="24"/>
+        </w:rPr>
+      </w:pPr>
+      <w:r>
+        <w:rPr>
+          <w:rFonts w:ascii="Google Sans Text" w:eastAsia="Google Sans Text" w:hAnsi="Google Sans Text" w:cs="Google Sans Text"/>
+          <w:color w:val="1B1C1D"/>
+          <w:sz w:val="24"/>
+          <w:szCs w:val="24"/>
+        </w:rPr>
+        <w:t xml:space="preserve">------------------------------------------------------------ </w:t>
+      </w:r>
+    </w:p>
+    <w:p>
+      <w:pPr>
+        <w:rPr>
+          <w:rFonts w:ascii="Google Sans Text" w:eastAsia="Google Sans Text" w:hAnsi="Google Sans Text" w:cs="Google Sans Text"/>
+          <w:color w:val="1B1C1D"/>
+          <w:sz w:val="24"/>
+          <w:szCs w:val="24"/>
+        </w:rPr>
+      </w:pPr>
+      <w:r>
+        <w:rPr>
+          <w:rFonts w:ascii="Google Sans Text" w:eastAsia="Google Sans Text" w:hAnsi="Google Sans Text" w:cs="Google Sans Text"/>
+          <w:color w:val="1B1C1D"/>
+          <w:sz w:val="24"/>
+          <w:szCs w:val="24"/>
+        </w:rPr>
+        <w:t xml:space="preserve">Time 2025-05-09 16:20 </w:t>
+      </w:r>
+    </w:p>
+    <w:p>
+      <w:pPr>
+        <w:rPr>
+          <w:rFonts w:ascii="Google Sans Text" w:eastAsia="Google Sans Text" w:hAnsi="Google Sans Text" w:cs="Google Sans Text"/>
+          <w:color w:val="1B1C1D"/>
+          <w:sz w:val="24"/>
+          <w:szCs w:val="24"/>
+        </w:rPr>
+      </w:pPr>
+      <w:r>
+        <w:rPr>
+          <w:rFonts w:ascii="Google Sans Text" w:eastAsia="Google Sans Text" w:hAnsi="Google Sans Text" w:cs="Google Sans Text"/>
+          <w:color w:val="1B1C1D"/>
+          <w:sz w:val="24"/>
+          <w:szCs w:val="24"/>
+        </w:rPr>
+        <w:t xml:space="preserve">Anomaly Score: 8 </w:t>
+      </w:r>
+    </w:p>
+    <w:p>
+      <w:pPr>
+        <w:rPr>
+          <w:rFonts w:ascii="Google Sans Text" w:eastAsia="Google Sans Text" w:hAnsi="Google Sans Text" w:cs="Google Sans Text"/>
+          <w:color w:val="1B1C1D"/>
+          <w:sz w:val="24"/>
+          <w:szCs w:val="24"/>
+        </w:rPr>
+      </w:pPr>
+      <w:r>
+        <w:rPr>
+          <w:rFonts w:ascii="Google Sans Text" w:eastAsia="Google Sans Text" w:hAnsi="Google Sans Text" w:cs="Google Sans Text"/>
+          <w:color w:val="1B1C1D"/>
+          <w:sz w:val="24"/>
+          <w:szCs w:val="24"/>
+        </w:rPr>
+        <w:t xml:space="preserve">Explanation: NTLM logon (potential relay attack); Suspicious logon process (user32 or </w:t>
+      </w:r>
+      <w:proofErr w:type="spellStart"/>
+      <w:r>
+        <w:rPr>
+          <w:rFonts w:ascii="Google Sans Text" w:eastAsia="Google Sans Text" w:hAnsi="Google Sans Text" w:cs="Google Sans Text"/>
+          <w:color w:val="1B1C1D"/>
+          <w:sz w:val="24"/>
+          <w:szCs w:val="24"/>
+        </w:rPr>
+        <w:t>NtLmSsp</w:t>
+      </w:r>
+      <w:proofErr w:type="spellEnd"/>
+      <w:r>
+        <w:rPr>
+          <w:rFonts w:ascii="Google Sans Text" w:eastAsia="Google Sans Text" w:hAnsi="Google Sans Text" w:cs="Google Sans Text"/>
+          <w:color w:val="1B1C1D"/>
+          <w:sz w:val="24"/>
+          <w:szCs w:val="24"/>
+        </w:rPr>
+        <w:t xml:space="preserve">); Special privileges assigned to logon [T1484]; NTLM pass-the-hash login [T1550.002] </w:t>
+      </w:r>
+    </w:p>
+    <w:p>
+      <w:pPr>
+        <w:rPr>
+          <w:rFonts w:ascii="Google Sans Text" w:eastAsia="Google Sans Text" w:hAnsi="Google Sans Text" w:cs="Google Sans Text"/>
+          <w:color w:val="1B1C1D"/>
+          <w:sz w:val="24"/>
+          <w:szCs w:val="24"/>
+        </w:rPr>
+      </w:pPr>
+      <w:r>
+        <w:rPr>
+          <w:rFonts w:ascii="Google Sans Text" w:eastAsia="Google Sans Text" w:hAnsi="Google Sans Text" w:cs="Google Sans Text"/>
+          <w:color w:val="1B1C1D"/>
+          <w:sz w:val="24"/>
+          <w:szCs w:val="24"/>
+        </w:rPr>
+        <w:t xml:space="preserve">------------------------------------------------------------ </w:t>
+      </w:r>
+    </w:p>
+    <w:p>
+      <w:pPr>
+        <w:rPr>
+          <w:rFonts w:ascii="Google Sans Text" w:eastAsia="Google Sans Text" w:hAnsi="Google Sans Text" w:cs="Google Sans Text"/>
+          <w:color w:val="1B1C1D"/>
+          <w:sz w:val="24"/>
+          <w:szCs w:val="24"/>
+        </w:rPr>
+      </w:pPr>
+      <w:r>
+        <w:rPr>
+          <w:rFonts w:ascii="Google Sans Text" w:eastAsia="Google Sans Text" w:hAnsi="Google Sans Text" w:cs="Google Sans Text"/>
+          <w:color w:val="1B1C1D"/>
+          <w:sz w:val="24"/>
+          <w:szCs w:val="24"/>
+        </w:rPr>
+        <w:t xml:space="preserve">Time 2025-05-09 16:21 </w:t>
+      </w:r>
+    </w:p>
+    <w:p>
+      <w:pPr>
+        <w:rPr>
+          <w:rFonts w:ascii="Google Sans Text" w:eastAsia="Google Sans Text" w:hAnsi="Google Sans Text" w:cs="Google Sans Text"/>
+          <w:color w:val="1B1C1D"/>
+          <w:sz w:val="24"/>
+          <w:szCs w:val="24"/>
+        </w:rPr>
+      </w:pPr>
+      <w:r>
+        <w:rPr>
+          <w:rFonts w:ascii="Google Sans Text" w:eastAsia="Google Sans Text" w:hAnsi="Google Sans Text" w:cs="Google Sans Text"/>
+          <w:color w:val="1B1C1D"/>
+          <w:sz w:val="24"/>
+          <w:szCs w:val="24"/>
+        </w:rPr>
+        <w:t xml:space="preserve">Anomaly Score: 26 </w:t>
+      </w:r>
+    </w:p>
+    <w:p>
+      <w:pPr>
+        <w:rPr>
+          <w:rFonts w:ascii="Google Sans Text" w:eastAsia="Google Sans Text" w:hAnsi="Google Sans Text" w:cs="Google Sans Text"/>
+          <w:color w:val="1B1C1D"/>
+          <w:sz w:val="24"/>
+          <w:szCs w:val="24"/>
+        </w:rPr>
+      </w:pPr>
+      <w:r>
+        <w:rPr>
+          <w:rFonts w:ascii="Google Sans Text" w:eastAsia="Google Sans Text" w:hAnsi="Google Sans Text" w:cs="Google Sans Text"/>
+          <w:color w:val="1B1C1D"/>
+          <w:sz w:val="24"/>
+          <w:szCs w:val="24"/>
+        </w:rPr>
+        <w:t>Explanation: NTLM logon (potential relay attack); Suspicious RPC (</w:t>
+      </w:r>
+      <w:proofErr w:type="spellStart"/>
+      <w:r>
+        <w:rPr>
+          <w:rFonts w:ascii="Google Sans Text" w:eastAsia="Google Sans Text" w:hAnsi="Google Sans Text" w:cs="Google Sans Text"/>
+          <w:color w:val="1B1C1D"/>
+          <w:sz w:val="24"/>
+          <w:szCs w:val="24"/>
+        </w:rPr>
+        <w:t>epmap</w:t>
+      </w:r>
+      <w:proofErr w:type="spellEnd"/>
+      <w:r>
+        <w:rPr>
+          <w:rFonts w:ascii="Google Sans Text" w:eastAsia="Google Sans Text" w:hAnsi="Google Sans Text" w:cs="Google Sans Text"/>
+          <w:color w:val="1B1C1D"/>
+          <w:sz w:val="24"/>
+          <w:szCs w:val="24"/>
+        </w:rPr>
+        <w:t xml:space="preserve">) connection; Suspicious logon process (user32 or </w:t>
+      </w:r>
+      <w:proofErr w:type="spellStart"/>
+      <w:r>
+        <w:rPr>
+          <w:rFonts w:ascii="Google Sans Text" w:eastAsia="Google Sans Text" w:hAnsi="Google Sans Text" w:cs="Google Sans Text"/>
+          <w:color w:val="1B1C1D"/>
+          <w:sz w:val="24"/>
+          <w:szCs w:val="24"/>
+        </w:rPr>
+        <w:t>NtLmSsp</w:t>
+      </w:r>
+      <w:proofErr w:type="spellEnd"/>
+      <w:r>
+        <w:rPr>
+          <w:rFonts w:ascii="Google Sans Text" w:eastAsia="Google Sans Text" w:hAnsi="Google Sans Text" w:cs="Google Sans Text"/>
+          <w:color w:val="1B1C1D"/>
+          <w:sz w:val="24"/>
+          <w:szCs w:val="24"/>
+        </w:rPr>
+        <w:t xml:space="preserve">); Special privileges assigned to logon [T1484]; Suspicious access to admin shares [T1021.002]; NTLM pass-the-hash login [T1550.002]; NTLM or RDP remote logon [T1550.002 / T1078.002] </w:t>
+      </w:r>
+    </w:p>
+    <w:p>
+      <w:pPr>
+        <w:rPr>
+          <w:rFonts w:ascii="Google Sans Text" w:eastAsia="Google Sans Text" w:hAnsi="Google Sans Text" w:cs="Google Sans Text"/>
+          <w:color w:val="1B1C1D"/>
+          <w:sz w:val="24"/>
+          <w:szCs w:val="24"/>
+        </w:rPr>
+      </w:pPr>
+      <w:r>
+        <w:rPr>
+          <w:rFonts w:ascii="Google Sans Text" w:eastAsia="Google Sans Text" w:hAnsi="Google Sans Text" w:cs="Google Sans Text"/>
+          <w:color w:val="1B1C1D"/>
+          <w:sz w:val="24"/>
+          <w:szCs w:val="24"/>
+        </w:rPr>
+        <w:t xml:space="preserve">------------------------------------------------------------ </w:t>
+      </w:r>
+    </w:p>
+    <w:p>
+      <w:pPr>
+        <w:rPr>
+          <w:rFonts w:ascii="Google Sans Text" w:eastAsia="Google Sans Text" w:hAnsi="Google Sans Text" w:cs="Google Sans Text"/>
+          <w:color w:val="1B1C1D"/>
+          <w:sz w:val="24"/>
+          <w:szCs w:val="24"/>
+        </w:rPr>
+      </w:pPr>
+      <w:r>
+        <w:rPr>
+          <w:rFonts w:ascii="Google Sans Text" w:eastAsia="Google Sans Text" w:hAnsi="Google Sans Text" w:cs="Google Sans Text"/>
+          <w:color w:val="1B1C1D"/>
+          <w:sz w:val="24"/>
+          <w:szCs w:val="24"/>
+        </w:rPr>
+        <w:t xml:space="preserve">Time 2025-05-09 16:22 </w:t>
+      </w:r>
+    </w:p>
+    <w:p>
+      <w:pPr>
+        <w:rPr>
+          <w:rFonts w:ascii="Google Sans Text" w:eastAsia="Google Sans Text" w:hAnsi="Google Sans Text" w:cs="Google Sans Text"/>
+          <w:color w:val="1B1C1D"/>
+          <w:sz w:val="24"/>
+          <w:szCs w:val="24"/>
+        </w:rPr>
+      </w:pPr>
+      <w:r>
+        <w:rPr>
+          <w:rFonts w:ascii="Google Sans Text" w:eastAsia="Google Sans Text" w:hAnsi="Google Sans Text" w:cs="Google Sans Text"/>
+          <w:color w:val="1B1C1D"/>
+          <w:sz w:val="24"/>
+          <w:szCs w:val="24"/>
+        </w:rPr>
+        <w:t xml:space="preserve">Anomaly Score: 36 </w:t>
+      </w:r>
+    </w:p>
+    <w:p>
+      <w:pPr>
+        <w:rPr>
+          <w:rFonts w:ascii="Google Sans Text" w:eastAsia="Google Sans Text" w:hAnsi="Google Sans Text" w:cs="Google Sans Text"/>
+          <w:color w:val="1B1C1D"/>
+          <w:sz w:val="24"/>
+          <w:szCs w:val="24"/>
+        </w:rPr>
+      </w:pPr>
+      <w:r>
+        <w:rPr>
+          <w:rFonts w:ascii="Google Sans Text" w:eastAsia="Google Sans Text" w:hAnsi="Google Sans Text" w:cs="Google Sans Text"/>
+          <w:color w:val="1B1C1D"/>
+          <w:sz w:val="24"/>
+          <w:szCs w:val="24"/>
+        </w:rPr>
+        <w:t>Explanation: NTLM logon (potential relay attack); Suspicious RPC (</w:t>
+      </w:r>
+      <w:proofErr w:type="spellStart"/>
+      <w:r>
+        <w:rPr>
+          <w:rFonts w:ascii="Google Sans Text" w:eastAsia="Google Sans Text" w:hAnsi="Google Sans Text" w:cs="Google Sans Text"/>
+          <w:color w:val="1B1C1D"/>
+          <w:sz w:val="24"/>
+          <w:szCs w:val="24"/>
+        </w:rPr>
+        <w:t>epmap</w:t>
+      </w:r>
+      <w:proofErr w:type="spellEnd"/>
+      <w:r>
+        <w:rPr>
+          <w:rFonts w:ascii="Google Sans Text" w:eastAsia="Google Sans Text" w:hAnsi="Google Sans Text" w:cs="Google Sans Text"/>
+          <w:color w:val="1B1C1D"/>
+          <w:sz w:val="24"/>
+          <w:szCs w:val="24"/>
+        </w:rPr>
+        <w:t xml:space="preserve">) connection; Suspicious logon process (user32 or </w:t>
+      </w:r>
+      <w:proofErr w:type="spellStart"/>
+      <w:r>
+        <w:rPr>
+          <w:rFonts w:ascii="Google Sans Text" w:eastAsia="Google Sans Text" w:hAnsi="Google Sans Text" w:cs="Google Sans Text"/>
+          <w:color w:val="1B1C1D"/>
+          <w:sz w:val="24"/>
+          <w:szCs w:val="24"/>
+        </w:rPr>
+        <w:t>NtLmSsp</w:t>
+      </w:r>
+      <w:proofErr w:type="spellEnd"/>
+      <w:r>
+        <w:rPr>
+          <w:rFonts w:ascii="Google Sans Text" w:eastAsia="Google Sans Text" w:hAnsi="Google Sans Text" w:cs="Google Sans Text"/>
+          <w:color w:val="1B1C1D"/>
+          <w:sz w:val="24"/>
+          <w:szCs w:val="24"/>
+        </w:rPr>
+        <w:t xml:space="preserve">); Service logon from non-standard account; Special privileges assigned to logon [T1484]; Suspicious access to admin shares [T1021.002]; NTLM pass-the-hash login [T1550.002]; NTLM or RDP remote logon [T1550.002 / T1078.002]; </w:t>
+      </w:r>
+      <w:proofErr w:type="spellStart"/>
+      <w:r>
+        <w:rPr>
+          <w:rFonts w:ascii="Google Sans Text" w:eastAsia="Google Sans Text" w:hAnsi="Google Sans Text" w:cs="Google Sans Text"/>
+          <w:color w:val="1B1C1D"/>
+          <w:sz w:val="24"/>
+          <w:szCs w:val="24"/>
+        </w:rPr>
+        <w:t>cmd</w:t>
+      </w:r>
+      <w:proofErr w:type="spellEnd"/>
+      <w:r>
+        <w:rPr>
+          <w:rFonts w:ascii="Google Sans Text" w:eastAsia="Google Sans Text" w:hAnsi="Google Sans Text" w:cs="Google Sans Text"/>
+          <w:color w:val="1B1C1D"/>
+          <w:sz w:val="24"/>
+          <w:szCs w:val="24"/>
+        </w:rPr>
+        <w:t xml:space="preserve"> prompt started by suspicious process [T1059.003]; Binary dropped in Windows root [T1570]; New suspicious Windows service [T1021.002]; </w:t>
+      </w:r>
+      <w:proofErr w:type="spellStart"/>
+      <w:r>
+        <w:rPr>
+          <w:rFonts w:ascii="Google Sans Text" w:eastAsia="Google Sans Text" w:hAnsi="Google Sans Text" w:cs="Google Sans Text"/>
+          <w:color w:val="1B1C1D"/>
+          <w:sz w:val="24"/>
+          <w:szCs w:val="24"/>
+        </w:rPr>
+        <w:t>Wazuh</w:t>
+      </w:r>
+      <w:proofErr w:type="spellEnd"/>
+      <w:r>
+        <w:rPr>
+          <w:rFonts w:ascii="Google Sans Text" w:eastAsia="Google Sans Text" w:hAnsi="Google Sans Text" w:cs="Google Sans Text"/>
+          <w:color w:val="1B1C1D"/>
+          <w:sz w:val="24"/>
+          <w:szCs w:val="24"/>
+        </w:rPr>
+        <w:t xml:space="preserve"> rule level 7 or above (medium/high severity) </w:t>
+      </w:r>
+    </w:p>
+    <w:p>
+      <w:pPr>
+        <w:rPr>
+          <w:rFonts w:ascii="Google Sans Text" w:eastAsia="Google Sans Text" w:hAnsi="Google Sans Text" w:cs="Google Sans Text"/>
+          <w:color w:val="1B1C1D"/>
+          <w:sz w:val="24"/>
+          <w:szCs w:val="24"/>
+        </w:rPr>
+      </w:pPr>
+      <w:r>
+        <w:rPr>
+          <w:rFonts w:ascii="Google Sans Text" w:eastAsia="Google Sans Text" w:hAnsi="Google Sans Text" w:cs="Google Sans Text"/>
+          <w:color w:val="1B1C1D"/>
+          <w:sz w:val="24"/>
+          <w:szCs w:val="24"/>
+        </w:rPr>
+        <w:lastRenderedPageBreak/>
+        <w:t xml:space="preserve">------------------------------------------------------------ </w:t>
+      </w:r>
+    </w:p>
+    <w:p>
+      <w:pPr>
+        <w:rPr>
+          <w:rFonts w:ascii="Google Sans Text" w:eastAsia="Google Sans Text" w:hAnsi="Google Sans Text" w:cs="Google Sans Text"/>
+          <w:color w:val="1B1C1D"/>
+          <w:sz w:val="24"/>
+          <w:szCs w:val="24"/>
+        </w:rPr>
+      </w:pPr>
+      <w:r>
+        <w:rPr>
+          <w:rFonts w:ascii="Google Sans Text" w:eastAsia="Google Sans Text" w:hAnsi="Google Sans Text" w:cs="Google Sans Text"/>
+          <w:color w:val="1B1C1D"/>
+          <w:sz w:val="24"/>
+          <w:szCs w:val="24"/>
+        </w:rPr>
+        <w:t xml:space="preserve">Time 2025-05-09 16:23 </w:t>
+      </w:r>
+    </w:p>
+    <w:p>
+      <w:pPr>
+        <w:rPr>
+          <w:rFonts w:ascii="Google Sans Text" w:eastAsia="Google Sans Text" w:hAnsi="Google Sans Text" w:cs="Google Sans Text"/>
+          <w:color w:val="1B1C1D"/>
+          <w:sz w:val="24"/>
+          <w:szCs w:val="24"/>
+        </w:rPr>
+      </w:pPr>
+      <w:r>
+        <w:rPr>
+          <w:rFonts w:ascii="Google Sans Text" w:eastAsia="Google Sans Text" w:hAnsi="Google Sans Text" w:cs="Google Sans Text"/>
+          <w:color w:val="1B1C1D"/>
+          <w:sz w:val="24"/>
+          <w:szCs w:val="24"/>
+        </w:rPr>
+        <w:t xml:space="preserve">Anomaly Score: 36 </w:t>
+      </w:r>
+    </w:p>
+    <w:p>
+      <w:pPr>
+        <w:rPr>
+          <w:rFonts w:ascii="Google Sans Text" w:eastAsia="Google Sans Text" w:hAnsi="Google Sans Text" w:cs="Google Sans Text"/>
+          <w:color w:val="1B1C1D"/>
+          <w:sz w:val="24"/>
+          <w:szCs w:val="24"/>
+        </w:rPr>
+      </w:pPr>
+      <w:r>
+        <w:rPr>
+          <w:rFonts w:ascii="Google Sans Text" w:eastAsia="Google Sans Text" w:hAnsi="Google Sans Text" w:cs="Google Sans Text"/>
+          <w:color w:val="1B1C1D"/>
+          <w:sz w:val="24"/>
+          <w:szCs w:val="24"/>
+        </w:rPr>
+        <w:t>Explanation: NTLM logon (potential relay attack); Suspicious RPC (</w:t>
+      </w:r>
+      <w:proofErr w:type="spellStart"/>
+      <w:r>
+        <w:rPr>
+          <w:rFonts w:ascii="Google Sans Text" w:eastAsia="Google Sans Text" w:hAnsi="Google Sans Text" w:cs="Google Sans Text"/>
+          <w:color w:val="1B1C1D"/>
+          <w:sz w:val="24"/>
+          <w:szCs w:val="24"/>
+        </w:rPr>
+        <w:t>epmap</w:t>
+      </w:r>
+      <w:proofErr w:type="spellEnd"/>
+      <w:r>
+        <w:rPr>
+          <w:rFonts w:ascii="Google Sans Text" w:eastAsia="Google Sans Text" w:hAnsi="Google Sans Text" w:cs="Google Sans Text"/>
+          <w:color w:val="1B1C1D"/>
+          <w:sz w:val="24"/>
+          <w:szCs w:val="24"/>
+        </w:rPr>
+        <w:t xml:space="preserve">) connection; Suspicious logon process (user32 or </w:t>
+      </w:r>
+      <w:proofErr w:type="spellStart"/>
+      <w:r>
+        <w:rPr>
+          <w:rFonts w:ascii="Google Sans Text" w:eastAsia="Google Sans Text" w:hAnsi="Google Sans Text" w:cs="Google Sans Text"/>
+          <w:color w:val="1B1C1D"/>
+          <w:sz w:val="24"/>
+          <w:szCs w:val="24"/>
+        </w:rPr>
+        <w:t>NtLmSsp</w:t>
+      </w:r>
+      <w:proofErr w:type="spellEnd"/>
+      <w:r>
+        <w:rPr>
+          <w:rFonts w:ascii="Google Sans Text" w:eastAsia="Google Sans Text" w:hAnsi="Google Sans Text" w:cs="Google Sans Text"/>
+          <w:color w:val="1B1C1D"/>
+          <w:sz w:val="24"/>
+          <w:szCs w:val="24"/>
+        </w:rPr>
+        <w:t xml:space="preserve">); Service logon from non-standard account; Special privileges assigned to logon [T1484]; Suspicious access to admin shares [T1021.002]; NTLM pass-the-hash login [T1550.002]; NTLM or RDP remote logon [T1550.002 / T1078.002]; </w:t>
+      </w:r>
+      <w:proofErr w:type="spellStart"/>
+      <w:r>
+        <w:rPr>
+          <w:rFonts w:ascii="Google Sans Text" w:eastAsia="Google Sans Text" w:hAnsi="Google Sans Text" w:cs="Google Sans Text"/>
+          <w:color w:val="1B1C1D"/>
+          <w:sz w:val="24"/>
+          <w:szCs w:val="24"/>
+        </w:rPr>
+        <w:t>cmd</w:t>
+      </w:r>
+      <w:proofErr w:type="spellEnd"/>
+      <w:r>
+        <w:rPr>
+          <w:rFonts w:ascii="Google Sans Text" w:eastAsia="Google Sans Text" w:hAnsi="Google Sans Text" w:cs="Google Sans Text"/>
+          <w:color w:val="1B1C1D"/>
+          <w:sz w:val="24"/>
+          <w:szCs w:val="24"/>
+        </w:rPr>
+        <w:t xml:space="preserve"> prompt started by suspicious process [T1059.003]; Binary dropped in Windows root [T1570]; New suspicious Windows service [T1021.002]; </w:t>
+      </w:r>
+      <w:proofErr w:type="spellStart"/>
+      <w:r>
+        <w:rPr>
+          <w:rFonts w:ascii="Google Sans Text" w:eastAsia="Google Sans Text" w:hAnsi="Google Sans Text" w:cs="Google Sans Text"/>
+          <w:color w:val="1B1C1D"/>
+          <w:sz w:val="24"/>
+          <w:szCs w:val="24"/>
+        </w:rPr>
+        <w:t>Wazuh</w:t>
+      </w:r>
+      <w:proofErr w:type="spellEnd"/>
+      <w:r>
+        <w:rPr>
+          <w:rFonts w:ascii="Google Sans Text" w:eastAsia="Google Sans Text" w:hAnsi="Google Sans Text" w:cs="Google Sans Text"/>
+          <w:color w:val="1B1C1D"/>
+          <w:sz w:val="24"/>
+          <w:szCs w:val="24"/>
+        </w:rPr>
+        <w:t xml:space="preserve"> rule level 7 or above (medium/high severity) </w:t>
+      </w:r>
+    </w:p>
+    <w:p>
+      <w:pPr>
+        <w:rPr>
+          <w:rFonts w:ascii="Google Sans Text" w:eastAsia="Google Sans Text" w:hAnsi="Google Sans Text" w:cs="Google Sans Text"/>
+          <w:color w:val="1B1C1D"/>
+          <w:sz w:val="24"/>
+          <w:szCs w:val="24"/>
+        </w:rPr>
+      </w:pPr>
+      <w:r>
+        <w:rPr>
+          <w:rFonts w:ascii="Google Sans Text" w:eastAsia="Google Sans Text" w:hAnsi="Google Sans Text" w:cs="Google Sans Text"/>
+          <w:color w:val="1B1C1D"/>
+          <w:sz w:val="24"/>
+          <w:szCs w:val="24"/>
+        </w:rPr>
+        <w:t xml:space="preserve">------------------------------------------------------------ </w:t>
+      </w:r>
+    </w:p>
+    <w:p>
+      <w:pPr>
+        <w:rPr>
+          <w:rFonts w:ascii="Google Sans Text" w:eastAsia="Google Sans Text" w:hAnsi="Google Sans Text" w:cs="Google Sans Text"/>
+          <w:color w:val="1B1C1D"/>
+          <w:sz w:val="24"/>
+          <w:szCs w:val="24"/>
+        </w:rPr>
+      </w:pPr>
+      <w:r>
+        <w:rPr>
+          <w:rFonts w:ascii="Google Sans Text" w:eastAsia="Google Sans Text" w:hAnsi="Google Sans Text" w:cs="Google Sans Text"/>
+          <w:color w:val="1B1C1D"/>
+          <w:sz w:val="24"/>
+          <w:szCs w:val="24"/>
+        </w:rPr>
+        <w:t xml:space="preserve">Time 2025-05-09 16:24 </w:t>
+      </w:r>
+    </w:p>
+    <w:p>
+      <w:pPr>
+        <w:rPr>
+          <w:rFonts w:ascii="Google Sans Text" w:eastAsia="Google Sans Text" w:hAnsi="Google Sans Text" w:cs="Google Sans Text"/>
+          <w:color w:val="1B1C1D"/>
+          <w:sz w:val="24"/>
+          <w:szCs w:val="24"/>
+        </w:rPr>
+      </w:pPr>
+      <w:r>
+        <w:rPr>
+          <w:rFonts w:ascii="Google Sans Text" w:eastAsia="Google Sans Text" w:hAnsi="Google Sans Text" w:cs="Google Sans Text"/>
+          <w:color w:val="1B1C1D"/>
+          <w:sz w:val="24"/>
+          <w:szCs w:val="24"/>
+        </w:rPr>
+        <w:t xml:space="preserve">Anomaly Score: 36 </w:t>
+      </w:r>
+    </w:p>
+    <w:p>
+      <w:pPr>
+        <w:rPr>
+          <w:rFonts w:ascii="Google Sans Text" w:eastAsia="Google Sans Text" w:hAnsi="Google Sans Text" w:cs="Google Sans Text"/>
+          <w:color w:val="1B1C1D"/>
+          <w:sz w:val="24"/>
+          <w:szCs w:val="24"/>
+        </w:rPr>
+      </w:pPr>
+      <w:r>
+        <w:rPr>
+          <w:rFonts w:ascii="Google Sans Text" w:eastAsia="Google Sans Text" w:hAnsi="Google Sans Text" w:cs="Google Sans Text"/>
+          <w:color w:val="1B1C1D"/>
+          <w:sz w:val="24"/>
+          <w:szCs w:val="24"/>
+        </w:rPr>
+        <w:t>Explanation: NTLM logon (potential relay attack); Suspicious RPC (</w:t>
+      </w:r>
+      <w:proofErr w:type="spellStart"/>
+      <w:r>
+        <w:rPr>
+          <w:rFonts w:ascii="Google Sans Text" w:eastAsia="Google Sans Text" w:hAnsi="Google Sans Text" w:cs="Google Sans Text"/>
+          <w:color w:val="1B1C1D"/>
+          <w:sz w:val="24"/>
+          <w:szCs w:val="24"/>
+        </w:rPr>
+        <w:t>epmap</w:t>
+      </w:r>
+      <w:proofErr w:type="spellEnd"/>
+      <w:r>
+        <w:rPr>
+          <w:rFonts w:ascii="Google Sans Text" w:eastAsia="Google Sans Text" w:hAnsi="Google Sans Text" w:cs="Google Sans Text"/>
+          <w:color w:val="1B1C1D"/>
+          <w:sz w:val="24"/>
+          <w:szCs w:val="24"/>
+        </w:rPr>
+        <w:t xml:space="preserve">) connection; Suspicious logon process (user32 or </w:t>
+      </w:r>
+      <w:proofErr w:type="spellStart"/>
+      <w:r>
+        <w:rPr>
+          <w:rFonts w:ascii="Google Sans Text" w:eastAsia="Google Sans Text" w:hAnsi="Google Sans Text" w:cs="Google Sans Text"/>
+          <w:color w:val="1B1C1D"/>
+          <w:sz w:val="24"/>
+          <w:szCs w:val="24"/>
+        </w:rPr>
+        <w:t>NtLmSsp</w:t>
+      </w:r>
+      <w:proofErr w:type="spellEnd"/>
+      <w:r>
+        <w:rPr>
+          <w:rFonts w:ascii="Google Sans Text" w:eastAsia="Google Sans Text" w:hAnsi="Google Sans Text" w:cs="Google Sans Text"/>
+          <w:color w:val="1B1C1D"/>
+          <w:sz w:val="24"/>
+          <w:szCs w:val="24"/>
+        </w:rPr>
+        <w:t xml:space="preserve">); Service logon from non-standard account; Special privileges assigned to logon [T1484]; Suspicious access to admin shares [T1021.002]; NTLM pass-the-hash login [T1550.002]; NTLM or RDP remote logon [T1550.002 / T1078.002]; </w:t>
+      </w:r>
+      <w:proofErr w:type="spellStart"/>
+      <w:r>
+        <w:rPr>
+          <w:rFonts w:ascii="Google Sans Text" w:eastAsia="Google Sans Text" w:hAnsi="Google Sans Text" w:cs="Google Sans Text"/>
+          <w:color w:val="1B1C1D"/>
+          <w:sz w:val="24"/>
+          <w:szCs w:val="24"/>
+        </w:rPr>
+        <w:t>cmd</w:t>
+      </w:r>
+      <w:proofErr w:type="spellEnd"/>
+      <w:r>
+        <w:rPr>
+          <w:rFonts w:ascii="Google Sans Text" w:eastAsia="Google Sans Text" w:hAnsi="Google Sans Text" w:cs="Google Sans Text"/>
+          <w:color w:val="1B1C1D"/>
+          <w:sz w:val="24"/>
+          <w:szCs w:val="24"/>
+        </w:rPr>
+        <w:t xml:space="preserve"> prompt started by suspicious process [T1059.003]; Binary dropped in Windows root [T1570]; New suspicious Windows service [T1021.002]; </w:t>
+      </w:r>
+      <w:proofErr w:type="spellStart"/>
+      <w:r>
+        <w:rPr>
+          <w:rFonts w:ascii="Google Sans Text" w:eastAsia="Google Sans Text" w:hAnsi="Google Sans Text" w:cs="Google Sans Text"/>
+          <w:color w:val="1B1C1D"/>
+          <w:sz w:val="24"/>
+          <w:szCs w:val="24"/>
+        </w:rPr>
+        <w:t>Wazuh</w:t>
+      </w:r>
+      <w:proofErr w:type="spellEnd"/>
+      <w:r>
+        <w:rPr>
+          <w:rFonts w:ascii="Google Sans Text" w:eastAsia="Google Sans Text" w:hAnsi="Google Sans Text" w:cs="Google Sans Text"/>
+          <w:color w:val="1B1C1D"/>
+          <w:sz w:val="24"/>
+          <w:szCs w:val="24"/>
+        </w:rPr>
+        <w:t xml:space="preserve"> rule level 7 or above (medium/high severity) </w:t>
+      </w:r>
+    </w:p>
+    <w:p>
+      <w:pPr>
+        <w:rPr>
+          <w:rFonts w:ascii="Google Sans Text" w:eastAsia="Google Sans Text" w:hAnsi="Google Sans Text" w:cs="Google Sans Text"/>
+          <w:color w:val="1B1C1D"/>
+          <w:sz w:val="24"/>
+          <w:szCs w:val="24"/>
+        </w:rPr>
+      </w:pPr>
+      <w:r>
+        <w:rPr>
+          <w:rFonts w:ascii="Google Sans Text" w:eastAsia="Google Sans Text" w:hAnsi="Google Sans Text" w:cs="Google Sans Text"/>
+          <w:color w:val="1B1C1D"/>
+          <w:sz w:val="24"/>
+          <w:szCs w:val="24"/>
+        </w:rPr>
+        <w:t xml:space="preserve">------------------------------------------------------------ </w:t>
+      </w:r>
+    </w:p>
+    <w:p>
+      <w:pPr>
+        <w:rPr>
+          <w:rFonts w:ascii="Google Sans Text" w:eastAsia="Google Sans Text" w:hAnsi="Google Sans Text" w:cs="Google Sans Text"/>
+          <w:color w:val="1B1C1D"/>
+          <w:sz w:val="24"/>
+          <w:szCs w:val="24"/>
+        </w:rPr>
+      </w:pPr>
+      <w:r>
+        <w:rPr>
+          <w:rFonts w:ascii="Google Sans Text" w:eastAsia="Google Sans Text" w:hAnsi="Google Sans Text" w:cs="Google Sans Text"/>
+          <w:color w:val="1B1C1D"/>
+          <w:sz w:val="24"/>
+          <w:szCs w:val="24"/>
+        </w:rPr>
+        <w:t xml:space="preserve">Time 2025-05-09 16:25 </w:t>
+      </w:r>
+    </w:p>
+    <w:p>
+      <w:pPr>
+        <w:rPr>
+          <w:rFonts w:ascii="Google Sans Text" w:eastAsia="Google Sans Text" w:hAnsi="Google Sans Text" w:cs="Google Sans Text"/>
+          <w:color w:val="1B1C1D"/>
+          <w:sz w:val="24"/>
+          <w:szCs w:val="24"/>
+        </w:rPr>
+      </w:pPr>
+      <w:r>
+        <w:rPr>
+          <w:rFonts w:ascii="Google Sans Text" w:eastAsia="Google Sans Text" w:hAnsi="Google Sans Text" w:cs="Google Sans Text"/>
+          <w:color w:val="1B1C1D"/>
+          <w:sz w:val="24"/>
+          <w:szCs w:val="24"/>
+        </w:rPr>
+        <w:t xml:space="preserve">Anomaly Score: 8 </w:t>
+      </w:r>
+    </w:p>
+    <w:p>
+      <w:pPr>
+        <w:rPr>
+          <w:rFonts w:ascii="Google Sans Text" w:eastAsia="Google Sans Text" w:hAnsi="Google Sans Text" w:cs="Google Sans Text"/>
+          <w:color w:val="1B1C1D"/>
+          <w:sz w:val="24"/>
+          <w:szCs w:val="24"/>
+        </w:rPr>
+      </w:pPr>
+      <w:r>
+        <w:rPr>
+          <w:rFonts w:ascii="Google Sans Text" w:eastAsia="Google Sans Text" w:hAnsi="Google Sans Text" w:cs="Google Sans Text"/>
+          <w:color w:val="1B1C1D"/>
+          <w:sz w:val="24"/>
+          <w:szCs w:val="24"/>
+        </w:rPr>
+        <w:t xml:space="preserve">Explanation: NTLM logon (potential relay attack); Suspicious logon process (user32 or </w:t>
+      </w:r>
+      <w:proofErr w:type="spellStart"/>
+      <w:r>
+        <w:rPr>
+          <w:rFonts w:ascii="Google Sans Text" w:eastAsia="Google Sans Text" w:hAnsi="Google Sans Text" w:cs="Google Sans Text"/>
+          <w:color w:val="1B1C1D"/>
+          <w:sz w:val="24"/>
+          <w:szCs w:val="24"/>
+        </w:rPr>
+        <w:t>NtLmSsp</w:t>
+      </w:r>
+      <w:proofErr w:type="spellEnd"/>
+      <w:r>
+        <w:rPr>
+          <w:rFonts w:ascii="Google Sans Text" w:eastAsia="Google Sans Text" w:hAnsi="Google Sans Text" w:cs="Google Sans Text"/>
+          <w:color w:val="1B1C1D"/>
+          <w:sz w:val="24"/>
+          <w:szCs w:val="24"/>
+        </w:rPr>
+        <w:t xml:space="preserve">); Special privileges assigned to logon [T1484]; NTLM pass-the-hash login [T1550.002] </w:t>
+      </w:r>
+    </w:p>
+    <w:p>
+      <w:pPr>
+        <w:rPr>
+          <w:rFonts w:ascii="Google Sans Text" w:eastAsia="Google Sans Text" w:hAnsi="Google Sans Text" w:cs="Google Sans Text"/>
+          <w:color w:val="1B1C1D"/>
+          <w:sz w:val="24"/>
+          <w:szCs w:val="24"/>
+        </w:rPr>
+      </w:pPr>
+      <w:r>
+        <w:rPr>
+          <w:rFonts w:ascii="Google Sans Text" w:eastAsia="Google Sans Text" w:hAnsi="Google Sans Text" w:cs="Google Sans Text"/>
+          <w:color w:val="1B1C1D"/>
+          <w:sz w:val="24"/>
+          <w:szCs w:val="24"/>
+        </w:rPr>
+        <w:t xml:space="preserve">------------------------------------------------------------ </w:t>
+      </w:r>
+    </w:p>
+    <w:p>
+      <w:pPr>
+        <w:rPr>
+          <w:rFonts w:ascii="Google Sans Text" w:eastAsia="Google Sans Text" w:hAnsi="Google Sans Text" w:cs="Google Sans Text"/>
+          <w:color w:val="1B1C1D"/>
+          <w:sz w:val="24"/>
+          <w:szCs w:val="24"/>
+        </w:rPr>
+      </w:pPr>
+      <w:r>
+        <w:rPr>
+          <w:rFonts w:ascii="Google Sans Text" w:eastAsia="Google Sans Text" w:hAnsi="Google Sans Text" w:cs="Google Sans Text"/>
+          <w:color w:val="1B1C1D"/>
+          <w:sz w:val="24"/>
+          <w:szCs w:val="24"/>
+        </w:rPr>
+        <w:t xml:space="preserve">Time 2025-05-09 16:26 </w:t>
+      </w:r>
+    </w:p>
+    <w:p>
+      <w:pPr>
+        <w:rPr>
+          <w:rFonts w:ascii="Google Sans Text" w:eastAsia="Google Sans Text" w:hAnsi="Google Sans Text" w:cs="Google Sans Text"/>
+          <w:color w:val="1B1C1D"/>
+          <w:sz w:val="24"/>
+          <w:szCs w:val="24"/>
+        </w:rPr>
+      </w:pPr>
+      <w:r>
+        <w:rPr>
+          <w:rFonts w:ascii="Google Sans Text" w:eastAsia="Google Sans Text" w:hAnsi="Google Sans Text" w:cs="Google Sans Text"/>
+          <w:color w:val="1B1C1D"/>
+          <w:sz w:val="24"/>
+          <w:szCs w:val="24"/>
+        </w:rPr>
+        <w:t xml:space="preserve">Anomaly Score: 34 </w:t>
+      </w:r>
+    </w:p>
+    <w:p>
+      <w:pPr>
+        <w:rPr>
+          <w:rFonts w:ascii="Google Sans Text" w:eastAsia="Google Sans Text" w:hAnsi="Google Sans Text" w:cs="Google Sans Text"/>
+          <w:color w:val="1B1C1D"/>
+          <w:sz w:val="24"/>
+          <w:szCs w:val="24"/>
+        </w:rPr>
+      </w:pPr>
+      <w:r>
+        <w:rPr>
+          <w:rFonts w:ascii="Google Sans Text" w:eastAsia="Google Sans Text" w:hAnsi="Google Sans Text" w:cs="Google Sans Text"/>
+          <w:color w:val="1B1C1D"/>
+          <w:sz w:val="24"/>
+          <w:szCs w:val="24"/>
+        </w:rPr>
+        <w:t>Explanation: NTLM logon (potential relay attack); Suspicious RPC (</w:t>
+      </w:r>
+      <w:proofErr w:type="spellStart"/>
+      <w:r>
+        <w:rPr>
+          <w:rFonts w:ascii="Google Sans Text" w:eastAsia="Google Sans Text" w:hAnsi="Google Sans Text" w:cs="Google Sans Text"/>
+          <w:color w:val="1B1C1D"/>
+          <w:sz w:val="24"/>
+          <w:szCs w:val="24"/>
+        </w:rPr>
+        <w:t>epmap</w:t>
+      </w:r>
+      <w:proofErr w:type="spellEnd"/>
+      <w:r>
+        <w:rPr>
+          <w:rFonts w:ascii="Google Sans Text" w:eastAsia="Google Sans Text" w:hAnsi="Google Sans Text" w:cs="Google Sans Text"/>
+          <w:color w:val="1B1C1D"/>
+          <w:sz w:val="24"/>
+          <w:szCs w:val="24"/>
+        </w:rPr>
+        <w:t xml:space="preserve">) connection; Suspicious logon process (user32 or </w:t>
+      </w:r>
+      <w:proofErr w:type="spellStart"/>
+      <w:r>
+        <w:rPr>
+          <w:rFonts w:ascii="Google Sans Text" w:eastAsia="Google Sans Text" w:hAnsi="Google Sans Text" w:cs="Google Sans Text"/>
+          <w:color w:val="1B1C1D"/>
+          <w:sz w:val="24"/>
+          <w:szCs w:val="24"/>
+        </w:rPr>
+        <w:t>NtLmSsp</w:t>
+      </w:r>
+      <w:proofErr w:type="spellEnd"/>
+      <w:r>
+        <w:rPr>
+          <w:rFonts w:ascii="Google Sans Text" w:eastAsia="Google Sans Text" w:hAnsi="Google Sans Text" w:cs="Google Sans Text"/>
+          <w:color w:val="1B1C1D"/>
+          <w:sz w:val="24"/>
+          <w:szCs w:val="24"/>
+        </w:rPr>
+        <w:t xml:space="preserve">); Service logon from non-standard account; Special privileges assigned to logon [T1484]; Suspicious access to admin shares [T1021.002]; NTLM pass-the-hash login [T1550.002]; NTLM or RDP remote logon [T1550.002 / T1078.002]; PSEXEC PowerShell exec [T1569.002]; Binary in malware-prone directory [T1105]; Binary dropped in Windows root [T1570]; New suspicious Windows service [T1021.002]; </w:t>
+      </w:r>
+      <w:proofErr w:type="spellStart"/>
+      <w:r>
+        <w:rPr>
+          <w:rFonts w:ascii="Google Sans Text" w:eastAsia="Google Sans Text" w:hAnsi="Google Sans Text" w:cs="Google Sans Text"/>
+          <w:color w:val="1B1C1D"/>
+          <w:sz w:val="24"/>
+          <w:szCs w:val="24"/>
+        </w:rPr>
+        <w:t>Wazuh</w:t>
+      </w:r>
+      <w:proofErr w:type="spellEnd"/>
+      <w:r>
+        <w:rPr>
+          <w:rFonts w:ascii="Google Sans Text" w:eastAsia="Google Sans Text" w:hAnsi="Google Sans Text" w:cs="Google Sans Text"/>
+          <w:color w:val="1B1C1D"/>
+          <w:sz w:val="24"/>
+          <w:szCs w:val="24"/>
+        </w:rPr>
+        <w:t xml:space="preserve"> rule level 7 or above (medium/high severity) </w:t>
+      </w:r>
+    </w:p>
+    <w:p>
+      <w:pPr>
+        <w:rPr>
+          <w:rFonts w:ascii="Google Sans Text" w:eastAsia="Google Sans Text" w:hAnsi="Google Sans Text" w:cs="Google Sans Text"/>
+          <w:color w:val="1B1C1D"/>
+          <w:sz w:val="24"/>
+          <w:szCs w:val="24"/>
+        </w:rPr>
+      </w:pPr>
+      <w:r>
+        <w:rPr>
+          <w:rFonts w:ascii="Google Sans Text" w:eastAsia="Google Sans Text" w:hAnsi="Google Sans Text" w:cs="Google Sans Text"/>
+          <w:color w:val="1B1C1D"/>
+          <w:sz w:val="24"/>
+          <w:szCs w:val="24"/>
+        </w:rPr>
+        <w:t xml:space="preserve">------------------------------------------------------------ </w:t>
+      </w:r>
+    </w:p>
+    <w:p>
+      <w:pPr>
+        <w:rPr>
+          <w:rFonts w:ascii="Google Sans Text" w:eastAsia="Google Sans Text" w:hAnsi="Google Sans Text" w:cs="Google Sans Text"/>
+          <w:color w:val="1B1C1D"/>
+          <w:sz w:val="24"/>
+          <w:szCs w:val="24"/>
+        </w:rPr>
+      </w:pPr>
+      <w:r>
+        <w:rPr>
+          <w:rFonts w:ascii="Google Sans Text" w:eastAsia="Google Sans Text" w:hAnsi="Google Sans Text" w:cs="Google Sans Text"/>
+          <w:color w:val="1B1C1D"/>
+          <w:sz w:val="24"/>
+          <w:szCs w:val="24"/>
+        </w:rPr>
+        <w:t xml:space="preserve">Time 2025-05-09 16:27 </w:t>
+      </w:r>
+    </w:p>
+    <w:p>
+      <w:pPr>
+        <w:rPr>
+          <w:rFonts w:ascii="Google Sans Text" w:eastAsia="Google Sans Text" w:hAnsi="Google Sans Text" w:cs="Google Sans Text"/>
+          <w:color w:val="1B1C1D"/>
+          <w:sz w:val="24"/>
+          <w:szCs w:val="24"/>
+        </w:rPr>
+      </w:pPr>
+      <w:r>
+        <w:rPr>
+          <w:rFonts w:ascii="Google Sans Text" w:eastAsia="Google Sans Text" w:hAnsi="Google Sans Text" w:cs="Google Sans Text"/>
+          <w:color w:val="1B1C1D"/>
+          <w:sz w:val="24"/>
+          <w:szCs w:val="24"/>
+        </w:rPr>
+        <w:t xml:space="preserve">Anomaly Score: 8 </w:t>
+      </w:r>
+    </w:p>
+    <w:p>
+      <w:pPr>
+        <w:rPr>
+          <w:rFonts w:ascii="Google Sans Text" w:eastAsia="Google Sans Text" w:hAnsi="Google Sans Text" w:cs="Google Sans Text"/>
+          <w:color w:val="1B1C1D"/>
+          <w:sz w:val="24"/>
+          <w:szCs w:val="24"/>
+        </w:rPr>
+      </w:pPr>
+      <w:r>
+        <w:rPr>
+          <w:rFonts w:ascii="Google Sans Text" w:eastAsia="Google Sans Text" w:hAnsi="Google Sans Text" w:cs="Google Sans Text"/>
+          <w:color w:val="1B1C1D"/>
+          <w:sz w:val="24"/>
+          <w:szCs w:val="24"/>
+        </w:rPr>
+        <w:t xml:space="preserve">Explanation: NTLM logon (potential relay attack); Suspicious logon process (user32 or </w:t>
+      </w:r>
+      <w:proofErr w:type="spellStart"/>
+      <w:r>
+        <w:rPr>
+          <w:rFonts w:ascii="Google Sans Text" w:eastAsia="Google Sans Text" w:hAnsi="Google Sans Text" w:cs="Google Sans Text"/>
+          <w:color w:val="1B1C1D"/>
+          <w:sz w:val="24"/>
+          <w:szCs w:val="24"/>
+        </w:rPr>
+        <w:t>NtLmSsp</w:t>
+      </w:r>
+      <w:proofErr w:type="spellEnd"/>
+      <w:r>
+        <w:rPr>
+          <w:rFonts w:ascii="Google Sans Text" w:eastAsia="Google Sans Text" w:hAnsi="Google Sans Text" w:cs="Google Sans Text"/>
+          <w:color w:val="1B1C1D"/>
+          <w:sz w:val="24"/>
+          <w:szCs w:val="24"/>
+        </w:rPr>
+        <w:t xml:space="preserve">); Special privileges assigned to logon [T1484]; NTLM pass-the-hash login [T1550.002] </w:t>
+      </w:r>
+    </w:p>
+    <w:p>
+      <w:pPr>
+        <w:rPr>
+          <w:rFonts w:ascii="Google Sans Text" w:eastAsia="Google Sans Text" w:hAnsi="Google Sans Text" w:cs="Google Sans Text"/>
+          <w:color w:val="1B1C1D"/>
+          <w:sz w:val="24"/>
+          <w:szCs w:val="24"/>
+        </w:rPr>
+      </w:pPr>
+      <w:r>
+        <w:rPr>
+          <w:rFonts w:ascii="Google Sans Text" w:eastAsia="Google Sans Text" w:hAnsi="Google Sans Text" w:cs="Google Sans Text"/>
+          <w:color w:val="1B1C1D"/>
+          <w:sz w:val="24"/>
+          <w:szCs w:val="24"/>
+        </w:rPr>
+        <w:lastRenderedPageBreak/>
+        <w:t xml:space="preserve">------------------------------------------------------------ </w:t>
+      </w:r>
+    </w:p>
+    <w:p>
+      <w:pPr>
+        <w:rPr>
+          <w:rFonts w:ascii="Google Sans Text" w:eastAsia="Google Sans Text" w:hAnsi="Google Sans Text" w:cs="Google Sans Text"/>
+          <w:color w:val="1B1C1D"/>
+          <w:sz w:val="24"/>
+          <w:szCs w:val="24"/>
+        </w:rPr>
+      </w:pPr>
+      <w:r>
+        <w:rPr>
+          <w:rFonts w:ascii="Google Sans Text" w:eastAsia="Google Sans Text" w:hAnsi="Google Sans Text" w:cs="Google Sans Text"/>
+          <w:color w:val="1B1C1D"/>
+          <w:sz w:val="24"/>
+          <w:szCs w:val="24"/>
+        </w:rPr>
+        <w:t xml:space="preserve">Time 2025-05-09 16:28 </w:t>
+      </w:r>
+    </w:p>
+    <w:p>
+      <w:pPr>
+        <w:rPr>
+          <w:rFonts w:ascii="Google Sans Text" w:eastAsia="Google Sans Text" w:hAnsi="Google Sans Text" w:cs="Google Sans Text"/>
+          <w:color w:val="1B1C1D"/>
+          <w:sz w:val="24"/>
+          <w:szCs w:val="24"/>
+        </w:rPr>
+      </w:pPr>
+      <w:r>
+        <w:rPr>
+          <w:rFonts w:ascii="Google Sans Text" w:eastAsia="Google Sans Text" w:hAnsi="Google Sans Text" w:cs="Google Sans Text"/>
+          <w:color w:val="1B1C1D"/>
+          <w:sz w:val="24"/>
+          <w:szCs w:val="24"/>
+        </w:rPr>
+        <w:t xml:space="preserve">Anomaly Score: 8 </w:t>
+      </w:r>
+    </w:p>
+    <w:p>
+      <w:pPr>
+        <w:rPr>
+          <w:rFonts w:ascii="Google Sans Text" w:eastAsia="Google Sans Text" w:hAnsi="Google Sans Text" w:cs="Google Sans Text"/>
+          <w:color w:val="1B1C1D"/>
+          <w:sz w:val="24"/>
+          <w:szCs w:val="24"/>
+        </w:rPr>
+      </w:pPr>
+      <w:r>
+        <w:rPr>
+          <w:rFonts w:ascii="Google Sans Text" w:eastAsia="Google Sans Text" w:hAnsi="Google Sans Text" w:cs="Google Sans Text"/>
+          <w:color w:val="1B1C1D"/>
+          <w:sz w:val="24"/>
+          <w:szCs w:val="24"/>
+        </w:rPr>
+        <w:t xml:space="preserve">Explanation: NTLM logon (potential relay attack); Suspicious logon process (user32 or </w:t>
+      </w:r>
+      <w:proofErr w:type="spellStart"/>
+      <w:r>
+        <w:rPr>
+          <w:rFonts w:ascii="Google Sans Text" w:eastAsia="Google Sans Text" w:hAnsi="Google Sans Text" w:cs="Google Sans Text"/>
+          <w:color w:val="1B1C1D"/>
+          <w:sz w:val="24"/>
+          <w:szCs w:val="24"/>
+        </w:rPr>
+        <w:t>NtLmSsp</w:t>
+      </w:r>
+      <w:proofErr w:type="spellEnd"/>
+      <w:r>
+        <w:rPr>
+          <w:rFonts w:ascii="Google Sans Text" w:eastAsia="Google Sans Text" w:hAnsi="Google Sans Text" w:cs="Google Sans Text"/>
+          <w:color w:val="1B1C1D"/>
+          <w:sz w:val="24"/>
+          <w:szCs w:val="24"/>
+        </w:rPr>
+        <w:t xml:space="preserve">); Special privileges assigned to logon [T1484]; NTLM pass-the-hash login [T1550.002] </w:t>
+      </w:r>
+    </w:p>
+    <w:p>
+      <w:pPr>
+        <w:rPr>
+          <w:rFonts w:ascii="Google Sans Text" w:eastAsia="Google Sans Text" w:hAnsi="Google Sans Text" w:cs="Google Sans Text"/>
+          <w:color w:val="1B1C1D"/>
+          <w:sz w:val="24"/>
+          <w:szCs w:val="24"/>
+        </w:rPr>
+      </w:pPr>
+      <w:r>
+        <w:rPr>
+          <w:rFonts w:ascii="Google Sans Text" w:eastAsia="Google Sans Text" w:hAnsi="Google Sans Text" w:cs="Google Sans Text"/>
+          <w:color w:val="1B1C1D"/>
+          <w:sz w:val="24"/>
+          <w:szCs w:val="24"/>
+        </w:rPr>
+        <w:t xml:space="preserve">------------------------------------------------------------ </w:t>
+      </w:r>
+    </w:p>
+    <w:p>
+      <w:pPr>
+        <w:rPr>
+          <w:rFonts w:ascii="Google Sans Text" w:eastAsia="Google Sans Text" w:hAnsi="Google Sans Text" w:cs="Google Sans Text"/>
+          <w:color w:val="1B1C1D"/>
+          <w:sz w:val="24"/>
+          <w:szCs w:val="24"/>
+        </w:rPr>
+      </w:pPr>
+      <w:r>
+        <w:rPr>
+          <w:rFonts w:ascii="Google Sans Text" w:eastAsia="Google Sans Text" w:hAnsi="Google Sans Text" w:cs="Google Sans Text"/>
+          <w:color w:val="1B1C1D"/>
+          <w:sz w:val="24"/>
+          <w:szCs w:val="24"/>
+        </w:rPr>
+        <w:t xml:space="preserve">Time 2025-05-09 16:29 </w:t>
+      </w:r>
+    </w:p>
+    <w:p>
+      <w:pPr>
+        <w:rPr>
+          <w:rFonts w:ascii="Google Sans Text" w:eastAsia="Google Sans Text" w:hAnsi="Google Sans Text" w:cs="Google Sans Text"/>
+          <w:color w:val="1B1C1D"/>
+          <w:sz w:val="24"/>
+          <w:szCs w:val="24"/>
+        </w:rPr>
+      </w:pPr>
+      <w:r>
+        <w:rPr>
+          <w:rFonts w:ascii="Google Sans Text" w:eastAsia="Google Sans Text" w:hAnsi="Google Sans Text" w:cs="Google Sans Text"/>
+          <w:color w:val="1B1C1D"/>
+          <w:sz w:val="24"/>
+          <w:szCs w:val="24"/>
+        </w:rPr>
+        <w:t xml:space="preserve">Anomaly Score: 8 </w:t>
+      </w:r>
+    </w:p>
+    <w:p>
+      <w:pPr>
+        <w:rPr>
+          <w:rFonts w:ascii="Google Sans Text" w:eastAsia="Google Sans Text" w:hAnsi="Google Sans Text" w:cs="Google Sans Text"/>
+          <w:color w:val="1B1C1D"/>
+          <w:sz w:val="24"/>
+          <w:szCs w:val="24"/>
+        </w:rPr>
+      </w:pPr>
+      <w:r>
+        <w:rPr>
+          <w:rFonts w:ascii="Google Sans Text" w:eastAsia="Google Sans Text" w:hAnsi="Google Sans Text" w:cs="Google Sans Text"/>
+          <w:color w:val="1B1C1D"/>
+          <w:sz w:val="24"/>
+          <w:szCs w:val="24"/>
+        </w:rPr>
+        <w:t xml:space="preserve">Explanation: NTLM logon (potential relay attack); Suspicious logon process (user32 or </w:t>
+      </w:r>
+      <w:proofErr w:type="spellStart"/>
+      <w:r>
+        <w:rPr>
+          <w:rFonts w:ascii="Google Sans Text" w:eastAsia="Google Sans Text" w:hAnsi="Google Sans Text" w:cs="Google Sans Text"/>
+          <w:color w:val="1B1C1D"/>
+          <w:sz w:val="24"/>
+          <w:szCs w:val="24"/>
+        </w:rPr>
+        <w:t>NtLmSsp</w:t>
+      </w:r>
+      <w:proofErr w:type="spellEnd"/>
+      <w:r>
+        <w:rPr>
+          <w:rFonts w:ascii="Google Sans Text" w:eastAsia="Google Sans Text" w:hAnsi="Google Sans Text" w:cs="Google Sans Text"/>
+          <w:color w:val="1B1C1D"/>
+          <w:sz w:val="24"/>
+          <w:szCs w:val="24"/>
+        </w:rPr>
+        <w:t xml:space="preserve">); Special privileges assigned to logon [T1484]; NTLM pass-the-hash login [T1550.002] </w:t>
+      </w:r>
+    </w:p>
+    <w:p>
+      <w:pPr>
+        <w:rPr>
+          <w:rFonts w:ascii="Google Sans Text" w:eastAsia="Google Sans Text" w:hAnsi="Google Sans Text" w:cs="Google Sans Text"/>
+          <w:color w:val="1B1C1D"/>
+          <w:sz w:val="24"/>
+          <w:szCs w:val="24"/>
+        </w:rPr>
+      </w:pPr>
+      <w:r>
+        <w:rPr>
+          <w:rFonts w:ascii="Google Sans Text" w:eastAsia="Google Sans Text" w:hAnsi="Google Sans Text" w:cs="Google Sans Text"/>
+          <w:color w:val="1B1C1D"/>
+          <w:sz w:val="24"/>
+          <w:szCs w:val="24"/>
+        </w:rPr>
+        <w:t xml:space="preserve">------------------------------------------------------------ </w:t>
+      </w:r>
+    </w:p>
+    <w:p>
+      <w:pPr>
+        <w:rPr>
+          <w:rFonts w:ascii="Google Sans Text" w:eastAsia="Google Sans Text" w:hAnsi="Google Sans Text" w:cs="Google Sans Text"/>
+          <w:color w:val="1B1C1D"/>
+          <w:sz w:val="24"/>
+          <w:szCs w:val="24"/>
+        </w:rPr>
+      </w:pPr>
+      <w:r>
+        <w:rPr>
+          <w:rFonts w:ascii="Google Sans Text" w:eastAsia="Google Sans Text" w:hAnsi="Google Sans Text" w:cs="Google Sans Text"/>
+          <w:color w:val="1B1C1D"/>
+          <w:sz w:val="24"/>
+          <w:szCs w:val="24"/>
+        </w:rPr>
+        <w:t xml:space="preserve">Time 2025-05-09 16:30 </w:t>
+      </w:r>
+    </w:p>
+    <w:p>
+      <w:pPr>
+        <w:rPr>
+          <w:rFonts w:ascii="Google Sans Text" w:eastAsia="Google Sans Text" w:hAnsi="Google Sans Text" w:cs="Google Sans Text"/>
+          <w:color w:val="1B1C1D"/>
+          <w:sz w:val="24"/>
+          <w:szCs w:val="24"/>
+        </w:rPr>
+      </w:pPr>
+      <w:r>
+        <w:rPr>
+          <w:rFonts w:ascii="Google Sans Text" w:eastAsia="Google Sans Text" w:hAnsi="Google Sans Text" w:cs="Google Sans Text"/>
+          <w:color w:val="1B1C1D"/>
+          <w:sz w:val="24"/>
+          <w:szCs w:val="24"/>
+        </w:rPr>
+        <w:t xml:space="preserve">Anomaly Score: 18 </w:t>
+      </w:r>
+    </w:p>
+    <w:p>
+      <w:pPr>
+        <w:rPr>
+          <w:rFonts w:ascii="Google Sans Text" w:eastAsia="Google Sans Text" w:hAnsi="Google Sans Text" w:cs="Google Sans Text"/>
+          <w:color w:val="1B1C1D"/>
+          <w:sz w:val="24"/>
+          <w:szCs w:val="24"/>
+        </w:rPr>
+      </w:pPr>
+      <w:r>
+        <w:rPr>
+          <w:rFonts w:ascii="Google Sans Text" w:eastAsia="Google Sans Text" w:hAnsi="Google Sans Text" w:cs="Google Sans Text"/>
+          <w:color w:val="1B1C1D"/>
+          <w:sz w:val="24"/>
+          <w:szCs w:val="24"/>
+        </w:rPr>
+        <w:t>Explanation: NTLM logon (potential relay attack); Suspicious RPC (</w:t>
+      </w:r>
+      <w:proofErr w:type="spellStart"/>
+      <w:r>
+        <w:rPr>
+          <w:rFonts w:ascii="Google Sans Text" w:eastAsia="Google Sans Text" w:hAnsi="Google Sans Text" w:cs="Google Sans Text"/>
+          <w:color w:val="1B1C1D"/>
+          <w:sz w:val="24"/>
+          <w:szCs w:val="24"/>
+        </w:rPr>
+        <w:t>epmap</w:t>
+      </w:r>
+      <w:proofErr w:type="spellEnd"/>
+      <w:r>
+        <w:rPr>
+          <w:rFonts w:ascii="Google Sans Text" w:eastAsia="Google Sans Text" w:hAnsi="Google Sans Text" w:cs="Google Sans Text"/>
+          <w:color w:val="1B1C1D"/>
+          <w:sz w:val="24"/>
+          <w:szCs w:val="24"/>
+        </w:rPr>
+        <w:t xml:space="preserve">) connection; Suspicious logon process (user32 or </w:t>
+      </w:r>
+      <w:proofErr w:type="spellStart"/>
+      <w:r>
+        <w:rPr>
+          <w:rFonts w:ascii="Google Sans Text" w:eastAsia="Google Sans Text" w:hAnsi="Google Sans Text" w:cs="Google Sans Text"/>
+          <w:color w:val="1B1C1D"/>
+          <w:sz w:val="24"/>
+          <w:szCs w:val="24"/>
+        </w:rPr>
+        <w:t>NtLmSsp</w:t>
+      </w:r>
+      <w:proofErr w:type="spellEnd"/>
+      <w:r>
+        <w:rPr>
+          <w:rFonts w:ascii="Google Sans Text" w:eastAsia="Google Sans Text" w:hAnsi="Google Sans Text" w:cs="Google Sans Text"/>
+          <w:color w:val="1B1C1D"/>
+          <w:sz w:val="24"/>
+          <w:szCs w:val="24"/>
+        </w:rPr>
+        <w:t xml:space="preserve">); Special privileges assigned to logon [T1484]; Suspicious access to admin shares [T1021.002]; NTLM pass-the-hash login [T1550.002]; NTLM or RDP remote logon [T1550.002 / T1078.002] </w:t>
+      </w:r>
+    </w:p>
+    <w:p>
+      <w:pPr>
+        <w:rPr>
+          <w:rFonts w:ascii="Google Sans Text" w:eastAsia="Google Sans Text" w:hAnsi="Google Sans Text" w:cs="Google Sans Text"/>
+          <w:color w:val="1B1C1D"/>
+          <w:sz w:val="24"/>
+          <w:szCs w:val="24"/>
+        </w:rPr>
+      </w:pPr>
+      <w:r>
+        <w:rPr>
+          <w:rFonts w:ascii="Google Sans Text" w:eastAsia="Google Sans Text" w:hAnsi="Google Sans Text" w:cs="Google Sans Text"/>
+          <w:color w:val="1B1C1D"/>
+          <w:sz w:val="24"/>
+          <w:szCs w:val="24"/>
+        </w:rPr>
+        <w:t xml:space="preserve">------------------------------------------------------------ </w:t>
+      </w:r>
+    </w:p>
+    <w:p>
+      <w:pPr>
+        <w:rPr>
+          <w:rFonts w:ascii="Google Sans Text" w:eastAsia="Google Sans Text" w:hAnsi="Google Sans Text" w:cs="Google Sans Text"/>
+          <w:color w:val="1B1C1D"/>
+          <w:sz w:val="24"/>
+          <w:szCs w:val="24"/>
+        </w:rPr>
+      </w:pPr>
+      <w:r>
+        <w:rPr>
+          <w:rFonts w:ascii="Google Sans Text" w:eastAsia="Google Sans Text" w:hAnsi="Google Sans Text" w:cs="Google Sans Text"/>
+          <w:color w:val="1B1C1D"/>
+          <w:sz w:val="24"/>
+          <w:szCs w:val="24"/>
+        </w:rPr>
+        <w:t xml:space="preserve">Time 2025-05-09 16:31 </w:t>
+      </w:r>
+    </w:p>
+    <w:p>
+      <w:pPr>
+        <w:rPr>
+          <w:rFonts w:ascii="Google Sans Text" w:eastAsia="Google Sans Text" w:hAnsi="Google Sans Text" w:cs="Google Sans Text"/>
+          <w:color w:val="1B1C1D"/>
+          <w:sz w:val="24"/>
+          <w:szCs w:val="24"/>
+        </w:rPr>
+      </w:pPr>
+      <w:r>
+        <w:rPr>
+          <w:rFonts w:ascii="Google Sans Text" w:eastAsia="Google Sans Text" w:hAnsi="Google Sans Text" w:cs="Google Sans Text"/>
+          <w:color w:val="1B1C1D"/>
+          <w:sz w:val="24"/>
+          <w:szCs w:val="24"/>
+        </w:rPr>
+        <w:t xml:space="preserve">Anomaly Score: 104 </w:t>
+      </w:r>
+    </w:p>
+    <w:p>
+      <w:pPr>
+        <w:rPr>
+          <w:rFonts w:ascii="Google Sans Text" w:eastAsia="Google Sans Text" w:hAnsi="Google Sans Text" w:cs="Google Sans Text"/>
+          <w:color w:val="1B1C1D"/>
+          <w:sz w:val="24"/>
+          <w:szCs w:val="24"/>
+        </w:rPr>
+      </w:pPr>
+      <w:r>
+        <w:rPr>
+          <w:rFonts w:ascii="Google Sans Text" w:eastAsia="Google Sans Text" w:hAnsi="Google Sans Text" w:cs="Google Sans Text"/>
+          <w:color w:val="1B1C1D"/>
+          <w:sz w:val="24"/>
+          <w:szCs w:val="24"/>
+        </w:rPr>
+        <w:t xml:space="preserve">Explanation: NTLM logon (potential relay attack); Suspicious logon process (user32 or </w:t>
+      </w:r>
+      <w:proofErr w:type="spellStart"/>
+      <w:r>
+        <w:rPr>
+          <w:rFonts w:ascii="Google Sans Text" w:eastAsia="Google Sans Text" w:hAnsi="Google Sans Text" w:cs="Google Sans Text"/>
+          <w:color w:val="1B1C1D"/>
+          <w:sz w:val="24"/>
+          <w:szCs w:val="24"/>
+        </w:rPr>
+        <w:t>NtLmSsp</w:t>
+      </w:r>
+      <w:proofErr w:type="spellEnd"/>
+      <w:r>
+        <w:rPr>
+          <w:rFonts w:ascii="Google Sans Text" w:eastAsia="Google Sans Text" w:hAnsi="Google Sans Text" w:cs="Google Sans Text"/>
+          <w:color w:val="1B1C1D"/>
+          <w:sz w:val="24"/>
+          <w:szCs w:val="24"/>
+        </w:rPr>
+        <w:t xml:space="preserve">); Special privileges assigned to logon [T1484]; NTLM pass-the-hash login [T1550.002]; NTLM or RDP remote logon [T1550.002 / T1078.002] </w:t>
+      </w:r>
+    </w:p>
+    <w:p>
+      <w:pPr>
+        <w:rPr>
+          <w:rFonts w:ascii="Google Sans Text" w:eastAsia="Google Sans Text" w:hAnsi="Google Sans Text" w:cs="Google Sans Text"/>
+          <w:color w:val="1B1C1D"/>
+          <w:sz w:val="24"/>
+          <w:szCs w:val="24"/>
+        </w:rPr>
+      </w:pPr>
+      <w:r>
+        <w:rPr>
+          <w:rFonts w:ascii="Google Sans Text" w:eastAsia="Google Sans Text" w:hAnsi="Google Sans Text" w:cs="Google Sans Text"/>
+          <w:color w:val="1B1C1D"/>
+          <w:sz w:val="24"/>
+          <w:szCs w:val="24"/>
+        </w:rPr>
+        <w:t xml:space="preserve">------------------------------------------------------------ </w:t>
+      </w:r>
+    </w:p>
+    <w:p>
+      <w:pPr>
+        <w:rPr>
+          <w:rFonts w:ascii="Google Sans Text" w:eastAsia="Google Sans Text" w:hAnsi="Google Sans Text" w:cs="Google Sans Text"/>
+          <w:color w:val="1B1C1D"/>
+          <w:sz w:val="24"/>
+          <w:szCs w:val="24"/>
+        </w:rPr>
+      </w:pPr>
+      <w:r>
+        <w:rPr>
+          <w:rFonts w:ascii="Google Sans Text" w:eastAsia="Google Sans Text" w:hAnsi="Google Sans Text" w:cs="Google Sans Text"/>
+          <w:color w:val="1B1C1D"/>
+          <w:sz w:val="24"/>
+          <w:szCs w:val="24"/>
+        </w:rPr>
+        <w:t xml:space="preserve">Time 2025-05-09 16:32 </w:t>
+      </w:r>
+    </w:p>
+    <w:p>
+      <w:pPr>
+        <w:rPr>
+          <w:rFonts w:ascii="Google Sans Text" w:eastAsia="Google Sans Text" w:hAnsi="Google Sans Text" w:cs="Google Sans Text"/>
+          <w:color w:val="1B1C1D"/>
+          <w:sz w:val="24"/>
+          <w:szCs w:val="24"/>
+        </w:rPr>
+      </w:pPr>
+      <w:r>
+        <w:rPr>
+          <w:rFonts w:ascii="Google Sans Text" w:eastAsia="Google Sans Text" w:hAnsi="Google Sans Text" w:cs="Google Sans Text"/>
+          <w:color w:val="1B1C1D"/>
+          <w:sz w:val="24"/>
+          <w:szCs w:val="24"/>
+        </w:rPr>
+        <w:t xml:space="preserve">Anomaly Score: 18 </w:t>
+      </w:r>
+    </w:p>
+    <w:p>
+      <w:pPr>
+        <w:rPr>
+          <w:rFonts w:ascii="Google Sans Text" w:eastAsia="Google Sans Text" w:hAnsi="Google Sans Text" w:cs="Google Sans Text"/>
+          <w:color w:val="1B1C1D"/>
+          <w:sz w:val="24"/>
+          <w:szCs w:val="24"/>
+        </w:rPr>
+      </w:pPr>
+      <w:r>
+        <w:rPr>
+          <w:rFonts w:ascii="Google Sans Text" w:eastAsia="Google Sans Text" w:hAnsi="Google Sans Text" w:cs="Google Sans Text"/>
+          <w:color w:val="1B1C1D"/>
+          <w:sz w:val="24"/>
+          <w:szCs w:val="24"/>
+        </w:rPr>
+        <w:t xml:space="preserve">Explanation: NTLM logon (potential relay attack); Suspicious logon process (user32 or </w:t>
+      </w:r>
+      <w:proofErr w:type="spellStart"/>
+      <w:r>
+        <w:rPr>
+          <w:rFonts w:ascii="Google Sans Text" w:eastAsia="Google Sans Text" w:hAnsi="Google Sans Text" w:cs="Google Sans Text"/>
+          <w:color w:val="1B1C1D"/>
+          <w:sz w:val="24"/>
+          <w:szCs w:val="24"/>
+        </w:rPr>
+        <w:t>NtLmSsp</w:t>
+      </w:r>
+      <w:proofErr w:type="spellEnd"/>
+      <w:r>
+        <w:rPr>
+          <w:rFonts w:ascii="Google Sans Text" w:eastAsia="Google Sans Text" w:hAnsi="Google Sans Text" w:cs="Google Sans Text"/>
+          <w:color w:val="1B1C1D"/>
+          <w:sz w:val="24"/>
+          <w:szCs w:val="24"/>
+        </w:rPr>
+        <w:t xml:space="preserve">); Special privileges assigned to logon [T1484]; Remote net.exe run via </w:t>
+      </w:r>
+      <w:proofErr w:type="spellStart"/>
+      <w:r>
+        <w:rPr>
+          <w:rFonts w:ascii="Google Sans Text" w:eastAsia="Google Sans Text" w:hAnsi="Google Sans Text" w:cs="Google Sans Text"/>
+          <w:color w:val="1B1C1D"/>
+          <w:sz w:val="24"/>
+          <w:szCs w:val="24"/>
+        </w:rPr>
+        <w:t>wsmprovhost</w:t>
+      </w:r>
+      <w:proofErr w:type="spellEnd"/>
+      <w:r>
+        <w:rPr>
+          <w:rFonts w:ascii="Google Sans Text" w:eastAsia="Google Sans Text" w:hAnsi="Google Sans Text" w:cs="Google Sans Text"/>
+          <w:color w:val="1B1C1D"/>
+          <w:sz w:val="24"/>
+          <w:szCs w:val="24"/>
+        </w:rPr>
+        <w:t xml:space="preserve"> [T1567]; NTLM pass-the-hash login [T1550.002] </w:t>
+      </w:r>
+    </w:p>
+    <w:p>
+      <w:pPr>
+        <w:rPr>
+          <w:rFonts w:ascii="Google Sans Text" w:eastAsia="Google Sans Text" w:hAnsi="Google Sans Text" w:cs="Google Sans Text"/>
+          <w:color w:val="1B1C1D"/>
+          <w:sz w:val="24"/>
+          <w:szCs w:val="24"/>
+        </w:rPr>
+      </w:pPr>
+      <w:r>
+        <w:rPr>
+          <w:rFonts w:ascii="Google Sans Text" w:eastAsia="Google Sans Text" w:hAnsi="Google Sans Text" w:cs="Google Sans Text"/>
+          <w:color w:val="1B1C1D"/>
+          <w:sz w:val="24"/>
+          <w:szCs w:val="24"/>
+        </w:rPr>
+        <w:t xml:space="preserve">------------------------------------------------------------ </w:t>
+      </w:r>
+    </w:p>
+    <w:p>
+      <w:pPr>
+        <w:rPr>
+          <w:rFonts w:ascii="Google Sans Text" w:eastAsia="Google Sans Text" w:hAnsi="Google Sans Text" w:cs="Google Sans Text"/>
+          <w:color w:val="1B1C1D"/>
+          <w:sz w:val="24"/>
+          <w:szCs w:val="24"/>
+        </w:rPr>
+      </w:pPr>
+      <w:r>
+        <w:rPr>
+          <w:rFonts w:ascii="Google Sans Text" w:eastAsia="Google Sans Text" w:hAnsi="Google Sans Text" w:cs="Google Sans Text"/>
+          <w:color w:val="1B1C1D"/>
+          <w:sz w:val="24"/>
+          <w:szCs w:val="24"/>
+        </w:rPr>
+        <w:t xml:space="preserve">Time 2025-05-09 16:33 </w:t>
+      </w:r>
+    </w:p>
+    <w:p>
+      <w:pPr>
+        <w:rPr>
+          <w:rFonts w:ascii="Google Sans Text" w:eastAsia="Google Sans Text" w:hAnsi="Google Sans Text" w:cs="Google Sans Text"/>
+          <w:color w:val="1B1C1D"/>
+          <w:sz w:val="24"/>
+          <w:szCs w:val="24"/>
+        </w:rPr>
+      </w:pPr>
+      <w:r>
+        <w:rPr>
+          <w:rFonts w:ascii="Google Sans Text" w:eastAsia="Google Sans Text" w:hAnsi="Google Sans Text" w:cs="Google Sans Text"/>
+          <w:color w:val="1B1C1D"/>
+          <w:sz w:val="24"/>
+          <w:szCs w:val="24"/>
+        </w:rPr>
+        <w:t xml:space="preserve">Anomaly Score: 16 </w:t>
+      </w:r>
+    </w:p>
+    <w:p>
+      <w:pPr>
+        <w:rPr>
+          <w:rFonts w:ascii="Google Sans Text" w:eastAsia="Google Sans Text" w:hAnsi="Google Sans Text" w:cs="Google Sans Text"/>
+          <w:color w:val="1B1C1D"/>
+          <w:sz w:val="24"/>
+          <w:szCs w:val="24"/>
+        </w:rPr>
+      </w:pPr>
+      <w:r>
+        <w:rPr>
+          <w:rFonts w:ascii="Google Sans Text" w:eastAsia="Google Sans Text" w:hAnsi="Google Sans Text" w:cs="Google Sans Text"/>
+          <w:color w:val="1B1C1D"/>
+          <w:sz w:val="24"/>
+          <w:szCs w:val="24"/>
+        </w:rPr>
+        <w:t xml:space="preserve">Explanation: NTLM logon (potential relay attack); Suspicious logon process (user32 or </w:t>
+      </w:r>
+      <w:proofErr w:type="spellStart"/>
+      <w:r>
+        <w:rPr>
+          <w:rFonts w:ascii="Google Sans Text" w:eastAsia="Google Sans Text" w:hAnsi="Google Sans Text" w:cs="Google Sans Text"/>
+          <w:color w:val="1B1C1D"/>
+          <w:sz w:val="24"/>
+          <w:szCs w:val="24"/>
+        </w:rPr>
+        <w:t>NtLmSsp</w:t>
+      </w:r>
+      <w:proofErr w:type="spellEnd"/>
+      <w:r>
+        <w:rPr>
+          <w:rFonts w:ascii="Google Sans Text" w:eastAsia="Google Sans Text" w:hAnsi="Google Sans Text" w:cs="Google Sans Text"/>
+          <w:color w:val="1B1C1D"/>
+          <w:sz w:val="24"/>
+          <w:szCs w:val="24"/>
+        </w:rPr>
+        <w:t xml:space="preserve">); Special privileges assigned to logon [T1484]; NTLM pass-the-hash login [T1550.002] </w:t>
+      </w:r>
+    </w:p>
+    <w:p>
+      <w:pPr>
+        <w:rPr>
+          <w:rFonts w:ascii="Google Sans Text" w:eastAsia="Google Sans Text" w:hAnsi="Google Sans Text" w:cs="Google Sans Text"/>
+          <w:color w:val="1B1C1D"/>
+          <w:sz w:val="24"/>
+          <w:szCs w:val="24"/>
+        </w:rPr>
+      </w:pPr>
+      <w:r>
+        <w:rPr>
+          <w:rFonts w:ascii="Google Sans Text" w:eastAsia="Google Sans Text" w:hAnsi="Google Sans Text" w:cs="Google Sans Text"/>
+          <w:color w:val="1B1C1D"/>
+          <w:sz w:val="24"/>
+          <w:szCs w:val="24"/>
+        </w:rPr>
+        <w:t xml:space="preserve">------------------------------------------------------------ </w:t>
+      </w:r>
+    </w:p>
+    <w:p>
+      <w:pPr>
+        <w:rPr>
+          <w:rFonts w:ascii="Google Sans Text" w:eastAsia="Google Sans Text" w:hAnsi="Google Sans Text" w:cs="Google Sans Text"/>
+          <w:color w:val="1B1C1D"/>
+          <w:sz w:val="24"/>
+          <w:szCs w:val="24"/>
+        </w:rPr>
+      </w:pPr>
+      <w:r>
+        <w:rPr>
+          <w:rFonts w:ascii="Google Sans Text" w:eastAsia="Google Sans Text" w:hAnsi="Google Sans Text" w:cs="Google Sans Text"/>
+          <w:color w:val="1B1C1D"/>
+          <w:sz w:val="24"/>
+          <w:szCs w:val="24"/>
+        </w:rPr>
+        <w:t xml:space="preserve">Time 2025-05-09 16:34 </w:t>
+      </w:r>
+    </w:p>
+    <w:p>
+      <w:pPr>
+        <w:rPr>
+          <w:rFonts w:ascii="Google Sans Text" w:eastAsia="Google Sans Text" w:hAnsi="Google Sans Text" w:cs="Google Sans Text"/>
+          <w:color w:val="1B1C1D"/>
+          <w:sz w:val="24"/>
+          <w:szCs w:val="24"/>
+        </w:rPr>
+      </w:pPr>
+      <w:r>
+        <w:rPr>
+          <w:rFonts w:ascii="Google Sans Text" w:eastAsia="Google Sans Text" w:hAnsi="Google Sans Text" w:cs="Google Sans Text"/>
+          <w:color w:val="1B1C1D"/>
+          <w:sz w:val="24"/>
+          <w:szCs w:val="24"/>
+        </w:rPr>
+        <w:t xml:space="preserve">Anomaly Score: 40 </w:t>
+      </w:r>
+    </w:p>
+    <w:p>
+      <w:pPr>
+        <w:rPr>
+          <w:rFonts w:ascii="Google Sans Text" w:eastAsia="Google Sans Text" w:hAnsi="Google Sans Text" w:cs="Google Sans Text"/>
+          <w:color w:val="1B1C1D"/>
+          <w:sz w:val="24"/>
+          <w:szCs w:val="24"/>
+        </w:rPr>
+      </w:pPr>
+      <w:r>
+        <w:rPr>
+          <w:rFonts w:ascii="Google Sans Text" w:eastAsia="Google Sans Text" w:hAnsi="Google Sans Text" w:cs="Google Sans Text"/>
+          <w:color w:val="1B1C1D"/>
+          <w:sz w:val="24"/>
+          <w:szCs w:val="24"/>
+        </w:rPr>
+        <w:t>Explanation: NTLM logon (potential relay attack); Suspicious RPC (</w:t>
+      </w:r>
+      <w:proofErr w:type="spellStart"/>
+      <w:r>
+        <w:rPr>
+          <w:rFonts w:ascii="Google Sans Text" w:eastAsia="Google Sans Text" w:hAnsi="Google Sans Text" w:cs="Google Sans Text"/>
+          <w:color w:val="1B1C1D"/>
+          <w:sz w:val="24"/>
+          <w:szCs w:val="24"/>
+        </w:rPr>
+        <w:t>epmap</w:t>
+      </w:r>
+      <w:proofErr w:type="spellEnd"/>
+      <w:r>
+        <w:rPr>
+          <w:rFonts w:ascii="Google Sans Text" w:eastAsia="Google Sans Text" w:hAnsi="Google Sans Text" w:cs="Google Sans Text"/>
+          <w:color w:val="1B1C1D"/>
+          <w:sz w:val="24"/>
+          <w:szCs w:val="24"/>
+        </w:rPr>
+        <w:t xml:space="preserve">) connection; Suspicious logon process (user32 or </w:t>
+      </w:r>
+      <w:proofErr w:type="spellStart"/>
+      <w:r>
+        <w:rPr>
+          <w:rFonts w:ascii="Google Sans Text" w:eastAsia="Google Sans Text" w:hAnsi="Google Sans Text" w:cs="Google Sans Text"/>
+          <w:color w:val="1B1C1D"/>
+          <w:sz w:val="24"/>
+          <w:szCs w:val="24"/>
+        </w:rPr>
+        <w:t>NtLmSsp</w:t>
+      </w:r>
+      <w:proofErr w:type="spellEnd"/>
+      <w:r>
+        <w:rPr>
+          <w:rFonts w:ascii="Google Sans Text" w:eastAsia="Google Sans Text" w:hAnsi="Google Sans Text" w:cs="Google Sans Text"/>
+          <w:color w:val="1B1C1D"/>
+          <w:sz w:val="24"/>
+          <w:szCs w:val="24"/>
+        </w:rPr>
+        <w:t>); Service logon from non-</w:t>
+      </w:r>
+      <w:r>
+        <w:rPr>
+          <w:rFonts w:ascii="Google Sans Text" w:eastAsia="Google Sans Text" w:hAnsi="Google Sans Text" w:cs="Google Sans Text"/>
+          <w:color w:val="1B1C1D"/>
+          <w:sz w:val="24"/>
+          <w:szCs w:val="24"/>
+        </w:rPr>
+        <w:lastRenderedPageBreak/>
+        <w:t xml:space="preserve">standard account; Special privileges assigned to logon [T1484]; Suspicious access to admin shares [T1021.002]; NTLM pass-the-hash login [T1550.002]; NTLM or RDP remote logon [T1550.002 / T1078.002]; PowerShell deletes files [T1070.004]; Binary in malware-prone directory [T1105]; Binary dropped in Windows root [T1570]; New suspicious Windows service [T1021.002]; </w:t>
+      </w:r>
+      <w:proofErr w:type="spellStart"/>
+      <w:r>
+        <w:rPr>
+          <w:rFonts w:ascii="Google Sans Text" w:eastAsia="Google Sans Text" w:hAnsi="Google Sans Text" w:cs="Google Sans Text"/>
+          <w:color w:val="1B1C1D"/>
+          <w:sz w:val="24"/>
+          <w:szCs w:val="24"/>
+        </w:rPr>
+        <w:t>Wazuh</w:t>
+      </w:r>
+      <w:proofErr w:type="spellEnd"/>
+      <w:r>
+        <w:rPr>
+          <w:rFonts w:ascii="Google Sans Text" w:eastAsia="Google Sans Text" w:hAnsi="Google Sans Text" w:cs="Google Sans Text"/>
+          <w:color w:val="1B1C1D"/>
+          <w:sz w:val="24"/>
+          <w:szCs w:val="24"/>
+        </w:rPr>
+        <w:t xml:space="preserve"> rule level 7 or above (medium/high severity) </w:t>
+      </w:r>
+    </w:p>
+    <w:p>
+      <w:pPr>
+        <w:rPr>
+          <w:rFonts w:ascii="Google Sans Text" w:eastAsia="Google Sans Text" w:hAnsi="Google Sans Text" w:cs="Google Sans Text"/>
+          <w:color w:val="1B1C1D"/>
+          <w:sz w:val="24"/>
+          <w:szCs w:val="24"/>
+        </w:rPr>
+      </w:pPr>
+      <w:r>
+        <w:rPr>
+          <w:rFonts w:ascii="Google Sans Text" w:eastAsia="Google Sans Text" w:hAnsi="Google Sans Text" w:cs="Google Sans Text"/>
+          <w:color w:val="1B1C1D"/>
+          <w:sz w:val="24"/>
+          <w:szCs w:val="24"/>
+        </w:rPr>
+        <w:t xml:space="preserve">------------------------------------------------------------ </w:t>
+      </w:r>
+    </w:p>
+    <w:p>
+      <w:pPr>
+        <w:rPr>
+          <w:rFonts w:ascii="Google Sans Text" w:eastAsia="Google Sans Text" w:hAnsi="Google Sans Text" w:cs="Google Sans Text"/>
+          <w:color w:val="1B1C1D"/>
+          <w:sz w:val="24"/>
+          <w:szCs w:val="24"/>
+        </w:rPr>
+      </w:pPr>
+      <w:r>
+        <w:rPr>
+          <w:rFonts w:ascii="Google Sans Text" w:eastAsia="Google Sans Text" w:hAnsi="Google Sans Text" w:cs="Google Sans Text"/>
+          <w:color w:val="1B1C1D"/>
+          <w:sz w:val="24"/>
+          <w:szCs w:val="24"/>
+        </w:rPr>
+        <w:t xml:space="preserve">Time 2025-05-09 16:35 </w:t>
+      </w:r>
+    </w:p>
+    <w:p>
+      <w:pPr>
+        <w:rPr>
+          <w:rFonts w:ascii="Google Sans Text" w:eastAsia="Google Sans Text" w:hAnsi="Google Sans Text" w:cs="Google Sans Text"/>
+          <w:color w:val="1B1C1D"/>
+          <w:sz w:val="24"/>
+          <w:szCs w:val="24"/>
+        </w:rPr>
+      </w:pPr>
+      <w:r>
+        <w:rPr>
+          <w:rFonts w:ascii="Google Sans Text" w:eastAsia="Google Sans Text" w:hAnsi="Google Sans Text" w:cs="Google Sans Text"/>
+          <w:color w:val="1B1C1D"/>
+          <w:sz w:val="24"/>
+          <w:szCs w:val="24"/>
+        </w:rPr>
+        <w:t xml:space="preserve">Anomaly Score: 40 </w:t>
+      </w:r>
+    </w:p>
+    <w:p>
+      <w:pPr>
+        <w:rPr>
+          <w:rFonts w:ascii="Google Sans Text" w:eastAsia="Google Sans Text" w:hAnsi="Google Sans Text" w:cs="Google Sans Text"/>
+          <w:color w:val="1B1C1D"/>
+          <w:sz w:val="24"/>
+          <w:szCs w:val="24"/>
+        </w:rPr>
+      </w:pPr>
+      <w:r>
+        <w:rPr>
+          <w:rFonts w:ascii="Google Sans Text" w:eastAsia="Google Sans Text" w:hAnsi="Google Sans Text" w:cs="Google Sans Text"/>
+          <w:color w:val="1B1C1D"/>
+          <w:sz w:val="24"/>
+          <w:szCs w:val="24"/>
+        </w:rPr>
+        <w:t>Explanation: NTLM logon (potential relay attack); Suspicious RPC (</w:t>
+      </w:r>
+      <w:proofErr w:type="spellStart"/>
+      <w:r>
+        <w:rPr>
+          <w:rFonts w:ascii="Google Sans Text" w:eastAsia="Google Sans Text" w:hAnsi="Google Sans Text" w:cs="Google Sans Text"/>
+          <w:color w:val="1B1C1D"/>
+          <w:sz w:val="24"/>
+          <w:szCs w:val="24"/>
+        </w:rPr>
+        <w:t>epmap</w:t>
+      </w:r>
+      <w:proofErr w:type="spellEnd"/>
+      <w:r>
+        <w:rPr>
+          <w:rFonts w:ascii="Google Sans Text" w:eastAsia="Google Sans Text" w:hAnsi="Google Sans Text" w:cs="Google Sans Text"/>
+          <w:color w:val="1B1C1D"/>
+          <w:sz w:val="24"/>
+          <w:szCs w:val="24"/>
+        </w:rPr>
+        <w:t xml:space="preserve">) connection; Suspicious logon process (user32 or </w:t>
+      </w:r>
+      <w:proofErr w:type="spellStart"/>
+      <w:r>
+        <w:rPr>
+          <w:rFonts w:ascii="Google Sans Text" w:eastAsia="Google Sans Text" w:hAnsi="Google Sans Text" w:cs="Google Sans Text"/>
+          <w:color w:val="1B1C1D"/>
+          <w:sz w:val="24"/>
+          <w:szCs w:val="24"/>
+        </w:rPr>
+        <w:t>NtLmSsp</w:t>
+      </w:r>
+      <w:proofErr w:type="spellEnd"/>
+      <w:r>
+        <w:rPr>
+          <w:rFonts w:ascii="Google Sans Text" w:eastAsia="Google Sans Text" w:hAnsi="Google Sans Text" w:cs="Google Sans Text"/>
+          <w:color w:val="1B1C1D"/>
+          <w:sz w:val="24"/>
+          <w:szCs w:val="24"/>
+        </w:rPr>
+        <w:t xml:space="preserve">); Service logon from non-standard account; Special privileges assigned to logon [T1484]; Suspicious access to admin shares [T1021.002]; NTLM pass-the-hash login [T1550.002]; NTLM or RDP remote logon [T1550.002 / T1078.002]; PowerShell deletes files [T1070.004]; Binary in malware-prone directory [T1105]; Binary dropped in Windows root [T1570]; New suspicious Windows service [T1021.002]; </w:t>
+      </w:r>
+      <w:proofErr w:type="spellStart"/>
+      <w:r>
+        <w:rPr>
+          <w:rFonts w:ascii="Google Sans Text" w:eastAsia="Google Sans Text" w:hAnsi="Google Sans Text" w:cs="Google Sans Text"/>
+          <w:color w:val="1B1C1D"/>
+          <w:sz w:val="24"/>
+          <w:szCs w:val="24"/>
+        </w:rPr>
+        <w:t>Wazuh</w:t>
+      </w:r>
+      <w:proofErr w:type="spellEnd"/>
+      <w:r>
+        <w:rPr>
+          <w:rFonts w:ascii="Google Sans Text" w:eastAsia="Google Sans Text" w:hAnsi="Google Sans Text" w:cs="Google Sans Text"/>
+          <w:color w:val="1B1C1D"/>
+          <w:sz w:val="24"/>
+          <w:szCs w:val="24"/>
+        </w:rPr>
+        <w:t xml:space="preserve"> rule level 7 or above (medium/high severity) </w:t>
+      </w:r>
+    </w:p>
+    <w:p>
+      <w:pPr>
+        <w:rPr>
+          <w:rFonts w:ascii="Google Sans Text" w:eastAsia="Google Sans Text" w:hAnsi="Google Sans Text" w:cs="Google Sans Text"/>
+          <w:color w:val="1B1C1D"/>
+          <w:sz w:val="24"/>
+          <w:szCs w:val="24"/>
+        </w:rPr>
+      </w:pPr>
+      <w:r>
+        <w:rPr>
+          <w:rFonts w:ascii="Google Sans Text" w:eastAsia="Google Sans Text" w:hAnsi="Google Sans Text" w:cs="Google Sans Text"/>
+          <w:color w:val="1B1C1D"/>
+          <w:sz w:val="24"/>
+          <w:szCs w:val="24"/>
+        </w:rPr>
+        <w:t xml:space="preserve">------------------------------------------------------------ </w:t>
+      </w:r>
+    </w:p>
+    <w:p>
+      <w:pPr>
+        <w:rPr>
+          <w:rFonts w:ascii="Google Sans Text" w:eastAsia="Google Sans Text" w:hAnsi="Google Sans Text" w:cs="Google Sans Text"/>
+          <w:color w:val="1B1C1D"/>
+          <w:sz w:val="24"/>
+          <w:szCs w:val="24"/>
+        </w:rPr>
+      </w:pPr>
+      <w:r>
+        <w:rPr>
+          <w:rFonts w:ascii="Google Sans Text" w:eastAsia="Google Sans Text" w:hAnsi="Google Sans Text" w:cs="Google Sans Text"/>
+          <w:color w:val="1B1C1D"/>
+          <w:sz w:val="24"/>
+          <w:szCs w:val="24"/>
+        </w:rPr>
+        <w:t xml:space="preserve">Time 2025-05-09 16:37 </w:t>
+      </w:r>
+    </w:p>
+    <w:p>
+      <w:pPr>
+        <w:rPr>
+          <w:rFonts w:ascii="Google Sans Text" w:eastAsia="Google Sans Text" w:hAnsi="Google Sans Text" w:cs="Google Sans Text"/>
+          <w:color w:val="1B1C1D"/>
+          <w:sz w:val="24"/>
+          <w:szCs w:val="24"/>
+        </w:rPr>
+      </w:pPr>
+      <w:r>
+        <w:rPr>
+          <w:rFonts w:ascii="Google Sans Text" w:eastAsia="Google Sans Text" w:hAnsi="Google Sans Text" w:cs="Google Sans Text"/>
+          <w:color w:val="1B1C1D"/>
+          <w:sz w:val="24"/>
+          <w:szCs w:val="24"/>
+        </w:rPr>
+        <w:t xml:space="preserve">Anomaly Score: 40 </w:t>
+      </w:r>
+    </w:p>
+    <w:p>
+      <w:pPr>
+        <w:rPr>
+          <w:rFonts w:ascii="Google Sans Text" w:eastAsia="Google Sans Text" w:hAnsi="Google Sans Text" w:cs="Google Sans Text"/>
+          <w:color w:val="1B1C1D"/>
+          <w:sz w:val="24"/>
+          <w:szCs w:val="24"/>
+        </w:rPr>
+      </w:pPr>
+      <w:r>
+        <w:rPr>
+          <w:rFonts w:ascii="Google Sans Text" w:eastAsia="Google Sans Text" w:hAnsi="Google Sans Text" w:cs="Google Sans Text"/>
+          <w:color w:val="1B1C1D"/>
+          <w:sz w:val="24"/>
+          <w:szCs w:val="24"/>
+        </w:rPr>
+        <w:t>Explanation: NTLM logon (potential relay attack); Suspicious RPC (</w:t>
+      </w:r>
+      <w:proofErr w:type="spellStart"/>
+      <w:r>
+        <w:rPr>
+          <w:rFonts w:ascii="Google Sans Text" w:eastAsia="Google Sans Text" w:hAnsi="Google Sans Text" w:cs="Google Sans Text"/>
+          <w:color w:val="1B1C1D"/>
+          <w:sz w:val="24"/>
+          <w:szCs w:val="24"/>
+        </w:rPr>
+        <w:t>epmap</w:t>
+      </w:r>
+      <w:proofErr w:type="spellEnd"/>
+      <w:r>
+        <w:rPr>
+          <w:rFonts w:ascii="Google Sans Text" w:eastAsia="Google Sans Text" w:hAnsi="Google Sans Text" w:cs="Google Sans Text"/>
+          <w:color w:val="1B1C1D"/>
+          <w:sz w:val="24"/>
+          <w:szCs w:val="24"/>
+        </w:rPr>
+        <w:t xml:space="preserve">) connection; Suspicious logon process (user32 or </w:t>
+      </w:r>
+      <w:proofErr w:type="spellStart"/>
+      <w:r>
+        <w:rPr>
+          <w:rFonts w:ascii="Google Sans Text" w:eastAsia="Google Sans Text" w:hAnsi="Google Sans Text" w:cs="Google Sans Text"/>
+          <w:color w:val="1B1C1D"/>
+          <w:sz w:val="24"/>
+          <w:szCs w:val="24"/>
+        </w:rPr>
+        <w:t>NtLmSsp</w:t>
+      </w:r>
+      <w:proofErr w:type="spellEnd"/>
+      <w:r>
+        <w:rPr>
+          <w:rFonts w:ascii="Google Sans Text" w:eastAsia="Google Sans Text" w:hAnsi="Google Sans Text" w:cs="Google Sans Text"/>
+          <w:color w:val="1B1C1D"/>
+          <w:sz w:val="24"/>
+          <w:szCs w:val="24"/>
+        </w:rPr>
+        <w:t xml:space="preserve">); Service logon from non-standard account; Special privileges assigned to logon [T1484]; Suspicious access to admin shares [T1021.002]; NTLM pass-the-hash login [T1550.002]; NTLM or RDP remote logon [T1550.002 / T1078.002]; PowerShell deletes files [T1070.004]; Binary in malware-prone directory [T1105]; Binary dropped in Windows root [T1570]; New suspicious Windows service [T1021.002]; </w:t>
+      </w:r>
+      <w:proofErr w:type="spellStart"/>
+      <w:r>
+        <w:rPr>
+          <w:rFonts w:ascii="Google Sans Text" w:eastAsia="Google Sans Text" w:hAnsi="Google Sans Text" w:cs="Google Sans Text"/>
+          <w:color w:val="1B1C1D"/>
+          <w:sz w:val="24"/>
+          <w:szCs w:val="24"/>
+        </w:rPr>
+        <w:t>Wazuh</w:t>
+      </w:r>
+      <w:proofErr w:type="spellEnd"/>
+      <w:r>
+        <w:rPr>
+          <w:rFonts w:ascii="Google Sans Text" w:eastAsia="Google Sans Text" w:hAnsi="Google Sans Text" w:cs="Google Sans Text"/>
+          <w:color w:val="1B1C1D"/>
+          <w:sz w:val="24"/>
+          <w:szCs w:val="24"/>
+        </w:rPr>
+        <w:t xml:space="preserve"> rule level 7 or above (medium/high severity) </w:t>
+      </w:r>
+    </w:p>
+    <w:p>
+      <w:pPr>
+        <w:rPr>
+          <w:rFonts w:ascii="Google Sans Text" w:eastAsia="Google Sans Text" w:hAnsi="Google Sans Text" w:cs="Google Sans Text"/>
+          <w:color w:val="1B1C1D"/>
+          <w:sz w:val="24"/>
+          <w:szCs w:val="24"/>
+        </w:rPr>
+      </w:pPr>
+      <w:r>
+        <w:rPr>
+          <w:rFonts w:ascii="Google Sans Text" w:eastAsia="Google Sans Text" w:hAnsi="Google Sans Text" w:cs="Google Sans Text"/>
+          <w:color w:val="1B1C1D"/>
+          <w:sz w:val="24"/>
+          <w:szCs w:val="24"/>
+        </w:rPr>
+        <w:t xml:space="preserve">------------------------------------------------------------ </w:t>
+      </w:r>
+    </w:p>
+    <w:p>
+      <w:pPr>
+        <w:rPr>
+          <w:rFonts w:ascii="Google Sans Text" w:eastAsia="Google Sans Text" w:hAnsi="Google Sans Text" w:cs="Google Sans Text"/>
+          <w:color w:val="1B1C1D"/>
+          <w:sz w:val="24"/>
+          <w:szCs w:val="24"/>
+        </w:rPr>
+      </w:pPr>
+      <w:r>
+        <w:rPr>
+          <w:rFonts w:ascii="Google Sans Text" w:eastAsia="Google Sans Text" w:hAnsi="Google Sans Text" w:cs="Google Sans Text"/>
+          <w:color w:val="1B1C1D"/>
+          <w:sz w:val="24"/>
+          <w:szCs w:val="24"/>
+        </w:rPr>
+        <w:t xml:space="preserve">Time 2025-05-09 16:38 </w:t>
+      </w:r>
+    </w:p>
+    <w:p>
+      <w:pPr>
+        <w:rPr>
+          <w:rFonts w:ascii="Google Sans Text" w:eastAsia="Google Sans Text" w:hAnsi="Google Sans Text" w:cs="Google Sans Text"/>
+          <w:color w:val="1B1C1D"/>
+          <w:sz w:val="24"/>
+          <w:szCs w:val="24"/>
+        </w:rPr>
+      </w:pPr>
+      <w:r>
+        <w:rPr>
+          <w:rFonts w:ascii="Google Sans Text" w:eastAsia="Google Sans Text" w:hAnsi="Google Sans Text" w:cs="Google Sans Text"/>
+          <w:color w:val="1B1C1D"/>
+          <w:sz w:val="24"/>
+          <w:szCs w:val="24"/>
+        </w:rPr>
+        <w:t xml:space="preserve">Anomaly Score: 40 </w:t>
+      </w:r>
+    </w:p>
+    <w:p>
+      <w:pPr>
+        <w:rPr>
+          <w:rFonts w:ascii="Google Sans Text" w:eastAsia="Google Sans Text" w:hAnsi="Google Sans Text" w:cs="Google Sans Text"/>
+          <w:color w:val="1B1C1D"/>
+          <w:sz w:val="24"/>
+          <w:szCs w:val="24"/>
+        </w:rPr>
+      </w:pPr>
+      <w:r>
+        <w:rPr>
+          <w:rFonts w:ascii="Google Sans Text" w:eastAsia="Google Sans Text" w:hAnsi="Google Sans Text" w:cs="Google Sans Text"/>
+          <w:color w:val="1B1C1D"/>
+          <w:sz w:val="24"/>
+          <w:szCs w:val="24"/>
+        </w:rPr>
+        <w:t>Explanation: NTLM logon (potential relay attack); Suspicious RPC (</w:t>
+      </w:r>
+      <w:proofErr w:type="spellStart"/>
+      <w:r>
+        <w:rPr>
+          <w:rFonts w:ascii="Google Sans Text" w:eastAsia="Google Sans Text" w:hAnsi="Google Sans Text" w:cs="Google Sans Text"/>
+          <w:color w:val="1B1C1D"/>
+          <w:sz w:val="24"/>
+          <w:szCs w:val="24"/>
+        </w:rPr>
+        <w:t>epmap</w:t>
+      </w:r>
+      <w:proofErr w:type="spellEnd"/>
+      <w:r>
+        <w:rPr>
+          <w:rFonts w:ascii="Google Sans Text" w:eastAsia="Google Sans Text" w:hAnsi="Google Sans Text" w:cs="Google Sans Text"/>
+          <w:color w:val="1B1C1D"/>
+          <w:sz w:val="24"/>
+          <w:szCs w:val="24"/>
+        </w:rPr>
+        <w:t xml:space="preserve">) connection; Suspicious logon process (user32 or </w:t>
+      </w:r>
+      <w:proofErr w:type="spellStart"/>
+      <w:r>
+        <w:rPr>
+          <w:rFonts w:ascii="Google Sans Text" w:eastAsia="Google Sans Text" w:hAnsi="Google Sans Text" w:cs="Google Sans Text"/>
+          <w:color w:val="1B1C1D"/>
+          <w:sz w:val="24"/>
+          <w:szCs w:val="24"/>
+        </w:rPr>
+        <w:t>NtLmSsp</w:t>
+      </w:r>
+      <w:proofErr w:type="spellEnd"/>
+      <w:r>
+        <w:rPr>
+          <w:rFonts w:ascii="Google Sans Text" w:eastAsia="Google Sans Text" w:hAnsi="Google Sans Text" w:cs="Google Sans Text"/>
+          <w:color w:val="1B1C1D"/>
+          <w:sz w:val="24"/>
+          <w:szCs w:val="24"/>
+        </w:rPr>
+        <w:t xml:space="preserve">); Service logon from non-standard account; Special privileges assigned to logon [T1484]; Suspicious access to admin shares [T1021.002]; NTLM pass-the-hash login [T1550.002]; NTLM or RDP remote logon [T1550.002 / T1078.002]; PowerShell deletes files [T1070.004]; Binary in malware-prone directory [T1105]; Binary dropped in Windows root [T1570]; New suspicious Windows service [T1021.002]; </w:t>
+      </w:r>
+      <w:proofErr w:type="spellStart"/>
+      <w:r>
+        <w:rPr>
+          <w:rFonts w:ascii="Google Sans Text" w:eastAsia="Google Sans Text" w:hAnsi="Google Sans Text" w:cs="Google Sans Text"/>
+          <w:color w:val="1B1C1D"/>
+          <w:sz w:val="24"/>
+          <w:szCs w:val="24"/>
+        </w:rPr>
+        <w:t>Wazuh</w:t>
+      </w:r>
+      <w:proofErr w:type="spellEnd"/>
+      <w:r>
+        <w:rPr>
+          <w:rFonts w:ascii="Google Sans Text" w:eastAsia="Google Sans Text" w:hAnsi="Google Sans Text" w:cs="Google Sans Text"/>
+          <w:color w:val="1B1C1D"/>
+          <w:sz w:val="24"/>
+          <w:szCs w:val="24"/>
+        </w:rPr>
+        <w:t xml:space="preserve"> rule level 7 or above (medium/high severity) </w:t>
+      </w:r>
+    </w:p>
+    <w:p>
+      <w:pPr>
+        <w:rPr>
+          <w:rFonts w:ascii="Google Sans Text" w:eastAsia="Google Sans Text" w:hAnsi="Google Sans Text" w:cs="Google Sans Text"/>
+          <w:color w:val="1B1C1D"/>
+          <w:sz w:val="24"/>
+          <w:szCs w:val="24"/>
+        </w:rPr>
+      </w:pPr>
+      <w:r>
+        <w:rPr>
+          <w:rFonts w:ascii="Google Sans Text" w:eastAsia="Google Sans Text" w:hAnsi="Google Sans Text" w:cs="Google Sans Text"/>
+          <w:color w:val="1B1C1D"/>
+          <w:sz w:val="24"/>
+          <w:szCs w:val="24"/>
+        </w:rPr>
+        <w:t xml:space="preserve">------------------------------------------------------------ </w:t>
+      </w:r>
+    </w:p>
+    <w:p>
+      <w:pPr>
+        <w:rPr>
+          <w:rFonts w:ascii="Google Sans Text" w:eastAsia="Google Sans Text" w:hAnsi="Google Sans Text" w:cs="Google Sans Text"/>
+          <w:color w:val="1B1C1D"/>
+          <w:sz w:val="24"/>
+          <w:szCs w:val="24"/>
+        </w:rPr>
+      </w:pPr>
+      <w:r>
+        <w:rPr>
+          <w:rFonts w:ascii="Google Sans Text" w:eastAsia="Google Sans Text" w:hAnsi="Google Sans Text" w:cs="Google Sans Text"/>
+          <w:color w:val="1B1C1D"/>
+          <w:sz w:val="24"/>
+          <w:szCs w:val="24"/>
+        </w:rPr>
+        <w:t xml:space="preserve">Time 2025-05-09 16:39 </w:t>
+      </w:r>
+    </w:p>
+    <w:p>
+      <w:pPr>
+        <w:rPr>
+          <w:rFonts w:ascii="Google Sans Text" w:eastAsia="Google Sans Text" w:hAnsi="Google Sans Text" w:cs="Google Sans Text"/>
+          <w:color w:val="1B1C1D"/>
+          <w:sz w:val="24"/>
+          <w:szCs w:val="24"/>
+        </w:rPr>
+      </w:pPr>
+      <w:r>
+        <w:rPr>
+          <w:rFonts w:ascii="Google Sans Text" w:eastAsia="Google Sans Text" w:hAnsi="Google Sans Text" w:cs="Google Sans Text"/>
+          <w:color w:val="1B1C1D"/>
+          <w:sz w:val="24"/>
+          <w:szCs w:val="24"/>
+        </w:rPr>
+        <w:t xml:space="preserve">Anomaly Score: 8 </w:t>
+      </w:r>
+    </w:p>
+    <w:p>
+      <w:pPr>
+        <w:rPr>
+          <w:rFonts w:ascii="Google Sans Text" w:eastAsia="Google Sans Text" w:hAnsi="Google Sans Text" w:cs="Google Sans Text"/>
+          <w:color w:val="1B1C1D"/>
+          <w:sz w:val="24"/>
+          <w:szCs w:val="24"/>
+        </w:rPr>
+      </w:pPr>
+      <w:r>
+        <w:rPr>
+          <w:rFonts w:ascii="Google Sans Text" w:eastAsia="Google Sans Text" w:hAnsi="Google Sans Text" w:cs="Google Sans Text"/>
+          <w:color w:val="1B1C1D"/>
+          <w:sz w:val="24"/>
+          <w:szCs w:val="24"/>
+        </w:rPr>
+        <w:t xml:space="preserve">Explanation: NTLM logon (potential relay attack); Suspicious logon process (user32 or </w:t>
+      </w:r>
+      <w:proofErr w:type="spellStart"/>
+      <w:r>
+        <w:rPr>
+          <w:rFonts w:ascii="Google Sans Text" w:eastAsia="Google Sans Text" w:hAnsi="Google Sans Text" w:cs="Google Sans Text"/>
+          <w:color w:val="1B1C1D"/>
+          <w:sz w:val="24"/>
+          <w:szCs w:val="24"/>
+        </w:rPr>
+        <w:lastRenderedPageBreak/>
+        <w:t>NtLmSsp</w:t>
+      </w:r>
+      <w:proofErr w:type="spellEnd"/>
+      <w:r>
+        <w:rPr>
+          <w:rFonts w:ascii="Google Sans Text" w:eastAsia="Google Sans Text" w:hAnsi="Google Sans Text" w:cs="Google Sans Text"/>
+          <w:color w:val="1B1C1D"/>
+          <w:sz w:val="24"/>
+          <w:szCs w:val="24"/>
+        </w:rPr>
+        <w:t xml:space="preserve">); Special privileges assigned to logon [T1484]; NTLM pass-the-hash login [T1550.002] </w:t>
+      </w:r>
+    </w:p>
+    <w:p>
+      <w:pPr>
+        <w:rPr>
+          <w:rFonts w:ascii="Google Sans Text" w:eastAsia="Google Sans Text" w:hAnsi="Google Sans Text" w:cs="Google Sans Text"/>
+          <w:color w:val="1B1C1D"/>
+          <w:sz w:val="24"/>
+          <w:szCs w:val="24"/>
+        </w:rPr>
+      </w:pPr>
+      <w:r>
+        <w:rPr>
+          <w:rFonts w:ascii="Google Sans Text" w:eastAsia="Google Sans Text" w:hAnsi="Google Sans Text" w:cs="Google Sans Text"/>
+          <w:color w:val="1B1C1D"/>
+          <w:sz w:val="24"/>
+          <w:szCs w:val="24"/>
+        </w:rPr>
+        <w:t xml:space="preserve">------------------------------------------------------------ </w:t>
+      </w:r>
+    </w:p>
+    <w:p>
+      <w:pPr>
+        <w:rPr>
+          <w:rFonts w:ascii="Google Sans Text" w:eastAsia="Google Sans Text" w:hAnsi="Google Sans Text" w:cs="Google Sans Text"/>
+          <w:color w:val="1B1C1D"/>
+          <w:sz w:val="24"/>
+          <w:szCs w:val="24"/>
+        </w:rPr>
+      </w:pPr>
+      <w:r>
+        <w:rPr>
+          <w:rFonts w:ascii="Google Sans Text" w:eastAsia="Google Sans Text" w:hAnsi="Google Sans Text" w:cs="Google Sans Text"/>
+          <w:color w:val="1B1C1D"/>
+          <w:sz w:val="24"/>
+          <w:szCs w:val="24"/>
+        </w:rPr>
+        <w:t xml:space="preserve">Time 2025-05-09 16:49 </w:t>
+      </w:r>
+    </w:p>
+    <w:p>
+      <w:pPr>
+        <w:rPr>
+          <w:rFonts w:ascii="Google Sans Text" w:eastAsia="Google Sans Text" w:hAnsi="Google Sans Text" w:cs="Google Sans Text"/>
+          <w:color w:val="1B1C1D"/>
+          <w:sz w:val="24"/>
+          <w:szCs w:val="24"/>
+        </w:rPr>
+      </w:pPr>
+      <w:r>
+        <w:rPr>
+          <w:rFonts w:ascii="Google Sans Text" w:eastAsia="Google Sans Text" w:hAnsi="Google Sans Text" w:cs="Google Sans Text"/>
+          <w:color w:val="1B1C1D"/>
+          <w:sz w:val="24"/>
+          <w:szCs w:val="24"/>
+        </w:rPr>
+        <w:t xml:space="preserve">Anomaly Score: 20 </w:t>
+      </w:r>
+    </w:p>
+    <w:p>
+      <w:pPr>
+        <w:rPr>
+          <w:rFonts w:ascii="Google Sans Text" w:eastAsia="Google Sans Text" w:hAnsi="Google Sans Text" w:cs="Google Sans Text"/>
+          <w:color w:val="1B1C1D"/>
+          <w:sz w:val="24"/>
+          <w:szCs w:val="24"/>
+        </w:rPr>
+      </w:pPr>
+      <w:r>
+        <w:rPr>
+          <w:rFonts w:ascii="Google Sans Text" w:eastAsia="Google Sans Text" w:hAnsi="Google Sans Text" w:cs="Google Sans Text"/>
+          <w:color w:val="1B1C1D"/>
+          <w:sz w:val="24"/>
+          <w:szCs w:val="24"/>
+        </w:rPr>
+        <w:t xml:space="preserve">Explanation: NTLM logon (potential relay attack); Suspicious logon process (user32 or </w:t>
+      </w:r>
+      <w:proofErr w:type="spellStart"/>
+      <w:r>
+        <w:rPr>
+          <w:rFonts w:ascii="Google Sans Text" w:eastAsia="Google Sans Text" w:hAnsi="Google Sans Text" w:cs="Google Sans Text"/>
+          <w:color w:val="1B1C1D"/>
+          <w:sz w:val="24"/>
+          <w:szCs w:val="24"/>
+        </w:rPr>
+        <w:t>NtLmSsp</w:t>
+      </w:r>
+      <w:proofErr w:type="spellEnd"/>
+      <w:r>
+        <w:rPr>
+          <w:rFonts w:ascii="Google Sans Text" w:eastAsia="Google Sans Text" w:hAnsi="Google Sans Text" w:cs="Google Sans Text"/>
+          <w:color w:val="1B1C1D"/>
+          <w:sz w:val="24"/>
+          <w:szCs w:val="24"/>
+        </w:rPr>
+        <w:t xml:space="preserve">); Non-network/service logon detected; Special privileges assigned to logon [T1484]; NTLM or RDP remote logon [T1550.002 / T1078.002]; </w:t>
+      </w:r>
+      <w:proofErr w:type="spellStart"/>
+      <w:r>
+        <w:rPr>
+          <w:rFonts w:ascii="Google Sans Text" w:eastAsia="Google Sans Text" w:hAnsi="Google Sans Text" w:cs="Google Sans Text"/>
+          <w:color w:val="1B1C1D"/>
+          <w:sz w:val="24"/>
+          <w:szCs w:val="24"/>
+        </w:rPr>
+        <w:t>Wazuh</w:t>
+      </w:r>
+      <w:proofErr w:type="spellEnd"/>
+      <w:r>
+        <w:rPr>
+          <w:rFonts w:ascii="Google Sans Text" w:eastAsia="Google Sans Text" w:hAnsi="Google Sans Text" w:cs="Google Sans Text"/>
+          <w:color w:val="1B1C1D"/>
+          <w:sz w:val="24"/>
+          <w:szCs w:val="24"/>
+        </w:rPr>
+        <w:t xml:space="preserve"> rule level 7 or above (medium/high severity) </w:t>
+      </w:r>
+    </w:p>
+    <w:p>
+      <w:pPr>
+        <w:rPr>
+          <w:rFonts w:ascii="Google Sans Text" w:eastAsia="Google Sans Text" w:hAnsi="Google Sans Text" w:cs="Google Sans Text"/>
+          <w:color w:val="1B1C1D"/>
+          <w:sz w:val="24"/>
+          <w:szCs w:val="24"/>
+        </w:rPr>
+      </w:pPr>
+      <w:r>
+        <w:rPr>
+          <w:rFonts w:ascii="Google Sans Text" w:eastAsia="Google Sans Text" w:hAnsi="Google Sans Text" w:cs="Google Sans Text"/>
+          <w:color w:val="1B1C1D"/>
+          <w:sz w:val="24"/>
+          <w:szCs w:val="24"/>
+        </w:rPr>
+        <w:t xml:space="preserve">------------------------------------------------------------ </w:t>
+      </w:r>
+    </w:p>
+    <w:p>
+      <w:pPr>
+        <w:rPr>
+          <w:rFonts w:ascii="Google Sans Text" w:eastAsia="Google Sans Text" w:hAnsi="Google Sans Text" w:cs="Google Sans Text"/>
+          <w:color w:val="1B1C1D"/>
+          <w:sz w:val="24"/>
+          <w:szCs w:val="24"/>
+        </w:rPr>
+      </w:pPr>
+      <w:r>
+        <w:rPr>
+          <w:rFonts w:ascii="Google Sans Text" w:eastAsia="Google Sans Text" w:hAnsi="Google Sans Text" w:cs="Google Sans Text"/>
+          <w:color w:val="1B1C1D"/>
+          <w:sz w:val="24"/>
+          <w:szCs w:val="24"/>
+        </w:rPr>
+        <w:t xml:space="preserve">Time 2025-05-09 16:50 </w:t>
+      </w:r>
+    </w:p>
+    <w:p>
+      <w:pPr>
+        <w:rPr>
+          <w:rFonts w:ascii="Google Sans Text" w:eastAsia="Google Sans Text" w:hAnsi="Google Sans Text" w:cs="Google Sans Text"/>
+          <w:color w:val="1B1C1D"/>
+          <w:sz w:val="24"/>
+          <w:szCs w:val="24"/>
+        </w:rPr>
+      </w:pPr>
+      <w:r>
+        <w:rPr>
+          <w:rFonts w:ascii="Google Sans Text" w:eastAsia="Google Sans Text" w:hAnsi="Google Sans Text" w:cs="Google Sans Text"/>
+          <w:color w:val="1B1C1D"/>
+          <w:sz w:val="24"/>
+          <w:szCs w:val="24"/>
+        </w:rPr>
+        <w:t xml:space="preserve">Anomaly Score: 10 </w:t>
+      </w:r>
+    </w:p>
+    <w:p>
+      <w:pPr>
+        <w:rPr>
+          <w:rFonts w:ascii="Google Sans Text" w:eastAsia="Google Sans Text" w:hAnsi="Google Sans Text" w:cs="Google Sans Text"/>
+          <w:color w:val="1B1C1D"/>
+          <w:sz w:val="24"/>
+          <w:szCs w:val="24"/>
+        </w:rPr>
+      </w:pPr>
+      <w:r>
+        <w:rPr>
+          <w:rFonts w:ascii="Google Sans Text" w:eastAsia="Google Sans Text" w:hAnsi="Google Sans Text" w:cs="Google Sans Text"/>
+          <w:color w:val="1B1C1D"/>
+          <w:sz w:val="24"/>
+          <w:szCs w:val="24"/>
+        </w:rPr>
+        <w:t xml:space="preserve">Explanation: Suspicious logon process (user32 or </w:t>
+      </w:r>
+      <w:proofErr w:type="spellStart"/>
+      <w:r>
+        <w:rPr>
+          <w:rFonts w:ascii="Google Sans Text" w:eastAsia="Google Sans Text" w:hAnsi="Google Sans Text" w:cs="Google Sans Text"/>
+          <w:color w:val="1B1C1D"/>
+          <w:sz w:val="24"/>
+          <w:szCs w:val="24"/>
+        </w:rPr>
+        <w:t>NtLmSsp</w:t>
+      </w:r>
+      <w:proofErr w:type="spellEnd"/>
+      <w:r>
+        <w:rPr>
+          <w:rFonts w:ascii="Google Sans Text" w:eastAsia="Google Sans Text" w:hAnsi="Google Sans Text" w:cs="Google Sans Text"/>
+          <w:color w:val="1B1C1D"/>
+          <w:sz w:val="24"/>
+          <w:szCs w:val="24"/>
+        </w:rPr>
+        <w:t xml:space="preserve">); Special privileges assigned to logon [T1484]; RDP connection detected [T1021.001] </w:t>
+      </w:r>
+    </w:p>
+    <w:p>
+      <w:pPr>
+        <w:rPr>
+          <w:rFonts w:ascii="Google Sans Text" w:eastAsia="Google Sans Text" w:hAnsi="Google Sans Text" w:cs="Google Sans Text"/>
+          <w:color w:val="1B1C1D"/>
+          <w:sz w:val="24"/>
+          <w:szCs w:val="24"/>
+        </w:rPr>
+      </w:pPr>
+      <w:r>
+        <w:rPr>
+          <w:rFonts w:ascii="Google Sans Text" w:eastAsia="Google Sans Text" w:hAnsi="Google Sans Text" w:cs="Google Sans Text"/>
+          <w:color w:val="1B1C1D"/>
+          <w:sz w:val="24"/>
+          <w:szCs w:val="24"/>
+        </w:rPr>
+        <w:t xml:space="preserve">------------------------------------------------------------ </w:t>
+      </w:r>
+    </w:p>
+    <w:p>
+      <w:pPr>
+        <w:rPr>
+          <w:rFonts w:ascii="Google Sans Text" w:eastAsia="Google Sans Text" w:hAnsi="Google Sans Text" w:cs="Google Sans Text"/>
+          <w:color w:val="1B1C1D"/>
+          <w:sz w:val="24"/>
+          <w:szCs w:val="24"/>
+        </w:rPr>
+      </w:pPr>
+      <w:r>
+        <w:rPr>
+          <w:rFonts w:ascii="Google Sans Text" w:eastAsia="Google Sans Text" w:hAnsi="Google Sans Text" w:cs="Google Sans Text"/>
+          <w:color w:val="1B1C1D"/>
+          <w:sz w:val="24"/>
+          <w:szCs w:val="24"/>
+        </w:rPr>
+        <w:t xml:space="preserve">Time 2025-05-09 16:58 </w:t>
+      </w:r>
+    </w:p>
+    <w:p>
+      <w:pPr>
+        <w:rPr>
+          <w:rFonts w:ascii="Google Sans Text" w:eastAsia="Google Sans Text" w:hAnsi="Google Sans Text" w:cs="Google Sans Text"/>
+          <w:color w:val="1B1C1D"/>
+          <w:sz w:val="24"/>
+          <w:szCs w:val="24"/>
+        </w:rPr>
+      </w:pPr>
+      <w:r>
+        <w:rPr>
+          <w:rFonts w:ascii="Google Sans Text" w:eastAsia="Google Sans Text" w:hAnsi="Google Sans Text" w:cs="Google Sans Text"/>
+          <w:color w:val="1B1C1D"/>
+          <w:sz w:val="24"/>
+          <w:szCs w:val="24"/>
+        </w:rPr>
+        <w:t xml:space="preserve">Anomaly Score: 2 </w:t>
+      </w:r>
+    </w:p>
+    <w:p>
+      <w:pPr>
+        <w:rPr>
+          <w:rFonts w:ascii="Google Sans Text" w:eastAsia="Google Sans Text" w:hAnsi="Google Sans Text" w:cs="Google Sans Text"/>
+          <w:color w:val="1B1C1D"/>
+          <w:sz w:val="24"/>
+          <w:szCs w:val="24"/>
+        </w:rPr>
+      </w:pPr>
+      <w:r>
+        <w:rPr>
+          <w:rFonts w:ascii="Google Sans Text" w:eastAsia="Google Sans Text" w:hAnsi="Google Sans Text" w:cs="Google Sans Text"/>
+          <w:color w:val="1B1C1D"/>
+          <w:sz w:val="24"/>
+          <w:szCs w:val="24"/>
+        </w:rPr>
+        <w:t xml:space="preserve">Explanation: </w:t>
+      </w:r>
+      <w:proofErr w:type="spellStart"/>
+      <w:r>
+        <w:rPr>
+          <w:rFonts w:ascii="Google Sans Text" w:eastAsia="Google Sans Text" w:hAnsi="Google Sans Text" w:cs="Google Sans Text"/>
+          <w:color w:val="1B1C1D"/>
+          <w:sz w:val="24"/>
+          <w:szCs w:val="24"/>
+        </w:rPr>
+        <w:t>Wazuh</w:t>
+      </w:r>
+      <w:proofErr w:type="spellEnd"/>
+      <w:r>
+        <w:rPr>
+          <w:rFonts w:ascii="Google Sans Text" w:eastAsia="Google Sans Text" w:hAnsi="Google Sans Text" w:cs="Google Sans Text"/>
+          <w:color w:val="1B1C1D"/>
+          <w:sz w:val="24"/>
+          <w:szCs w:val="24"/>
+        </w:rPr>
+        <w:t xml:space="preserve"> rule level 7 or above (medium/high severity) </w:t>
+      </w:r>
+    </w:p>
+    <w:p>
+      <w:pPr>
+        <w:rPr>
+          <w:rFonts w:ascii="Google Sans Text" w:eastAsia="Google Sans Text" w:hAnsi="Google Sans Text" w:cs="Google Sans Text"/>
+          <w:color w:val="1B1C1D"/>
+          <w:sz w:val="24"/>
+          <w:szCs w:val="24"/>
+        </w:rPr>
+      </w:pPr>
+      <w:r>
+        <w:rPr>
+          <w:rFonts w:ascii="Google Sans Text" w:eastAsia="Google Sans Text" w:hAnsi="Google Sans Text" w:cs="Google Sans Text"/>
+          <w:color w:val="1B1C1D"/>
+          <w:sz w:val="24"/>
+          <w:szCs w:val="24"/>
+        </w:rPr>
+        <w:t xml:space="preserve">------------------------------------------------------------ </w:t>
+      </w:r>
+    </w:p>
+    <w:p>
+      <w:pPr>
+        <w:rPr>
+          <w:rFonts w:ascii="Google Sans Text" w:eastAsia="Google Sans Text" w:hAnsi="Google Sans Text" w:cs="Google Sans Text"/>
+          <w:color w:val="1B1C1D"/>
+          <w:sz w:val="24"/>
+          <w:szCs w:val="24"/>
+        </w:rPr>
+      </w:pPr>
+      <w:r>
+        <w:rPr>
+          <w:rFonts w:ascii="Google Sans Text" w:eastAsia="Google Sans Text" w:hAnsi="Google Sans Text" w:cs="Google Sans Text"/>
+          <w:color w:val="1B1C1D"/>
+          <w:sz w:val="24"/>
+          <w:szCs w:val="24"/>
+        </w:rPr>
+        <w:t xml:space="preserve">Time 2025-05-09 16:59 </w:t>
+      </w:r>
+    </w:p>
+    <w:p>
+      <w:pPr>
+        <w:rPr>
+          <w:rFonts w:ascii="Google Sans Text" w:eastAsia="Google Sans Text" w:hAnsi="Google Sans Text" w:cs="Google Sans Text"/>
+          <w:color w:val="1B1C1D"/>
+          <w:sz w:val="24"/>
+          <w:szCs w:val="24"/>
+        </w:rPr>
+      </w:pPr>
+      <w:r>
+        <w:rPr>
+          <w:rFonts w:ascii="Google Sans Text" w:eastAsia="Google Sans Text" w:hAnsi="Google Sans Text" w:cs="Google Sans Text"/>
+          <w:color w:val="1B1C1D"/>
+          <w:sz w:val="24"/>
+          <w:szCs w:val="24"/>
+        </w:rPr>
+        <w:t xml:space="preserve">Anomaly Score: 2 </w:t>
+      </w:r>
+    </w:p>
+    <w:p>
+      <w:pPr>
+        <w:rPr>
+          <w:rFonts w:ascii="Google Sans Text" w:eastAsia="Google Sans Text" w:hAnsi="Google Sans Text" w:cs="Google Sans Text"/>
+          <w:color w:val="1B1C1D"/>
+          <w:sz w:val="24"/>
+          <w:szCs w:val="24"/>
+        </w:rPr>
+      </w:pPr>
+      <w:r>
+        <w:rPr>
+          <w:rFonts w:ascii="Google Sans Text" w:eastAsia="Google Sans Text" w:hAnsi="Google Sans Text" w:cs="Google Sans Text"/>
+          <w:color w:val="1B1C1D"/>
+          <w:sz w:val="24"/>
+          <w:szCs w:val="24"/>
+        </w:rPr>
+        <w:t xml:space="preserve">Explanation: </w:t>
+      </w:r>
+      <w:proofErr w:type="spellStart"/>
+      <w:r>
+        <w:rPr>
+          <w:rFonts w:ascii="Google Sans Text" w:eastAsia="Google Sans Text" w:hAnsi="Google Sans Text" w:cs="Google Sans Text"/>
+          <w:color w:val="1B1C1D"/>
+          <w:sz w:val="24"/>
+          <w:szCs w:val="24"/>
+        </w:rPr>
+        <w:t>Wazuh</w:t>
+      </w:r>
+      <w:proofErr w:type="spellEnd"/>
+      <w:r>
+        <w:rPr>
+          <w:rFonts w:ascii="Google Sans Text" w:eastAsia="Google Sans Text" w:hAnsi="Google Sans Text" w:cs="Google Sans Text"/>
+          <w:color w:val="1B1C1D"/>
+          <w:sz w:val="24"/>
+          <w:szCs w:val="24"/>
+        </w:rPr>
+        <w:t xml:space="preserve"> rule level 7 or above (medium/high severity) </w:t>
+      </w:r>
+    </w:p>
+    <w:p>
+      <w:pPr>
+        <w:rPr>
+          <w:rFonts w:ascii="Google Sans Text" w:eastAsia="Google Sans Text" w:hAnsi="Google Sans Text" w:cs="Google Sans Text"/>
+          <w:color w:val="1B1C1D"/>
+          <w:sz w:val="24"/>
+          <w:szCs w:val="24"/>
+        </w:rPr>
+      </w:pPr>
+      <w:r>
+        <w:rPr>
+          <w:rFonts w:ascii="Google Sans Text" w:eastAsia="Google Sans Text" w:hAnsi="Google Sans Text" w:cs="Google Sans Text"/>
+          <w:color w:val="1B1C1D"/>
+          <w:sz w:val="24"/>
+          <w:szCs w:val="24"/>
+        </w:rPr>
+        <w:t xml:space="preserve">------------------------------------------------------------ </w:t>
+      </w:r>
+    </w:p>
+    <w:p>
+      <w:pPr>
+        <w:rPr>
+          <w:rFonts w:ascii="Google Sans Text" w:eastAsia="Google Sans Text" w:hAnsi="Google Sans Text" w:cs="Google Sans Text"/>
+          <w:color w:val="1B1C1D"/>
+          <w:sz w:val="24"/>
+          <w:szCs w:val="24"/>
+        </w:rPr>
+      </w:pPr>
+      <w:r>
+        <w:rPr>
+          <w:rFonts w:ascii="Google Sans Text" w:eastAsia="Google Sans Text" w:hAnsi="Google Sans Text" w:cs="Google Sans Text"/>
+          <w:color w:val="1B1C1D"/>
+          <w:sz w:val="24"/>
+          <w:szCs w:val="24"/>
+        </w:rPr>
+        <w:t xml:space="preserve">Time 2025-05-09 17:00 </w:t>
+      </w:r>
+    </w:p>
+    <w:p>
+      <w:pPr>
+        <w:rPr>
+          <w:rFonts w:ascii="Google Sans Text" w:eastAsia="Google Sans Text" w:hAnsi="Google Sans Text" w:cs="Google Sans Text"/>
+          <w:color w:val="1B1C1D"/>
+          <w:sz w:val="24"/>
+          <w:szCs w:val="24"/>
+        </w:rPr>
+      </w:pPr>
+      <w:r>
+        <w:rPr>
+          <w:rFonts w:ascii="Google Sans Text" w:eastAsia="Google Sans Text" w:hAnsi="Google Sans Text" w:cs="Google Sans Text"/>
+          <w:color w:val="1B1C1D"/>
+          <w:sz w:val="24"/>
+          <w:szCs w:val="24"/>
+        </w:rPr>
+        <w:t xml:space="preserve">Anomaly Score: 4 </w:t>
+      </w:r>
+    </w:p>
+    <w:p>
+      <w:pPr>
+        <w:rPr>
+          <w:rFonts w:ascii="Google Sans Text" w:eastAsia="Google Sans Text" w:hAnsi="Google Sans Text" w:cs="Google Sans Text"/>
+          <w:color w:val="1B1C1D"/>
+          <w:sz w:val="24"/>
+          <w:szCs w:val="24"/>
+        </w:rPr>
+      </w:pPr>
+      <w:r>
+        <w:rPr>
+          <w:rFonts w:ascii="Google Sans Text" w:eastAsia="Google Sans Text" w:hAnsi="Google Sans Text" w:cs="Google Sans Text"/>
+          <w:color w:val="1B1C1D"/>
+          <w:sz w:val="24"/>
+          <w:szCs w:val="24"/>
+        </w:rPr>
+        <w:t xml:space="preserve">Explanation: </w:t>
+      </w:r>
+      <w:proofErr w:type="spellStart"/>
+      <w:r>
+        <w:rPr>
+          <w:rFonts w:ascii="Google Sans Text" w:eastAsia="Google Sans Text" w:hAnsi="Google Sans Text" w:cs="Google Sans Text"/>
+          <w:color w:val="1B1C1D"/>
+          <w:sz w:val="24"/>
+          <w:szCs w:val="24"/>
+        </w:rPr>
+        <w:t>Wazuh</w:t>
+      </w:r>
+      <w:proofErr w:type="spellEnd"/>
+      <w:r>
+        <w:rPr>
+          <w:rFonts w:ascii="Google Sans Text" w:eastAsia="Google Sans Text" w:hAnsi="Google Sans Text" w:cs="Google Sans Text"/>
+          <w:color w:val="1B1C1D"/>
+          <w:sz w:val="24"/>
+          <w:szCs w:val="24"/>
+        </w:rPr>
+        <w:t xml:space="preserve"> rule level 7 or above (medium/high severity) </w:t>
+      </w:r>
+    </w:p>
+    <w:p>
+      <w:pPr>
+        <w:rPr>
+          <w:rFonts w:ascii="Google Sans Text" w:eastAsia="Google Sans Text" w:hAnsi="Google Sans Text" w:cs="Google Sans Text"/>
+          <w:color w:val="1B1C1D"/>
+          <w:sz w:val="24"/>
+          <w:szCs w:val="24"/>
+        </w:rPr>
+      </w:pPr>
+      <w:r>
+        <w:rPr>
+          <w:rFonts w:ascii="Google Sans Text" w:eastAsia="Google Sans Text" w:hAnsi="Google Sans Text" w:cs="Google Sans Text"/>
+          <w:color w:val="1B1C1D"/>
+          <w:sz w:val="24"/>
+          <w:szCs w:val="24"/>
+        </w:rPr>
+        <w:t xml:space="preserve">------------------------------------------------------------ </w:t>
+      </w:r>
+    </w:p>
+    <w:p>
+      <w:pPr>
+        <w:rPr>
+          <w:rFonts w:ascii="Google Sans Text" w:eastAsia="Google Sans Text" w:hAnsi="Google Sans Text" w:cs="Google Sans Text"/>
+          <w:color w:val="1B1C1D"/>
+          <w:sz w:val="24"/>
+          <w:szCs w:val="24"/>
+        </w:rPr>
+      </w:pPr>
+      <w:r>
+        <w:rPr>
+          <w:rFonts w:ascii="Google Sans Text" w:eastAsia="Google Sans Text" w:hAnsi="Google Sans Text" w:cs="Google Sans Text"/>
+          <w:color w:val="1B1C1D"/>
+          <w:sz w:val="24"/>
+          <w:szCs w:val="24"/>
+        </w:rPr>
+        <w:t xml:space="preserve">Time 2025-05-09 17:05 </w:t>
+      </w:r>
+    </w:p>
+    <w:p>
+      <w:pPr>
+        <w:rPr>
+          <w:rFonts w:ascii="Google Sans Text" w:eastAsia="Google Sans Text" w:hAnsi="Google Sans Text" w:cs="Google Sans Text"/>
+          <w:color w:val="1B1C1D"/>
+          <w:sz w:val="24"/>
+          <w:szCs w:val="24"/>
+        </w:rPr>
+      </w:pPr>
+      <w:r>
+        <w:rPr>
+          <w:rFonts w:ascii="Google Sans Text" w:eastAsia="Google Sans Text" w:hAnsi="Google Sans Text" w:cs="Google Sans Text"/>
+          <w:color w:val="1B1C1D"/>
+          <w:sz w:val="24"/>
+          <w:szCs w:val="24"/>
+        </w:rPr>
+        <w:t xml:space="preserve">Anomaly Score: 4 </w:t>
+      </w:r>
+    </w:p>
+    <w:p>
+      <w:pPr>
+        <w:rPr>
+          <w:rFonts w:ascii="Google Sans Text" w:eastAsia="Google Sans Text" w:hAnsi="Google Sans Text" w:cs="Google Sans Text"/>
+          <w:color w:val="1B1C1D"/>
+          <w:sz w:val="24"/>
+          <w:szCs w:val="24"/>
+        </w:rPr>
+      </w:pPr>
+      <w:r>
+        <w:rPr>
+          <w:rFonts w:ascii="Google Sans Text" w:eastAsia="Google Sans Text" w:hAnsi="Google Sans Text" w:cs="Google Sans Text"/>
+          <w:color w:val="1B1C1D"/>
+          <w:sz w:val="24"/>
+          <w:szCs w:val="24"/>
+        </w:rPr>
+        <w:t xml:space="preserve">Explanation: </w:t>
+      </w:r>
+      <w:proofErr w:type="spellStart"/>
+      <w:r>
+        <w:rPr>
+          <w:rFonts w:ascii="Google Sans Text" w:eastAsia="Google Sans Text" w:hAnsi="Google Sans Text" w:cs="Google Sans Text"/>
+          <w:color w:val="1B1C1D"/>
+          <w:sz w:val="24"/>
+          <w:szCs w:val="24"/>
+        </w:rPr>
+        <w:t>cmd</w:t>
+      </w:r>
+      <w:proofErr w:type="spellEnd"/>
+      <w:r>
+        <w:rPr>
+          <w:rFonts w:ascii="Google Sans Text" w:eastAsia="Google Sans Text" w:hAnsi="Google Sans Text" w:cs="Google Sans Text"/>
+          <w:color w:val="1B1C1D"/>
+          <w:sz w:val="24"/>
+          <w:szCs w:val="24"/>
+        </w:rPr>
+        <w:t xml:space="preserve"> prompt started by suspicious process [T1059.003] </w:t>
+      </w:r>
+    </w:p>
+    <w:p>
+      <w:pPr>
+        <w:rPr>
+          <w:rFonts w:ascii="Google Sans Text" w:eastAsia="Google Sans Text" w:hAnsi="Google Sans Text" w:cs="Google Sans Text"/>
+          <w:color w:val="1B1C1D"/>
+          <w:sz w:val="24"/>
+          <w:szCs w:val="24"/>
+        </w:rPr>
+      </w:pPr>
+      <w:r>
+        <w:rPr>
+          <w:rFonts w:ascii="Google Sans Text" w:eastAsia="Google Sans Text" w:hAnsi="Google Sans Text" w:cs="Google Sans Text"/>
+          <w:color w:val="1B1C1D"/>
+          <w:sz w:val="24"/>
+          <w:szCs w:val="24"/>
+        </w:rPr>
+        <w:t xml:space="preserve">------------------------------------------------------------ </w:t>
+      </w:r>
+    </w:p>
+    <w:p>
+      <w:pPr>
+        <w:rPr>
+          <w:rFonts w:ascii="Google Sans Text" w:eastAsia="Google Sans Text" w:hAnsi="Google Sans Text" w:cs="Google Sans Text"/>
+          <w:color w:val="1B1C1D"/>
+          <w:sz w:val="24"/>
+          <w:szCs w:val="24"/>
+        </w:rPr>
+      </w:pPr>
+      <w:r>
+        <w:rPr>
+          <w:rFonts w:ascii="Google Sans Text" w:eastAsia="Google Sans Text" w:hAnsi="Google Sans Text" w:cs="Google Sans Text"/>
+          <w:color w:val="1B1C1D"/>
+          <w:sz w:val="24"/>
+          <w:szCs w:val="24"/>
+        </w:rPr>
+        <w:t xml:space="preserve">Time 2025-05-09 17:48 </w:t>
+      </w:r>
+    </w:p>
+    <w:p>
+      <w:pPr>
+        <w:rPr>
+          <w:rFonts w:ascii="Google Sans Text" w:eastAsia="Google Sans Text" w:hAnsi="Google Sans Text" w:cs="Google Sans Text"/>
+          <w:color w:val="1B1C1D"/>
+          <w:sz w:val="24"/>
+          <w:szCs w:val="24"/>
+        </w:rPr>
+      </w:pPr>
+      <w:r>
+        <w:rPr>
+          <w:rFonts w:ascii="Google Sans Text" w:eastAsia="Google Sans Text" w:hAnsi="Google Sans Text" w:cs="Google Sans Text"/>
+          <w:color w:val="1B1C1D"/>
+          <w:sz w:val="24"/>
+          <w:szCs w:val="24"/>
+        </w:rPr>
+        <w:t xml:space="preserve">Anomaly Score: 6 </w:t>
+      </w:r>
+    </w:p>
+    <w:p>
+      <w:pPr>
+        <w:rPr>
+          <w:rFonts w:ascii="Google Sans Text" w:eastAsia="Google Sans Text" w:hAnsi="Google Sans Text" w:cs="Google Sans Text"/>
+          <w:color w:val="1B1C1D"/>
+          <w:sz w:val="24"/>
+          <w:szCs w:val="24"/>
+        </w:rPr>
+      </w:pPr>
+      <w:r>
+        <w:rPr>
+          <w:rFonts w:ascii="Google Sans Text" w:eastAsia="Google Sans Text" w:hAnsi="Google Sans Text" w:cs="Google Sans Text"/>
+          <w:color w:val="1B1C1D"/>
+          <w:sz w:val="24"/>
+          <w:szCs w:val="24"/>
+        </w:rPr>
+        <w:t xml:space="preserve">Explanation: Suspicious logon process (user32 or </w:t>
+      </w:r>
+      <w:proofErr w:type="spellStart"/>
+      <w:r>
+        <w:rPr>
+          <w:rFonts w:ascii="Google Sans Text" w:eastAsia="Google Sans Text" w:hAnsi="Google Sans Text" w:cs="Google Sans Text"/>
+          <w:color w:val="1B1C1D"/>
+          <w:sz w:val="24"/>
+          <w:szCs w:val="24"/>
+        </w:rPr>
+        <w:t>NtLmSsp</w:t>
+      </w:r>
+      <w:proofErr w:type="spellEnd"/>
+      <w:r>
+        <w:rPr>
+          <w:rFonts w:ascii="Google Sans Text" w:eastAsia="Google Sans Text" w:hAnsi="Google Sans Text" w:cs="Google Sans Text"/>
+          <w:color w:val="1B1C1D"/>
+          <w:sz w:val="24"/>
+          <w:szCs w:val="24"/>
+        </w:rPr>
+        <w:t xml:space="preserve">); Special privileges assigned to logon [T1484] </w:t>
+      </w:r>
+    </w:p>
+    <w:p>
+      <w:pPr>
+        <w:rPr>
+          <w:rFonts w:ascii="Google Sans Text" w:eastAsia="Google Sans Text" w:hAnsi="Google Sans Text" w:cs="Google Sans Text"/>
+          <w:color w:val="1B1C1D"/>
+          <w:sz w:val="24"/>
+          <w:szCs w:val="24"/>
+        </w:rPr>
+      </w:pPr>
+      <w:r>
+        <w:rPr>
+          <w:rFonts w:ascii="Google Sans Text" w:eastAsia="Google Sans Text" w:hAnsi="Google Sans Text" w:cs="Google Sans Text"/>
+          <w:color w:val="1B1C1D"/>
+          <w:sz w:val="24"/>
+          <w:szCs w:val="24"/>
+        </w:rPr>
+        <w:t>------------------------------------------------------------</w:t>
+      </w:r>
+    </w:p>
+    <w:p>
+      <w:pPr>
+        <w:rPr>
+          <w:rFonts w:ascii="Google Sans Text" w:eastAsia="Google Sans Text" w:hAnsi="Google Sans Text" w:cs="Google Sans Text"/>
+          <w:color w:val="1B1C1D"/>
+          <w:sz w:val="24"/>
+          <w:szCs w:val="24"/>
+        </w:rPr>
+      </w:pPr>
+      <w:r>
+        <w:rPr>
+          <w:rFonts w:ascii="Google Sans Text" w:eastAsia="Google Sans Text" w:hAnsi="Google Sans Text" w:cs="Google Sans Text"/>
+          <w:color w:val="1B1C1D"/>
+          <w:sz w:val="24"/>
+          <w:szCs w:val="24"/>
+        </w:rPr>
         <w:br w:type="page"/>
       </w:r>
     </w:p>
@@ -1445,7 +9501,7 @@
           <w:szCs w:val="24"/>
         </w:rPr>
       </w:pPr>
-      <w:bookmarkStart w:id="3" w:name="_Toc197953314"/>
+      <w:bookmarkStart w:id="3" w:name="_Toc197953514"/>
       <w:r>
         <w:rPr>
           <w:rFonts w:ascii="Google Sans Text" w:eastAsia="Google Sans Text" w:hAnsi="Google Sans Text" w:cs="Google Sans Text"/>
@@ -1467,42 +9523,15 @@
           <w:szCs w:val="24"/>
         </w:rPr>
       </w:pPr>
-      <w:bookmarkStart w:id="4" w:name="_Toc197953315"/>
-      <w:r>
-        <w:rPr>
-          <w:rFonts w:ascii="Google Sans Text" w:eastAsia="Google Sans Text" w:hAnsi="Google Sans Text" w:cs="Google Sans Text"/>
-          <w:color w:val="1B1C1D"/>
-          <w:sz w:val="24"/>
-          <w:szCs w:val="24"/>
-        </w:rPr>
-        <w:t xml:space="preserve">Analysis </w:t>
-      </w:r>
-      <w:r>
-        <w:rPr>
-          <w:rFonts w:ascii="Google Sans Text" w:eastAsia="Google Sans Text" w:hAnsi="Google Sans Text" w:cs="Google Sans Text"/>
-          <w:color w:val="1B1C1D"/>
-          <w:sz w:val="24"/>
-          <w:szCs w:val="24"/>
-        </w:rPr>
-        <w:t xml:space="preserve">– </w:t>
-      </w:r>
-      <w:r>
-        <w:rPr>
-          <w:rFonts w:ascii="Google Sans Text" w:eastAsia="Google Sans Text" w:hAnsi="Google Sans Text" w:cs="Google Sans Text"/>
-          <w:color w:val="1B1C1D"/>
-          <w:sz w:val="24"/>
-          <w:szCs w:val="24"/>
-        </w:rPr>
-        <w:t>Network</w:t>
-      </w:r>
-      <w:r>
-        <w:rPr>
-          <w:rFonts w:ascii="Google Sans Text" w:eastAsia="Google Sans Text" w:hAnsi="Google Sans Text" w:cs="Google Sans Text"/>
-          <w:color w:val="1B1C1D"/>
-          <w:sz w:val="24"/>
-          <w:szCs w:val="24"/>
-        </w:rPr>
-        <w:t xml:space="preserve"> Anomaly</w:t>
+      <w:bookmarkStart w:id="4" w:name="_Toc197953515"/>
+      <w:r>
+        <w:rPr>
+          <w:rFonts w:ascii="Google Sans Text" w:eastAsia="Google Sans Text" w:hAnsi="Google Sans Text" w:cs="Google Sans Text"/>
+          <w:color w:val="1B1C1D"/>
+          <w:sz w:val="24"/>
+          <w:szCs w:val="24"/>
+        </w:rPr>
+        <w:t>Analysis – Network Anomaly</w:t>
       </w:r>
       <w:bookmarkEnd w:id="4"/>
     </w:p>
@@ -2018,7 +10047,7 @@
           <w:szCs w:val="24"/>
         </w:rPr>
       </w:pPr>
-      <w:bookmarkStart w:id="5" w:name="_Toc197953316"/>
+      <w:bookmarkStart w:id="5" w:name="_Toc197953516"/>
       <w:r>
         <w:rPr>
           <w:rFonts w:ascii="Google Sans Text" w:eastAsia="Google Sans Text" w:hAnsi="Google Sans Text" w:cs="Google Sans Text"/>
@@ -2068,6 +10097,7 @@
       <w:r>
         <w:rPr>
           <w:rFonts w:ascii="Google Sans Text" w:eastAsia="Google Sans Text" w:hAnsi="Google Sans Text" w:cs="Google Sans Text"/>
+          <w:noProof/>
           <w:color w:val="1B1C1D"/>
           <w:sz w:val="24"/>
           <w:szCs w:val="24"/>
@@ -4010,7 +12040,7 @@
           <w:szCs w:val="24"/>
         </w:rPr>
       </w:pPr>
-      <w:bookmarkStart w:id="6" w:name="_Toc197953317"/>
+      <w:bookmarkStart w:id="6" w:name="_Toc197953517"/>
       <w:r>
         <w:rPr>
           <w:rFonts w:ascii="Google Sans Text" w:eastAsia="Google Sans Text" w:hAnsi="Google Sans Text" w:cs="Google Sans Text"/>
@@ -4033,33 +12063,15 @@
           <w:szCs w:val="24"/>
         </w:rPr>
       </w:pPr>
-      <w:bookmarkStart w:id="7" w:name="_Toc197953318"/>
-      <w:r>
-        <w:rPr>
-          <w:rFonts w:ascii="Google Sans Text" w:eastAsia="Google Sans Text" w:hAnsi="Google Sans Text" w:cs="Google Sans Text"/>
-          <w:color w:val="1B1C1D"/>
-          <w:sz w:val="24"/>
-          <w:szCs w:val="24"/>
-        </w:rPr>
-        <w:t xml:space="preserve">Analysis – </w:t>
-      </w:r>
-      <w:r>
-        <w:rPr>
-          <w:rFonts w:ascii="Google Sans Text" w:eastAsia="Google Sans Text" w:hAnsi="Google Sans Text" w:cs="Google Sans Text"/>
-          <w:color w:val="1B1C1D"/>
-          <w:sz w:val="24"/>
-          <w:szCs w:val="24"/>
-        </w:rPr>
-        <w:t>Process</w:t>
-      </w:r>
-      <w:r>
-        <w:rPr>
-          <w:rFonts w:ascii="Google Sans Text" w:eastAsia="Google Sans Text" w:hAnsi="Google Sans Text" w:cs="Google Sans Text"/>
-          <w:color w:val="1B1C1D"/>
-          <w:sz w:val="24"/>
-          <w:szCs w:val="24"/>
-        </w:rPr>
-        <w:t xml:space="preserve"> Anomaly</w:t>
+      <w:bookmarkStart w:id="7" w:name="_Toc197953518"/>
+      <w:r>
+        <w:rPr>
+          <w:rFonts w:ascii="Google Sans Text" w:eastAsia="Google Sans Text" w:hAnsi="Google Sans Text" w:cs="Google Sans Text"/>
+          <w:color w:val="1B1C1D"/>
+          <w:sz w:val="24"/>
+          <w:szCs w:val="24"/>
+        </w:rPr>
+        <w:t>Analysis – Process Anomaly</w:t>
       </w:r>
       <w:bookmarkEnd w:id="7"/>
     </w:p>
@@ -4549,7 +12561,7 @@
           <w:szCs w:val="24"/>
         </w:rPr>
       </w:pPr>
-      <w:bookmarkStart w:id="8" w:name="_Toc197953319"/>
+      <w:bookmarkStart w:id="8" w:name="_Toc197953519"/>
       <w:r>
         <w:rPr>
           <w:rFonts w:ascii="Google Sans Text" w:eastAsia="Google Sans Text" w:hAnsi="Google Sans Text" w:cs="Google Sans Text"/>
@@ -4590,6 +12602,7 @@
       <w:r>
         <w:rPr>
           <w:rFonts w:ascii="Google Sans Text" w:eastAsia="Google Sans Text" w:hAnsi="Google Sans Text" w:cs="Google Sans Text"/>
+          <w:noProof/>
           <w:color w:val="1B1C1D"/>
           <w:sz w:val="24"/>
           <w:szCs w:val="24"/>
